--- a/docs/public/huangdi/suwen/四季四方五藏图.docx
+++ b/docs/public/huangdi/suwen/四季四方五藏图.docx
@@ -10,18 +10,18 @@
         <mc:AlternateContent>
           <mc:Choice Requires="wps">
             <w:drawing>
-              <wp:anchor distT="0" distB="0" distL="114300" distR="114300" simplePos="0" relativeHeight="251704320" behindDoc="0" locked="0" layoutInCell="1" allowOverlap="1">
+              <wp:anchor distT="0" distB="0" distL="114300" distR="114300" simplePos="0" relativeHeight="251713536" behindDoc="0" locked="0" layoutInCell="1" allowOverlap="1">
                 <wp:simplePos x="0" y="0"/>
                 <wp:positionH relativeFrom="column">
-                  <wp:posOffset>-354965</wp:posOffset>
+                  <wp:posOffset>-506730</wp:posOffset>
                 </wp:positionH>
                 <wp:positionV relativeFrom="paragraph">
-                  <wp:posOffset>-798830</wp:posOffset>
+                  <wp:posOffset>-827405</wp:posOffset>
                 </wp:positionV>
-                <wp:extent cx="2759710" cy="1354455"/>
-                <wp:effectExtent l="0" t="0" r="2540" b="17145"/>
+                <wp:extent cx="2990215" cy="542925"/>
+                <wp:effectExtent l="0" t="0" r="635" b="9525"/>
                 <wp:wrapNone/>
-                <wp:docPr id="75" name="文本框 75"/>
+                <wp:docPr id="13" name="文本框 13"/>
                 <wp:cNvGraphicFramePr/>
                 <a:graphic xmlns:a="http://schemas.openxmlformats.org/drawingml/2006/main">
                   <a:graphicData uri="http://schemas.microsoft.com/office/word/2010/wordprocessingShape">
@@ -29,8 +29,8 @@
                       <wps:cNvSpPr txBox="1"/>
                       <wps:spPr>
                         <a:xfrm>
-                          <a:off x="0" y="0"/>
-                          <a:ext cx="2759710" cy="1354455"/>
+                          <a:off x="493395" y="382270"/>
+                          <a:ext cx="2990215" cy="542925"/>
                         </a:xfrm>
                         <a:prstGeom prst="rect">
                           <a:avLst/>
@@ -62,45 +62,19 @@
                             <w:pPr>
                               <w:rPr>
                                 <w:rFonts w:hint="eastAsia" w:ascii="微软雅黑" w:hAnsi="微软雅黑" w:eastAsia="微软雅黑" w:cs="微软雅黑"/>
+                                <w:sz w:val="36"/>
+                                <w:szCs w:val="36"/>
                                 <w:lang w:val="en-US" w:eastAsia="zh-CN"/>
                               </w:rPr>
                             </w:pPr>
                             <w:r>
                               <w:rPr>
                                 <w:rFonts w:hint="eastAsia" w:ascii="微软雅黑" w:hAnsi="微软雅黑" w:eastAsia="微软雅黑" w:cs="微软雅黑"/>
-                                <w:lang w:val="en-US" w:eastAsia="zh-CN"/>
-                              </w:rPr>
-                              <w:t>南方赤色，类火，应夏，对应心</w:t>
-                            </w:r>
-                          </w:p>
-                          <w:p>
-                            <w:pPr>
-                              <w:rPr>
-                                <w:rFonts w:hint="eastAsia" w:ascii="微软雅黑" w:hAnsi="微软雅黑" w:eastAsia="微软雅黑" w:cs="微软雅黑"/>
-                                <w:lang w:val="en-US" w:eastAsia="zh-CN"/>
-                              </w:rPr>
-                            </w:pPr>
-                            <w:r>
-                              <w:rPr>
-                                <w:rFonts w:hint="eastAsia" w:ascii="微软雅黑" w:hAnsi="微软雅黑" w:eastAsia="微软雅黑" w:cs="微软雅黑"/>
-                                <w:lang w:val="en-US" w:eastAsia="zh-CN"/>
-                              </w:rPr>
-                              <w:t>西方白色，类金，应秋，对应肺</w:t>
-                            </w:r>
-                          </w:p>
-                          <w:p>
-                            <w:pPr>
-                              <w:rPr>
-                                <w:rFonts w:hint="default" w:ascii="微软雅黑" w:hAnsi="微软雅黑" w:eastAsia="微软雅黑" w:cs="微软雅黑"/>
-                                <w:lang w:val="en-US" w:eastAsia="zh-CN"/>
-                              </w:rPr>
-                            </w:pPr>
-                            <w:r>
-                              <w:rPr>
-                                <w:rFonts w:hint="eastAsia" w:ascii="微软雅黑" w:hAnsi="微软雅黑" w:eastAsia="微软雅黑" w:cs="微软雅黑"/>
-                                <w:lang w:val="en-US" w:eastAsia="zh-CN"/>
-                              </w:rPr>
-                              <w:t>中方黄色，类土，应长夏，对应脾</w:t>
+                                <w:sz w:val="36"/>
+                                <w:szCs w:val="36"/>
+                                <w:lang w:val="en-US" w:eastAsia="zh-CN"/>
+                              </w:rPr>
+                              <w:t>四季四方五行五臟对应图</w:t>
                             </w:r>
                           </w:p>
                         </w:txbxContent>
@@ -116,7 +90,7 @@
           </mc:Choice>
           <mc:Fallback>
             <w:pict>
-              <v:shape id="_x0000_s1026" o:spid="_x0000_s1026" o:spt="202" type="#_x0000_t202" style="position:absolute;left:0pt;margin-left:-27.95pt;margin-top:-62.9pt;height:106.65pt;width:217.3pt;z-index:251704320;mso-width-relative:page;mso-height-relative:page;" fillcolor="#FFFFFF [3201]" filled="t" stroked="f" coordsize="21600,21600" o:gfxdata="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">
+              <v:shape id="_x0000_s1026" o:spid="_x0000_s1026" o:spt="202" type="#_x0000_t202" style="position:absolute;left:0pt;margin-left:-39.9pt;margin-top:-65.15pt;height:42.75pt;width:235.45pt;z-index:251713536;mso-width-relative:page;mso-height-relative:page;" fillcolor="#FFFFFF [3201]" filled="t" stroked="f" coordsize="21600,21600" o:gfxdata="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">
                 <v:fill on="t" focussize="0,0"/>
                 <v:stroke on="f" weight="0.5pt"/>
                 <v:imagedata o:title=""/>
@@ -127,12 +101,155 @@
                       <w:pPr>
                         <w:rPr>
                           <w:rFonts w:hint="eastAsia" w:ascii="微软雅黑" w:hAnsi="微软雅黑" w:eastAsia="微软雅黑" w:cs="微软雅黑"/>
+                          <w:sz w:val="36"/>
+                          <w:szCs w:val="36"/>
                           <w:lang w:val="en-US" w:eastAsia="zh-CN"/>
                         </w:rPr>
                       </w:pPr>
                       <w:r>
                         <w:rPr>
                           <w:rFonts w:hint="eastAsia" w:ascii="微软雅黑" w:hAnsi="微软雅黑" w:eastAsia="微软雅黑" w:cs="微软雅黑"/>
+                          <w:sz w:val="36"/>
+                          <w:szCs w:val="36"/>
+                          <w:lang w:val="en-US" w:eastAsia="zh-CN"/>
+                        </w:rPr>
+                        <w:t>四季四方五行五臟对应图</w:t>
+                      </w:r>
+                    </w:p>
+                  </w:txbxContent>
+                </v:textbox>
+              </v:shape>
+            </w:pict>
+          </mc:Fallback>
+        </mc:AlternateContent>
+      </w:r>
+      <w:r>
+        <w:rPr>
+          <w:sz w:val="21"/>
+        </w:rPr>
+        <mc:AlternateContent>
+          <mc:Choice Requires="wps">
+            <w:drawing>
+              <wp:anchor distT="0" distB="0" distL="114300" distR="114300" simplePos="0" relativeHeight="251704320" behindDoc="0" locked="0" layoutInCell="1" allowOverlap="1">
+                <wp:simplePos x="0" y="0"/>
+                <wp:positionH relativeFrom="column">
+                  <wp:posOffset>-520700</wp:posOffset>
+                </wp:positionH>
+                <wp:positionV relativeFrom="paragraph">
+                  <wp:posOffset>-274955</wp:posOffset>
+                </wp:positionV>
+                <wp:extent cx="2925445" cy="869315"/>
+                <wp:effectExtent l="0" t="0" r="8255" b="6985"/>
+                <wp:wrapNone/>
+                <wp:docPr id="75" name="文本框 75"/>
+                <wp:cNvGraphicFramePr/>
+                <a:graphic xmlns:a="http://schemas.openxmlformats.org/drawingml/2006/main">
+                  <a:graphicData uri="http://schemas.microsoft.com/office/word/2010/wordprocessingShape">
+                    <wps:wsp>
+                      <wps:cNvSpPr txBox="1"/>
+                      <wps:spPr>
+                        <a:xfrm>
+                          <a:off x="0" y="0"/>
+                          <a:ext cx="2925445" cy="869315"/>
+                        </a:xfrm>
+                        <a:prstGeom prst="rect">
+                          <a:avLst/>
+                        </a:prstGeom>
+                        <a:solidFill>
+                          <a:schemeClr val="lt1"/>
+                        </a:solidFill>
+                        <a:ln w="6350">
+                          <a:noFill/>
+                        </a:ln>
+                      </wps:spPr>
+                      <wps:style>
+                        <a:lnRef idx="0">
+                          <a:schemeClr val="accent1"/>
+                        </a:lnRef>
+                        <a:fillRef idx="0">
+                          <a:schemeClr val="accent1"/>
+                        </a:fillRef>
+                        <a:effectRef idx="0">
+                          <a:schemeClr val="accent1"/>
+                        </a:effectRef>
+                        <a:fontRef idx="minor">
+                          <a:schemeClr val="dk1"/>
+                        </a:fontRef>
+                      </wps:style>
+                      <wps:txbx>
+                        <w:txbxContent>
+                          <w:p>
+                            <w:pPr>
+                              <w:rPr>
+                                <w:rFonts w:hint="eastAsia" w:ascii="微软雅黑" w:hAnsi="微软雅黑" w:eastAsia="微软雅黑" w:cs="微软雅黑"/>
+                                <w:sz w:val="28"/>
+                                <w:szCs w:val="28"/>
+                                <w:lang w:val="en-US" w:eastAsia="zh-CN"/>
+                              </w:rPr>
+                            </w:pPr>
+                            <w:r>
+                              <w:rPr>
+                                <w:rFonts w:hint="eastAsia" w:ascii="微软雅黑" w:hAnsi="微软雅黑" w:eastAsia="微软雅黑" w:cs="微软雅黑"/>
+                                <w:sz w:val="28"/>
+                                <w:szCs w:val="28"/>
+                                <w:lang w:val="en-US" w:eastAsia="zh-CN"/>
+                              </w:rPr>
+                              <w:t>南方赤色，类火，应夏，对应心</w:t>
+                            </w:r>
+                          </w:p>
+                          <w:p>
+                            <w:pPr>
+                              <w:rPr>
+                                <w:rFonts w:hint="default" w:ascii="微软雅黑" w:hAnsi="微软雅黑" w:eastAsia="微软雅黑" w:cs="微软雅黑"/>
+                                <w:sz w:val="28"/>
+                                <w:szCs w:val="28"/>
+                                <w:lang w:val="en-US" w:eastAsia="zh-CN"/>
+                              </w:rPr>
+                            </w:pPr>
+                            <w:r>
+                              <w:rPr>
+                                <w:rFonts w:hint="eastAsia" w:ascii="微软雅黑" w:hAnsi="微软雅黑" w:eastAsia="微软雅黑" w:cs="微软雅黑"/>
+                                <w:sz w:val="28"/>
+                                <w:szCs w:val="28"/>
+                                <w:lang w:val="en-US" w:eastAsia="zh-CN"/>
+                              </w:rPr>
+                              <w:t>西方白色，类金，应秋，对应肺</w:t>
+                            </w:r>
+                          </w:p>
+                        </w:txbxContent>
+                      </wps:txbx>
+                      <wps:bodyPr rot="0" spcFirstLastPara="0" vertOverflow="overflow" horzOverflow="overflow" vert="horz" wrap="square" lIns="91440" tIns="45720" rIns="91440" bIns="45720" numCol="1" spcCol="0" rtlCol="0" fromWordArt="0" anchor="t" anchorCtr="0" forceAA="0" compatLnSpc="1">
+                        <a:noAutofit/>
+                      </wps:bodyPr>
+                    </wps:wsp>
+                  </a:graphicData>
+                </a:graphic>
+              </wp:anchor>
+            </w:drawing>
+          </mc:Choice>
+          <mc:Fallback>
+            <w:pict>
+              <v:shape id="_x0000_s1026" o:spid="_x0000_s1026" o:spt="202" type="#_x0000_t202" style="position:absolute;left:0pt;margin-left:-41pt;margin-top:-21.65pt;height:68.45pt;width:230.35pt;z-index:251704320;mso-width-relative:page;mso-height-relative:page;" fillcolor="#FFFFFF [3201]" filled="t" stroked="f" coordsize="21600,21600" o:gfxdata="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">
+                <v:fill on="t" focussize="0,0"/>
+                <v:stroke on="f" weight="0.5pt"/>
+                <v:imagedata o:title=""/>
+                <o:lock v:ext="edit" aspectratio="f"/>
+                <v:textbox>
+                  <w:txbxContent>
+                    <w:p>
+                      <w:pPr>
+                        <w:rPr>
+                          <w:rFonts w:hint="eastAsia" w:ascii="微软雅黑" w:hAnsi="微软雅黑" w:eastAsia="微软雅黑" w:cs="微软雅黑"/>
+                          <w:sz w:val="28"/>
+                          <w:szCs w:val="28"/>
+                          <w:lang w:val="en-US" w:eastAsia="zh-CN"/>
+                        </w:rPr>
+                      </w:pPr>
+                      <w:r>
+                        <w:rPr>
+                          <w:rFonts w:hint="eastAsia" w:ascii="微软雅黑" w:hAnsi="微软雅黑" w:eastAsia="微软雅黑" w:cs="微软雅黑"/>
+                          <w:sz w:val="28"/>
+                          <w:szCs w:val="28"/>
                           <w:lang w:val="en-US" w:eastAsia="zh-CN"/>
                         </w:rPr>
                         <w:t>南方赤色，类火，应夏，对应心</w:t>
@@ -141,31 +258,20 @@
                     <w:p>
                       <w:pPr>
                         <w:rPr>
-                          <w:rFonts w:hint="eastAsia" w:ascii="微软雅黑" w:hAnsi="微软雅黑" w:eastAsia="微软雅黑" w:cs="微软雅黑"/>
+                          <w:rFonts w:hint="default" w:ascii="微软雅黑" w:hAnsi="微软雅黑" w:eastAsia="微软雅黑" w:cs="微软雅黑"/>
+                          <w:sz w:val="28"/>
+                          <w:szCs w:val="28"/>
                           <w:lang w:val="en-US" w:eastAsia="zh-CN"/>
                         </w:rPr>
                       </w:pPr>
                       <w:r>
                         <w:rPr>
                           <w:rFonts w:hint="eastAsia" w:ascii="微软雅黑" w:hAnsi="微软雅黑" w:eastAsia="微软雅黑" w:cs="微软雅黑"/>
+                          <w:sz w:val="28"/>
+                          <w:szCs w:val="28"/>
                           <w:lang w:val="en-US" w:eastAsia="zh-CN"/>
                         </w:rPr>
                         <w:t>西方白色，类金，应秋，对应肺</w:t>
-                      </w:r>
-                    </w:p>
-                    <w:p>
-                      <w:pPr>
-                        <w:rPr>
-                          <w:rFonts w:hint="default" w:ascii="微软雅黑" w:hAnsi="微软雅黑" w:eastAsia="微软雅黑" w:cs="微软雅黑"/>
-                          <w:lang w:val="en-US" w:eastAsia="zh-CN"/>
-                        </w:rPr>
-                      </w:pPr>
-                      <w:r>
-                        <w:rPr>
-                          <w:rFonts w:hint="eastAsia" w:ascii="微软雅黑" w:hAnsi="微软雅黑" w:eastAsia="微软雅黑" w:cs="微软雅黑"/>
-                          <w:lang w:val="en-US" w:eastAsia="zh-CN"/>
-                        </w:rPr>
-                        <w:t>中方黄色，类土，应长夏，对应脾</w:t>
                       </w:r>
                     </w:p>
                   </w:txbxContent>
@@ -185,12 +291,12 @@
               <wp:anchor distT="0" distB="0" distL="114300" distR="114300" simplePos="0" relativeHeight="251683840" behindDoc="0" locked="0" layoutInCell="1" allowOverlap="1">
                 <wp:simplePos x="0" y="0"/>
                 <wp:positionH relativeFrom="page">
-                  <wp:posOffset>4478655</wp:posOffset>
+                  <wp:posOffset>4316730</wp:posOffset>
                 </wp:positionH>
                 <wp:positionV relativeFrom="paragraph">
-                  <wp:posOffset>-957580</wp:posOffset>
+                  <wp:posOffset>-1014730</wp:posOffset>
                 </wp:positionV>
-                <wp:extent cx="1122045" cy="557530"/>
+                <wp:extent cx="1360170" cy="605155"/>
                 <wp:effectExtent l="0" t="0" r="0" b="0"/>
                 <wp:wrapNone/>
                 <wp:docPr id="54" name="文本框 54"/>
@@ -202,7 +308,7 @@
                       <wps:spPr>
                         <a:xfrm>
                           <a:off x="0" y="0"/>
-                          <a:ext cx="1122045" cy="557530"/>
+                          <a:ext cx="1360170" cy="605155"/>
                         </a:xfrm>
                         <a:prstGeom prst="rect">
                           <a:avLst/>
@@ -241,17 +347,25 @@
                               <w:bidi w:val="0"/>
                               <w:adjustRightInd/>
                               <w:snapToGrid/>
-                              <w:spacing w:line="0" w:lineRule="atLeast"/>
+                              <w:spacing w:line="400" w:lineRule="exact"/>
                               <w:jc w:val="center"/>
                               <w:textAlignment w:val="auto"/>
                               <w:rPr>
-                                <w:rFonts w:hint="default" w:ascii="微软雅黑" w:hAnsi="微软雅黑" w:eastAsia="微软雅黑" w:cs="微软雅黑"/>
+                                <w:rFonts w:hint="eastAsia" w:ascii="微软雅黑" w:hAnsi="微软雅黑" w:eastAsia="微软雅黑" w:cs="微软雅黑"/>
+                                <w:b/>
+                                <w:bCs/>
+                                <w:sz w:val="28"/>
+                                <w:szCs w:val="28"/>
                                 <w:lang w:val="en-US" w:eastAsia="zh-CN"/>
                               </w:rPr>
                             </w:pPr>
                             <w:r>
                               <w:rPr>
                                 <w:rFonts w:hint="eastAsia" w:ascii="微软雅黑" w:hAnsi="微软雅黑" w:eastAsia="微软雅黑" w:cs="微软雅黑"/>
+                                <w:b/>
+                                <w:bCs/>
+                                <w:sz w:val="28"/>
+                                <w:szCs w:val="28"/>
                                 <w:lang w:val="en-US" w:eastAsia="zh-CN"/>
                               </w:rPr>
                               <w:t>12月21、22</w:t>
@@ -270,17 +384,25 @@
                               <w:bidi w:val="0"/>
                               <w:adjustRightInd/>
                               <w:snapToGrid/>
-                              <w:spacing w:line="0" w:lineRule="atLeast"/>
+                              <w:spacing w:line="400" w:lineRule="exact"/>
                               <w:jc w:val="center"/>
                               <w:textAlignment w:val="auto"/>
                               <w:rPr>
-                                <w:rFonts w:hint="default" w:ascii="微软雅黑" w:hAnsi="微软雅黑" w:eastAsia="微软雅黑" w:cs="微软雅黑"/>
+                                <w:rFonts w:hint="eastAsia" w:ascii="微软雅黑" w:hAnsi="微软雅黑" w:eastAsia="微软雅黑" w:cs="微软雅黑"/>
+                                <w:b/>
+                                <w:bCs/>
+                                <w:sz w:val="28"/>
+                                <w:szCs w:val="28"/>
                                 <w:lang w:val="en-US" w:eastAsia="zh-CN"/>
                               </w:rPr>
                             </w:pPr>
                             <w:r>
                               <w:rPr>
                                 <w:rFonts w:hint="eastAsia" w:ascii="微软雅黑" w:hAnsi="微软雅黑" w:eastAsia="微软雅黑" w:cs="微软雅黑"/>
+                                <w:b/>
+                                <w:bCs/>
+                                <w:sz w:val="28"/>
+                                <w:szCs w:val="28"/>
                                 <w:lang w:val="en-US" w:eastAsia="zh-CN"/>
                               </w:rPr>
                               <w:t>冬至</w:t>
@@ -299,7 +421,7 @@
           </mc:Choice>
           <mc:Fallback>
             <w:pict>
-              <v:shape id="_x0000_s1026" o:spid="_x0000_s1026" o:spt="202" type="#_x0000_t202" style="position:absolute;left:0pt;margin-left:352.65pt;margin-top:-75.4pt;height:43.9pt;width:88.35pt;mso-position-horizontal-relative:page;z-index:251683840;mso-width-relative:page;mso-height-relative:page;" filled="f" stroked="f" coordsize="21600,21600" o:gfxdata="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">
+              <v:shape id="_x0000_s1026" o:spid="_x0000_s1026" o:spt="202" type="#_x0000_t202" style="position:absolute;left:0pt;margin-left:339.9pt;margin-top:-79.9pt;height:47.65pt;width:107.1pt;mso-position-horizontal-relative:page;z-index:251683840;mso-width-relative:page;mso-height-relative:page;" filled="f" stroked="f" coordsize="21600,21600" o:gfxdata="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">
                 <v:fill on="f" focussize="0,0"/>
                 <v:stroke on="f" weight="0.5pt"/>
                 <v:imagedata o:title=""/>
@@ -319,17 +441,25 @@
                         <w:bidi w:val="0"/>
                         <w:adjustRightInd/>
                         <w:snapToGrid/>
-                        <w:spacing w:line="0" w:lineRule="atLeast"/>
+                        <w:spacing w:line="400" w:lineRule="exact"/>
                         <w:jc w:val="center"/>
                         <w:textAlignment w:val="auto"/>
                         <w:rPr>
-                          <w:rFonts w:hint="default" w:ascii="微软雅黑" w:hAnsi="微软雅黑" w:eastAsia="微软雅黑" w:cs="微软雅黑"/>
+                          <w:rFonts w:hint="eastAsia" w:ascii="微软雅黑" w:hAnsi="微软雅黑" w:eastAsia="微软雅黑" w:cs="微软雅黑"/>
+                          <w:b/>
+                          <w:bCs/>
+                          <w:sz w:val="28"/>
+                          <w:szCs w:val="28"/>
                           <w:lang w:val="en-US" w:eastAsia="zh-CN"/>
                         </w:rPr>
                       </w:pPr>
                       <w:r>
                         <w:rPr>
                           <w:rFonts w:hint="eastAsia" w:ascii="微软雅黑" w:hAnsi="微软雅黑" w:eastAsia="微软雅黑" w:cs="微软雅黑"/>
+                          <w:b/>
+                          <w:bCs/>
+                          <w:sz w:val="28"/>
+                          <w:szCs w:val="28"/>
                           <w:lang w:val="en-US" w:eastAsia="zh-CN"/>
                         </w:rPr>
                         <w:t>12月21、22</w:t>
@@ -348,20 +478,170 @@
                         <w:bidi w:val="0"/>
                         <w:adjustRightInd/>
                         <w:snapToGrid/>
-                        <w:spacing w:line="0" w:lineRule="atLeast"/>
+                        <w:spacing w:line="400" w:lineRule="exact"/>
                         <w:jc w:val="center"/>
                         <w:textAlignment w:val="auto"/>
                         <w:rPr>
-                          <w:rFonts w:hint="default" w:ascii="微软雅黑" w:hAnsi="微软雅黑" w:eastAsia="微软雅黑" w:cs="微软雅黑"/>
+                          <w:rFonts w:hint="eastAsia" w:ascii="微软雅黑" w:hAnsi="微软雅黑" w:eastAsia="微软雅黑" w:cs="微软雅黑"/>
+                          <w:b/>
+                          <w:bCs/>
+                          <w:sz w:val="28"/>
+                          <w:szCs w:val="28"/>
                           <w:lang w:val="en-US" w:eastAsia="zh-CN"/>
                         </w:rPr>
                       </w:pPr>
                       <w:r>
                         <w:rPr>
                           <w:rFonts w:hint="eastAsia" w:ascii="微软雅黑" w:hAnsi="微软雅黑" w:eastAsia="微软雅黑" w:cs="微软雅黑"/>
+                          <w:b/>
+                          <w:bCs/>
+                          <w:sz w:val="28"/>
+                          <w:szCs w:val="28"/>
                           <w:lang w:val="en-US" w:eastAsia="zh-CN"/>
                         </w:rPr>
                         <w:t>冬至</w:t>
+                      </w:r>
+                    </w:p>
+                  </w:txbxContent>
+                </v:textbox>
+              </v:shape>
+            </w:pict>
+          </mc:Fallback>
+        </mc:AlternateContent>
+      </w:r>
+      <w:r>
+        <w:rPr>
+          <w:sz w:val="21"/>
+        </w:rPr>
+        <mc:AlternateContent>
+          <mc:Choice Requires="wps">
+            <w:drawing>
+              <wp:anchor distT="0" distB="0" distL="114300" distR="114300" simplePos="0" relativeHeight="251669504" behindDoc="0" locked="0" layoutInCell="1" allowOverlap="1">
+                <wp:simplePos x="0" y="0"/>
+                <wp:positionH relativeFrom="column">
+                  <wp:posOffset>3869690</wp:posOffset>
+                </wp:positionH>
+                <wp:positionV relativeFrom="paragraph">
+                  <wp:posOffset>-476250</wp:posOffset>
+                </wp:positionV>
+                <wp:extent cx="450850" cy="535940"/>
+                <wp:effectExtent l="0" t="0" r="0" b="0"/>
+                <wp:wrapNone/>
+                <wp:docPr id="9" name="文本框 9"/>
+                <wp:cNvGraphicFramePr/>
+                <a:graphic xmlns:a="http://schemas.openxmlformats.org/drawingml/2006/main">
+                  <a:graphicData uri="http://schemas.microsoft.com/office/word/2010/wordprocessingShape">
+                    <wps:wsp>
+                      <wps:cNvSpPr txBox="1"/>
+                      <wps:spPr>
+                        <a:xfrm>
+                          <a:off x="0" y="0"/>
+                          <a:ext cx="450850" cy="535940"/>
+                        </a:xfrm>
+                        <a:prstGeom prst="rect">
+                          <a:avLst/>
+                        </a:prstGeom>
+                        <a:noFill/>
+                        <a:ln w="6350">
+                          <a:noFill/>
+                        </a:ln>
+                      </wps:spPr>
+                      <wps:style>
+                        <a:lnRef idx="0">
+                          <a:schemeClr val="accent1"/>
+                        </a:lnRef>
+                        <a:fillRef idx="0">
+                          <a:schemeClr val="accent1"/>
+                        </a:fillRef>
+                        <a:effectRef idx="0">
+                          <a:schemeClr val="accent1"/>
+                        </a:effectRef>
+                        <a:fontRef idx="minor">
+                          <a:schemeClr val="dk1"/>
+                        </a:fontRef>
+                      </wps:style>
+                      <wps:txbx>
+                        <w:txbxContent>
+                          <w:p>
+                            <w:pPr>
+                              <w:rPr>
+                                <w:rFonts w:hint="default" w:ascii="微软雅黑" w:hAnsi="微软雅黑" w:eastAsia="微软雅黑" w:cs="微软雅黑"/>
+                                <w:color w:val="FFFFFF" w:themeColor="background1"/>
+                                <w:sz w:val="44"/>
+                                <w:szCs w:val="44"/>
+                                <w:lang w:val="en-US" w:eastAsia="zh-CN"/>
+                                <w14:textFill>
+                                  <w14:solidFill>
+                                    <w14:schemeClr w14:val="bg1"/>
+                                  </w14:solidFill>
+                                </w14:textFill>
+                              </w:rPr>
+                            </w:pPr>
+                            <w:r>
+                              <w:rPr>
+                                <w:rFonts w:hint="eastAsia" w:ascii="微软雅黑" w:hAnsi="微软雅黑" w:eastAsia="微软雅黑" w:cs="微软雅黑"/>
+                                <w:color w:val="FFFFFF" w:themeColor="background1"/>
+                                <w:sz w:val="44"/>
+                                <w:szCs w:val="44"/>
+                                <w:lang w:val="en-US" w:eastAsia="zh-CN"/>
+                                <w14:textFill>
+                                  <w14:solidFill>
+                                    <w14:schemeClr w14:val="bg1"/>
+                                  </w14:solidFill>
+                                </w14:textFill>
+                              </w:rPr>
+                              <w:t>冬</w:t>
+                            </w:r>
+                          </w:p>
+                        </w:txbxContent>
+                      </wps:txbx>
+                      <wps:bodyPr rot="0" spcFirstLastPara="0" vertOverflow="overflow" horzOverflow="overflow" vert="horz" wrap="square" lIns="91440" tIns="45720" rIns="91440" bIns="45720" numCol="1" spcCol="0" rtlCol="0" fromWordArt="0" anchor="t" anchorCtr="0" forceAA="0" compatLnSpc="1">
+                        <a:noAutofit/>
+                      </wps:bodyPr>
+                    </wps:wsp>
+                  </a:graphicData>
+                </a:graphic>
+              </wp:anchor>
+            </w:drawing>
+          </mc:Choice>
+          <mc:Fallback>
+            <w:pict>
+              <v:shape id="_x0000_s1026" o:spid="_x0000_s1026" o:spt="202" type="#_x0000_t202" style="position:absolute;left:0pt;margin-left:304.7pt;margin-top:-37.5pt;height:42.2pt;width:35.5pt;z-index:251669504;mso-width-relative:page;mso-height-relative:page;" filled="f" stroked="f" coordsize="21600,21600" o:gfxdata="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">
+                <v:fill on="f" focussize="0,0"/>
+                <v:stroke on="f" weight="0.5pt"/>
+                <v:imagedata o:title=""/>
+                <o:lock v:ext="edit" aspectratio="f"/>
+                <v:textbox>
+                  <w:txbxContent>
+                    <w:p>
+                      <w:pPr>
+                        <w:rPr>
+                          <w:rFonts w:hint="default" w:ascii="微软雅黑" w:hAnsi="微软雅黑" w:eastAsia="微软雅黑" w:cs="微软雅黑"/>
+                          <w:color w:val="FFFFFF" w:themeColor="background1"/>
+                          <w:sz w:val="44"/>
+                          <w:szCs w:val="44"/>
+                          <w:lang w:val="en-US" w:eastAsia="zh-CN"/>
+                          <w14:textFill>
+                            <w14:solidFill>
+                              <w14:schemeClr w14:val="bg1"/>
+                            </w14:solidFill>
+                          </w14:textFill>
+                        </w:rPr>
+                      </w:pPr>
+                      <w:r>
+                        <w:rPr>
+                          <w:rFonts w:hint="eastAsia" w:ascii="微软雅黑" w:hAnsi="微软雅黑" w:eastAsia="微软雅黑" w:cs="微软雅黑"/>
+                          <w:color w:val="FFFFFF" w:themeColor="background1"/>
+                          <w:sz w:val="44"/>
+                          <w:szCs w:val="44"/>
+                          <w:lang w:val="en-US" w:eastAsia="zh-CN"/>
+                          <w14:textFill>
+                            <w14:solidFill>
+                              <w14:schemeClr w14:val="bg1"/>
+                            </w14:solidFill>
+                          </w14:textFill>
+                        </w:rPr>
+                        <w:t>冬</w:t>
                       </w:r>
                     </w:p>
                   </w:txbxContent>
@@ -386,8 +666,8 @@
                 <wp:positionV relativeFrom="paragraph">
                   <wp:posOffset>-784860</wp:posOffset>
                 </wp:positionV>
-                <wp:extent cx="2759710" cy="1117600"/>
-                <wp:effectExtent l="0" t="0" r="2540" b="6350"/>
+                <wp:extent cx="2978785" cy="1289050"/>
+                <wp:effectExtent l="0" t="0" r="12065" b="6350"/>
                 <wp:wrapNone/>
                 <wp:docPr id="11" name="文本框 11"/>
                 <wp:cNvGraphicFramePr/>
@@ -398,7 +678,7 @@
                       <wps:spPr>
                         <a:xfrm>
                           <a:off x="7642225" y="4697095"/>
-                          <a:ext cx="2759710" cy="1117600"/>
+                          <a:ext cx="2978785" cy="1289050"/>
                         </a:xfrm>
                         <a:prstGeom prst="rect">
                           <a:avLst/>
@@ -430,12 +710,16 @@
                             <w:pPr>
                               <w:rPr>
                                 <w:rFonts w:hint="eastAsia" w:ascii="微软雅黑" w:hAnsi="微软雅黑" w:eastAsia="微软雅黑" w:cs="微软雅黑"/>
+                                <w:sz w:val="28"/>
+                                <w:szCs w:val="28"/>
                                 <w:lang w:val="en-US" w:eastAsia="zh-CN"/>
                               </w:rPr>
                             </w:pPr>
                             <w:r>
                               <w:rPr>
                                 <w:rFonts w:hint="eastAsia" w:ascii="微软雅黑" w:hAnsi="微软雅黑" w:eastAsia="微软雅黑" w:cs="微软雅黑"/>
+                                <w:sz w:val="28"/>
+                                <w:szCs w:val="28"/>
                                 <w:lang w:val="en-US" w:eastAsia="zh-CN"/>
                               </w:rPr>
                               <w:t>北方黑色，类水，应冬，对应肾</w:t>
@@ -444,17 +728,50 @@
                           <w:p>
                             <w:pPr>
                               <w:rPr>
-                                <w:rFonts w:hint="default" w:ascii="微软雅黑" w:hAnsi="微软雅黑" w:eastAsia="微软雅黑" w:cs="微软雅黑"/>
+                                <w:rFonts w:hint="eastAsia" w:ascii="微软雅黑" w:hAnsi="微软雅黑" w:eastAsia="微软雅黑" w:cs="微软雅黑"/>
+                                <w:sz w:val="28"/>
+                                <w:szCs w:val="28"/>
                                 <w:lang w:val="en-US" w:eastAsia="zh-CN"/>
                               </w:rPr>
                             </w:pPr>
                             <w:r>
                               <w:rPr>
                                 <w:rFonts w:hint="eastAsia" w:ascii="微软雅黑" w:hAnsi="微软雅黑" w:eastAsia="微软雅黑" w:cs="微软雅黑"/>
+                                <w:sz w:val="28"/>
+                                <w:szCs w:val="28"/>
                                 <w:lang w:val="en-US" w:eastAsia="zh-CN"/>
                               </w:rPr>
                               <w:t>东方青色，类木，应春，对应肝</w:t>
                             </w:r>
+                          </w:p>
+                          <w:p>
+                            <w:pPr>
+                              <w:rPr>
+                                <w:rFonts w:hint="default" w:ascii="微软雅黑" w:hAnsi="微软雅黑" w:eastAsia="微软雅黑" w:cs="微软雅黑"/>
+                                <w:sz w:val="28"/>
+                                <w:szCs w:val="28"/>
+                                <w:lang w:val="en-US" w:eastAsia="zh-CN"/>
+                              </w:rPr>
+                            </w:pPr>
+                            <w:r>
+                              <w:rPr>
+                                <w:rFonts w:hint="eastAsia" w:ascii="微软雅黑" w:hAnsi="微软雅黑" w:eastAsia="微软雅黑" w:cs="微软雅黑"/>
+                                <w:sz w:val="28"/>
+                                <w:szCs w:val="28"/>
+                                <w:lang w:val="en-US" w:eastAsia="zh-CN"/>
+                              </w:rPr>
+                              <w:t>中方黄色，类土，应长夏，对应脾</w:t>
+                            </w:r>
+                          </w:p>
+                          <w:p>
+                            <w:pPr>
+                              <w:rPr>
+                                <w:rFonts w:hint="default" w:ascii="微软雅黑" w:hAnsi="微软雅黑" w:eastAsia="微软雅黑" w:cs="微软雅黑"/>
+                                <w:sz w:val="28"/>
+                                <w:szCs w:val="28"/>
+                                <w:lang w:val="en-US" w:eastAsia="zh-CN"/>
+                              </w:rPr>
+                            </w:pPr>
                           </w:p>
                         </w:txbxContent>
                       </wps:txbx>
@@ -469,7 +786,7 @@
           </mc:Choice>
           <mc:Fallback>
             <w:pict>
-              <v:shape id="_x0000_s1026" o:spid="_x0000_s1026" o:spt="202" type="#_x0000_t202" style="position:absolute;left:0pt;margin-left:502.55pt;margin-top:-61.8pt;height:88pt;width:217.3pt;z-index:251670528;mso-width-relative:page;mso-height-relative:page;" fillcolor="#FFFFFF [3201]" filled="t" stroked="f" coordsize="21600,21600" o:gfxdata="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">
+              <v:shape id="_x0000_s1026" o:spid="_x0000_s1026" o:spt="202" type="#_x0000_t202" style="position:absolute;left:0pt;margin-left:502.55pt;margin-top:-61.8pt;height:101.5pt;width:234.55pt;z-index:251670528;mso-width-relative:page;mso-height-relative:page;" fillcolor="#FFFFFF [3201]" filled="t" stroked="f" coordsize="21600,21600" o:gfxdata="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">
                 <v:fill on="t" focussize="0,0"/>
                 <v:stroke on="f" weight="0.5pt"/>
                 <v:imagedata o:title=""/>
@@ -480,12 +797,16 @@
                       <w:pPr>
                         <w:rPr>
                           <w:rFonts w:hint="eastAsia" w:ascii="微软雅黑" w:hAnsi="微软雅黑" w:eastAsia="微软雅黑" w:cs="微软雅黑"/>
+                          <w:sz w:val="28"/>
+                          <w:szCs w:val="28"/>
                           <w:lang w:val="en-US" w:eastAsia="zh-CN"/>
                         </w:rPr>
                       </w:pPr>
                       <w:r>
                         <w:rPr>
                           <w:rFonts w:hint="eastAsia" w:ascii="微软雅黑" w:hAnsi="微软雅黑" w:eastAsia="微软雅黑" w:cs="微软雅黑"/>
+                          <w:sz w:val="28"/>
+                          <w:szCs w:val="28"/>
                           <w:lang w:val="en-US" w:eastAsia="zh-CN"/>
                         </w:rPr>
                         <w:t>北方黑色，类水，应冬，对应肾</w:t>
@@ -494,17 +815,50 @@
                     <w:p>
                       <w:pPr>
                         <w:rPr>
-                          <w:rFonts w:hint="default" w:ascii="微软雅黑" w:hAnsi="微软雅黑" w:eastAsia="微软雅黑" w:cs="微软雅黑"/>
+                          <w:rFonts w:hint="eastAsia" w:ascii="微软雅黑" w:hAnsi="微软雅黑" w:eastAsia="微软雅黑" w:cs="微软雅黑"/>
+                          <w:sz w:val="28"/>
+                          <w:szCs w:val="28"/>
                           <w:lang w:val="en-US" w:eastAsia="zh-CN"/>
                         </w:rPr>
                       </w:pPr>
                       <w:r>
                         <w:rPr>
                           <w:rFonts w:hint="eastAsia" w:ascii="微软雅黑" w:hAnsi="微软雅黑" w:eastAsia="微软雅黑" w:cs="微软雅黑"/>
+                          <w:sz w:val="28"/>
+                          <w:szCs w:val="28"/>
                           <w:lang w:val="en-US" w:eastAsia="zh-CN"/>
                         </w:rPr>
                         <w:t>东方青色，类木，应春，对应肝</w:t>
                       </w:r>
+                    </w:p>
+                    <w:p>
+                      <w:pPr>
+                        <w:rPr>
+                          <w:rFonts w:hint="default" w:ascii="微软雅黑" w:hAnsi="微软雅黑" w:eastAsia="微软雅黑" w:cs="微软雅黑"/>
+                          <w:sz w:val="28"/>
+                          <w:szCs w:val="28"/>
+                          <w:lang w:val="en-US" w:eastAsia="zh-CN"/>
+                        </w:rPr>
+                      </w:pPr>
+                      <w:r>
+                        <w:rPr>
+                          <w:rFonts w:hint="eastAsia" w:ascii="微软雅黑" w:hAnsi="微软雅黑" w:eastAsia="微软雅黑" w:cs="微软雅黑"/>
+                          <w:sz w:val="28"/>
+                          <w:szCs w:val="28"/>
+                          <w:lang w:val="en-US" w:eastAsia="zh-CN"/>
+                        </w:rPr>
+                        <w:t>中方黄色，类土，应长夏，对应脾</w:t>
+                      </w:r>
+                    </w:p>
+                    <w:p>
+                      <w:pPr>
+                        <w:rPr>
+                          <w:rFonts w:hint="default" w:ascii="微软雅黑" w:hAnsi="微软雅黑" w:eastAsia="微软雅黑" w:cs="微软雅黑"/>
+                          <w:sz w:val="28"/>
+                          <w:szCs w:val="28"/>
+                          <w:lang w:val="en-US" w:eastAsia="zh-CN"/>
+                        </w:rPr>
+                      </w:pPr>
                     </w:p>
                   </w:txbxContent>
                 </v:textbox>
@@ -573,7 +927,7 @@
                               <w:jc w:val="center"/>
                               <w:textAlignment w:val="auto"/>
                               <w:rPr>
-                                <w:rFonts w:hint="eastAsia" w:ascii="微软雅黑" w:hAnsi="微软雅黑" w:eastAsia="微软雅黑" w:cs="微软雅黑"/>
+                                <w:rFonts w:hint="default" w:ascii="微软雅黑" w:hAnsi="微软雅黑" w:eastAsia="微软雅黑" w:cs="微软雅黑"/>
                                 <w:color w:val="FFFFFF" w:themeColor="background1"/>
                                 <w:sz w:val="44"/>
                                 <w:szCs w:val="44"/>
@@ -598,7 +952,7 @@
                                   </w14:solidFill>
                                 </w14:textFill>
                               </w:rPr>
-                              <w:t>肾</w:t>
+                              <w:t xml:space="preserve">北 </w:t>
                             </w:r>
                             <w:r>
                               <w:rPr>
@@ -606,28 +960,14 @@
                                 <w:color w:val="FFFFFF" w:themeColor="background1"/>
                                 <w:sz w:val="44"/>
                                 <w:szCs w:val="44"/>
+                                <w:lang w:val="en-US" w:eastAsia="zh-CN"/>
                                 <w14:textFill>
                                   <w14:solidFill>
                                     <w14:schemeClr w14:val="bg1"/>
                                   </w14:solidFill>
                                 </w14:textFill>
                               </w:rPr>
-                              <w:t xml:space="preserve"> </w:t>
-                            </w:r>
-                            <w:r>
-                              <w:rPr>
-                                <w:rFonts w:hint="eastAsia" w:ascii="微软雅黑" w:hAnsi="微软雅黑" w:eastAsia="微软雅黑" w:cs="微软雅黑"/>
-                                <w:color w:val="FFFFFF" w:themeColor="background1"/>
-                                <w:sz w:val="44"/>
-                                <w:szCs w:val="44"/>
-                                <w:lang w:val="en-US" w:eastAsia="zh-CN"/>
-                                <w14:textFill>
-                                  <w14:solidFill>
-                                    <w14:schemeClr w14:val="bg1"/>
-                                  </w14:solidFill>
-                                </w14:textFill>
-                              </w:rPr>
-                              <w:t>冬</w:t>
+                              <w:t>寒</w:t>
                             </w:r>
                           </w:p>
                         </w:txbxContent>
@@ -665,7 +1005,7 @@
                         <w:jc w:val="center"/>
                         <w:textAlignment w:val="auto"/>
                         <w:rPr>
-                          <w:rFonts w:hint="eastAsia" w:ascii="微软雅黑" w:hAnsi="微软雅黑" w:eastAsia="微软雅黑" w:cs="微软雅黑"/>
+                          <w:rFonts w:hint="default" w:ascii="微软雅黑" w:hAnsi="微软雅黑" w:eastAsia="微软雅黑" w:cs="微软雅黑"/>
                           <w:color w:val="FFFFFF" w:themeColor="background1"/>
                           <w:sz w:val="44"/>
                           <w:szCs w:val="44"/>
@@ -690,7 +1030,7 @@
                             </w14:solidFill>
                           </w14:textFill>
                         </w:rPr>
-                        <w:t>肾</w:t>
+                        <w:t xml:space="preserve">北 </w:t>
                       </w:r>
                       <w:r>
                         <w:rPr>
@@ -698,170 +1038,14 @@
                           <w:color w:val="FFFFFF" w:themeColor="background1"/>
                           <w:sz w:val="44"/>
                           <w:szCs w:val="44"/>
+                          <w:lang w:val="en-US" w:eastAsia="zh-CN"/>
                           <w14:textFill>
                             <w14:solidFill>
                               <w14:schemeClr w14:val="bg1"/>
                             </w14:solidFill>
                           </w14:textFill>
                         </w:rPr>
-                        <w:t xml:space="preserve"> </w:t>
-                      </w:r>
-                      <w:r>
-                        <w:rPr>
-                          <w:rFonts w:hint="eastAsia" w:ascii="微软雅黑" w:hAnsi="微软雅黑" w:eastAsia="微软雅黑" w:cs="微软雅黑"/>
-                          <w:color w:val="FFFFFF" w:themeColor="background1"/>
-                          <w:sz w:val="44"/>
-                          <w:szCs w:val="44"/>
-                          <w:lang w:val="en-US" w:eastAsia="zh-CN"/>
-                          <w14:textFill>
-                            <w14:solidFill>
-                              <w14:schemeClr w14:val="bg1"/>
-                            </w14:solidFill>
-                          </w14:textFill>
-                        </w:rPr>
-                        <w:t>冬</w:t>
-                      </w:r>
-                    </w:p>
-                  </w:txbxContent>
-                </v:textbox>
-              </v:shape>
-            </w:pict>
-          </mc:Fallback>
-        </mc:AlternateContent>
-      </w:r>
-      <w:r>
-        <w:rPr>
-          <w:sz w:val="21"/>
-        </w:rPr>
-        <mc:AlternateContent>
-          <mc:Choice Requires="wps">
-            <w:drawing>
-              <wp:anchor distT="0" distB="0" distL="114300" distR="114300" simplePos="0" relativeHeight="251669504" behindDoc="0" locked="0" layoutInCell="1" allowOverlap="1">
-                <wp:simplePos x="0" y="0"/>
-                <wp:positionH relativeFrom="column">
-                  <wp:posOffset>3892550</wp:posOffset>
-                </wp:positionH>
-                <wp:positionV relativeFrom="paragraph">
-                  <wp:posOffset>-415290</wp:posOffset>
-                </wp:positionV>
-                <wp:extent cx="450850" cy="535940"/>
-                <wp:effectExtent l="0" t="0" r="0" b="0"/>
-                <wp:wrapNone/>
-                <wp:docPr id="9" name="文本框 9"/>
-                <wp:cNvGraphicFramePr/>
-                <a:graphic xmlns:a="http://schemas.openxmlformats.org/drawingml/2006/main">
-                  <a:graphicData uri="http://schemas.microsoft.com/office/word/2010/wordprocessingShape">
-                    <wps:wsp>
-                      <wps:cNvSpPr txBox="1"/>
-                      <wps:spPr>
-                        <a:xfrm>
-                          <a:off x="0" y="0"/>
-                          <a:ext cx="450850" cy="535940"/>
-                        </a:xfrm>
-                        <a:prstGeom prst="rect">
-                          <a:avLst/>
-                        </a:prstGeom>
-                        <a:noFill/>
-                        <a:ln w="6350">
-                          <a:noFill/>
-                        </a:ln>
-                      </wps:spPr>
-                      <wps:style>
-                        <a:lnRef idx="0">
-                          <a:schemeClr val="accent1"/>
-                        </a:lnRef>
-                        <a:fillRef idx="0">
-                          <a:schemeClr val="accent1"/>
-                        </a:fillRef>
-                        <a:effectRef idx="0">
-                          <a:schemeClr val="accent1"/>
-                        </a:effectRef>
-                        <a:fontRef idx="minor">
-                          <a:schemeClr val="dk1"/>
-                        </a:fontRef>
-                      </wps:style>
-                      <wps:txbx>
-                        <w:txbxContent>
-                          <w:p>
-                            <w:pPr>
-                              <w:rPr>
-                                <w:rFonts w:hint="default" w:ascii="微软雅黑" w:hAnsi="微软雅黑" w:eastAsia="微软雅黑" w:cs="微软雅黑"/>
-                                <w:color w:val="FFFFFF" w:themeColor="background1"/>
-                                <w:sz w:val="44"/>
-                                <w:szCs w:val="44"/>
-                                <w:lang w:val="en-US" w:eastAsia="zh-CN"/>
-                                <w14:textFill>
-                                  <w14:solidFill>
-                                    <w14:schemeClr w14:val="bg1"/>
-                                  </w14:solidFill>
-                                </w14:textFill>
-                              </w:rPr>
-                            </w:pPr>
-                            <w:r>
-                              <w:rPr>
-                                <w:rFonts w:hint="eastAsia" w:ascii="微软雅黑" w:hAnsi="微软雅黑" w:eastAsia="微软雅黑" w:cs="微软雅黑"/>
-                                <w:color w:val="FFFFFF" w:themeColor="background1"/>
-                                <w:sz w:val="44"/>
-                                <w:szCs w:val="44"/>
-                                <w:lang w:val="en-US" w:eastAsia="zh-CN"/>
-                                <w14:textFill>
-                                  <w14:solidFill>
-                                    <w14:schemeClr w14:val="bg1"/>
-                                  </w14:solidFill>
-                                </w14:textFill>
-                              </w:rPr>
-                              <w:t>北</w:t>
-                            </w:r>
-                          </w:p>
-                        </w:txbxContent>
-                      </wps:txbx>
-                      <wps:bodyPr rot="0" spcFirstLastPara="0" vertOverflow="overflow" horzOverflow="overflow" vert="horz" wrap="square" lIns="91440" tIns="45720" rIns="91440" bIns="45720" numCol="1" spcCol="0" rtlCol="0" fromWordArt="0" anchor="t" anchorCtr="0" forceAA="0" compatLnSpc="1">
-                        <a:noAutofit/>
-                      </wps:bodyPr>
-                    </wps:wsp>
-                  </a:graphicData>
-                </a:graphic>
-              </wp:anchor>
-            </w:drawing>
-          </mc:Choice>
-          <mc:Fallback>
-            <w:pict>
-              <v:shape id="_x0000_s1026" o:spid="_x0000_s1026" o:spt="202" type="#_x0000_t202" style="position:absolute;left:0pt;margin-left:306.5pt;margin-top:-32.7pt;height:42.2pt;width:35.5pt;z-index:251669504;mso-width-relative:page;mso-height-relative:page;" filled="f" stroked="f" coordsize="21600,21600" o:gfxdata="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">
-                <v:fill on="f" focussize="0,0"/>
-                <v:stroke on="f" weight="0.5pt"/>
-                <v:imagedata o:title=""/>
-                <o:lock v:ext="edit" aspectratio="f"/>
-                <v:textbox>
-                  <w:txbxContent>
-                    <w:p>
-                      <w:pPr>
-                        <w:rPr>
-                          <w:rFonts w:hint="default" w:ascii="微软雅黑" w:hAnsi="微软雅黑" w:eastAsia="微软雅黑" w:cs="微软雅黑"/>
-                          <w:color w:val="FFFFFF" w:themeColor="background1"/>
-                          <w:sz w:val="44"/>
-                          <w:szCs w:val="44"/>
-                          <w:lang w:val="en-US" w:eastAsia="zh-CN"/>
-                          <w14:textFill>
-                            <w14:solidFill>
-                              <w14:schemeClr w14:val="bg1"/>
-                            </w14:solidFill>
-                          </w14:textFill>
-                        </w:rPr>
-                      </w:pPr>
-                      <w:r>
-                        <w:rPr>
-                          <w:rFonts w:hint="eastAsia" w:ascii="微软雅黑" w:hAnsi="微软雅黑" w:eastAsia="微软雅黑" w:cs="微软雅黑"/>
-                          <w:color w:val="FFFFFF" w:themeColor="background1"/>
-                          <w:sz w:val="44"/>
-                          <w:szCs w:val="44"/>
-                          <w:lang w:val="en-US" w:eastAsia="zh-CN"/>
-                          <w14:textFill>
-                            <w14:solidFill>
-                              <w14:schemeClr w14:val="bg1"/>
-                            </w14:solidFill>
-                          </w14:textFill>
-                        </w:rPr>
-                        <w:t>北</w:t>
+                        <w:t>寒</w:t>
                       </w:r>
                     </w:p>
                   </w:txbxContent>
@@ -880,18 +1064,18 @@
         <mc:AlternateContent>
           <mc:Choice Requires="wps">
             <w:drawing>
-              <wp:anchor distT="0" distB="0" distL="114300" distR="114300" simplePos="0" relativeHeight="251688960" behindDoc="0" locked="0" layoutInCell="1" allowOverlap="1">
+              <wp:anchor distT="0" distB="0" distL="114300" distR="114300" simplePos="0" relativeHeight="251687936" behindDoc="0" locked="0" layoutInCell="1" allowOverlap="1">
                 <wp:simplePos x="0" y="0"/>
                 <wp:positionH relativeFrom="page">
-                  <wp:posOffset>5787390</wp:posOffset>
+                  <wp:posOffset>3739515</wp:posOffset>
                 </wp:positionH>
                 <wp:positionV relativeFrom="paragraph">
-                  <wp:posOffset>87630</wp:posOffset>
+                  <wp:posOffset>79375</wp:posOffset>
                 </wp:positionV>
-                <wp:extent cx="494665" cy="295910"/>
+                <wp:extent cx="589280" cy="295910"/>
                 <wp:effectExtent l="0" t="0" r="0" b="0"/>
                 <wp:wrapNone/>
-                <wp:docPr id="59" name="文本框 59"/>
+                <wp:docPr id="58" name="文本框 58"/>
                 <wp:cNvGraphicFramePr/>
                 <a:graphic xmlns:a="http://schemas.openxmlformats.org/drawingml/2006/main">
                   <a:graphicData uri="http://schemas.microsoft.com/office/word/2010/wordprocessingShape">
@@ -900,7 +1084,7 @@
                       <wps:spPr>
                         <a:xfrm>
                           <a:off x="0" y="0"/>
-                          <a:ext cx="494665" cy="295910"/>
+                          <a:ext cx="589280" cy="295910"/>
                         </a:xfrm>
                         <a:prstGeom prst="rect">
                           <a:avLst/>
@@ -942,16 +1126,20 @@
                               <w:spacing w:line="0" w:lineRule="atLeast"/>
                               <w:textAlignment w:val="auto"/>
                               <w:rPr>
-                                <w:rFonts w:hint="default" w:ascii="微软雅黑" w:hAnsi="微软雅黑" w:eastAsia="微软雅黑" w:cs="微软雅黑"/>
+                                <w:rFonts w:hint="eastAsia" w:asciiTheme="minorEastAsia" w:hAnsiTheme="minorEastAsia" w:eastAsiaTheme="minorEastAsia" w:cstheme="minorEastAsia"/>
+                                <w:sz w:val="28"/>
+                                <w:szCs w:val="28"/>
                                 <w:lang w:val="en-US" w:eastAsia="zh-CN"/>
                               </w:rPr>
                             </w:pPr>
                             <w:r>
                               <w:rPr>
-                                <w:rFonts w:hint="eastAsia" w:ascii="微软雅黑" w:hAnsi="微软雅黑" w:eastAsia="微软雅黑" w:cs="微软雅黑"/>
-                                <w:lang w:val="en-US" w:eastAsia="zh-CN"/>
-                              </w:rPr>
-                              <w:t>小寒</w:t>
+                                <w:rFonts w:hint="eastAsia" w:asciiTheme="minorEastAsia" w:hAnsiTheme="minorEastAsia" w:eastAsiaTheme="minorEastAsia" w:cstheme="minorEastAsia"/>
+                                <w:sz w:val="28"/>
+                                <w:szCs w:val="28"/>
+                                <w:lang w:val="en-US" w:eastAsia="zh-CN"/>
+                              </w:rPr>
+                              <w:t>大雪</w:t>
                             </w:r>
                           </w:p>
                         </w:txbxContent>
@@ -967,7 +1155,7 @@
           </mc:Choice>
           <mc:Fallback>
             <w:pict>
-              <v:shape id="_x0000_s1026" o:spid="_x0000_s1026" o:spt="202" type="#_x0000_t202" style="position:absolute;left:0pt;margin-left:455.7pt;margin-top:6.9pt;height:23.3pt;width:38.95pt;mso-position-horizontal-relative:page;z-index:251688960;mso-width-relative:page;mso-height-relative:page;" filled="f" stroked="f" coordsize="21600,21600" o:gfxdata="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">
+              <v:shape id="_x0000_s1026" o:spid="_x0000_s1026" o:spt="202" type="#_x0000_t202" style="position:absolute;left:0pt;margin-left:294.45pt;margin-top:6.25pt;height:23.3pt;width:46.4pt;mso-position-horizontal-relative:page;z-index:251687936;mso-width-relative:page;mso-height-relative:page;" filled="f" stroked="f" coordsize="21600,21600" o:gfxdata="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">
                 <v:fill on="f" focussize="0,0"/>
                 <v:stroke on="f" weight="0.5pt"/>
                 <v:imagedata o:title=""/>
@@ -990,16 +1178,20 @@
                         <w:spacing w:line="0" w:lineRule="atLeast"/>
                         <w:textAlignment w:val="auto"/>
                         <w:rPr>
-                          <w:rFonts w:hint="default" w:ascii="微软雅黑" w:hAnsi="微软雅黑" w:eastAsia="微软雅黑" w:cs="微软雅黑"/>
+                          <w:rFonts w:hint="eastAsia" w:asciiTheme="minorEastAsia" w:hAnsiTheme="minorEastAsia" w:eastAsiaTheme="minorEastAsia" w:cstheme="minorEastAsia"/>
+                          <w:sz w:val="28"/>
+                          <w:szCs w:val="28"/>
                           <w:lang w:val="en-US" w:eastAsia="zh-CN"/>
                         </w:rPr>
                       </w:pPr>
                       <w:r>
                         <w:rPr>
-                          <w:rFonts w:hint="eastAsia" w:ascii="微软雅黑" w:hAnsi="微软雅黑" w:eastAsia="微软雅黑" w:cs="微软雅黑"/>
-                          <w:lang w:val="en-US" w:eastAsia="zh-CN"/>
-                        </w:rPr>
-                        <w:t>小寒</w:t>
+                          <w:rFonts w:hint="eastAsia" w:asciiTheme="minorEastAsia" w:hAnsiTheme="minorEastAsia" w:eastAsiaTheme="minorEastAsia" w:cstheme="minorEastAsia"/>
+                          <w:sz w:val="28"/>
+                          <w:szCs w:val="28"/>
+                          <w:lang w:val="en-US" w:eastAsia="zh-CN"/>
+                        </w:rPr>
+                        <w:t>大雪</w:t>
                       </w:r>
                     </w:p>
                   </w:txbxContent>
@@ -1016,18 +1208,18 @@
         <mc:AlternateContent>
           <mc:Choice Requires="wps">
             <w:drawing>
-              <wp:anchor distT="0" distB="0" distL="114300" distR="114300" simplePos="0" relativeHeight="251687936" behindDoc="0" locked="0" layoutInCell="1" allowOverlap="1">
+              <wp:anchor distT="0" distB="0" distL="114300" distR="114300" simplePos="0" relativeHeight="251688960" behindDoc="0" locked="0" layoutInCell="1" allowOverlap="1">
                 <wp:simplePos x="0" y="0"/>
                 <wp:positionH relativeFrom="page">
-                  <wp:posOffset>3806190</wp:posOffset>
+                  <wp:posOffset>5755640</wp:posOffset>
                 </wp:positionH>
                 <wp:positionV relativeFrom="paragraph">
-                  <wp:posOffset>79375</wp:posOffset>
+                  <wp:posOffset>85725</wp:posOffset>
                 </wp:positionV>
-                <wp:extent cx="494665" cy="295910"/>
+                <wp:extent cx="589280" cy="295910"/>
                 <wp:effectExtent l="0" t="0" r="0" b="0"/>
                 <wp:wrapNone/>
-                <wp:docPr id="58" name="文本框 58"/>
+                <wp:docPr id="59" name="文本框 59"/>
                 <wp:cNvGraphicFramePr/>
                 <a:graphic xmlns:a="http://schemas.openxmlformats.org/drawingml/2006/main">
                   <a:graphicData uri="http://schemas.microsoft.com/office/word/2010/wordprocessingShape">
@@ -1036,7 +1228,7 @@
                       <wps:spPr>
                         <a:xfrm>
                           <a:off x="0" y="0"/>
-                          <a:ext cx="494665" cy="295910"/>
+                          <a:ext cx="589280" cy="295910"/>
                         </a:xfrm>
                         <a:prstGeom prst="rect">
                           <a:avLst/>
@@ -1078,16 +1270,20 @@
                               <w:spacing w:line="0" w:lineRule="atLeast"/>
                               <w:textAlignment w:val="auto"/>
                               <w:rPr>
-                                <w:rFonts w:hint="default" w:ascii="微软雅黑" w:hAnsi="微软雅黑" w:eastAsia="微软雅黑" w:cs="微软雅黑"/>
+                                <w:rFonts w:hint="eastAsia" w:asciiTheme="minorEastAsia" w:hAnsiTheme="minorEastAsia" w:eastAsiaTheme="minorEastAsia" w:cstheme="minorEastAsia"/>
+                                <w:sz w:val="28"/>
+                                <w:szCs w:val="28"/>
                                 <w:lang w:val="en-US" w:eastAsia="zh-CN"/>
                               </w:rPr>
                             </w:pPr>
                             <w:r>
                               <w:rPr>
-                                <w:rFonts w:hint="eastAsia" w:ascii="微软雅黑" w:hAnsi="微软雅黑" w:eastAsia="微软雅黑" w:cs="微软雅黑"/>
-                                <w:lang w:val="en-US" w:eastAsia="zh-CN"/>
-                              </w:rPr>
-                              <w:t>大雪</w:t>
+                                <w:rFonts w:hint="eastAsia" w:asciiTheme="minorEastAsia" w:hAnsiTheme="minorEastAsia" w:eastAsiaTheme="minorEastAsia" w:cstheme="minorEastAsia"/>
+                                <w:sz w:val="28"/>
+                                <w:szCs w:val="28"/>
+                                <w:lang w:val="en-US" w:eastAsia="zh-CN"/>
+                              </w:rPr>
+                              <w:t>小寒</w:t>
                             </w:r>
                           </w:p>
                         </w:txbxContent>
@@ -1103,7 +1299,7 @@
           </mc:Choice>
           <mc:Fallback>
             <w:pict>
-              <v:shape id="_x0000_s1026" o:spid="_x0000_s1026" o:spt="202" type="#_x0000_t202" style="position:absolute;left:0pt;margin-left:299.7pt;margin-top:6.25pt;height:23.3pt;width:38.95pt;mso-position-horizontal-relative:page;z-index:251687936;mso-width-relative:page;mso-height-relative:page;" filled="f" stroked="f" coordsize="21600,21600" o:gfxdata="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">
+              <v:shape id="_x0000_s1026" o:spid="_x0000_s1026" o:spt="202" type="#_x0000_t202" style="position:absolute;left:0pt;margin-left:453.2pt;margin-top:6.75pt;height:23.3pt;width:46.4pt;mso-position-horizontal-relative:page;z-index:251688960;mso-width-relative:page;mso-height-relative:page;" filled="f" stroked="f" coordsize="21600,21600" o:gfxdata="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">
                 <v:fill on="f" focussize="0,0"/>
                 <v:stroke on="f" weight="0.5pt"/>
                 <v:imagedata o:title=""/>
@@ -1126,16 +1322,20 @@
                         <w:spacing w:line="0" w:lineRule="atLeast"/>
                         <w:textAlignment w:val="auto"/>
                         <w:rPr>
-                          <w:rFonts w:hint="default" w:ascii="微软雅黑" w:hAnsi="微软雅黑" w:eastAsia="微软雅黑" w:cs="微软雅黑"/>
+                          <w:rFonts w:hint="eastAsia" w:asciiTheme="minorEastAsia" w:hAnsiTheme="minorEastAsia" w:eastAsiaTheme="minorEastAsia" w:cstheme="minorEastAsia"/>
+                          <w:sz w:val="28"/>
+                          <w:szCs w:val="28"/>
                           <w:lang w:val="en-US" w:eastAsia="zh-CN"/>
                         </w:rPr>
                       </w:pPr>
                       <w:r>
                         <w:rPr>
-                          <w:rFonts w:hint="eastAsia" w:ascii="微软雅黑" w:hAnsi="微软雅黑" w:eastAsia="微软雅黑" w:cs="微软雅黑"/>
-                          <w:lang w:val="en-US" w:eastAsia="zh-CN"/>
-                        </w:rPr>
-                        <w:t>大雪</w:t>
+                          <w:rFonts w:hint="eastAsia" w:asciiTheme="minorEastAsia" w:hAnsiTheme="minorEastAsia" w:eastAsiaTheme="minorEastAsia" w:cstheme="minorEastAsia"/>
+                          <w:sz w:val="28"/>
+                          <w:szCs w:val="28"/>
+                          <w:lang w:val="en-US" w:eastAsia="zh-CN"/>
+                        </w:rPr>
+                        <w:t>小寒</w:t>
                       </w:r>
                     </w:p>
                   </w:txbxContent>
@@ -1212,18 +1412,18 @@
         <mc:AlternateContent>
           <mc:Choice Requires="wps">
             <w:drawing>
-              <wp:anchor distT="0" distB="0" distL="114300" distR="114300" simplePos="0" relativeHeight="251689984" behindDoc="0" locked="0" layoutInCell="1" allowOverlap="1">
+              <wp:anchor distT="0" distB="0" distL="114300" distR="114300" simplePos="0" relativeHeight="251711488" behindDoc="0" locked="0" layoutInCell="1" allowOverlap="1">
                 <wp:simplePos x="0" y="0"/>
-                <wp:positionH relativeFrom="page">
-                  <wp:posOffset>6236335</wp:posOffset>
+                <wp:positionH relativeFrom="column">
+                  <wp:posOffset>3879215</wp:posOffset>
                 </wp:positionH>
                 <wp:positionV relativeFrom="paragraph">
-                  <wp:posOffset>103505</wp:posOffset>
+                  <wp:posOffset>166370</wp:posOffset>
                 </wp:positionV>
-                <wp:extent cx="494665" cy="295910"/>
+                <wp:extent cx="450850" cy="535940"/>
                 <wp:effectExtent l="0" t="0" r="0" b="0"/>
                 <wp:wrapNone/>
-                <wp:docPr id="60" name="文本框 60"/>
+                <wp:docPr id="8" name="文本框 8"/>
                 <wp:cNvGraphicFramePr/>
                 <a:graphic xmlns:a="http://schemas.openxmlformats.org/drawingml/2006/main">
                   <a:graphicData uri="http://schemas.microsoft.com/office/word/2010/wordprocessingShape">
@@ -1232,7 +1432,149 @@
                       <wps:spPr>
                         <a:xfrm>
                           <a:off x="0" y="0"/>
-                          <a:ext cx="494665" cy="295910"/>
+                          <a:ext cx="450850" cy="535940"/>
+                        </a:xfrm>
+                        <a:prstGeom prst="rect">
+                          <a:avLst/>
+                        </a:prstGeom>
+                        <a:noFill/>
+                        <a:ln w="6350">
+                          <a:noFill/>
+                        </a:ln>
+                      </wps:spPr>
+                      <wps:style>
+                        <a:lnRef idx="0">
+                          <a:schemeClr val="accent1"/>
+                        </a:lnRef>
+                        <a:fillRef idx="0">
+                          <a:schemeClr val="accent1"/>
+                        </a:fillRef>
+                        <a:effectRef idx="0">
+                          <a:schemeClr val="accent1"/>
+                        </a:effectRef>
+                        <a:fontRef idx="minor">
+                          <a:schemeClr val="dk1"/>
+                        </a:fontRef>
+                      </wps:style>
+                      <wps:txbx>
+                        <w:txbxContent>
+                          <w:p>
+                            <w:pPr>
+                              <w:rPr>
+                                <w:rFonts w:hint="default" w:ascii="微软雅黑" w:hAnsi="微软雅黑" w:eastAsia="微软雅黑" w:cs="微软雅黑"/>
+                                <w:color w:val="FFFFFF" w:themeColor="background1"/>
+                                <w:sz w:val="44"/>
+                                <w:szCs w:val="44"/>
+                                <w:lang w:val="en-US" w:eastAsia="zh-CN"/>
+                                <w14:textFill>
+                                  <w14:solidFill>
+                                    <w14:schemeClr w14:val="bg1"/>
+                                  </w14:solidFill>
+                                </w14:textFill>
+                              </w:rPr>
+                            </w:pPr>
+                            <w:r>
+                              <w:rPr>
+                                <w:rFonts w:hint="eastAsia" w:ascii="微软雅黑" w:hAnsi="微软雅黑" w:eastAsia="微软雅黑" w:cs="微软雅黑"/>
+                                <w:color w:val="FFFFFF" w:themeColor="background1"/>
+                                <w:sz w:val="44"/>
+                                <w:szCs w:val="44"/>
+                                <w:lang w:val="en-US" w:eastAsia="zh-CN"/>
+                                <w14:textFill>
+                                  <w14:solidFill>
+                                    <w14:schemeClr w14:val="bg1"/>
+                                  </w14:solidFill>
+                                </w14:textFill>
+                              </w:rPr>
+                              <w:t>肾</w:t>
+                            </w:r>
+                          </w:p>
+                        </w:txbxContent>
+                      </wps:txbx>
+                      <wps:bodyPr rot="0" spcFirstLastPara="0" vertOverflow="overflow" horzOverflow="overflow" vert="horz" wrap="square" lIns="91440" tIns="45720" rIns="91440" bIns="45720" numCol="1" spcCol="0" rtlCol="0" fromWordArt="0" anchor="t" anchorCtr="0" forceAA="0" compatLnSpc="1">
+                        <a:noAutofit/>
+                      </wps:bodyPr>
+                    </wps:wsp>
+                  </a:graphicData>
+                </a:graphic>
+              </wp:anchor>
+            </w:drawing>
+          </mc:Choice>
+          <mc:Fallback>
+            <w:pict>
+              <v:shape id="_x0000_s1026" o:spid="_x0000_s1026" o:spt="202" type="#_x0000_t202" style="position:absolute;left:0pt;margin-left:305.45pt;margin-top:13.1pt;height:42.2pt;width:35.5pt;z-index:251711488;mso-width-relative:page;mso-height-relative:page;" filled="f" stroked="f" coordsize="21600,21600" o:gfxdata="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">
+                <v:fill on="f" focussize="0,0"/>
+                <v:stroke on="f" weight="0.5pt"/>
+                <v:imagedata o:title=""/>
+                <o:lock v:ext="edit" aspectratio="f"/>
+                <v:textbox>
+                  <w:txbxContent>
+                    <w:p>
+                      <w:pPr>
+                        <w:rPr>
+                          <w:rFonts w:hint="default" w:ascii="微软雅黑" w:hAnsi="微软雅黑" w:eastAsia="微软雅黑" w:cs="微软雅黑"/>
+                          <w:color w:val="FFFFFF" w:themeColor="background1"/>
+                          <w:sz w:val="44"/>
+                          <w:szCs w:val="44"/>
+                          <w:lang w:val="en-US" w:eastAsia="zh-CN"/>
+                          <w14:textFill>
+                            <w14:solidFill>
+                              <w14:schemeClr w14:val="bg1"/>
+                            </w14:solidFill>
+                          </w14:textFill>
+                        </w:rPr>
+                      </w:pPr>
+                      <w:r>
+                        <w:rPr>
+                          <w:rFonts w:hint="eastAsia" w:ascii="微软雅黑" w:hAnsi="微软雅黑" w:eastAsia="微软雅黑" w:cs="微软雅黑"/>
+                          <w:color w:val="FFFFFF" w:themeColor="background1"/>
+                          <w:sz w:val="44"/>
+                          <w:szCs w:val="44"/>
+                          <w:lang w:val="en-US" w:eastAsia="zh-CN"/>
+                          <w14:textFill>
+                            <w14:solidFill>
+                              <w14:schemeClr w14:val="bg1"/>
+                            </w14:solidFill>
+                          </w14:textFill>
+                        </w:rPr>
+                        <w:t>肾</w:t>
+                      </w:r>
+                    </w:p>
+                  </w:txbxContent>
+                </v:textbox>
+              </v:shape>
+            </w:pict>
+          </mc:Fallback>
+        </mc:AlternateContent>
+      </w:r>
+      <w:r>
+        <w:rPr>
+          <w:sz w:val="21"/>
+        </w:rPr>
+        <mc:AlternateContent>
+          <mc:Choice Requires="wps">
+            <w:drawing>
+              <wp:anchor distT="0" distB="0" distL="114300" distR="114300" simplePos="0" relativeHeight="251686912" behindDoc="0" locked="0" layoutInCell="1" allowOverlap="1">
+                <wp:simplePos x="0" y="0"/>
+                <wp:positionH relativeFrom="page">
+                  <wp:posOffset>3218815</wp:posOffset>
+                </wp:positionH>
+                <wp:positionV relativeFrom="paragraph">
+                  <wp:posOffset>139700</wp:posOffset>
+                </wp:positionV>
+                <wp:extent cx="612775" cy="295910"/>
+                <wp:effectExtent l="0" t="0" r="0" b="0"/>
+                <wp:wrapNone/>
+                <wp:docPr id="57" name="文本框 57"/>
+                <wp:cNvGraphicFramePr/>
+                <a:graphic xmlns:a="http://schemas.openxmlformats.org/drawingml/2006/main">
+                  <a:graphicData uri="http://schemas.microsoft.com/office/word/2010/wordprocessingShape">
+                    <wps:wsp>
+                      <wps:cNvSpPr txBox="1"/>
+                      <wps:spPr>
+                        <a:xfrm>
+                          <a:off x="0" y="0"/>
+                          <a:ext cx="612775" cy="295910"/>
                         </a:xfrm>
                         <a:prstGeom prst="rect">
                           <a:avLst/>
@@ -1274,16 +1616,20 @@
                               <w:spacing w:line="0" w:lineRule="atLeast"/>
                               <w:textAlignment w:val="auto"/>
                               <w:rPr>
-                                <w:rFonts w:hint="default" w:ascii="微软雅黑" w:hAnsi="微软雅黑" w:eastAsia="微软雅黑" w:cs="微软雅黑"/>
+                                <w:rFonts w:hint="eastAsia" w:asciiTheme="minorEastAsia" w:hAnsiTheme="minorEastAsia" w:eastAsiaTheme="minorEastAsia" w:cstheme="minorEastAsia"/>
+                                <w:sz w:val="28"/>
+                                <w:szCs w:val="28"/>
                                 <w:lang w:val="en-US" w:eastAsia="zh-CN"/>
                               </w:rPr>
                             </w:pPr>
                             <w:r>
                               <w:rPr>
-                                <w:rFonts w:hint="eastAsia" w:ascii="微软雅黑" w:hAnsi="微软雅黑" w:eastAsia="微软雅黑" w:cs="微软雅黑"/>
-                                <w:lang w:val="en-US" w:eastAsia="zh-CN"/>
-                              </w:rPr>
-                              <w:t>大寒</w:t>
+                                <w:rFonts w:hint="eastAsia" w:asciiTheme="minorEastAsia" w:hAnsiTheme="minorEastAsia" w:eastAsiaTheme="minorEastAsia" w:cstheme="minorEastAsia"/>
+                                <w:sz w:val="28"/>
+                                <w:szCs w:val="28"/>
+                                <w:lang w:val="en-US" w:eastAsia="zh-CN"/>
+                              </w:rPr>
+                              <w:t>小雪</w:t>
                             </w:r>
                           </w:p>
                         </w:txbxContent>
@@ -1299,7 +1645,7 @@
           </mc:Choice>
           <mc:Fallback>
             <w:pict>
-              <v:shape id="_x0000_s1026" o:spid="_x0000_s1026" o:spt="202" type="#_x0000_t202" style="position:absolute;left:0pt;margin-left:491.05pt;margin-top:8.15pt;height:23.3pt;width:38.95pt;mso-position-horizontal-relative:page;z-index:251689984;mso-width-relative:page;mso-height-relative:page;" filled="f" stroked="f" coordsize="21600,21600" o:gfxdata="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">
+              <v:shape id="_x0000_s1026" o:spid="_x0000_s1026" o:spt="202" type="#_x0000_t202" style="position:absolute;left:0pt;margin-left:253.45pt;margin-top:11pt;height:23.3pt;width:48.25pt;mso-position-horizontal-relative:page;z-index:251686912;mso-width-relative:page;mso-height-relative:page;" filled="f" stroked="f" coordsize="21600,21600" o:gfxdata="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">
                 <v:fill on="f" focussize="0,0"/>
                 <v:stroke on="f" weight="0.5pt"/>
                 <v:imagedata o:title=""/>
@@ -1322,16 +1668,20 @@
                         <w:spacing w:line="0" w:lineRule="atLeast"/>
                         <w:textAlignment w:val="auto"/>
                         <w:rPr>
-                          <w:rFonts w:hint="default" w:ascii="微软雅黑" w:hAnsi="微软雅黑" w:eastAsia="微软雅黑" w:cs="微软雅黑"/>
+                          <w:rFonts w:hint="eastAsia" w:asciiTheme="minorEastAsia" w:hAnsiTheme="minorEastAsia" w:eastAsiaTheme="minorEastAsia" w:cstheme="minorEastAsia"/>
+                          <w:sz w:val="28"/>
+                          <w:szCs w:val="28"/>
                           <w:lang w:val="en-US" w:eastAsia="zh-CN"/>
                         </w:rPr>
                       </w:pPr>
                       <w:r>
                         <w:rPr>
-                          <w:rFonts w:hint="eastAsia" w:ascii="微软雅黑" w:hAnsi="微软雅黑" w:eastAsia="微软雅黑" w:cs="微软雅黑"/>
-                          <w:lang w:val="en-US" w:eastAsia="zh-CN"/>
-                        </w:rPr>
-                        <w:t>大寒</w:t>
+                          <w:rFonts w:hint="eastAsia" w:asciiTheme="minorEastAsia" w:hAnsiTheme="minorEastAsia" w:eastAsiaTheme="minorEastAsia" w:cstheme="minorEastAsia"/>
+                          <w:sz w:val="28"/>
+                          <w:szCs w:val="28"/>
+                          <w:lang w:val="en-US" w:eastAsia="zh-CN"/>
+                        </w:rPr>
+                        <w:t>小雪</w:t>
                       </w:r>
                     </w:p>
                   </w:txbxContent>
@@ -1348,18 +1698,18 @@
         <mc:AlternateContent>
           <mc:Choice Requires="wps">
             <w:drawing>
-              <wp:anchor distT="0" distB="0" distL="114300" distR="114300" simplePos="0" relativeHeight="251686912" behindDoc="0" locked="0" layoutInCell="1" allowOverlap="1">
+              <wp:anchor distT="0" distB="0" distL="114300" distR="114300" simplePos="0" relativeHeight="251689984" behindDoc="0" locked="0" layoutInCell="1" allowOverlap="1">
                 <wp:simplePos x="0" y="0"/>
                 <wp:positionH relativeFrom="page">
-                  <wp:posOffset>3336925</wp:posOffset>
+                  <wp:posOffset>6236335</wp:posOffset>
                 </wp:positionH>
                 <wp:positionV relativeFrom="paragraph">
-                  <wp:posOffset>139700</wp:posOffset>
+                  <wp:posOffset>103505</wp:posOffset>
                 </wp:positionV>
-                <wp:extent cx="494665" cy="295910"/>
+                <wp:extent cx="557530" cy="295910"/>
                 <wp:effectExtent l="0" t="0" r="0" b="0"/>
                 <wp:wrapNone/>
-                <wp:docPr id="57" name="文本框 57"/>
+                <wp:docPr id="60" name="文本框 60"/>
                 <wp:cNvGraphicFramePr/>
                 <a:graphic xmlns:a="http://schemas.openxmlformats.org/drawingml/2006/main">
                   <a:graphicData uri="http://schemas.microsoft.com/office/word/2010/wordprocessingShape">
@@ -1368,7 +1718,7 @@
                       <wps:spPr>
                         <a:xfrm>
                           <a:off x="0" y="0"/>
-                          <a:ext cx="494665" cy="295910"/>
+                          <a:ext cx="557530" cy="295910"/>
                         </a:xfrm>
                         <a:prstGeom prst="rect">
                           <a:avLst/>
@@ -1410,16 +1760,20 @@
                               <w:spacing w:line="0" w:lineRule="atLeast"/>
                               <w:textAlignment w:val="auto"/>
                               <w:rPr>
-                                <w:rFonts w:hint="default" w:ascii="微软雅黑" w:hAnsi="微软雅黑" w:eastAsia="微软雅黑" w:cs="微软雅黑"/>
+                                <w:rFonts w:hint="eastAsia" w:asciiTheme="minorEastAsia" w:hAnsiTheme="minorEastAsia" w:eastAsiaTheme="minorEastAsia" w:cstheme="minorEastAsia"/>
+                                <w:sz w:val="28"/>
+                                <w:szCs w:val="28"/>
                                 <w:lang w:val="en-US" w:eastAsia="zh-CN"/>
                               </w:rPr>
                             </w:pPr>
                             <w:r>
                               <w:rPr>
-                                <w:rFonts w:hint="eastAsia" w:ascii="微软雅黑" w:hAnsi="微软雅黑" w:eastAsia="微软雅黑" w:cs="微软雅黑"/>
-                                <w:lang w:val="en-US" w:eastAsia="zh-CN"/>
-                              </w:rPr>
-                              <w:t>小雪</w:t>
+                                <w:rFonts w:hint="eastAsia" w:asciiTheme="minorEastAsia" w:hAnsiTheme="minorEastAsia" w:eastAsiaTheme="minorEastAsia" w:cstheme="minorEastAsia"/>
+                                <w:sz w:val="28"/>
+                                <w:szCs w:val="28"/>
+                                <w:lang w:val="en-US" w:eastAsia="zh-CN"/>
+                              </w:rPr>
+                              <w:t>大寒</w:t>
                             </w:r>
                           </w:p>
                         </w:txbxContent>
@@ -1435,7 +1789,7 @@
           </mc:Choice>
           <mc:Fallback>
             <w:pict>
-              <v:shape id="_x0000_s1026" o:spid="_x0000_s1026" o:spt="202" type="#_x0000_t202" style="position:absolute;left:0pt;margin-left:262.75pt;margin-top:11pt;height:23.3pt;width:38.95pt;mso-position-horizontal-relative:page;z-index:251686912;mso-width-relative:page;mso-height-relative:page;" filled="f" stroked="f" coordsize="21600,21600" o:gfxdata="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">
+              <v:shape id="_x0000_s1026" o:spid="_x0000_s1026" o:spt="202" type="#_x0000_t202" style="position:absolute;left:0pt;margin-left:491.05pt;margin-top:8.15pt;height:23.3pt;width:43.9pt;mso-position-horizontal-relative:page;z-index:251689984;mso-width-relative:page;mso-height-relative:page;" filled="f" stroked="f" coordsize="21600,21600" o:gfxdata="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">
                 <v:fill on="f" focussize="0,0"/>
                 <v:stroke on="f" weight="0.5pt"/>
                 <v:imagedata o:title=""/>
@@ -1458,16 +1812,20 @@
                         <w:spacing w:line="0" w:lineRule="atLeast"/>
                         <w:textAlignment w:val="auto"/>
                         <w:rPr>
-                          <w:rFonts w:hint="default" w:ascii="微软雅黑" w:hAnsi="微软雅黑" w:eastAsia="微软雅黑" w:cs="微软雅黑"/>
+                          <w:rFonts w:hint="eastAsia" w:asciiTheme="minorEastAsia" w:hAnsiTheme="minorEastAsia" w:eastAsiaTheme="minorEastAsia" w:cstheme="minorEastAsia"/>
+                          <w:sz w:val="28"/>
+                          <w:szCs w:val="28"/>
                           <w:lang w:val="en-US" w:eastAsia="zh-CN"/>
                         </w:rPr>
                       </w:pPr>
                       <w:r>
                         <w:rPr>
-                          <w:rFonts w:hint="eastAsia" w:ascii="微软雅黑" w:hAnsi="微软雅黑" w:eastAsia="微软雅黑" w:cs="微软雅黑"/>
-                          <w:lang w:val="en-US" w:eastAsia="zh-CN"/>
-                        </w:rPr>
-                        <w:t>小雪</w:t>
+                          <w:rFonts w:hint="eastAsia" w:asciiTheme="minorEastAsia" w:hAnsiTheme="minorEastAsia" w:eastAsiaTheme="minorEastAsia" w:cstheme="minorEastAsia"/>
+                          <w:sz w:val="28"/>
+                          <w:szCs w:val="28"/>
+                          <w:lang w:val="en-US" w:eastAsia="zh-CN"/>
+                        </w:rPr>
+                        <w:t>大寒</w:t>
                       </w:r>
                     </w:p>
                   </w:txbxContent>
@@ -1887,7 +2245,7 @@
           </mc:Choice>
           <mc:Fallback>
             <w:pict>
-              <v:shape id="_x0000_s1026" o:spid="_x0000_s1026" o:spt="202" type="#_x0000_t202" style="position:absolute;left:0pt;margin-left:124.95pt;margin-top:11.85pt;height:30.15pt;width:139.55pt;mso-position-horizontal-relative:page;z-index:251677696;mso-width-relative:page;mso-height-relative:page;" filled="f" stroked="f" coordsize="21600,21600" o:gfxdata="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">
+              <v:shape id="_x0000_s1026" o:spid="_x0000_s1026" o:spt="202" type="#_x0000_t202" style="position:absolute;left:0pt;margin-left:124.95pt;margin-top:11.85pt;height:30.15pt;width:139.55pt;mso-position-horizontal-relative:page;z-index:251677696;mso-width-relative:page;mso-height-relative:page;" filled="f" stroked="f" coordsize="21600,21600" o:gfxdata="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">
                 <v:fill on="f" focussize="0,0"/>
                 <v:stroke on="f" weight="0.5pt"/>
                 <v:imagedata o:title=""/>
@@ -2039,7 +2397,7 @@
           </mc:Choice>
           <mc:Fallback>
             <w:pict>
-              <v:shape id="_x0000_s1026" o:spid="_x0000_s1026" o:spt="202" type="#_x0000_t202" style="position:absolute;left:0pt;margin-left:529.25pt;margin-top:12.65pt;height:30.8pt;width:144.45pt;mso-position-horizontal-relative:page;z-index:251678720;mso-width-relative:page;mso-height-relative:page;" filled="f" stroked="f" coordsize="21600,21600" o:gfxdata="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">
+              <v:shape id="_x0000_s1026" o:spid="_x0000_s1026" o:spt="202" type="#_x0000_t202" style="position:absolute;left:0pt;margin-left:529.25pt;margin-top:12.65pt;height:30.8pt;width:144.45pt;mso-position-horizontal-relative:page;z-index:251678720;mso-width-relative:page;mso-height-relative:page;" filled="f" stroked="f" coordsize="21600,21600" o:gfxdata="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">
                 <v:fill on="f" focussize="0,0"/>
                 <v:stroke on="f" weight="0.5pt"/>
                 <v:imagedata o:title=""/>
@@ -2152,7 +2510,7 @@
           </mc:Choice>
           <mc:Fallback>
             <w:pict>
-              <v:shape id="_x0000_s1026" o:spid="_x0000_s1026" o:spt="3" type="#_x0000_t3" style="position:absolute;left:0pt;margin-left:449pt;margin-top:3.9pt;height:6.9pt;width:7.5pt;z-index:251681792;v-text-anchor:middle;mso-width-relative:page;mso-height-relative:page;" fillcolor="#4874CB [3204]" filled="t" stroked="t" coordsize="21600,21600" o:gfxdata="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">
+              <v:shape id="_x0000_s1026" o:spid="_x0000_s1026" o:spt="3" type="#_x0000_t3" style="position:absolute;left:0pt;margin-left:449pt;margin-top:3.9pt;height:6.9pt;width:7.5pt;z-index:251681792;v-text-anchor:middle;mso-width-relative:page;mso-height-relative:page;" fillcolor="#4874CB [3204]" filled="t" stroked="t" coordsize="21600,21600" o:gfxdata="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">
                 <v:fill on="t" focussize="0,0"/>
                 <v:stroke weight="1pt" color="#2E54A1 [2404]" miterlimit="8" joinstyle="miter"/>
                 <v:imagedata o:title=""/>
@@ -2222,7 +2580,7 @@
           </mc:Choice>
           <mc:Fallback>
             <w:pict>
-              <v:shape id="_x0000_s1026" o:spid="_x0000_s1026" o:spt="3" type="#_x0000_t3" style="position:absolute;left:0pt;margin-left:190.3pt;margin-top:5.25pt;height:6.9pt;width:7.5pt;z-index:251680768;v-text-anchor:middle;mso-width-relative:page;mso-height-relative:page;" fillcolor="#4874CB [3204]" filled="t" stroked="t" coordsize="21600,21600" o:gfxdata="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">
+              <v:shape id="_x0000_s1026" o:spid="_x0000_s1026" o:spt="3" type="#_x0000_t3" style="position:absolute;left:0pt;margin-left:190.3pt;margin-top:5.25pt;height:6.9pt;width:7.5pt;z-index:251680768;v-text-anchor:middle;mso-width-relative:page;mso-height-relative:page;" fillcolor="#4874CB [3204]" filled="t" stroked="t" coordsize="21600,21600" o:gfxdata="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">
                 <v:fill on="t" focussize="0,0"/>
                 <v:stroke weight="1pt" color="#2E54A1 [2404]" miterlimit="8" joinstyle="miter"/>
                 <v:imagedata o:title=""/>
@@ -2241,18 +2599,18 @@
         <mc:AlternateContent>
           <mc:Choice Requires="wps">
             <w:drawing>
-              <wp:anchor distT="0" distB="0" distL="114300" distR="114300" simplePos="0" relativeHeight="251691008" behindDoc="0" locked="0" layoutInCell="1" allowOverlap="1">
+              <wp:anchor distT="0" distB="0" distL="114300" distR="114300" simplePos="0" relativeHeight="251701248" behindDoc="0" locked="0" layoutInCell="1" allowOverlap="1">
                 <wp:simplePos x="0" y="0"/>
                 <wp:positionH relativeFrom="page">
-                  <wp:posOffset>6887845</wp:posOffset>
+                  <wp:posOffset>2615565</wp:posOffset>
                 </wp:positionH>
                 <wp:positionV relativeFrom="paragraph">
-                  <wp:posOffset>6350</wp:posOffset>
+                  <wp:posOffset>97790</wp:posOffset>
                 </wp:positionV>
-                <wp:extent cx="494665" cy="295910"/>
+                <wp:extent cx="565785" cy="295910"/>
                 <wp:effectExtent l="0" t="0" r="0" b="0"/>
                 <wp:wrapNone/>
-                <wp:docPr id="61" name="文本框 61"/>
+                <wp:docPr id="72" name="文本框 72"/>
                 <wp:cNvGraphicFramePr/>
                 <a:graphic xmlns:a="http://schemas.openxmlformats.org/drawingml/2006/main">
                   <a:graphicData uri="http://schemas.microsoft.com/office/word/2010/wordprocessingShape">
@@ -2261,7 +2619,7 @@
                       <wps:spPr>
                         <a:xfrm>
                           <a:off x="0" y="0"/>
-                          <a:ext cx="494665" cy="295910"/>
+                          <a:ext cx="565785" cy="295910"/>
                         </a:xfrm>
                         <a:prstGeom prst="rect">
                           <a:avLst/>
@@ -2303,16 +2661,20 @@
                               <w:spacing w:line="0" w:lineRule="atLeast"/>
                               <w:textAlignment w:val="auto"/>
                               <w:rPr>
-                                <w:rFonts w:hint="default" w:ascii="微软雅黑" w:hAnsi="微软雅黑" w:eastAsia="微软雅黑" w:cs="微软雅黑"/>
+                                <w:rFonts w:hint="eastAsia" w:asciiTheme="minorEastAsia" w:hAnsiTheme="minorEastAsia" w:eastAsiaTheme="minorEastAsia" w:cstheme="minorEastAsia"/>
+                                <w:sz w:val="28"/>
+                                <w:szCs w:val="28"/>
                                 <w:lang w:val="en-US" w:eastAsia="zh-CN"/>
                               </w:rPr>
                             </w:pPr>
                             <w:r>
                               <w:rPr>
-                                <w:rFonts w:hint="eastAsia" w:ascii="微软雅黑" w:hAnsi="微软雅黑" w:eastAsia="微软雅黑" w:cs="微软雅黑"/>
-                                <w:lang w:val="en-US" w:eastAsia="zh-CN"/>
-                              </w:rPr>
-                              <w:t>雨水</w:t>
+                                <w:rFonts w:hint="eastAsia" w:asciiTheme="minorEastAsia" w:hAnsiTheme="minorEastAsia" w:eastAsiaTheme="minorEastAsia" w:cstheme="minorEastAsia"/>
+                                <w:sz w:val="28"/>
+                                <w:szCs w:val="28"/>
+                                <w:lang w:val="en-US" w:eastAsia="zh-CN"/>
+                              </w:rPr>
+                              <w:t>霜降</w:t>
                             </w:r>
                           </w:p>
                         </w:txbxContent>
@@ -2328,7 +2690,7 @@
           </mc:Choice>
           <mc:Fallback>
             <w:pict>
-              <v:shape id="_x0000_s1026" o:spid="_x0000_s1026" o:spt="202" type="#_x0000_t202" style="position:absolute;left:0pt;margin-left:542.35pt;margin-top:0.5pt;height:23.3pt;width:38.95pt;mso-position-horizontal-relative:page;z-index:251691008;mso-width-relative:page;mso-height-relative:page;" filled="f" stroked="f" coordsize="21600,21600" o:gfxdata="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">
+              <v:shape id="_x0000_s1026" o:spid="_x0000_s1026" o:spt="202" type="#_x0000_t202" style="position:absolute;left:0pt;margin-left:205.95pt;margin-top:7.7pt;height:23.3pt;width:44.55pt;mso-position-horizontal-relative:page;z-index:251701248;mso-width-relative:page;mso-height-relative:page;" filled="f" stroked="f" coordsize="21600,21600" o:gfxdata="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">
                 <v:fill on="f" focussize="0,0"/>
                 <v:stroke on="f" weight="0.5pt"/>
                 <v:imagedata o:title=""/>
@@ -2351,16 +2713,20 @@
                         <w:spacing w:line="0" w:lineRule="atLeast"/>
                         <w:textAlignment w:val="auto"/>
                         <w:rPr>
-                          <w:rFonts w:hint="default" w:ascii="微软雅黑" w:hAnsi="微软雅黑" w:eastAsia="微软雅黑" w:cs="微软雅黑"/>
+                          <w:rFonts w:hint="eastAsia" w:asciiTheme="minorEastAsia" w:hAnsiTheme="minorEastAsia" w:eastAsiaTheme="minorEastAsia" w:cstheme="minorEastAsia"/>
+                          <w:sz w:val="28"/>
+                          <w:szCs w:val="28"/>
                           <w:lang w:val="en-US" w:eastAsia="zh-CN"/>
                         </w:rPr>
                       </w:pPr>
                       <w:r>
                         <w:rPr>
-                          <w:rFonts w:hint="eastAsia" w:ascii="微软雅黑" w:hAnsi="微软雅黑" w:eastAsia="微软雅黑" w:cs="微软雅黑"/>
-                          <w:lang w:val="en-US" w:eastAsia="zh-CN"/>
-                        </w:rPr>
-                        <w:t>雨水</w:t>
+                          <w:rFonts w:hint="eastAsia" w:asciiTheme="minorEastAsia" w:hAnsiTheme="minorEastAsia" w:eastAsiaTheme="minorEastAsia" w:cstheme="minorEastAsia"/>
+                          <w:sz w:val="28"/>
+                          <w:szCs w:val="28"/>
+                          <w:lang w:val="en-US" w:eastAsia="zh-CN"/>
+                        </w:rPr>
+                        <w:t>霜降</w:t>
                       </w:r>
                     </w:p>
                   </w:txbxContent>
@@ -2377,18 +2743,18 @@
         <mc:AlternateContent>
           <mc:Choice Requires="wps">
             <w:drawing>
-              <wp:anchor distT="0" distB="0" distL="114300" distR="114300" simplePos="0" relativeHeight="251701248" behindDoc="0" locked="0" layoutInCell="1" allowOverlap="1">
+              <wp:anchor distT="0" distB="0" distL="114300" distR="114300" simplePos="0" relativeHeight="251691008" behindDoc="0" locked="0" layoutInCell="1" allowOverlap="1">
                 <wp:simplePos x="0" y="0"/>
                 <wp:positionH relativeFrom="page">
-                  <wp:posOffset>2686685</wp:posOffset>
+                  <wp:posOffset>6887845</wp:posOffset>
                 </wp:positionH>
                 <wp:positionV relativeFrom="paragraph">
-                  <wp:posOffset>97790</wp:posOffset>
+                  <wp:posOffset>6350</wp:posOffset>
                 </wp:positionV>
-                <wp:extent cx="494665" cy="295910"/>
+                <wp:extent cx="557530" cy="295910"/>
                 <wp:effectExtent l="0" t="0" r="0" b="0"/>
                 <wp:wrapNone/>
-                <wp:docPr id="72" name="文本框 72"/>
+                <wp:docPr id="61" name="文本框 61"/>
                 <wp:cNvGraphicFramePr/>
                 <a:graphic xmlns:a="http://schemas.openxmlformats.org/drawingml/2006/main">
                   <a:graphicData uri="http://schemas.microsoft.com/office/word/2010/wordprocessingShape">
@@ -2397,7 +2763,7 @@
                       <wps:spPr>
                         <a:xfrm>
                           <a:off x="0" y="0"/>
-                          <a:ext cx="494665" cy="295910"/>
+                          <a:ext cx="557530" cy="295910"/>
                         </a:xfrm>
                         <a:prstGeom prst="rect">
                           <a:avLst/>
@@ -2439,16 +2805,20 @@
                               <w:spacing w:line="0" w:lineRule="atLeast"/>
                               <w:textAlignment w:val="auto"/>
                               <w:rPr>
-                                <w:rFonts w:hint="default" w:ascii="微软雅黑" w:hAnsi="微软雅黑" w:eastAsia="微软雅黑" w:cs="微软雅黑"/>
+                                <w:rFonts w:hint="eastAsia" w:asciiTheme="minorEastAsia" w:hAnsiTheme="minorEastAsia" w:eastAsiaTheme="minorEastAsia" w:cstheme="minorEastAsia"/>
+                                <w:sz w:val="28"/>
+                                <w:szCs w:val="28"/>
                                 <w:lang w:val="en-US" w:eastAsia="zh-CN"/>
                               </w:rPr>
                             </w:pPr>
                             <w:r>
                               <w:rPr>
-                                <w:rFonts w:hint="eastAsia" w:ascii="微软雅黑" w:hAnsi="微软雅黑" w:eastAsia="微软雅黑" w:cs="微软雅黑"/>
-                                <w:lang w:val="en-US" w:eastAsia="zh-CN"/>
-                              </w:rPr>
-                              <w:t>霜降</w:t>
+                                <w:rFonts w:hint="eastAsia" w:asciiTheme="minorEastAsia" w:hAnsiTheme="minorEastAsia" w:eastAsiaTheme="minorEastAsia" w:cstheme="minorEastAsia"/>
+                                <w:sz w:val="28"/>
+                                <w:szCs w:val="28"/>
+                                <w:lang w:val="en-US" w:eastAsia="zh-CN"/>
+                              </w:rPr>
+                              <w:t>雨水</w:t>
                             </w:r>
                           </w:p>
                         </w:txbxContent>
@@ -2464,7 +2834,7 @@
           </mc:Choice>
           <mc:Fallback>
             <w:pict>
-              <v:shape id="_x0000_s1026" o:spid="_x0000_s1026" o:spt="202" type="#_x0000_t202" style="position:absolute;left:0pt;margin-left:211.55pt;margin-top:7.7pt;height:23.3pt;width:38.95pt;mso-position-horizontal-relative:page;z-index:251701248;mso-width-relative:page;mso-height-relative:page;" filled="f" stroked="f" coordsize="21600,21600" o:gfxdata="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">
+              <v:shape id="_x0000_s1026" o:spid="_x0000_s1026" o:spt="202" type="#_x0000_t202" style="position:absolute;left:0pt;margin-left:542.35pt;margin-top:0.5pt;height:23.3pt;width:43.9pt;mso-position-horizontal-relative:page;z-index:251691008;mso-width-relative:page;mso-height-relative:page;" filled="f" stroked="f" coordsize="21600,21600" o:gfxdata="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">
                 <v:fill on="f" focussize="0,0"/>
                 <v:stroke on="f" weight="0.5pt"/>
                 <v:imagedata o:title=""/>
@@ -2487,16 +2857,20 @@
                         <w:spacing w:line="0" w:lineRule="atLeast"/>
                         <w:textAlignment w:val="auto"/>
                         <w:rPr>
-                          <w:rFonts w:hint="default" w:ascii="微软雅黑" w:hAnsi="微软雅黑" w:eastAsia="微软雅黑" w:cs="微软雅黑"/>
+                          <w:rFonts w:hint="eastAsia" w:asciiTheme="minorEastAsia" w:hAnsiTheme="minorEastAsia" w:eastAsiaTheme="minorEastAsia" w:cstheme="minorEastAsia"/>
+                          <w:sz w:val="28"/>
+                          <w:szCs w:val="28"/>
                           <w:lang w:val="en-US" w:eastAsia="zh-CN"/>
                         </w:rPr>
                       </w:pPr>
                       <w:r>
                         <w:rPr>
-                          <w:rFonts w:hint="eastAsia" w:ascii="微软雅黑" w:hAnsi="微软雅黑" w:eastAsia="微软雅黑" w:cs="微软雅黑"/>
-                          <w:lang w:val="en-US" w:eastAsia="zh-CN"/>
-                        </w:rPr>
-                        <w:t>霜降</w:t>
+                          <w:rFonts w:hint="eastAsia" w:asciiTheme="minorEastAsia" w:hAnsiTheme="minorEastAsia" w:eastAsiaTheme="minorEastAsia" w:cstheme="minorEastAsia"/>
+                          <w:sz w:val="28"/>
+                          <w:szCs w:val="28"/>
+                          <w:lang w:val="en-US" w:eastAsia="zh-CN"/>
+                        </w:rPr>
+                        <w:t>雨水</w:t>
                       </w:r>
                     </w:p>
                   </w:txbxContent>
@@ -2508,6 +2882,8 @@
       </w:r>
     </w:p>
     <w:p>
+      <w:bookmarkStart w:id="0" w:name="_GoBack"/>
+      <w:bookmarkEnd w:id="0"/>
       <w:r>
         <w:rPr>
           <w:sz w:val="21"/>
@@ -2518,12 +2894,12 @@
               <wp:anchor distT="0" distB="0" distL="114300" distR="114300" simplePos="0" relativeHeight="251692032" behindDoc="0" locked="0" layoutInCell="1" allowOverlap="1">
                 <wp:simplePos x="0" y="0"/>
                 <wp:positionH relativeFrom="page">
-                  <wp:posOffset>7075805</wp:posOffset>
+                  <wp:posOffset>7056755</wp:posOffset>
                 </wp:positionH>
                 <wp:positionV relativeFrom="paragraph">
-                  <wp:posOffset>167005</wp:posOffset>
+                  <wp:posOffset>157480</wp:posOffset>
                 </wp:positionV>
-                <wp:extent cx="494665" cy="295910"/>
+                <wp:extent cx="565150" cy="295910"/>
                 <wp:effectExtent l="0" t="0" r="0" b="0"/>
                 <wp:wrapNone/>
                 <wp:docPr id="62" name="文本框 62"/>
@@ -2535,7 +2911,7 @@
                       <wps:spPr>
                         <a:xfrm>
                           <a:off x="0" y="0"/>
-                          <a:ext cx="494665" cy="295910"/>
+                          <a:ext cx="565150" cy="295910"/>
                         </a:xfrm>
                         <a:prstGeom prst="rect">
                           <a:avLst/>
@@ -2577,13 +2953,17 @@
                               <w:spacing w:line="0" w:lineRule="atLeast"/>
                               <w:textAlignment w:val="auto"/>
                               <w:rPr>
-                                <w:rFonts w:hint="default" w:ascii="微软雅黑" w:hAnsi="微软雅黑" w:eastAsia="微软雅黑" w:cs="微软雅黑"/>
+                                <w:rFonts w:hint="eastAsia" w:asciiTheme="minorEastAsia" w:hAnsiTheme="minorEastAsia" w:eastAsiaTheme="minorEastAsia" w:cstheme="minorEastAsia"/>
+                                <w:sz w:val="28"/>
+                                <w:szCs w:val="28"/>
                                 <w:lang w:val="en-US" w:eastAsia="zh-CN"/>
                               </w:rPr>
                             </w:pPr>
                             <w:r>
                               <w:rPr>
-                                <w:rFonts w:hint="eastAsia" w:ascii="微软雅黑" w:hAnsi="微软雅黑" w:eastAsia="微软雅黑" w:cs="微软雅黑"/>
+                                <w:rFonts w:hint="eastAsia" w:asciiTheme="minorEastAsia" w:hAnsiTheme="minorEastAsia" w:eastAsiaTheme="minorEastAsia" w:cstheme="minorEastAsia"/>
+                                <w:sz w:val="28"/>
+                                <w:szCs w:val="28"/>
                                 <w:lang w:val="en-US" w:eastAsia="zh-CN"/>
                               </w:rPr>
                               <w:t>惊蛰</w:t>
@@ -2602,7 +2982,7 @@
           </mc:Choice>
           <mc:Fallback>
             <w:pict>
-              <v:shape id="_x0000_s1026" o:spid="_x0000_s1026" o:spt="202" type="#_x0000_t202" style="position:absolute;left:0pt;margin-left:557.15pt;margin-top:13.15pt;height:23.3pt;width:38.95pt;mso-position-horizontal-relative:page;z-index:251692032;mso-width-relative:page;mso-height-relative:page;" filled="f" stroked="f" coordsize="21600,21600" o:gfxdata="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">
+              <v:shape id="_x0000_s1026" o:spid="_x0000_s1026" o:spt="202" type="#_x0000_t202" style="position:absolute;left:0pt;margin-left:555.65pt;margin-top:12.4pt;height:23.3pt;width:44.5pt;mso-position-horizontal-relative:page;z-index:251692032;mso-width-relative:page;mso-height-relative:page;" filled="f" stroked="f" coordsize="21600,21600" o:gfxdata="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">
                 <v:fill on="f" focussize="0,0"/>
                 <v:stroke on="f" weight="0.5pt"/>
                 <v:imagedata o:title=""/>
@@ -2625,13 +3005,17 @@
                         <w:spacing w:line="0" w:lineRule="atLeast"/>
                         <w:textAlignment w:val="auto"/>
                         <w:rPr>
-                          <w:rFonts w:hint="default" w:ascii="微软雅黑" w:hAnsi="微软雅黑" w:eastAsia="微软雅黑" w:cs="微软雅黑"/>
+                          <w:rFonts w:hint="eastAsia" w:asciiTheme="minorEastAsia" w:hAnsiTheme="minorEastAsia" w:eastAsiaTheme="minorEastAsia" w:cstheme="minorEastAsia"/>
+                          <w:sz w:val="28"/>
+                          <w:szCs w:val="28"/>
                           <w:lang w:val="en-US" w:eastAsia="zh-CN"/>
                         </w:rPr>
                       </w:pPr>
                       <w:r>
                         <w:rPr>
-                          <w:rFonts w:hint="eastAsia" w:ascii="微软雅黑" w:hAnsi="微软雅黑" w:eastAsia="微软雅黑" w:cs="微软雅黑"/>
+                          <w:rFonts w:hint="eastAsia" w:asciiTheme="minorEastAsia" w:hAnsiTheme="minorEastAsia" w:eastAsiaTheme="minorEastAsia" w:cstheme="minorEastAsia"/>
+                          <w:sz w:val="28"/>
+                          <w:szCs w:val="28"/>
                           <w:lang w:val="en-US" w:eastAsia="zh-CN"/>
                         </w:rPr>
                         <w:t>惊蛰</w:t>
@@ -2653,15 +3037,129 @@
         <mc:AlternateContent>
           <mc:Choice Requires="wps">
             <w:drawing>
+              <wp:anchor distT="0" distB="0" distL="114300" distR="114300" simplePos="0" relativeHeight="251665408" behindDoc="0" locked="0" layoutInCell="1" allowOverlap="1">
+                <wp:simplePos x="0" y="0"/>
+                <wp:positionH relativeFrom="column">
+                  <wp:posOffset>6076950</wp:posOffset>
+                </wp:positionH>
+                <wp:positionV relativeFrom="paragraph">
+                  <wp:posOffset>172085</wp:posOffset>
+                </wp:positionV>
+                <wp:extent cx="444500" cy="542290"/>
+                <wp:effectExtent l="0" t="0" r="0" b="0"/>
+                <wp:wrapNone/>
+                <wp:docPr id="1" name="文本框 1"/>
+                <wp:cNvGraphicFramePr/>
+                <a:graphic xmlns:a="http://schemas.openxmlformats.org/drawingml/2006/main">
+                  <a:graphicData uri="http://schemas.microsoft.com/office/word/2010/wordprocessingShape">
+                    <wps:wsp>
+                      <wps:cNvSpPr txBox="1"/>
+                      <wps:spPr>
+                        <a:xfrm>
+                          <a:off x="2724785" y="2601595"/>
+                          <a:ext cx="444500" cy="542290"/>
+                        </a:xfrm>
+                        <a:prstGeom prst="rect">
+                          <a:avLst/>
+                        </a:prstGeom>
+                        <a:noFill/>
+                        <a:ln w="6350">
+                          <a:noFill/>
+                        </a:ln>
+                      </wps:spPr>
+                      <wps:style>
+                        <a:lnRef idx="0">
+                          <a:schemeClr val="accent1"/>
+                        </a:lnRef>
+                        <a:fillRef idx="0">
+                          <a:schemeClr val="accent1"/>
+                        </a:fillRef>
+                        <a:effectRef idx="0">
+                          <a:schemeClr val="accent1"/>
+                        </a:effectRef>
+                        <a:fontRef idx="minor">
+                          <a:schemeClr val="dk1"/>
+                        </a:fontRef>
+                      </wps:style>
+                      <wps:txbx>
+                        <w:txbxContent>
+                          <w:p>
+                            <w:pPr>
+                              <w:rPr>
+                                <w:rFonts w:hint="default"/>
+                                <w:lang w:val="en-US" w:eastAsia="zh-CN"/>
+                              </w:rPr>
+                            </w:pPr>
+                            <w:r>
+                              <w:rPr>
+                                <w:rFonts w:hint="eastAsia" w:ascii="微软雅黑" w:hAnsi="微软雅黑" w:eastAsia="微软雅黑" w:cs="微软雅黑"/>
+                                <w:sz w:val="44"/>
+                                <w:szCs w:val="44"/>
+                                <w:lang w:val="en-US" w:eastAsia="zh-CN"/>
+                              </w:rPr>
+                              <w:t>春</w:t>
+                            </w:r>
+                          </w:p>
+                        </w:txbxContent>
+                      </wps:txbx>
+                      <wps:bodyPr rot="0" spcFirstLastPara="0" vertOverflow="overflow" horzOverflow="overflow" vert="horz" wrap="square" lIns="91440" tIns="45720" rIns="91440" bIns="45720" numCol="1" spcCol="0" rtlCol="0" fromWordArt="0" anchor="t" anchorCtr="0" forceAA="0" compatLnSpc="1">
+                        <a:noAutofit/>
+                      </wps:bodyPr>
+                    </wps:wsp>
+                  </a:graphicData>
+                </a:graphic>
+              </wp:anchor>
+            </w:drawing>
+          </mc:Choice>
+          <mc:Fallback>
+            <w:pict>
+              <v:shape id="_x0000_s1026" o:spid="_x0000_s1026" o:spt="202" type="#_x0000_t202" style="position:absolute;left:0pt;margin-left:478.5pt;margin-top:13.55pt;height:42.7pt;width:35pt;z-index:251665408;mso-width-relative:page;mso-height-relative:page;" filled="f" stroked="f" coordsize="21600,21600" o:gfxdata="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">
+                <v:fill on="f" focussize="0,0"/>
+                <v:stroke on="f" weight="0.5pt"/>
+                <v:imagedata o:title=""/>
+                <o:lock v:ext="edit" aspectratio="f"/>
+                <v:textbox>
+                  <w:txbxContent>
+                    <w:p>
+                      <w:pPr>
+                        <w:rPr>
+                          <w:rFonts w:hint="default"/>
+                          <w:lang w:val="en-US" w:eastAsia="zh-CN"/>
+                        </w:rPr>
+                      </w:pPr>
+                      <w:r>
+                        <w:rPr>
+                          <w:rFonts w:hint="eastAsia" w:ascii="微软雅黑" w:hAnsi="微软雅黑" w:eastAsia="微软雅黑" w:cs="微软雅黑"/>
+                          <w:sz w:val="44"/>
+                          <w:szCs w:val="44"/>
+                          <w:lang w:val="en-US" w:eastAsia="zh-CN"/>
+                        </w:rPr>
+                        <w:t>春</w:t>
+                      </w:r>
+                    </w:p>
+                  </w:txbxContent>
+                </v:textbox>
+              </v:shape>
+            </w:pict>
+          </mc:Fallback>
+        </mc:AlternateContent>
+      </w:r>
+      <w:r>
+        <w:rPr>
+          <w:sz w:val="21"/>
+        </w:rPr>
+        <mc:AlternateContent>
+          <mc:Choice Requires="wps">
+            <w:drawing>
               <wp:anchor distT="0" distB="0" distL="114300" distR="114300" simplePos="0" relativeHeight="251700224" behindDoc="0" locked="0" layoutInCell="1" allowOverlap="1">
                 <wp:simplePos x="0" y="0"/>
                 <wp:positionH relativeFrom="page">
-                  <wp:posOffset>2490470</wp:posOffset>
+                  <wp:posOffset>2419350</wp:posOffset>
                 </wp:positionH>
                 <wp:positionV relativeFrom="paragraph">
-                  <wp:posOffset>62230</wp:posOffset>
+                  <wp:posOffset>52705</wp:posOffset>
                 </wp:positionV>
-                <wp:extent cx="494665" cy="295910"/>
+                <wp:extent cx="565785" cy="295910"/>
                 <wp:effectExtent l="0" t="0" r="0" b="0"/>
                 <wp:wrapNone/>
                 <wp:docPr id="71" name="文本框 71"/>
@@ -2673,7 +3171,7 @@
                       <wps:spPr>
                         <a:xfrm>
                           <a:off x="0" y="0"/>
-                          <a:ext cx="494665" cy="295910"/>
+                          <a:ext cx="565785" cy="295910"/>
                         </a:xfrm>
                         <a:prstGeom prst="rect">
                           <a:avLst/>
@@ -2715,13 +3213,17 @@
                               <w:spacing w:line="0" w:lineRule="atLeast"/>
                               <w:textAlignment w:val="auto"/>
                               <w:rPr>
-                                <w:rFonts w:hint="default" w:ascii="微软雅黑" w:hAnsi="微软雅黑" w:eastAsia="微软雅黑" w:cs="微软雅黑"/>
+                                <w:rFonts w:hint="eastAsia" w:asciiTheme="minorEastAsia" w:hAnsiTheme="minorEastAsia" w:eastAsiaTheme="minorEastAsia" w:cstheme="minorEastAsia"/>
+                                <w:sz w:val="28"/>
+                                <w:szCs w:val="28"/>
                                 <w:lang w:val="en-US" w:eastAsia="zh-CN"/>
                               </w:rPr>
                             </w:pPr>
                             <w:r>
                               <w:rPr>
-                                <w:rFonts w:hint="eastAsia" w:ascii="微软雅黑" w:hAnsi="微软雅黑" w:eastAsia="微软雅黑" w:cs="微软雅黑"/>
+                                <w:rFonts w:hint="eastAsia" w:asciiTheme="minorEastAsia" w:hAnsiTheme="minorEastAsia" w:eastAsiaTheme="minorEastAsia" w:cstheme="minorEastAsia"/>
+                                <w:sz w:val="28"/>
+                                <w:szCs w:val="28"/>
                                 <w:lang w:val="en-US" w:eastAsia="zh-CN"/>
                               </w:rPr>
                               <w:t>寒露</w:t>
@@ -2740,7 +3242,7 @@
           </mc:Choice>
           <mc:Fallback>
             <w:pict>
-              <v:shape id="_x0000_s1026" o:spid="_x0000_s1026" o:spt="202" type="#_x0000_t202" style="position:absolute;left:0pt;margin-left:196.1pt;margin-top:4.9pt;height:23.3pt;width:38.95pt;mso-position-horizontal-relative:page;z-index:251700224;mso-width-relative:page;mso-height-relative:page;" filled="f" stroked="f" coordsize="21600,21600" o:gfxdata="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">
+              <v:shape id="_x0000_s1026" o:spid="_x0000_s1026" o:spt="202" type="#_x0000_t202" style="position:absolute;left:0pt;margin-left:190.5pt;margin-top:4.15pt;height:23.3pt;width:44.55pt;mso-position-horizontal-relative:page;z-index:251700224;mso-width-relative:page;mso-height-relative:page;" filled="f" stroked="f" coordsize="21600,21600" o:gfxdata="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">
                 <v:fill on="f" focussize="0,0"/>
                 <v:stroke on="f" weight="0.5pt"/>
                 <v:imagedata o:title=""/>
@@ -2763,13 +3265,17 @@
                         <w:spacing w:line="0" w:lineRule="atLeast"/>
                         <w:textAlignment w:val="auto"/>
                         <w:rPr>
-                          <w:rFonts w:hint="default" w:ascii="微软雅黑" w:hAnsi="微软雅黑" w:eastAsia="微软雅黑" w:cs="微软雅黑"/>
+                          <w:rFonts w:hint="eastAsia" w:asciiTheme="minorEastAsia" w:hAnsiTheme="minorEastAsia" w:eastAsiaTheme="minorEastAsia" w:cstheme="minorEastAsia"/>
+                          <w:sz w:val="28"/>
+                          <w:szCs w:val="28"/>
                           <w:lang w:val="en-US" w:eastAsia="zh-CN"/>
                         </w:rPr>
                       </w:pPr>
                       <w:r>
                         <w:rPr>
-                          <w:rFonts w:hint="eastAsia" w:ascii="微软雅黑" w:hAnsi="微软雅黑" w:eastAsia="微软雅黑" w:cs="微软雅黑"/>
+                          <w:rFonts w:hint="eastAsia" w:asciiTheme="minorEastAsia" w:hAnsiTheme="minorEastAsia" w:eastAsiaTheme="minorEastAsia" w:cstheme="minorEastAsia"/>
+                          <w:sz w:val="28"/>
+                          <w:szCs w:val="28"/>
                           <w:lang w:val="en-US" w:eastAsia="zh-CN"/>
                         </w:rPr>
                         <w:t>寒露</w:t>
@@ -2784,6 +3290,128 @@
       </w:r>
     </w:p>
     <w:p>
+      <w:r>
+        <w:rPr>
+          <w:sz w:val="21"/>
+        </w:rPr>
+        <mc:AlternateContent>
+          <mc:Choice Requires="wps">
+            <w:drawing>
+              <wp:anchor distT="0" distB="0" distL="114300" distR="114300" simplePos="0" relativeHeight="251667456" behindDoc="0" locked="0" layoutInCell="1" allowOverlap="1">
+                <wp:simplePos x="0" y="0"/>
+                <wp:positionH relativeFrom="column">
+                  <wp:posOffset>3710940</wp:posOffset>
+                </wp:positionH>
+                <wp:positionV relativeFrom="paragraph">
+                  <wp:posOffset>79375</wp:posOffset>
+                </wp:positionV>
+                <wp:extent cx="808990" cy="577850"/>
+                <wp:effectExtent l="0" t="0" r="0" b="0"/>
+                <wp:wrapNone/>
+                <wp:docPr id="6" name="文本框 6"/>
+                <wp:cNvGraphicFramePr/>
+                <a:graphic xmlns:a="http://schemas.openxmlformats.org/drawingml/2006/main">
+                  <a:graphicData uri="http://schemas.microsoft.com/office/word/2010/wordprocessingShape">
+                    <wps:wsp>
+                      <wps:cNvSpPr txBox="1"/>
+                      <wps:spPr>
+                        <a:xfrm>
+                          <a:off x="0" y="0"/>
+                          <a:ext cx="808990" cy="577850"/>
+                        </a:xfrm>
+                        <a:prstGeom prst="rect">
+                          <a:avLst/>
+                        </a:prstGeom>
+                        <a:noFill/>
+                        <a:ln w="6350">
+                          <a:noFill/>
+                        </a:ln>
+                      </wps:spPr>
+                      <wps:style>
+                        <a:lnRef idx="0">
+                          <a:schemeClr val="accent1"/>
+                        </a:lnRef>
+                        <a:fillRef idx="0">
+                          <a:schemeClr val="accent1"/>
+                        </a:fillRef>
+                        <a:effectRef idx="0">
+                          <a:schemeClr val="accent1"/>
+                        </a:effectRef>
+                        <a:fontRef idx="minor">
+                          <a:schemeClr val="dk1"/>
+                        </a:fontRef>
+                      </wps:style>
+                      <wps:txbx>
+                        <w:txbxContent>
+                          <w:p>
+                            <w:pPr>
+                              <w:rPr>
+                                <w:rFonts w:hint="default" w:ascii="微软雅黑" w:hAnsi="微软雅黑" w:eastAsia="微软雅黑" w:cs="微软雅黑"/>
+                                <w:color w:val="auto"/>
+                                <w:sz w:val="44"/>
+                                <w:szCs w:val="44"/>
+                                <w:lang w:val="en-US" w:eastAsia="zh-CN"/>
+                              </w:rPr>
+                            </w:pPr>
+                            <w:r>
+                              <w:rPr>
+                                <w:rFonts w:hint="eastAsia" w:ascii="微软雅黑" w:hAnsi="微软雅黑" w:eastAsia="微软雅黑" w:cs="微软雅黑"/>
+                                <w:color w:val="auto"/>
+                                <w:sz w:val="44"/>
+                                <w:szCs w:val="44"/>
+                                <w:lang w:val="en-US" w:eastAsia="zh-CN"/>
+                              </w:rPr>
+                              <w:t>长夏</w:t>
+                            </w:r>
+                          </w:p>
+                        </w:txbxContent>
+                      </wps:txbx>
+                      <wps:bodyPr rot="0" spcFirstLastPara="0" vertOverflow="overflow" horzOverflow="overflow" vert="horz" wrap="square" lIns="91440" tIns="45720" rIns="91440" bIns="45720" numCol="1" spcCol="0" rtlCol="0" fromWordArt="0" anchor="t" anchorCtr="0" forceAA="0" compatLnSpc="1">
+                        <a:noAutofit/>
+                      </wps:bodyPr>
+                    </wps:wsp>
+                  </a:graphicData>
+                </a:graphic>
+              </wp:anchor>
+            </w:drawing>
+          </mc:Choice>
+          <mc:Fallback>
+            <w:pict>
+              <v:shape id="_x0000_s1026" o:spid="_x0000_s1026" o:spt="202" type="#_x0000_t202" style="position:absolute;left:0pt;margin-left:292.2pt;margin-top:6.25pt;height:45.5pt;width:63.7pt;z-index:251667456;mso-width-relative:page;mso-height-relative:page;" filled="f" stroked="f" coordsize="21600,21600" o:gfxdata="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">
+                <v:fill on="f" focussize="0,0"/>
+                <v:stroke on="f" weight="0.5pt"/>
+                <v:imagedata o:title=""/>
+                <o:lock v:ext="edit" aspectratio="f"/>
+                <v:textbox>
+                  <w:txbxContent>
+                    <w:p>
+                      <w:pPr>
+                        <w:rPr>
+                          <w:rFonts w:hint="default" w:ascii="微软雅黑" w:hAnsi="微软雅黑" w:eastAsia="微软雅黑" w:cs="微软雅黑"/>
+                          <w:color w:val="auto"/>
+                          <w:sz w:val="44"/>
+                          <w:szCs w:val="44"/>
+                          <w:lang w:val="en-US" w:eastAsia="zh-CN"/>
+                        </w:rPr>
+                      </w:pPr>
+                      <w:r>
+                        <w:rPr>
+                          <w:rFonts w:hint="eastAsia" w:ascii="微软雅黑" w:hAnsi="微软雅黑" w:eastAsia="微软雅黑" w:cs="微软雅黑"/>
+                          <w:color w:val="auto"/>
+                          <w:sz w:val="44"/>
+                          <w:szCs w:val="44"/>
+                          <w:lang w:val="en-US" w:eastAsia="zh-CN"/>
+                        </w:rPr>
+                        <w:t>长夏</w:t>
+                      </w:r>
+                    </w:p>
+                  </w:txbxContent>
+                </v:textbox>
+              </v:shape>
+            </w:pict>
+          </mc:Fallback>
+        </mc:AlternateContent>
+      </w:r>
       <w:r>
         <w:rPr>
           <w:sz w:val="21"/>
@@ -2850,12 +3478,11 @@
                             <w:r>
                               <w:rPr>
                                 <w:rFonts w:hint="eastAsia" w:ascii="微软雅黑" w:hAnsi="微软雅黑" w:eastAsia="微软雅黑" w:cs="微软雅黑"/>
-                                <w:color w:val="auto"/>
                                 <w:sz w:val="44"/>
                                 <w:szCs w:val="44"/>
                                 <w:lang w:val="en-US" w:eastAsia="zh-CN"/>
                               </w:rPr>
-                              <w:t>西</w:t>
+                              <w:t>秋</w:t>
                             </w:r>
                           </w:p>
                         </w:txbxContent>
@@ -2891,134 +3518,11 @@
                       <w:r>
                         <w:rPr>
                           <w:rFonts w:hint="eastAsia" w:ascii="微软雅黑" w:hAnsi="微软雅黑" w:eastAsia="微软雅黑" w:cs="微软雅黑"/>
-                          <w:color w:val="auto"/>
                           <w:sz w:val="44"/>
                           <w:szCs w:val="44"/>
                           <w:lang w:val="en-US" w:eastAsia="zh-CN"/>
                         </w:rPr>
-                        <w:t>西</w:t>
-                      </w:r>
-                    </w:p>
-                  </w:txbxContent>
-                </v:textbox>
-              </v:shape>
-            </w:pict>
-          </mc:Fallback>
-        </mc:AlternateContent>
-      </w:r>
-      <w:r>
-        <w:rPr>
-          <w:sz w:val="21"/>
-        </w:rPr>
-        <mc:AlternateContent>
-          <mc:Choice Requires="wps">
-            <w:drawing>
-              <wp:anchor distT="0" distB="0" distL="114300" distR="114300" simplePos="0" relativeHeight="251667456" behindDoc="0" locked="0" layoutInCell="1" allowOverlap="1">
-                <wp:simplePos x="0" y="0"/>
-                <wp:positionH relativeFrom="column">
-                  <wp:posOffset>3893820</wp:posOffset>
-                </wp:positionH>
-                <wp:positionV relativeFrom="paragraph">
-                  <wp:posOffset>132715</wp:posOffset>
-                </wp:positionV>
-                <wp:extent cx="438150" cy="530225"/>
-                <wp:effectExtent l="0" t="0" r="0" b="0"/>
-                <wp:wrapNone/>
-                <wp:docPr id="6" name="文本框 6"/>
-                <wp:cNvGraphicFramePr/>
-                <a:graphic xmlns:a="http://schemas.openxmlformats.org/drawingml/2006/main">
-                  <a:graphicData uri="http://schemas.microsoft.com/office/word/2010/wordprocessingShape">
-                    <wps:wsp>
-                      <wps:cNvSpPr txBox="1"/>
-                      <wps:spPr>
-                        <a:xfrm>
-                          <a:off x="0" y="0"/>
-                          <a:ext cx="438150" cy="530225"/>
-                        </a:xfrm>
-                        <a:prstGeom prst="rect">
-                          <a:avLst/>
-                        </a:prstGeom>
-                        <a:noFill/>
-                        <a:ln w="6350">
-                          <a:noFill/>
-                        </a:ln>
-                      </wps:spPr>
-                      <wps:style>
-                        <a:lnRef idx="0">
-                          <a:schemeClr val="accent1"/>
-                        </a:lnRef>
-                        <a:fillRef idx="0">
-                          <a:schemeClr val="accent1"/>
-                        </a:fillRef>
-                        <a:effectRef idx="0">
-                          <a:schemeClr val="accent1"/>
-                        </a:effectRef>
-                        <a:fontRef idx="minor">
-                          <a:schemeClr val="dk1"/>
-                        </a:fontRef>
-                      </wps:style>
-                      <wps:txbx>
-                        <w:txbxContent>
-                          <w:p>
-                            <w:pPr>
-                              <w:rPr>
-                                <w:rFonts w:hint="default" w:ascii="微软雅黑" w:hAnsi="微软雅黑" w:eastAsia="微软雅黑" w:cs="微软雅黑"/>
-                                <w:color w:val="auto"/>
-                                <w:sz w:val="44"/>
-                                <w:szCs w:val="44"/>
-                                <w:lang w:val="en-US" w:eastAsia="zh-CN"/>
-                              </w:rPr>
-                            </w:pPr>
-                            <w:r>
-                              <w:rPr>
-                                <w:rFonts w:hint="eastAsia" w:ascii="微软雅黑" w:hAnsi="微软雅黑" w:eastAsia="微软雅黑" w:cs="微软雅黑"/>
-                                <w:color w:val="auto"/>
-                                <w:sz w:val="44"/>
-                                <w:szCs w:val="44"/>
-                                <w:lang w:val="en-US" w:eastAsia="zh-CN"/>
-                              </w:rPr>
-                              <w:t>中</w:t>
-                            </w:r>
-                          </w:p>
-                        </w:txbxContent>
-                      </wps:txbx>
-                      <wps:bodyPr rot="0" spcFirstLastPara="0" vertOverflow="overflow" horzOverflow="overflow" vert="horz" wrap="square" lIns="91440" tIns="45720" rIns="91440" bIns="45720" numCol="1" spcCol="0" rtlCol="0" fromWordArt="0" anchor="t" anchorCtr="0" forceAA="0" compatLnSpc="1">
-                        <a:noAutofit/>
-                      </wps:bodyPr>
-                    </wps:wsp>
-                  </a:graphicData>
-                </a:graphic>
-              </wp:anchor>
-            </w:drawing>
-          </mc:Choice>
-          <mc:Fallback>
-            <w:pict>
-              <v:shape id="_x0000_s1026" o:spid="_x0000_s1026" o:spt="202" type="#_x0000_t202" style="position:absolute;left:0pt;margin-left:306.6pt;margin-top:10.45pt;height:41.75pt;width:34.5pt;z-index:251667456;mso-width-relative:page;mso-height-relative:page;" filled="f" stroked="f" coordsize="21600,21600" o:gfxdata="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">
-                <v:fill on="f" focussize="0,0"/>
-                <v:stroke on="f" weight="0.5pt"/>
-                <v:imagedata o:title=""/>
-                <o:lock v:ext="edit" aspectratio="f"/>
-                <v:textbox>
-                  <w:txbxContent>
-                    <w:p>
-                      <w:pPr>
-                        <w:rPr>
-                          <w:rFonts w:hint="default" w:ascii="微软雅黑" w:hAnsi="微软雅黑" w:eastAsia="微软雅黑" w:cs="微软雅黑"/>
-                          <w:color w:val="auto"/>
-                          <w:sz w:val="44"/>
-                          <w:szCs w:val="44"/>
-                          <w:lang w:val="en-US" w:eastAsia="zh-CN"/>
-                        </w:rPr>
-                      </w:pPr>
-                      <w:r>
-                        <w:rPr>
-                          <w:rFonts w:hint="eastAsia" w:ascii="微软雅黑" w:hAnsi="微软雅黑" w:eastAsia="微软雅黑" w:cs="微软雅黑"/>
-                          <w:color w:val="auto"/>
-                          <w:sz w:val="44"/>
-                          <w:szCs w:val="44"/>
-                          <w:lang w:val="en-US" w:eastAsia="zh-CN"/>
-                        </w:rPr>
-                        <w:t>中</w:t>
+                        <w:t>秋</w:t>
                       </w:r>
                     </w:p>
                   </w:txbxContent>
@@ -3102,7 +3606,7 @@
                                 <w:szCs w:val="52"/>
                                 <w:lang w:val="en-US" w:eastAsia="zh-CN"/>
                               </w:rPr>
-                              <w:t xml:space="preserve">脾 </w:t>
+                              <w:t xml:space="preserve">中 </w:t>
                             </w:r>
                             <w:r>
                               <w:rPr>
@@ -3111,7 +3615,7 @@
                                 <w:szCs w:val="44"/>
                                 <w:lang w:val="en-US" w:eastAsia="zh-CN"/>
                               </w:rPr>
-                              <w:t>长夏</w:t>
+                              <w:t>湿</w:t>
                             </w:r>
                           </w:p>
                         </w:txbxContent>
@@ -3162,7 +3666,7 @@
                           <w:szCs w:val="52"/>
                           <w:lang w:val="en-US" w:eastAsia="zh-CN"/>
                         </w:rPr>
-                        <w:t xml:space="preserve">脾 </w:t>
+                        <w:t xml:space="preserve">中 </w:t>
                       </w:r>
                       <w:r>
                         <w:rPr>
@@ -3171,129 +3675,7 @@
                           <w:szCs w:val="44"/>
                           <w:lang w:val="en-US" w:eastAsia="zh-CN"/>
                         </w:rPr>
-                        <w:t>长夏</w:t>
-                      </w:r>
-                    </w:p>
-                  </w:txbxContent>
-                </v:textbox>
-              </v:shape>
-            </w:pict>
-          </mc:Fallback>
-        </mc:AlternateContent>
-      </w:r>
-      <w:r>
-        <w:rPr>
-          <w:sz w:val="21"/>
-        </w:rPr>
-        <mc:AlternateContent>
-          <mc:Choice Requires="wps">
-            <w:drawing>
-              <wp:anchor distT="0" distB="0" distL="114300" distR="114300" simplePos="0" relativeHeight="251665408" behindDoc="0" locked="0" layoutInCell="1" allowOverlap="1">
-                <wp:simplePos x="0" y="0"/>
-                <wp:positionH relativeFrom="column">
-                  <wp:posOffset>6076950</wp:posOffset>
-                </wp:positionH>
-                <wp:positionV relativeFrom="paragraph">
-                  <wp:posOffset>50165</wp:posOffset>
-                </wp:positionV>
-                <wp:extent cx="444500" cy="542290"/>
-                <wp:effectExtent l="0" t="0" r="0" b="0"/>
-                <wp:wrapNone/>
-                <wp:docPr id="1" name="文本框 1"/>
-                <wp:cNvGraphicFramePr/>
-                <a:graphic xmlns:a="http://schemas.openxmlformats.org/drawingml/2006/main">
-                  <a:graphicData uri="http://schemas.microsoft.com/office/word/2010/wordprocessingShape">
-                    <wps:wsp>
-                      <wps:cNvSpPr txBox="1"/>
-                      <wps:spPr>
-                        <a:xfrm>
-                          <a:off x="2724785" y="2601595"/>
-                          <a:ext cx="444500" cy="542290"/>
-                        </a:xfrm>
-                        <a:prstGeom prst="rect">
-                          <a:avLst/>
-                        </a:prstGeom>
-                        <a:noFill/>
-                        <a:ln w="6350">
-                          <a:noFill/>
-                        </a:ln>
-                      </wps:spPr>
-                      <wps:style>
-                        <a:lnRef idx="0">
-                          <a:schemeClr val="accent1"/>
-                        </a:lnRef>
-                        <a:fillRef idx="0">
-                          <a:schemeClr val="accent1"/>
-                        </a:fillRef>
-                        <a:effectRef idx="0">
-                          <a:schemeClr val="accent1"/>
-                        </a:effectRef>
-                        <a:fontRef idx="minor">
-                          <a:schemeClr val="dk1"/>
-                        </a:fontRef>
-                      </wps:style>
-                      <wps:txbx>
-                        <w:txbxContent>
-                          <w:p>
-                            <w:pPr>
-                              <w:rPr>
-                                <w:rFonts w:hint="default" w:ascii="微软雅黑" w:hAnsi="微软雅黑" w:eastAsia="微软雅黑" w:cs="微软雅黑"/>
-                                <w:color w:val="auto"/>
-                                <w:sz w:val="44"/>
-                                <w:szCs w:val="44"/>
-                                <w:lang w:val="en-US" w:eastAsia="zh-CN"/>
-                              </w:rPr>
-                            </w:pPr>
-                            <w:r>
-                              <w:rPr>
-                                <w:rFonts w:hint="eastAsia" w:ascii="微软雅黑" w:hAnsi="微软雅黑" w:eastAsia="微软雅黑" w:cs="微软雅黑"/>
-                                <w:color w:val="auto"/>
-                                <w:sz w:val="44"/>
-                                <w:szCs w:val="44"/>
-                                <w:lang w:val="en-US" w:eastAsia="zh-CN"/>
-                              </w:rPr>
-                              <w:t>东</w:t>
-                            </w:r>
-                          </w:p>
-                        </w:txbxContent>
-                      </wps:txbx>
-                      <wps:bodyPr rot="0" spcFirstLastPara="0" vertOverflow="overflow" horzOverflow="overflow" vert="horz" wrap="square" lIns="91440" tIns="45720" rIns="91440" bIns="45720" numCol="1" spcCol="0" rtlCol="0" fromWordArt="0" anchor="t" anchorCtr="0" forceAA="0" compatLnSpc="1">
-                        <a:noAutofit/>
-                      </wps:bodyPr>
-                    </wps:wsp>
-                  </a:graphicData>
-                </a:graphic>
-              </wp:anchor>
-            </w:drawing>
-          </mc:Choice>
-          <mc:Fallback>
-            <w:pict>
-              <v:shape id="_x0000_s1026" o:spid="_x0000_s1026" o:spt="202" type="#_x0000_t202" style="position:absolute;left:0pt;margin-left:478.5pt;margin-top:3.95pt;height:42.7pt;width:35pt;z-index:251665408;mso-width-relative:page;mso-height-relative:page;" filled="f" stroked="f" coordsize="21600,21600" o:gfxdata="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">
-                <v:fill on="f" focussize="0,0"/>
-                <v:stroke on="f" weight="0.5pt"/>
-                <v:imagedata o:title=""/>
-                <o:lock v:ext="edit" aspectratio="f"/>
-                <v:textbox>
-                  <w:txbxContent>
-                    <w:p>
-                      <w:pPr>
-                        <w:rPr>
-                          <w:rFonts w:hint="default" w:ascii="微软雅黑" w:hAnsi="微软雅黑" w:eastAsia="微软雅黑" w:cs="微软雅黑"/>
-                          <w:color w:val="auto"/>
-                          <w:sz w:val="44"/>
-                          <w:szCs w:val="44"/>
-                          <w:lang w:val="en-US" w:eastAsia="zh-CN"/>
-                        </w:rPr>
-                      </w:pPr>
-                      <w:r>
-                        <w:rPr>
-                          <w:rFonts w:hint="eastAsia" w:ascii="微软雅黑" w:hAnsi="微软雅黑" w:eastAsia="微软雅黑" w:cs="微软雅黑"/>
-                          <w:color w:val="auto"/>
-                          <w:sz w:val="44"/>
-                          <w:szCs w:val="44"/>
-                          <w:lang w:val="en-US" w:eastAsia="zh-CN"/>
-                        </w:rPr>
-                        <w:t>东</w:t>
+                        <w:t>湿</w:t>
                       </w:r>
                     </w:p>
                   </w:txbxContent>
@@ -3364,46 +3746,29 @@
                               <w:jc w:val="center"/>
                               <w:textAlignment w:val="auto"/>
                               <w:rPr>
+                                <w:rFonts w:hint="default" w:ascii="微软雅黑" w:hAnsi="微软雅黑" w:eastAsia="微软雅黑" w:cs="微软雅黑"/>
+                                <w:sz w:val="44"/>
+                                <w:szCs w:val="44"/>
+                                <w:lang w:val="en-US" w:eastAsia="zh-CN"/>
+                              </w:rPr>
+                            </w:pPr>
+                            <w:r>
+                              <w:rPr>
+                                <w:rFonts w:hint="eastAsia" w:ascii="微软雅黑" w:hAnsi="微软雅黑" w:eastAsia="微软雅黑" w:cs="微软雅黑"/>
+                                <w:sz w:val="52"/>
+                                <w:szCs w:val="52"/>
+                                <w:lang w:val="en-US" w:eastAsia="zh-CN"/>
+                              </w:rPr>
+                              <w:t xml:space="preserve">东 </w:t>
+                            </w:r>
+                            <w:r>
+                              <w:rPr>
                                 <w:rFonts w:hint="eastAsia" w:ascii="微软雅黑" w:hAnsi="微软雅黑" w:eastAsia="微软雅黑" w:cs="微软雅黑"/>
                                 <w:sz w:val="44"/>
                                 <w:szCs w:val="44"/>
                                 <w:lang w:val="en-US" w:eastAsia="zh-CN"/>
                               </w:rPr>
-                            </w:pPr>
-                            <w:r>
-                              <w:rPr>
-                                <w:rFonts w:hint="eastAsia" w:ascii="微软雅黑" w:hAnsi="微软雅黑" w:eastAsia="微软雅黑" w:cs="微软雅黑"/>
-                                <w:sz w:val="52"/>
-                                <w:szCs w:val="52"/>
-                                <w:lang w:val="en-US" w:eastAsia="zh-CN"/>
-                              </w:rPr>
-                              <w:t>肝</w:t>
-                            </w:r>
-                            <w:r>
-                              <w:rPr>
-                                <w:rFonts w:hint="eastAsia" w:ascii="微软雅黑" w:hAnsi="微软雅黑" w:eastAsia="微软雅黑" w:cs="微软雅黑"/>
-                                <w:sz w:val="44"/>
-                                <w:szCs w:val="44"/>
-                                <w:lang w:val="en-US" w:eastAsia="zh-CN"/>
-                              </w:rPr>
-                              <w:t xml:space="preserve"> </w:t>
-                            </w:r>
-                            <w:r>
-                              <w:rPr>
-                                <w:rFonts w:hint="eastAsia" w:ascii="微软雅黑" w:hAnsi="微软雅黑" w:eastAsia="微软雅黑" w:cs="微软雅黑"/>
-                                <w:sz w:val="44"/>
-                                <w:szCs w:val="44"/>
-                              </w:rPr>
-                              <w:t xml:space="preserve"> </w:t>
-                            </w:r>
-                            <w:r>
-                              <w:rPr>
-                                <w:rFonts w:hint="eastAsia" w:ascii="微软雅黑" w:hAnsi="微软雅黑" w:eastAsia="微软雅黑" w:cs="微软雅黑"/>
-                                <w:sz w:val="44"/>
-                                <w:szCs w:val="44"/>
-                                <w:lang w:val="en-US" w:eastAsia="zh-CN"/>
-                              </w:rPr>
-                              <w:t>春</w:t>
+                              <w:t>风</w:t>
                             </w:r>
                           </w:p>
                         </w:txbxContent>
@@ -3441,46 +3806,29 @@
                         <w:jc w:val="center"/>
                         <w:textAlignment w:val="auto"/>
                         <w:rPr>
+                          <w:rFonts w:hint="default" w:ascii="微软雅黑" w:hAnsi="微软雅黑" w:eastAsia="微软雅黑" w:cs="微软雅黑"/>
+                          <w:sz w:val="44"/>
+                          <w:szCs w:val="44"/>
+                          <w:lang w:val="en-US" w:eastAsia="zh-CN"/>
+                        </w:rPr>
+                      </w:pPr>
+                      <w:r>
+                        <w:rPr>
+                          <w:rFonts w:hint="eastAsia" w:ascii="微软雅黑" w:hAnsi="微软雅黑" w:eastAsia="微软雅黑" w:cs="微软雅黑"/>
+                          <w:sz w:val="52"/>
+                          <w:szCs w:val="52"/>
+                          <w:lang w:val="en-US" w:eastAsia="zh-CN"/>
+                        </w:rPr>
+                        <w:t xml:space="preserve">东 </w:t>
+                      </w:r>
+                      <w:r>
+                        <w:rPr>
                           <w:rFonts w:hint="eastAsia" w:ascii="微软雅黑" w:hAnsi="微软雅黑" w:eastAsia="微软雅黑" w:cs="微软雅黑"/>
                           <w:sz w:val="44"/>
                           <w:szCs w:val="44"/>
                           <w:lang w:val="en-US" w:eastAsia="zh-CN"/>
                         </w:rPr>
-                      </w:pPr>
-                      <w:r>
-                        <w:rPr>
-                          <w:rFonts w:hint="eastAsia" w:ascii="微软雅黑" w:hAnsi="微软雅黑" w:eastAsia="微软雅黑" w:cs="微软雅黑"/>
-                          <w:sz w:val="52"/>
-                          <w:szCs w:val="52"/>
-                          <w:lang w:val="en-US" w:eastAsia="zh-CN"/>
-                        </w:rPr>
-                        <w:t>肝</w:t>
-                      </w:r>
-                      <w:r>
-                        <w:rPr>
-                          <w:rFonts w:hint="eastAsia" w:ascii="微软雅黑" w:hAnsi="微软雅黑" w:eastAsia="微软雅黑" w:cs="微软雅黑"/>
-                          <w:sz w:val="44"/>
-                          <w:szCs w:val="44"/>
-                          <w:lang w:val="en-US" w:eastAsia="zh-CN"/>
-                        </w:rPr>
-                        <w:t xml:space="preserve"> </w:t>
-                      </w:r>
-                      <w:r>
-                        <w:rPr>
-                          <w:rFonts w:hint="eastAsia" w:ascii="微软雅黑" w:hAnsi="微软雅黑" w:eastAsia="微软雅黑" w:cs="微软雅黑"/>
-                          <w:sz w:val="44"/>
-                          <w:szCs w:val="44"/>
-                        </w:rPr>
-                        <w:t xml:space="preserve"> </w:t>
-                      </w:r>
-                      <w:r>
-                        <w:rPr>
-                          <w:rFonts w:hint="eastAsia" w:ascii="微软雅黑" w:hAnsi="微软雅黑" w:eastAsia="微软雅黑" w:cs="微软雅黑"/>
-                          <w:sz w:val="44"/>
-                          <w:szCs w:val="44"/>
-                          <w:lang w:val="en-US" w:eastAsia="zh-CN"/>
-                        </w:rPr>
-                        <w:t>春</w:t>
+                        <w:t>风</w:t>
                       </w:r>
                     </w:p>
                   </w:txbxContent>
@@ -3559,27 +3907,21 @@
                             <w:r>
                               <w:rPr>
                                 <w:rFonts w:hint="eastAsia" w:ascii="微软雅黑" w:hAnsi="微软雅黑" w:eastAsia="微软雅黑" w:cs="微软雅黑"/>
+                                <w:color w:val="auto"/>
                                 <w:sz w:val="52"/>
                                 <w:szCs w:val="52"/>
-                              </w:rPr>
-                              <w:t>肺</w:t>
+                                <w:lang w:val="en-US" w:eastAsia="zh-CN"/>
+                              </w:rPr>
+                              <w:t xml:space="preserve">西 </w:t>
                             </w:r>
                             <w:r>
                               <w:rPr>
                                 <w:rFonts w:hint="eastAsia" w:ascii="微软雅黑" w:hAnsi="微软雅黑" w:eastAsia="微软雅黑" w:cs="微软雅黑"/>
                                 <w:sz w:val="44"/>
                                 <w:szCs w:val="44"/>
-                              </w:rPr>
-                              <w:t xml:space="preserve"> </w:t>
-                            </w:r>
-                            <w:r>
-                              <w:rPr>
-                                <w:rFonts w:hint="eastAsia" w:ascii="微软雅黑" w:hAnsi="微软雅黑" w:eastAsia="微软雅黑" w:cs="微软雅黑"/>
-                                <w:sz w:val="44"/>
-                                <w:szCs w:val="44"/>
-                                <w:lang w:val="en-US" w:eastAsia="zh-CN"/>
-                              </w:rPr>
-                              <w:t>秋</w:t>
+                                <w:lang w:val="en-US" w:eastAsia="zh-CN"/>
+                              </w:rPr>
+                              <w:t>燥</w:t>
                             </w:r>
                           </w:p>
                         </w:txbxContent>
@@ -3626,27 +3968,21 @@
                       <w:r>
                         <w:rPr>
                           <w:rFonts w:hint="eastAsia" w:ascii="微软雅黑" w:hAnsi="微软雅黑" w:eastAsia="微软雅黑" w:cs="微软雅黑"/>
+                          <w:color w:val="auto"/>
                           <w:sz w:val="52"/>
                           <w:szCs w:val="52"/>
-                        </w:rPr>
-                        <w:t>肺</w:t>
+                          <w:lang w:val="en-US" w:eastAsia="zh-CN"/>
+                        </w:rPr>
+                        <w:t xml:space="preserve">西 </w:t>
                       </w:r>
                       <w:r>
                         <w:rPr>
                           <w:rFonts w:hint="eastAsia" w:ascii="微软雅黑" w:hAnsi="微软雅黑" w:eastAsia="微软雅黑" w:cs="微软雅黑"/>
                           <w:sz w:val="44"/>
                           <w:szCs w:val="44"/>
-                        </w:rPr>
-                        <w:t xml:space="preserve"> </w:t>
-                      </w:r>
-                      <w:r>
-                        <w:rPr>
-                          <w:rFonts w:hint="eastAsia" w:ascii="微软雅黑" w:hAnsi="微软雅黑" w:eastAsia="微软雅黑" w:cs="微软雅黑"/>
-                          <w:sz w:val="44"/>
-                          <w:szCs w:val="44"/>
-                          <w:lang w:val="en-US" w:eastAsia="zh-CN"/>
-                        </w:rPr>
-                        <w:t>秋</w:t>
+                          <w:lang w:val="en-US" w:eastAsia="zh-CN"/>
+                        </w:rPr>
+                        <w:t>燥</w:t>
                       </w:r>
                     </w:p>
                   </w:txbxContent>
@@ -3670,12 +4006,12 @@
               <wp:anchor distT="0" distB="0" distL="114300" distR="114300" simplePos="0" relativeHeight="251684864" behindDoc="0" locked="0" layoutInCell="1" allowOverlap="1">
                 <wp:simplePos x="0" y="0"/>
                 <wp:positionH relativeFrom="page">
-                  <wp:posOffset>563880</wp:posOffset>
+                  <wp:posOffset>270510</wp:posOffset>
                 </wp:positionH>
                 <wp:positionV relativeFrom="paragraph">
-                  <wp:posOffset>186690</wp:posOffset>
+                  <wp:posOffset>158115</wp:posOffset>
                 </wp:positionV>
-                <wp:extent cx="1447165" cy="295910"/>
+                <wp:extent cx="1721485" cy="400050"/>
                 <wp:effectExtent l="0" t="0" r="0" b="0"/>
                 <wp:wrapNone/>
                 <wp:docPr id="55" name="文本框 55"/>
@@ -3687,7 +4023,7 @@
                       <wps:spPr>
                         <a:xfrm>
                           <a:off x="0" y="0"/>
-                          <a:ext cx="1447165" cy="295910"/>
+                          <a:ext cx="1721485" cy="400050"/>
                         </a:xfrm>
                         <a:prstGeom prst="rect">
                           <a:avLst/>
@@ -3729,13 +4065,21 @@
                               <w:spacing w:line="0" w:lineRule="atLeast"/>
                               <w:textAlignment w:val="auto"/>
                               <w:rPr>
-                                <w:rFonts w:hint="default" w:ascii="微软雅黑" w:hAnsi="微软雅黑" w:eastAsia="微软雅黑" w:cs="微软雅黑"/>
+                                <w:rFonts w:hint="eastAsia" w:ascii="微软雅黑" w:hAnsi="微软雅黑" w:eastAsia="微软雅黑" w:cs="微软雅黑"/>
+                                <w:b/>
+                                <w:bCs/>
+                                <w:sz w:val="28"/>
+                                <w:szCs w:val="28"/>
                                 <w:lang w:val="en-US" w:eastAsia="zh-CN"/>
                               </w:rPr>
                             </w:pPr>
                             <w:r>
                               <w:rPr>
                                 <w:rFonts w:hint="eastAsia" w:ascii="微软雅黑" w:hAnsi="微软雅黑" w:eastAsia="微软雅黑" w:cs="微软雅黑"/>
+                                <w:b/>
+                                <w:bCs/>
+                                <w:sz w:val="28"/>
+                                <w:szCs w:val="28"/>
                                 <w:lang w:val="en-US" w:eastAsia="zh-CN"/>
                               </w:rPr>
                               <w:t>9月22、23  秋分</w:t>
@@ -3754,7 +4098,7 @@
           </mc:Choice>
           <mc:Fallback>
             <w:pict>
-              <v:shape id="_x0000_s1026" o:spid="_x0000_s1026" o:spt="202" type="#_x0000_t202" style="position:absolute;left:0pt;margin-left:44.4pt;margin-top:14.7pt;height:23.3pt;width:113.95pt;mso-position-horizontal-relative:page;z-index:251684864;mso-width-relative:page;mso-height-relative:page;" filled="f" stroked="f" coordsize="21600,21600" o:gfxdata="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">
+              <v:shape id="_x0000_s1026" o:spid="_x0000_s1026" o:spt="202" type="#_x0000_t202" style="position:absolute;left:0pt;margin-left:21.3pt;margin-top:12.45pt;height:31.5pt;width:135.55pt;mso-position-horizontal-relative:page;z-index:251684864;mso-width-relative:page;mso-height-relative:page;" filled="f" stroked="f" coordsize="21600,21600" o:gfxdata="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">
                 <v:fill on="f" focussize="0,0"/>
                 <v:stroke on="f" weight="0.5pt"/>
                 <v:imagedata o:title=""/>
@@ -3777,13 +4121,21 @@
                         <w:spacing w:line="0" w:lineRule="atLeast"/>
                         <w:textAlignment w:val="auto"/>
                         <w:rPr>
-                          <w:rFonts w:hint="default" w:ascii="微软雅黑" w:hAnsi="微软雅黑" w:eastAsia="微软雅黑" w:cs="微软雅黑"/>
+                          <w:rFonts w:hint="eastAsia" w:ascii="微软雅黑" w:hAnsi="微软雅黑" w:eastAsia="微软雅黑" w:cs="微软雅黑"/>
+                          <w:b/>
+                          <w:bCs/>
+                          <w:sz w:val="28"/>
+                          <w:szCs w:val="28"/>
                           <w:lang w:val="en-US" w:eastAsia="zh-CN"/>
                         </w:rPr>
                       </w:pPr>
                       <w:r>
                         <w:rPr>
                           <w:rFonts w:hint="eastAsia" w:ascii="微软雅黑" w:hAnsi="微软雅黑" w:eastAsia="微软雅黑" w:cs="微软雅黑"/>
+                          <w:b/>
+                          <w:bCs/>
+                          <w:sz w:val="28"/>
+                          <w:szCs w:val="28"/>
                           <w:lang w:val="en-US" w:eastAsia="zh-CN"/>
                         </w:rPr>
                         <w:t>9月22、23  秋分</w:t>
@@ -3806,12 +4158,12 @@
               <wp:anchor distT="0" distB="0" distL="114300" distR="114300" simplePos="0" relativeHeight="251685888" behindDoc="0" locked="0" layoutInCell="1" allowOverlap="1">
                 <wp:simplePos x="0" y="0"/>
                 <wp:positionH relativeFrom="page">
-                  <wp:posOffset>7975600</wp:posOffset>
+                  <wp:posOffset>8004175</wp:posOffset>
                 </wp:positionH>
                 <wp:positionV relativeFrom="paragraph">
-                  <wp:posOffset>69215</wp:posOffset>
+                  <wp:posOffset>40640</wp:posOffset>
                 </wp:positionV>
-                <wp:extent cx="1336040" cy="295910"/>
+                <wp:extent cx="1774190" cy="391160"/>
                 <wp:effectExtent l="0" t="0" r="0" b="0"/>
                 <wp:wrapNone/>
                 <wp:docPr id="56" name="文本框 56"/>
@@ -3823,7 +4175,7 @@
                       <wps:spPr>
                         <a:xfrm>
                           <a:off x="0" y="0"/>
-                          <a:ext cx="1336040" cy="295910"/>
+                          <a:ext cx="1774190" cy="391160"/>
                         </a:xfrm>
                         <a:prstGeom prst="rect">
                           <a:avLst/>
@@ -3865,13 +4217,21 @@
                               <w:spacing w:line="0" w:lineRule="atLeast"/>
                               <w:textAlignment w:val="auto"/>
                               <w:rPr>
-                                <w:rFonts w:hint="default" w:ascii="微软雅黑" w:hAnsi="微软雅黑" w:eastAsia="微软雅黑" w:cs="微软雅黑"/>
+                                <w:rFonts w:hint="eastAsia" w:ascii="微软雅黑" w:hAnsi="微软雅黑" w:eastAsia="微软雅黑" w:cs="微软雅黑"/>
+                                <w:b/>
+                                <w:bCs/>
+                                <w:sz w:val="28"/>
+                                <w:szCs w:val="28"/>
                                 <w:lang w:val="en-US" w:eastAsia="zh-CN"/>
                               </w:rPr>
                             </w:pPr>
                             <w:r>
                               <w:rPr>
                                 <w:rFonts w:hint="eastAsia" w:ascii="微软雅黑" w:hAnsi="微软雅黑" w:eastAsia="微软雅黑" w:cs="微软雅黑"/>
+                                <w:b/>
+                                <w:bCs/>
+                                <w:sz w:val="28"/>
+                                <w:szCs w:val="28"/>
                                 <w:lang w:val="en-US" w:eastAsia="zh-CN"/>
                               </w:rPr>
                               <w:t>春分  3月20、21</w:t>
@@ -3890,7 +4250,7 @@
           </mc:Choice>
           <mc:Fallback>
             <w:pict>
-              <v:shape id="_x0000_s1026" o:spid="_x0000_s1026" o:spt="202" type="#_x0000_t202" style="position:absolute;left:0pt;margin-left:628pt;margin-top:5.45pt;height:23.3pt;width:105.2pt;mso-position-horizontal-relative:page;z-index:251685888;mso-width-relative:page;mso-height-relative:page;" filled="f" stroked="f" coordsize="21600,21600" o:gfxdata="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">
+              <v:shape id="_x0000_s1026" o:spid="_x0000_s1026" o:spt="202" type="#_x0000_t202" style="position:absolute;left:0pt;margin-left:630.25pt;margin-top:3.2pt;height:30.8pt;width:139.7pt;mso-position-horizontal-relative:page;z-index:251685888;mso-width-relative:page;mso-height-relative:page;" filled="f" stroked="f" coordsize="21600,21600" o:gfxdata="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">
                 <v:fill on="f" focussize="0,0"/>
                 <v:stroke on="f" weight="0.5pt"/>
                 <v:imagedata o:title=""/>
@@ -3913,13 +4273,21 @@
                         <w:spacing w:line="0" w:lineRule="atLeast"/>
                         <w:textAlignment w:val="auto"/>
                         <w:rPr>
-                          <w:rFonts w:hint="default" w:ascii="微软雅黑" w:hAnsi="微软雅黑" w:eastAsia="微软雅黑" w:cs="微软雅黑"/>
+                          <w:rFonts w:hint="eastAsia" w:ascii="微软雅黑" w:hAnsi="微软雅黑" w:eastAsia="微软雅黑" w:cs="微软雅黑"/>
+                          <w:b/>
+                          <w:bCs/>
+                          <w:sz w:val="28"/>
+                          <w:szCs w:val="28"/>
                           <w:lang w:val="en-US" w:eastAsia="zh-CN"/>
                         </w:rPr>
                       </w:pPr>
                       <w:r>
                         <w:rPr>
                           <w:rFonts w:hint="eastAsia" w:ascii="微软雅黑" w:hAnsi="微软雅黑" w:eastAsia="微软雅黑" w:cs="微软雅黑"/>
+                          <w:b/>
+                          <w:bCs/>
+                          <w:sz w:val="28"/>
+                          <w:szCs w:val="28"/>
                           <w:lang w:val="en-US" w:eastAsia="zh-CN"/>
                         </w:rPr>
                         <w:t>春分  3月20、21</w:t>
@@ -3934,11 +4302,376 @@
       </w:r>
     </w:p>
     <w:p/>
-    <w:p/>
+    <w:p>
+      <w:r>
+        <w:rPr>
+          <w:sz w:val="21"/>
+        </w:rPr>
+        <mc:AlternateContent>
+          <mc:Choice Requires="wps">
+            <w:drawing>
+              <wp:anchor distT="0" distB="0" distL="114300" distR="114300" simplePos="0" relativeHeight="251709440" behindDoc="0" locked="0" layoutInCell="1" allowOverlap="1">
+                <wp:simplePos x="0" y="0"/>
+                <wp:positionH relativeFrom="column">
+                  <wp:posOffset>6096635</wp:posOffset>
+                </wp:positionH>
+                <wp:positionV relativeFrom="paragraph">
+                  <wp:posOffset>52070</wp:posOffset>
+                </wp:positionV>
+                <wp:extent cx="444500" cy="542290"/>
+                <wp:effectExtent l="0" t="0" r="0" b="0"/>
+                <wp:wrapNone/>
+                <wp:docPr id="4" name="文本框 4"/>
+                <wp:cNvGraphicFramePr/>
+                <a:graphic xmlns:a="http://schemas.openxmlformats.org/drawingml/2006/main">
+                  <a:graphicData uri="http://schemas.microsoft.com/office/word/2010/wordprocessingShape">
+                    <wps:wsp>
+                      <wps:cNvSpPr txBox="1"/>
+                      <wps:spPr>
+                        <a:xfrm>
+                          <a:off x="0" y="0"/>
+                          <a:ext cx="444500" cy="542290"/>
+                        </a:xfrm>
+                        <a:prstGeom prst="rect">
+                          <a:avLst/>
+                        </a:prstGeom>
+                        <a:noFill/>
+                        <a:ln w="6350">
+                          <a:noFill/>
+                        </a:ln>
+                      </wps:spPr>
+                      <wps:style>
+                        <a:lnRef idx="0">
+                          <a:schemeClr val="accent1"/>
+                        </a:lnRef>
+                        <a:fillRef idx="0">
+                          <a:schemeClr val="accent1"/>
+                        </a:fillRef>
+                        <a:effectRef idx="0">
+                          <a:schemeClr val="accent1"/>
+                        </a:effectRef>
+                        <a:fontRef idx="minor">
+                          <a:schemeClr val="dk1"/>
+                        </a:fontRef>
+                      </wps:style>
+                      <wps:txbx>
+                        <w:txbxContent>
+                          <w:p>
+                            <w:pPr>
+                              <w:rPr>
+                                <w:rFonts w:hint="default" w:ascii="微软雅黑" w:hAnsi="微软雅黑" w:eastAsia="微软雅黑" w:cs="微软雅黑"/>
+                                <w:color w:val="auto"/>
+                                <w:sz w:val="44"/>
+                                <w:szCs w:val="44"/>
+                                <w:lang w:val="en-US" w:eastAsia="zh-CN"/>
+                              </w:rPr>
+                            </w:pPr>
+                            <w:r>
+                              <w:rPr>
+                                <w:rFonts w:hint="eastAsia" w:ascii="微软雅黑" w:hAnsi="微软雅黑" w:eastAsia="微软雅黑" w:cs="微软雅黑"/>
+                                <w:color w:val="auto"/>
+                                <w:sz w:val="44"/>
+                                <w:szCs w:val="44"/>
+                                <w:lang w:val="en-US" w:eastAsia="zh-CN"/>
+                              </w:rPr>
+                              <w:t>肝</w:t>
+                            </w:r>
+                          </w:p>
+                        </w:txbxContent>
+                      </wps:txbx>
+                      <wps:bodyPr rot="0" spcFirstLastPara="0" vertOverflow="overflow" horzOverflow="overflow" vert="horz" wrap="square" lIns="91440" tIns="45720" rIns="91440" bIns="45720" numCol="1" spcCol="0" rtlCol="0" fromWordArt="0" anchor="t" anchorCtr="0" forceAA="0" compatLnSpc="1">
+                        <a:noAutofit/>
+                      </wps:bodyPr>
+                    </wps:wsp>
+                  </a:graphicData>
+                </a:graphic>
+              </wp:anchor>
+            </w:drawing>
+          </mc:Choice>
+          <mc:Fallback>
+            <w:pict>
+              <v:shape id="_x0000_s1026" o:spid="_x0000_s1026" o:spt="202" type="#_x0000_t202" style="position:absolute;left:0pt;margin-left:480.05pt;margin-top:4.1pt;height:42.7pt;width:35pt;z-index:251709440;mso-width-relative:page;mso-height-relative:page;" filled="f" stroked="f" coordsize="21600,21600" o:gfxdata="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">
+                <v:fill on="f" focussize="0,0"/>
+                <v:stroke on="f" weight="0.5pt"/>
+                <v:imagedata o:title=""/>
+                <o:lock v:ext="edit" aspectratio="f"/>
+                <v:textbox>
+                  <w:txbxContent>
+                    <w:p>
+                      <w:pPr>
+                        <w:rPr>
+                          <w:rFonts w:hint="default" w:ascii="微软雅黑" w:hAnsi="微软雅黑" w:eastAsia="微软雅黑" w:cs="微软雅黑"/>
+                          <w:color w:val="auto"/>
+                          <w:sz w:val="44"/>
+                          <w:szCs w:val="44"/>
+                          <w:lang w:val="en-US" w:eastAsia="zh-CN"/>
+                        </w:rPr>
+                      </w:pPr>
+                      <w:r>
+                        <w:rPr>
+                          <w:rFonts w:hint="eastAsia" w:ascii="微软雅黑" w:hAnsi="微软雅黑" w:eastAsia="微软雅黑" w:cs="微软雅黑"/>
+                          <w:color w:val="auto"/>
+                          <w:sz w:val="44"/>
+                          <w:szCs w:val="44"/>
+                          <w:lang w:val="en-US" w:eastAsia="zh-CN"/>
+                        </w:rPr>
+                        <w:t>肝</w:t>
+                      </w:r>
+                    </w:p>
+                  </w:txbxContent>
+                </v:textbox>
+              </v:shape>
+            </w:pict>
+          </mc:Fallback>
+        </mc:AlternateContent>
+      </w:r>
+      <w:r>
+        <w:rPr>
+          <w:sz w:val="21"/>
+        </w:rPr>
+        <mc:AlternateContent>
+          <mc:Choice Requires="wps">
+            <w:drawing>
+              <wp:anchor distT="0" distB="0" distL="114300" distR="114300" simplePos="0" relativeHeight="251712512" behindDoc="0" locked="0" layoutInCell="1" allowOverlap="1">
+                <wp:simplePos x="0" y="0"/>
+                <wp:positionH relativeFrom="column">
+                  <wp:posOffset>3889375</wp:posOffset>
+                </wp:positionH>
+                <wp:positionV relativeFrom="paragraph">
+                  <wp:posOffset>134620</wp:posOffset>
+                </wp:positionV>
+                <wp:extent cx="516890" cy="577850"/>
+                <wp:effectExtent l="0" t="0" r="0" b="0"/>
+                <wp:wrapNone/>
+                <wp:docPr id="10" name="文本框 10"/>
+                <wp:cNvGraphicFramePr/>
+                <a:graphic xmlns:a="http://schemas.openxmlformats.org/drawingml/2006/main">
+                  <a:graphicData uri="http://schemas.microsoft.com/office/word/2010/wordprocessingShape">
+                    <wps:wsp>
+                      <wps:cNvSpPr txBox="1"/>
+                      <wps:spPr>
+                        <a:xfrm>
+                          <a:off x="0" y="0"/>
+                          <a:ext cx="516890" cy="577850"/>
+                        </a:xfrm>
+                        <a:prstGeom prst="rect">
+                          <a:avLst/>
+                        </a:prstGeom>
+                        <a:noFill/>
+                        <a:ln w="6350">
+                          <a:noFill/>
+                        </a:ln>
+                      </wps:spPr>
+                      <wps:style>
+                        <a:lnRef idx="0">
+                          <a:schemeClr val="accent1"/>
+                        </a:lnRef>
+                        <a:fillRef idx="0">
+                          <a:schemeClr val="accent1"/>
+                        </a:fillRef>
+                        <a:effectRef idx="0">
+                          <a:schemeClr val="accent1"/>
+                        </a:effectRef>
+                        <a:fontRef idx="minor">
+                          <a:schemeClr val="dk1"/>
+                        </a:fontRef>
+                      </wps:style>
+                      <wps:txbx>
+                        <w:txbxContent>
+                          <w:p>
+                            <w:pPr>
+                              <w:rPr>
+                                <w:rFonts w:hint="default" w:ascii="微软雅黑" w:hAnsi="微软雅黑" w:eastAsia="微软雅黑" w:cs="微软雅黑"/>
+                                <w:color w:val="auto"/>
+                                <w:sz w:val="44"/>
+                                <w:szCs w:val="44"/>
+                                <w:lang w:val="en-US" w:eastAsia="zh-CN"/>
+                              </w:rPr>
+                            </w:pPr>
+                            <w:r>
+                              <w:rPr>
+                                <w:rFonts w:hint="eastAsia" w:ascii="微软雅黑" w:hAnsi="微软雅黑" w:eastAsia="微软雅黑" w:cs="微软雅黑"/>
+                                <w:color w:val="auto"/>
+                                <w:sz w:val="44"/>
+                                <w:szCs w:val="44"/>
+                                <w:lang w:val="en-US" w:eastAsia="zh-CN"/>
+                              </w:rPr>
+                              <w:t>脾</w:t>
+                            </w:r>
+                          </w:p>
+                        </w:txbxContent>
+                      </wps:txbx>
+                      <wps:bodyPr rot="0" spcFirstLastPara="0" vertOverflow="overflow" horzOverflow="overflow" vert="horz" wrap="square" lIns="91440" tIns="45720" rIns="91440" bIns="45720" numCol="1" spcCol="0" rtlCol="0" fromWordArt="0" anchor="t" anchorCtr="0" forceAA="0" compatLnSpc="1">
+                        <a:noAutofit/>
+                      </wps:bodyPr>
+                    </wps:wsp>
+                  </a:graphicData>
+                </a:graphic>
+              </wp:anchor>
+            </w:drawing>
+          </mc:Choice>
+          <mc:Fallback>
+            <w:pict>
+              <v:shape id="_x0000_s1026" o:spid="_x0000_s1026" o:spt="202" type="#_x0000_t202" style="position:absolute;left:0pt;margin-left:306.25pt;margin-top:10.6pt;height:45.5pt;width:40.7pt;z-index:251712512;mso-width-relative:page;mso-height-relative:page;" filled="f" stroked="f" coordsize="21600,21600" o:gfxdata="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">
+                <v:fill on="f" focussize="0,0"/>
+                <v:stroke on="f" weight="0.5pt"/>
+                <v:imagedata o:title=""/>
+                <o:lock v:ext="edit" aspectratio="f"/>
+                <v:textbox>
+                  <w:txbxContent>
+                    <w:p>
+                      <w:pPr>
+                        <w:rPr>
+                          <w:rFonts w:hint="default" w:ascii="微软雅黑" w:hAnsi="微软雅黑" w:eastAsia="微软雅黑" w:cs="微软雅黑"/>
+                          <w:color w:val="auto"/>
+                          <w:sz w:val="44"/>
+                          <w:szCs w:val="44"/>
+                          <w:lang w:val="en-US" w:eastAsia="zh-CN"/>
+                        </w:rPr>
+                      </w:pPr>
+                      <w:r>
+                        <w:rPr>
+                          <w:rFonts w:hint="eastAsia" w:ascii="微软雅黑" w:hAnsi="微软雅黑" w:eastAsia="微软雅黑" w:cs="微软雅黑"/>
+                          <w:color w:val="auto"/>
+                          <w:sz w:val="44"/>
+                          <w:szCs w:val="44"/>
+                          <w:lang w:val="en-US" w:eastAsia="zh-CN"/>
+                        </w:rPr>
+                        <w:t>脾</w:t>
+                      </w:r>
+                    </w:p>
+                  </w:txbxContent>
+                </v:textbox>
+              </v:shape>
+            </w:pict>
+          </mc:Fallback>
+        </mc:AlternateContent>
+      </w:r>
+      <w:r>
+        <w:rPr>
+          <w:sz w:val="21"/>
+        </w:rPr>
+        <mc:AlternateContent>
+          <mc:Choice Requires="wps">
+            <w:drawing>
+              <wp:anchor distT="0" distB="0" distL="114300" distR="114300" simplePos="0" relativeHeight="251708416" behindDoc="0" locked="0" layoutInCell="1" allowOverlap="1">
+                <wp:simplePos x="0" y="0"/>
+                <wp:positionH relativeFrom="column">
+                  <wp:posOffset>1625600</wp:posOffset>
+                </wp:positionH>
+                <wp:positionV relativeFrom="paragraph">
+                  <wp:posOffset>165100</wp:posOffset>
+                </wp:positionV>
+                <wp:extent cx="487045" cy="574040"/>
+                <wp:effectExtent l="0" t="0" r="0" b="0"/>
+                <wp:wrapNone/>
+                <wp:docPr id="2" name="文本框 2"/>
+                <wp:cNvGraphicFramePr/>
+                <a:graphic xmlns:a="http://schemas.openxmlformats.org/drawingml/2006/main">
+                  <a:graphicData uri="http://schemas.microsoft.com/office/word/2010/wordprocessingShape">
+                    <wps:wsp>
+                      <wps:cNvSpPr txBox="1"/>
+                      <wps:spPr>
+                        <a:xfrm>
+                          <a:off x="0" y="0"/>
+                          <a:ext cx="487045" cy="574040"/>
+                        </a:xfrm>
+                        <a:prstGeom prst="rect">
+                          <a:avLst/>
+                        </a:prstGeom>
+                        <a:noFill/>
+                        <a:ln w="6350">
+                          <a:noFill/>
+                        </a:ln>
+                      </wps:spPr>
+                      <wps:style>
+                        <a:lnRef idx="0">
+                          <a:schemeClr val="accent1"/>
+                        </a:lnRef>
+                        <a:fillRef idx="0">
+                          <a:schemeClr val="accent1"/>
+                        </a:fillRef>
+                        <a:effectRef idx="0">
+                          <a:schemeClr val="accent1"/>
+                        </a:effectRef>
+                        <a:fontRef idx="minor">
+                          <a:schemeClr val="dk1"/>
+                        </a:fontRef>
+                      </wps:style>
+                      <wps:txbx>
+                        <w:txbxContent>
+                          <w:p>
+                            <w:pPr>
+                              <w:rPr>
+                                <w:rFonts w:hint="default" w:ascii="微软雅黑" w:hAnsi="微软雅黑" w:eastAsia="微软雅黑" w:cs="微软雅黑"/>
+                                <w:color w:val="auto"/>
+                                <w:sz w:val="44"/>
+                                <w:szCs w:val="44"/>
+                                <w:lang w:val="en-US" w:eastAsia="zh-CN"/>
+                              </w:rPr>
+                            </w:pPr>
+                            <w:r>
+                              <w:rPr>
+                                <w:rFonts w:hint="eastAsia" w:ascii="微软雅黑" w:hAnsi="微软雅黑" w:eastAsia="微软雅黑" w:cs="微软雅黑"/>
+                                <w:color w:val="auto"/>
+                                <w:sz w:val="44"/>
+                                <w:szCs w:val="44"/>
+                                <w:lang w:val="en-US" w:eastAsia="zh-CN"/>
+                              </w:rPr>
+                              <w:t>肺</w:t>
+                            </w:r>
+                          </w:p>
+                        </w:txbxContent>
+                      </wps:txbx>
+                      <wps:bodyPr rot="0" spcFirstLastPara="0" vertOverflow="overflow" horzOverflow="overflow" vert="horz" wrap="square" lIns="91440" tIns="45720" rIns="91440" bIns="45720" numCol="1" spcCol="0" rtlCol="0" fromWordArt="0" anchor="t" anchorCtr="0" forceAA="0" compatLnSpc="1">
+                        <a:noAutofit/>
+                      </wps:bodyPr>
+                    </wps:wsp>
+                  </a:graphicData>
+                </a:graphic>
+              </wp:anchor>
+            </w:drawing>
+          </mc:Choice>
+          <mc:Fallback>
+            <w:pict>
+              <v:shape id="_x0000_s1026" o:spid="_x0000_s1026" o:spt="202" type="#_x0000_t202" style="position:absolute;left:0pt;margin-left:128pt;margin-top:13pt;height:45.2pt;width:38.35pt;z-index:251708416;mso-width-relative:page;mso-height-relative:page;" filled="f" stroked="f" coordsize="21600,21600" o:gfxdata="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">
+                <v:fill on="f" focussize="0,0"/>
+                <v:stroke on="f" weight="0.5pt"/>
+                <v:imagedata o:title=""/>
+                <o:lock v:ext="edit" aspectratio="f"/>
+                <v:textbox>
+                  <w:txbxContent>
+                    <w:p>
+                      <w:pPr>
+                        <w:rPr>
+                          <w:rFonts w:hint="default" w:ascii="微软雅黑" w:hAnsi="微软雅黑" w:eastAsia="微软雅黑" w:cs="微软雅黑"/>
+                          <w:color w:val="auto"/>
+                          <w:sz w:val="44"/>
+                          <w:szCs w:val="44"/>
+                          <w:lang w:val="en-US" w:eastAsia="zh-CN"/>
+                        </w:rPr>
+                      </w:pPr>
+                      <w:r>
+                        <w:rPr>
+                          <w:rFonts w:hint="eastAsia" w:ascii="微软雅黑" w:hAnsi="微软雅黑" w:eastAsia="微软雅黑" w:cs="微软雅黑"/>
+                          <w:color w:val="auto"/>
+                          <w:sz w:val="44"/>
+                          <w:szCs w:val="44"/>
+                          <w:lang w:val="en-US" w:eastAsia="zh-CN"/>
+                        </w:rPr>
+                        <w:t>肺</w:t>
+                      </w:r>
+                    </w:p>
+                  </w:txbxContent>
+                </v:textbox>
+              </v:shape>
+            </w:pict>
+          </mc:Fallback>
+        </mc:AlternateContent>
+      </w:r>
+    </w:p>
     <w:p/>
     <w:p>
-      <w:bookmarkStart w:id="0" w:name="_GoBack"/>
-      <w:bookmarkEnd w:id="0"/>
       <w:r>
         <w:rPr>
           <w:sz w:val="21"/>
@@ -4245,6 +4978,8 @@
           </mc:Fallback>
         </mc:AlternateContent>
       </w:r>
+    </w:p>
+    <w:p>
       <w:r>
         <w:rPr>
           <w:sz w:val="21"/>
@@ -4252,18 +4987,18 @@
         <mc:AlternateContent>
           <mc:Choice Requires="wps">
             <w:drawing>
-              <wp:anchor distT="0" distB="0" distL="114300" distR="114300" simplePos="0" relativeHeight="251693056" behindDoc="0" locked="0" layoutInCell="1" allowOverlap="1">
+              <wp:anchor distT="0" distB="0" distL="114300" distR="114300" simplePos="0" relativeHeight="251696128" behindDoc="0" locked="0" layoutInCell="1" allowOverlap="1">
                 <wp:simplePos x="0" y="0"/>
                 <wp:positionH relativeFrom="page">
-                  <wp:posOffset>7096125</wp:posOffset>
+                  <wp:posOffset>2483485</wp:posOffset>
                 </wp:positionH>
                 <wp:positionV relativeFrom="paragraph">
-                  <wp:posOffset>189230</wp:posOffset>
+                  <wp:posOffset>118745</wp:posOffset>
                 </wp:positionV>
-                <wp:extent cx="494665" cy="295910"/>
+                <wp:extent cx="566420" cy="295910"/>
                 <wp:effectExtent l="0" t="0" r="0" b="0"/>
                 <wp:wrapNone/>
-                <wp:docPr id="63" name="文本框 63"/>
+                <wp:docPr id="70" name="文本框 70"/>
                 <wp:cNvGraphicFramePr/>
                 <a:graphic xmlns:a="http://schemas.openxmlformats.org/drawingml/2006/main">
                   <a:graphicData uri="http://schemas.microsoft.com/office/word/2010/wordprocessingShape">
@@ -4272,7 +5007,7 @@
                       <wps:spPr>
                         <a:xfrm>
                           <a:off x="0" y="0"/>
-                          <a:ext cx="494665" cy="295910"/>
+                          <a:ext cx="566420" cy="295910"/>
                         </a:xfrm>
                         <a:prstGeom prst="rect">
                           <a:avLst/>
@@ -4314,16 +5049,20 @@
                               <w:spacing w:line="0" w:lineRule="atLeast"/>
                               <w:textAlignment w:val="auto"/>
                               <w:rPr>
-                                <w:rFonts w:hint="default" w:ascii="微软雅黑" w:hAnsi="微软雅黑" w:eastAsia="微软雅黑" w:cs="微软雅黑"/>
+                                <w:rFonts w:hint="eastAsia" w:asciiTheme="minorEastAsia" w:hAnsiTheme="minorEastAsia" w:eastAsiaTheme="minorEastAsia" w:cstheme="minorEastAsia"/>
+                                <w:sz w:val="28"/>
+                                <w:szCs w:val="28"/>
                                 <w:lang w:val="en-US" w:eastAsia="zh-CN"/>
                               </w:rPr>
                             </w:pPr>
                             <w:r>
                               <w:rPr>
-                                <w:rFonts w:hint="eastAsia" w:ascii="微软雅黑" w:hAnsi="微软雅黑" w:eastAsia="微软雅黑" w:cs="微软雅黑"/>
-                                <w:lang w:val="en-US" w:eastAsia="zh-CN"/>
-                              </w:rPr>
-                              <w:t>清明</w:t>
+                                <w:rFonts w:hint="eastAsia" w:asciiTheme="minorEastAsia" w:hAnsiTheme="minorEastAsia" w:eastAsiaTheme="minorEastAsia" w:cstheme="minorEastAsia"/>
+                                <w:sz w:val="28"/>
+                                <w:szCs w:val="28"/>
+                                <w:lang w:val="en-US" w:eastAsia="zh-CN"/>
+                              </w:rPr>
+                              <w:t>白露</w:t>
                             </w:r>
                           </w:p>
                         </w:txbxContent>
@@ -4339,7 +5078,7 @@
           </mc:Choice>
           <mc:Fallback>
             <w:pict>
-              <v:shape id="_x0000_s1026" o:spid="_x0000_s1026" o:spt="202" type="#_x0000_t202" style="position:absolute;left:0pt;margin-left:558.75pt;margin-top:14.9pt;height:23.3pt;width:38.95pt;mso-position-horizontal-relative:page;z-index:251693056;mso-width-relative:page;mso-height-relative:page;" filled="f" stroked="f" coordsize="21600,21600" o:gfxdata="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">
+              <v:shape id="_x0000_s1026" o:spid="_x0000_s1026" o:spt="202" type="#_x0000_t202" style="position:absolute;left:0pt;margin-left:195.55pt;margin-top:9.35pt;height:23.3pt;width:44.6pt;mso-position-horizontal-relative:page;z-index:251696128;mso-width-relative:page;mso-height-relative:page;" filled="f" stroked="f" coordsize="21600,21600" o:gfxdata="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">
                 <v:fill on="f" focussize="0,0"/>
                 <v:stroke on="f" weight="0.5pt"/>
                 <v:imagedata o:title=""/>
@@ -4362,16 +5101,20 @@
                         <w:spacing w:line="0" w:lineRule="atLeast"/>
                         <w:textAlignment w:val="auto"/>
                         <w:rPr>
-                          <w:rFonts w:hint="default" w:ascii="微软雅黑" w:hAnsi="微软雅黑" w:eastAsia="微软雅黑" w:cs="微软雅黑"/>
+                          <w:rFonts w:hint="eastAsia" w:asciiTheme="minorEastAsia" w:hAnsiTheme="minorEastAsia" w:eastAsiaTheme="minorEastAsia" w:cstheme="minorEastAsia"/>
+                          <w:sz w:val="28"/>
+                          <w:szCs w:val="28"/>
                           <w:lang w:val="en-US" w:eastAsia="zh-CN"/>
                         </w:rPr>
                       </w:pPr>
                       <w:r>
                         <w:rPr>
-                          <w:rFonts w:hint="eastAsia" w:ascii="微软雅黑" w:hAnsi="微软雅黑" w:eastAsia="微软雅黑" w:cs="微软雅黑"/>
-                          <w:lang w:val="en-US" w:eastAsia="zh-CN"/>
-                        </w:rPr>
-                        <w:t>清明</w:t>
+                          <w:rFonts w:hint="eastAsia" w:asciiTheme="minorEastAsia" w:hAnsiTheme="minorEastAsia" w:eastAsiaTheme="minorEastAsia" w:cstheme="minorEastAsia"/>
+                          <w:sz w:val="28"/>
+                          <w:szCs w:val="28"/>
+                          <w:lang w:val="en-US" w:eastAsia="zh-CN"/>
+                        </w:rPr>
+                        <w:t>白露</w:t>
                       </w:r>
                     </w:p>
                   </w:txbxContent>
@@ -4381,8 +5124,6 @@
           </mc:Fallback>
         </mc:AlternateContent>
       </w:r>
-    </w:p>
-    <w:p>
       <w:r>
         <w:rPr>
           <w:sz w:val="21"/>
@@ -4390,18 +5131,18 @@
         <mc:AlternateContent>
           <mc:Choice Requires="wps">
             <w:drawing>
-              <wp:anchor distT="0" distB="0" distL="114300" distR="114300" simplePos="0" relativeHeight="251696128" behindDoc="0" locked="0" layoutInCell="1" allowOverlap="1">
+              <wp:anchor distT="0" distB="0" distL="114300" distR="114300" simplePos="0" relativeHeight="251693056" behindDoc="0" locked="0" layoutInCell="1" allowOverlap="1">
                 <wp:simplePos x="0" y="0"/>
                 <wp:positionH relativeFrom="page">
-                  <wp:posOffset>2547620</wp:posOffset>
+                  <wp:posOffset>7080885</wp:posOffset>
                 </wp:positionH>
                 <wp:positionV relativeFrom="paragraph">
-                  <wp:posOffset>93980</wp:posOffset>
+                  <wp:posOffset>6350</wp:posOffset>
                 </wp:positionV>
-                <wp:extent cx="494665" cy="295910"/>
+                <wp:extent cx="582295" cy="295910"/>
                 <wp:effectExtent l="0" t="0" r="0" b="0"/>
                 <wp:wrapNone/>
-                <wp:docPr id="70" name="文本框 70"/>
+                <wp:docPr id="63" name="文本框 63"/>
                 <wp:cNvGraphicFramePr/>
                 <a:graphic xmlns:a="http://schemas.openxmlformats.org/drawingml/2006/main">
                   <a:graphicData uri="http://schemas.microsoft.com/office/word/2010/wordprocessingShape">
@@ -4410,7 +5151,7 @@
                       <wps:spPr>
                         <a:xfrm>
                           <a:off x="0" y="0"/>
-                          <a:ext cx="494665" cy="295910"/>
+                          <a:ext cx="582295" cy="295910"/>
                         </a:xfrm>
                         <a:prstGeom prst="rect">
                           <a:avLst/>
@@ -4452,16 +5193,20 @@
                               <w:spacing w:line="0" w:lineRule="atLeast"/>
                               <w:textAlignment w:val="auto"/>
                               <w:rPr>
-                                <w:rFonts w:hint="default" w:ascii="微软雅黑" w:hAnsi="微软雅黑" w:eastAsia="微软雅黑" w:cs="微软雅黑"/>
+                                <w:rFonts w:hint="eastAsia" w:asciiTheme="minorEastAsia" w:hAnsiTheme="minorEastAsia" w:eastAsiaTheme="minorEastAsia" w:cstheme="minorEastAsia"/>
+                                <w:sz w:val="28"/>
+                                <w:szCs w:val="28"/>
                                 <w:lang w:val="en-US" w:eastAsia="zh-CN"/>
                               </w:rPr>
                             </w:pPr>
                             <w:r>
                               <w:rPr>
-                                <w:rFonts w:hint="eastAsia" w:ascii="微软雅黑" w:hAnsi="微软雅黑" w:eastAsia="微软雅黑" w:cs="微软雅黑"/>
-                                <w:lang w:val="en-US" w:eastAsia="zh-CN"/>
-                              </w:rPr>
-                              <w:t>白露</w:t>
+                                <w:rFonts w:hint="eastAsia" w:asciiTheme="minorEastAsia" w:hAnsiTheme="minorEastAsia" w:eastAsiaTheme="minorEastAsia" w:cstheme="minorEastAsia"/>
+                                <w:sz w:val="28"/>
+                                <w:szCs w:val="28"/>
+                                <w:lang w:val="en-US" w:eastAsia="zh-CN"/>
+                              </w:rPr>
+                              <w:t>清明</w:t>
                             </w:r>
                           </w:p>
                         </w:txbxContent>
@@ -4477,7 +5222,7 @@
           </mc:Choice>
           <mc:Fallback>
             <w:pict>
-              <v:shape id="_x0000_s1026" o:spid="_x0000_s1026" o:spt="202" type="#_x0000_t202" style="position:absolute;left:0pt;margin-left:200.6pt;margin-top:7.4pt;height:23.3pt;width:38.95pt;mso-position-horizontal-relative:page;z-index:251696128;mso-width-relative:page;mso-height-relative:page;" filled="f" stroked="f" coordsize="21600,21600" o:gfxdata="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">
+              <v:shape id="_x0000_s1026" o:spid="_x0000_s1026" o:spt="202" type="#_x0000_t202" style="position:absolute;left:0pt;margin-left:557.55pt;margin-top:0.5pt;height:23.3pt;width:45.85pt;mso-position-horizontal-relative:page;z-index:251693056;mso-width-relative:page;mso-height-relative:page;" filled="f" stroked="f" coordsize="21600,21600" o:gfxdata="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">
                 <v:fill on="f" focussize="0,0"/>
                 <v:stroke on="f" weight="0.5pt"/>
                 <v:imagedata o:title=""/>
@@ -4500,16 +5245,20 @@
                         <w:spacing w:line="0" w:lineRule="atLeast"/>
                         <w:textAlignment w:val="auto"/>
                         <w:rPr>
-                          <w:rFonts w:hint="default" w:ascii="微软雅黑" w:hAnsi="微软雅黑" w:eastAsia="微软雅黑" w:cs="微软雅黑"/>
+                          <w:rFonts w:hint="eastAsia" w:asciiTheme="minorEastAsia" w:hAnsiTheme="minorEastAsia" w:eastAsiaTheme="minorEastAsia" w:cstheme="minorEastAsia"/>
+                          <w:sz w:val="28"/>
+                          <w:szCs w:val="28"/>
                           <w:lang w:val="en-US" w:eastAsia="zh-CN"/>
                         </w:rPr>
                       </w:pPr>
                       <w:r>
                         <w:rPr>
-                          <w:rFonts w:hint="eastAsia" w:ascii="微软雅黑" w:hAnsi="微软雅黑" w:eastAsia="微软雅黑" w:cs="微软雅黑"/>
-                          <w:lang w:val="en-US" w:eastAsia="zh-CN"/>
-                        </w:rPr>
-                        <w:t>白露</w:t>
+                          <w:rFonts w:hint="eastAsia" w:asciiTheme="minorEastAsia" w:hAnsiTheme="minorEastAsia" w:eastAsiaTheme="minorEastAsia" w:cstheme="minorEastAsia"/>
+                          <w:sz w:val="28"/>
+                          <w:szCs w:val="28"/>
+                          <w:lang w:val="en-US" w:eastAsia="zh-CN"/>
+                        </w:rPr>
+                        <w:t>清明</w:t>
                       </w:r>
                     </w:p>
                   </w:txbxContent>
@@ -4525,6 +5274,950 @@
       <w:pPr>
         <w:ind w:left="0" w:leftChars="0" w:firstLine="0" w:firstLineChars="0"/>
       </w:pPr>
+      <w:r>
+        <w:rPr>
+          <w:sz w:val="21"/>
+        </w:rPr>
+        <mc:AlternateContent>
+          <mc:Choice Requires="wps">
+            <w:drawing>
+              <wp:anchor distT="0" distB="0" distL="114300" distR="114300" simplePos="0" relativeHeight="251682816" behindDoc="0" locked="0" layoutInCell="1" allowOverlap="1">
+                <wp:simplePos x="0" y="0"/>
+                <wp:positionH relativeFrom="page">
+                  <wp:posOffset>4441825</wp:posOffset>
+                </wp:positionH>
+                <wp:positionV relativeFrom="paragraph">
+                  <wp:posOffset>1819275</wp:posOffset>
+                </wp:positionV>
+                <wp:extent cx="1271270" cy="586740"/>
+                <wp:effectExtent l="0" t="0" r="0" b="0"/>
+                <wp:wrapNone/>
+                <wp:docPr id="53" name="文本框 53"/>
+                <wp:cNvGraphicFramePr/>
+                <a:graphic xmlns:a="http://schemas.openxmlformats.org/drawingml/2006/main">
+                  <a:graphicData uri="http://schemas.microsoft.com/office/word/2010/wordprocessingShape">
+                    <wps:wsp>
+                      <wps:cNvSpPr txBox="1"/>
+                      <wps:spPr>
+                        <a:xfrm>
+                          <a:off x="0" y="0"/>
+                          <a:ext cx="1271270" cy="586740"/>
+                        </a:xfrm>
+                        <a:prstGeom prst="rect">
+                          <a:avLst/>
+                        </a:prstGeom>
+                        <a:noFill/>
+                        <a:ln w="6350">
+                          <a:noFill/>
+                        </a:ln>
+                      </wps:spPr>
+                      <wps:style>
+                        <a:lnRef idx="0">
+                          <a:schemeClr val="accent1"/>
+                        </a:lnRef>
+                        <a:fillRef idx="0">
+                          <a:schemeClr val="accent1"/>
+                        </a:fillRef>
+                        <a:effectRef idx="0">
+                          <a:schemeClr val="accent1"/>
+                        </a:effectRef>
+                        <a:fontRef idx="minor">
+                          <a:schemeClr val="dk1"/>
+                        </a:fontRef>
+                      </wps:style>
+                      <wps:txbx>
+                        <w:txbxContent>
+                          <w:p>
+                            <w:pPr>
+                              <w:keepNext w:val="0"/>
+                              <w:keepLines w:val="0"/>
+                              <w:pageBreakBefore w:val="0"/>
+                              <w:widowControl w:val="0"/>
+                              <w:kinsoku/>
+                              <w:wordWrap/>
+                              <w:overflowPunct/>
+                              <w:topLinePunct w:val="0"/>
+                              <w:bidi w:val="0"/>
+                              <w:adjustRightInd/>
+                              <w:snapToGrid/>
+                              <w:spacing w:line="400" w:lineRule="exact"/>
+                              <w:jc w:val="center"/>
+                              <w:textAlignment w:val="auto"/>
+                              <w:rPr>
+                                <w:rFonts w:hint="eastAsia" w:ascii="微软雅黑" w:hAnsi="微软雅黑" w:eastAsia="微软雅黑" w:cs="微软雅黑"/>
+                                <w:b/>
+                                <w:bCs/>
+                                <w:sz w:val="28"/>
+                                <w:szCs w:val="28"/>
+                                <w:lang w:val="en-US" w:eastAsia="zh-CN"/>
+                              </w:rPr>
+                            </w:pPr>
+                            <w:r>
+                              <w:rPr>
+                                <w:rFonts w:hint="eastAsia" w:ascii="微软雅黑" w:hAnsi="微软雅黑" w:eastAsia="微软雅黑" w:cs="微软雅黑"/>
+                                <w:b/>
+                                <w:bCs/>
+                                <w:sz w:val="28"/>
+                                <w:szCs w:val="28"/>
+                                <w:lang w:val="en-US" w:eastAsia="zh-CN"/>
+                              </w:rPr>
+                              <w:t>夏至</w:t>
+                            </w:r>
+                          </w:p>
+                          <w:p>
+                            <w:pPr>
+                              <w:keepNext w:val="0"/>
+                              <w:keepLines w:val="0"/>
+                              <w:pageBreakBefore w:val="0"/>
+                              <w:widowControl w:val="0"/>
+                              <w:kinsoku/>
+                              <w:wordWrap/>
+                              <w:overflowPunct/>
+                              <w:topLinePunct w:val="0"/>
+                              <w:bidi w:val="0"/>
+                              <w:adjustRightInd/>
+                              <w:snapToGrid/>
+                              <w:spacing w:line="400" w:lineRule="exact"/>
+                              <w:jc w:val="center"/>
+                              <w:textAlignment w:val="auto"/>
+                              <w:rPr>
+                                <w:rFonts w:hint="eastAsia" w:ascii="微软雅黑" w:hAnsi="微软雅黑" w:eastAsia="微软雅黑" w:cs="微软雅黑"/>
+                                <w:b/>
+                                <w:bCs/>
+                                <w:sz w:val="28"/>
+                                <w:szCs w:val="28"/>
+                                <w:lang w:val="en-US" w:eastAsia="zh-CN"/>
+                              </w:rPr>
+                            </w:pPr>
+                            <w:r>
+                              <w:rPr>
+                                <w:rFonts w:hint="eastAsia" w:ascii="微软雅黑" w:hAnsi="微软雅黑" w:eastAsia="微软雅黑" w:cs="微软雅黑"/>
+                                <w:b/>
+                                <w:bCs/>
+                                <w:sz w:val="28"/>
+                                <w:szCs w:val="28"/>
+                                <w:lang w:val="en-US" w:eastAsia="zh-CN"/>
+                              </w:rPr>
+                              <w:t>6月21、22</w:t>
+                            </w:r>
+                          </w:p>
+                        </w:txbxContent>
+                      </wps:txbx>
+                      <wps:bodyPr rot="0" spcFirstLastPara="0" vertOverflow="overflow" horzOverflow="overflow" vert="horz" wrap="square" lIns="91440" tIns="45720" rIns="91440" bIns="45720" numCol="1" spcCol="0" rtlCol="0" fromWordArt="0" anchor="t" anchorCtr="0" forceAA="0" compatLnSpc="1">
+                        <a:noAutofit/>
+                      </wps:bodyPr>
+                    </wps:wsp>
+                  </a:graphicData>
+                </a:graphic>
+              </wp:anchor>
+            </w:drawing>
+          </mc:Choice>
+          <mc:Fallback>
+            <w:pict>
+              <v:shape id="_x0000_s1026" o:spid="_x0000_s1026" o:spt="202" type="#_x0000_t202" style="position:absolute;left:0pt;margin-left:349.75pt;margin-top:143.25pt;height:46.2pt;width:100.1pt;mso-position-horizontal-relative:page;z-index:251682816;mso-width-relative:page;mso-height-relative:page;" filled="f" stroked="f" coordsize="21600,21600" o:gfxdata="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">
+                <v:fill on="f" focussize="0,0"/>
+                <v:stroke on="f" weight="0.5pt"/>
+                <v:imagedata o:title=""/>
+                <o:lock v:ext="edit" aspectratio="f"/>
+                <v:textbox>
+                  <w:txbxContent>
+                    <w:p>
+                      <w:pPr>
+                        <w:keepNext w:val="0"/>
+                        <w:keepLines w:val="0"/>
+                        <w:pageBreakBefore w:val="0"/>
+                        <w:widowControl w:val="0"/>
+                        <w:kinsoku/>
+                        <w:wordWrap/>
+                        <w:overflowPunct/>
+                        <w:topLinePunct w:val="0"/>
+                        <w:bidi w:val="0"/>
+                        <w:adjustRightInd/>
+                        <w:snapToGrid/>
+                        <w:spacing w:line="400" w:lineRule="exact"/>
+                        <w:jc w:val="center"/>
+                        <w:textAlignment w:val="auto"/>
+                        <w:rPr>
+                          <w:rFonts w:hint="eastAsia" w:ascii="微软雅黑" w:hAnsi="微软雅黑" w:eastAsia="微软雅黑" w:cs="微软雅黑"/>
+                          <w:b/>
+                          <w:bCs/>
+                          <w:sz w:val="28"/>
+                          <w:szCs w:val="28"/>
+                          <w:lang w:val="en-US" w:eastAsia="zh-CN"/>
+                        </w:rPr>
+                      </w:pPr>
+                      <w:r>
+                        <w:rPr>
+                          <w:rFonts w:hint="eastAsia" w:ascii="微软雅黑" w:hAnsi="微软雅黑" w:eastAsia="微软雅黑" w:cs="微软雅黑"/>
+                          <w:b/>
+                          <w:bCs/>
+                          <w:sz w:val="28"/>
+                          <w:szCs w:val="28"/>
+                          <w:lang w:val="en-US" w:eastAsia="zh-CN"/>
+                        </w:rPr>
+                        <w:t>夏至</w:t>
+                      </w:r>
+                    </w:p>
+                    <w:p>
+                      <w:pPr>
+                        <w:keepNext w:val="0"/>
+                        <w:keepLines w:val="0"/>
+                        <w:pageBreakBefore w:val="0"/>
+                        <w:widowControl w:val="0"/>
+                        <w:kinsoku/>
+                        <w:wordWrap/>
+                        <w:overflowPunct/>
+                        <w:topLinePunct w:val="0"/>
+                        <w:bidi w:val="0"/>
+                        <w:adjustRightInd/>
+                        <w:snapToGrid/>
+                        <w:spacing w:line="400" w:lineRule="exact"/>
+                        <w:jc w:val="center"/>
+                        <w:textAlignment w:val="auto"/>
+                        <w:rPr>
+                          <w:rFonts w:hint="eastAsia" w:ascii="微软雅黑" w:hAnsi="微软雅黑" w:eastAsia="微软雅黑" w:cs="微软雅黑"/>
+                          <w:b/>
+                          <w:bCs/>
+                          <w:sz w:val="28"/>
+                          <w:szCs w:val="28"/>
+                          <w:lang w:val="en-US" w:eastAsia="zh-CN"/>
+                        </w:rPr>
+                      </w:pPr>
+                      <w:r>
+                        <w:rPr>
+                          <w:rFonts w:hint="eastAsia" w:ascii="微软雅黑" w:hAnsi="微软雅黑" w:eastAsia="微软雅黑" w:cs="微软雅黑"/>
+                          <w:b/>
+                          <w:bCs/>
+                          <w:sz w:val="28"/>
+                          <w:szCs w:val="28"/>
+                          <w:lang w:val="en-US" w:eastAsia="zh-CN"/>
+                        </w:rPr>
+                        <w:t>6月21、22</w:t>
+                      </w:r>
+                    </w:p>
+                  </w:txbxContent>
+                </v:textbox>
+              </v:shape>
+            </w:pict>
+          </mc:Fallback>
+        </mc:AlternateContent>
+      </w:r>
+      <w:r>
+        <w:rPr>
+          <w:sz w:val="21"/>
+        </w:rPr>
+        <mc:AlternateContent>
+          <mc:Choice Requires="wps">
+            <w:drawing>
+              <wp:anchor distT="0" distB="0" distL="114300" distR="114300" simplePos="0" relativeHeight="251702272" behindDoc="0" locked="0" layoutInCell="1" allowOverlap="1">
+                <wp:simplePos x="0" y="0"/>
+                <wp:positionH relativeFrom="page">
+                  <wp:posOffset>3804920</wp:posOffset>
+                </wp:positionH>
+                <wp:positionV relativeFrom="paragraph">
+                  <wp:posOffset>965200</wp:posOffset>
+                </wp:positionV>
+                <wp:extent cx="565150" cy="295910"/>
+                <wp:effectExtent l="0" t="0" r="0" b="0"/>
+                <wp:wrapNone/>
+                <wp:docPr id="67" name="文本框 67"/>
+                <wp:cNvGraphicFramePr/>
+                <a:graphic xmlns:a="http://schemas.openxmlformats.org/drawingml/2006/main">
+                  <a:graphicData uri="http://schemas.microsoft.com/office/word/2010/wordprocessingShape">
+                    <wps:wsp>
+                      <wps:cNvSpPr txBox="1"/>
+                      <wps:spPr>
+                        <a:xfrm>
+                          <a:off x="0" y="0"/>
+                          <a:ext cx="565150" cy="295910"/>
+                        </a:xfrm>
+                        <a:prstGeom prst="rect">
+                          <a:avLst/>
+                        </a:prstGeom>
+                        <a:noFill/>
+                        <a:ln w="6350">
+                          <a:noFill/>
+                        </a:ln>
+                      </wps:spPr>
+                      <wps:style>
+                        <a:lnRef idx="0">
+                          <a:schemeClr val="accent1"/>
+                        </a:lnRef>
+                        <a:fillRef idx="0">
+                          <a:schemeClr val="accent1"/>
+                        </a:fillRef>
+                        <a:effectRef idx="0">
+                          <a:schemeClr val="accent1"/>
+                        </a:effectRef>
+                        <a:fontRef idx="minor">
+                          <a:schemeClr val="dk1"/>
+                        </a:fontRef>
+                      </wps:style>
+                      <wps:txbx>
+                        <w:txbxContent>
+                          <w:p>
+                            <w:pPr>
+                              <w:keepNext w:val="0"/>
+                              <w:keepLines w:val="0"/>
+                              <w:pageBreakBefore w:val="0"/>
+                              <w:widowControl w:val="0"/>
+                              <w:kinsoku/>
+                              <w:wordWrap/>
+                              <w:overflowPunct/>
+                              <w:topLinePunct w:val="0"/>
+                              <w:bidi w:val="0"/>
+                              <w:adjustRightInd/>
+                              <w:snapToGrid/>
+                              <w:spacing w:line="0" w:lineRule="atLeast"/>
+                              <w:textAlignment w:val="auto"/>
+                              <w:rPr>
+                                <w:rFonts w:hint="eastAsia" w:asciiTheme="minorEastAsia" w:hAnsiTheme="minorEastAsia" w:eastAsiaTheme="minorEastAsia" w:cstheme="minorEastAsia"/>
+                                <w:sz w:val="28"/>
+                                <w:szCs w:val="28"/>
+                                <w:lang w:val="en-US" w:eastAsia="zh-CN"/>
+                              </w:rPr>
+                            </w:pPr>
+                            <w:r>
+                              <w:rPr>
+                                <w:rFonts w:hint="eastAsia" w:asciiTheme="minorEastAsia" w:hAnsiTheme="minorEastAsia" w:eastAsiaTheme="minorEastAsia" w:cstheme="minorEastAsia"/>
+                                <w:sz w:val="28"/>
+                                <w:szCs w:val="28"/>
+                                <w:lang w:val="en-US" w:eastAsia="zh-CN"/>
+                              </w:rPr>
+                              <w:t>小暑</w:t>
+                            </w:r>
+                          </w:p>
+                        </w:txbxContent>
+                      </wps:txbx>
+                      <wps:bodyPr rot="0" spcFirstLastPara="0" vertOverflow="overflow" horzOverflow="overflow" vert="horz" wrap="square" lIns="91440" tIns="45720" rIns="91440" bIns="45720" numCol="1" spcCol="0" rtlCol="0" fromWordArt="0" anchor="t" anchorCtr="0" forceAA="0" compatLnSpc="1">
+                        <a:noAutofit/>
+                      </wps:bodyPr>
+                    </wps:wsp>
+                  </a:graphicData>
+                </a:graphic>
+              </wp:anchor>
+            </w:drawing>
+          </mc:Choice>
+          <mc:Fallback>
+            <w:pict>
+              <v:shape id="_x0000_s1026" o:spid="_x0000_s1026" o:spt="202" type="#_x0000_t202" style="position:absolute;left:0pt;margin-left:299.6pt;margin-top:76pt;height:23.3pt;width:44.5pt;mso-position-horizontal-relative:page;z-index:251702272;mso-width-relative:page;mso-height-relative:page;" filled="f" stroked="f" coordsize="21600,21600" o:gfxdata="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">
+                <v:fill on="f" focussize="0,0"/>
+                <v:stroke on="f" weight="0.5pt"/>
+                <v:imagedata o:title=""/>
+                <o:lock v:ext="edit" aspectratio="f"/>
+                <v:textbox>
+                  <w:txbxContent>
+                    <w:p>
+                      <w:pPr>
+                        <w:keepNext w:val="0"/>
+                        <w:keepLines w:val="0"/>
+                        <w:pageBreakBefore w:val="0"/>
+                        <w:widowControl w:val="0"/>
+                        <w:kinsoku/>
+                        <w:wordWrap/>
+                        <w:overflowPunct/>
+                        <w:topLinePunct w:val="0"/>
+                        <w:bidi w:val="0"/>
+                        <w:adjustRightInd/>
+                        <w:snapToGrid/>
+                        <w:spacing w:line="0" w:lineRule="atLeast"/>
+                        <w:textAlignment w:val="auto"/>
+                        <w:rPr>
+                          <w:rFonts w:hint="eastAsia" w:asciiTheme="minorEastAsia" w:hAnsiTheme="minorEastAsia" w:eastAsiaTheme="minorEastAsia" w:cstheme="minorEastAsia"/>
+                          <w:sz w:val="28"/>
+                          <w:szCs w:val="28"/>
+                          <w:lang w:val="en-US" w:eastAsia="zh-CN"/>
+                        </w:rPr>
+                      </w:pPr>
+                      <w:r>
+                        <w:rPr>
+                          <w:rFonts w:hint="eastAsia" w:asciiTheme="minorEastAsia" w:hAnsiTheme="minorEastAsia" w:eastAsiaTheme="minorEastAsia" w:cstheme="minorEastAsia"/>
+                          <w:sz w:val="28"/>
+                          <w:szCs w:val="28"/>
+                          <w:lang w:val="en-US" w:eastAsia="zh-CN"/>
+                        </w:rPr>
+                        <w:t>小暑</w:t>
+                      </w:r>
+                    </w:p>
+                  </w:txbxContent>
+                </v:textbox>
+              </v:shape>
+            </w:pict>
+          </mc:Fallback>
+        </mc:AlternateContent>
+      </w:r>
+      <w:r>
+        <w:rPr>
+          <w:sz w:val="21"/>
+        </w:rPr>
+        <mc:AlternateContent>
+          <mc:Choice Requires="wps">
+            <w:drawing>
+              <wp:anchor distT="0" distB="0" distL="114300" distR="114300" simplePos="0" relativeHeight="251666432" behindDoc="0" locked="0" layoutInCell="1" allowOverlap="1">
+                <wp:simplePos x="0" y="0"/>
+                <wp:positionH relativeFrom="column">
+                  <wp:posOffset>3919855</wp:posOffset>
+                </wp:positionH>
+                <wp:positionV relativeFrom="paragraph">
+                  <wp:posOffset>83820</wp:posOffset>
+                </wp:positionV>
+                <wp:extent cx="419100" cy="692150"/>
+                <wp:effectExtent l="0" t="0" r="0" b="0"/>
+                <wp:wrapNone/>
+                <wp:docPr id="3" name="文本框 3"/>
+                <wp:cNvGraphicFramePr/>
+                <a:graphic xmlns:a="http://schemas.openxmlformats.org/drawingml/2006/main">
+                  <a:graphicData uri="http://schemas.microsoft.com/office/word/2010/wordprocessingShape">
+                    <wps:wsp>
+                      <wps:cNvSpPr txBox="1"/>
+                      <wps:spPr>
+                        <a:xfrm>
+                          <a:off x="0" y="0"/>
+                          <a:ext cx="419100" cy="692150"/>
+                        </a:xfrm>
+                        <a:prstGeom prst="rect">
+                          <a:avLst/>
+                        </a:prstGeom>
+                        <a:noFill/>
+                        <a:ln w="6350">
+                          <a:noFill/>
+                        </a:ln>
+                      </wps:spPr>
+                      <wps:style>
+                        <a:lnRef idx="0">
+                          <a:schemeClr val="accent1"/>
+                        </a:lnRef>
+                        <a:fillRef idx="0">
+                          <a:schemeClr val="accent1"/>
+                        </a:fillRef>
+                        <a:effectRef idx="0">
+                          <a:schemeClr val="accent1"/>
+                        </a:effectRef>
+                        <a:fontRef idx="minor">
+                          <a:schemeClr val="dk1"/>
+                        </a:fontRef>
+                      </wps:style>
+                      <wps:txbx>
+                        <w:txbxContent>
+                          <w:p>
+                            <w:pPr>
+                              <w:keepNext w:val="0"/>
+                              <w:keepLines w:val="0"/>
+                              <w:pageBreakBefore w:val="0"/>
+                              <w:widowControl w:val="0"/>
+                              <w:kinsoku/>
+                              <w:wordWrap/>
+                              <w:overflowPunct/>
+                              <w:topLinePunct w:val="0"/>
+                              <w:bidi w:val="0"/>
+                              <w:adjustRightInd/>
+                              <w:snapToGrid/>
+                              <w:spacing w:before="0" w:beforeLines="50" w:after="0" w:afterLines="50" w:line="480" w:lineRule="auto"/>
+                              <w:jc w:val="center"/>
+                              <w:textAlignment w:val="auto"/>
+                              <w:rPr>
+                                <w:rFonts w:hint="eastAsia" w:ascii="微软雅黑" w:hAnsi="微软雅黑" w:eastAsia="微软雅黑" w:cs="微软雅黑"/>
+                                <w:sz w:val="44"/>
+                                <w:szCs w:val="44"/>
+                                <w:lang w:val="en-US" w:eastAsia="zh-CN"/>
+                              </w:rPr>
+                            </w:pPr>
+                            <w:r>
+                              <w:rPr>
+                                <w:rFonts w:hint="eastAsia" w:ascii="微软雅黑" w:hAnsi="微软雅黑" w:eastAsia="微软雅黑" w:cs="微软雅黑"/>
+                                <w:sz w:val="44"/>
+                                <w:szCs w:val="44"/>
+                                <w:lang w:val="en-US" w:eastAsia="zh-CN"/>
+                              </w:rPr>
+                              <w:t>夏</w:t>
+                            </w:r>
+                          </w:p>
+                          <w:p>
+                            <w:pPr>
+                              <w:rPr>
+                                <w:rFonts w:hint="default"/>
+                                <w:lang w:val="en-US" w:eastAsia="zh-CN"/>
+                              </w:rPr>
+                            </w:pPr>
+                          </w:p>
+                        </w:txbxContent>
+                      </wps:txbx>
+                      <wps:bodyPr rot="0" spcFirstLastPara="0" vertOverflow="overflow" horzOverflow="overflow" vert="horz" wrap="square" lIns="91440" tIns="45720" rIns="91440" bIns="45720" numCol="1" spcCol="0" rtlCol="0" fromWordArt="0" anchor="t" anchorCtr="0" forceAA="0" compatLnSpc="1">
+                        <a:noAutofit/>
+                      </wps:bodyPr>
+                    </wps:wsp>
+                  </a:graphicData>
+                </a:graphic>
+              </wp:anchor>
+            </w:drawing>
+          </mc:Choice>
+          <mc:Fallback>
+            <w:pict>
+              <v:shape id="_x0000_s1026" o:spid="_x0000_s1026" o:spt="202" type="#_x0000_t202" style="position:absolute;left:0pt;margin-left:308.65pt;margin-top:6.6pt;height:54.5pt;width:33pt;z-index:251666432;mso-width-relative:page;mso-height-relative:page;" filled="f" stroked="f" coordsize="21600,21600" o:gfxdata="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">
+                <v:fill on="f" focussize="0,0"/>
+                <v:stroke on="f" weight="0.5pt"/>
+                <v:imagedata o:title=""/>
+                <o:lock v:ext="edit" aspectratio="f"/>
+                <v:textbox>
+                  <w:txbxContent>
+                    <w:p>
+                      <w:pPr>
+                        <w:keepNext w:val="0"/>
+                        <w:keepLines w:val="0"/>
+                        <w:pageBreakBefore w:val="0"/>
+                        <w:widowControl w:val="0"/>
+                        <w:kinsoku/>
+                        <w:wordWrap/>
+                        <w:overflowPunct/>
+                        <w:topLinePunct w:val="0"/>
+                        <w:bidi w:val="0"/>
+                        <w:adjustRightInd/>
+                        <w:snapToGrid/>
+                        <w:spacing w:before="0" w:beforeLines="50" w:after="0" w:afterLines="50" w:line="480" w:lineRule="auto"/>
+                        <w:jc w:val="center"/>
+                        <w:textAlignment w:val="auto"/>
+                        <w:rPr>
+                          <w:rFonts w:hint="eastAsia" w:ascii="微软雅黑" w:hAnsi="微软雅黑" w:eastAsia="微软雅黑" w:cs="微软雅黑"/>
+                          <w:sz w:val="44"/>
+                          <w:szCs w:val="44"/>
+                          <w:lang w:val="en-US" w:eastAsia="zh-CN"/>
+                        </w:rPr>
+                      </w:pPr>
+                      <w:r>
+                        <w:rPr>
+                          <w:rFonts w:hint="eastAsia" w:ascii="微软雅黑" w:hAnsi="微软雅黑" w:eastAsia="微软雅黑" w:cs="微软雅黑"/>
+                          <w:sz w:val="44"/>
+                          <w:szCs w:val="44"/>
+                          <w:lang w:val="en-US" w:eastAsia="zh-CN"/>
+                        </w:rPr>
+                        <w:t>夏</w:t>
+                      </w:r>
+                    </w:p>
+                    <w:p>
+                      <w:pPr>
+                        <w:rPr>
+                          <w:rFonts w:hint="default"/>
+                          <w:lang w:val="en-US" w:eastAsia="zh-CN"/>
+                        </w:rPr>
+                      </w:pPr>
+                    </w:p>
+                  </w:txbxContent>
+                </v:textbox>
+              </v:shape>
+            </w:pict>
+          </mc:Fallback>
+        </mc:AlternateContent>
+      </w:r>
+      <w:r>
+        <w:rPr>
+          <w:sz w:val="21"/>
+        </w:rPr>
+        <mc:AlternateContent>
+          <mc:Choice Requires="wps">
+            <w:drawing>
+              <wp:anchor distT="0" distB="0" distL="114300" distR="114300" simplePos="0" relativeHeight="251710464" behindDoc="0" locked="0" layoutInCell="1" allowOverlap="1">
+                <wp:simplePos x="0" y="0"/>
+                <wp:positionH relativeFrom="column">
+                  <wp:posOffset>3930650</wp:posOffset>
+                </wp:positionH>
+                <wp:positionV relativeFrom="paragraph">
+                  <wp:posOffset>1262380</wp:posOffset>
+                </wp:positionV>
+                <wp:extent cx="419100" cy="542290"/>
+                <wp:effectExtent l="0" t="0" r="0" b="0"/>
+                <wp:wrapNone/>
+                <wp:docPr id="5" name="文本框 5"/>
+                <wp:cNvGraphicFramePr/>
+                <a:graphic xmlns:a="http://schemas.openxmlformats.org/drawingml/2006/main">
+                  <a:graphicData uri="http://schemas.microsoft.com/office/word/2010/wordprocessingShape">
+                    <wps:wsp>
+                      <wps:cNvSpPr txBox="1"/>
+                      <wps:spPr>
+                        <a:xfrm>
+                          <a:off x="0" y="0"/>
+                          <a:ext cx="419100" cy="542290"/>
+                        </a:xfrm>
+                        <a:prstGeom prst="rect">
+                          <a:avLst/>
+                        </a:prstGeom>
+                        <a:noFill/>
+                        <a:ln w="6350">
+                          <a:noFill/>
+                        </a:ln>
+                      </wps:spPr>
+                      <wps:style>
+                        <a:lnRef idx="0">
+                          <a:schemeClr val="accent1"/>
+                        </a:lnRef>
+                        <a:fillRef idx="0">
+                          <a:schemeClr val="accent1"/>
+                        </a:fillRef>
+                        <a:effectRef idx="0">
+                          <a:schemeClr val="accent1"/>
+                        </a:effectRef>
+                        <a:fontRef idx="minor">
+                          <a:schemeClr val="dk1"/>
+                        </a:fontRef>
+                      </wps:style>
+                      <wps:txbx>
+                        <w:txbxContent>
+                          <w:p>
+                            <w:pPr>
+                              <w:rPr>
+                                <w:rFonts w:hint="default" w:ascii="微软雅黑" w:hAnsi="微软雅黑" w:eastAsia="微软雅黑" w:cs="微软雅黑"/>
+                                <w:color w:val="auto"/>
+                                <w:sz w:val="44"/>
+                                <w:szCs w:val="44"/>
+                                <w:lang w:val="en-US" w:eastAsia="zh-CN"/>
+                              </w:rPr>
+                            </w:pPr>
+                            <w:r>
+                              <w:rPr>
+                                <w:rFonts w:hint="eastAsia" w:ascii="微软雅黑" w:hAnsi="微软雅黑" w:eastAsia="微软雅黑" w:cs="微软雅黑"/>
+                                <w:color w:val="auto"/>
+                                <w:sz w:val="44"/>
+                                <w:szCs w:val="44"/>
+                                <w:lang w:val="en-US" w:eastAsia="zh-CN"/>
+                              </w:rPr>
+                              <w:t>心</w:t>
+                            </w:r>
+                          </w:p>
+                        </w:txbxContent>
+                      </wps:txbx>
+                      <wps:bodyPr rot="0" spcFirstLastPara="0" vertOverflow="overflow" horzOverflow="overflow" vert="horz" wrap="square" lIns="91440" tIns="45720" rIns="91440" bIns="45720" numCol="1" spcCol="0" rtlCol="0" fromWordArt="0" anchor="t" anchorCtr="0" forceAA="0" compatLnSpc="1">
+                        <a:noAutofit/>
+                      </wps:bodyPr>
+                    </wps:wsp>
+                  </a:graphicData>
+                </a:graphic>
+              </wp:anchor>
+            </w:drawing>
+          </mc:Choice>
+          <mc:Fallback>
+            <w:pict>
+              <v:shape id="_x0000_s1026" o:spid="_x0000_s1026" o:spt="202" type="#_x0000_t202" style="position:absolute;left:0pt;margin-left:309.5pt;margin-top:99.4pt;height:42.7pt;width:33pt;z-index:251710464;mso-width-relative:page;mso-height-relative:page;" filled="f" stroked="f" coordsize="21600,21600" o:gfxdata="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">
+                <v:fill on="f" focussize="0,0"/>
+                <v:stroke on="f" weight="0.5pt"/>
+                <v:imagedata o:title=""/>
+                <o:lock v:ext="edit" aspectratio="f"/>
+                <v:textbox>
+                  <w:txbxContent>
+                    <w:p>
+                      <w:pPr>
+                        <w:rPr>
+                          <w:rFonts w:hint="default" w:ascii="微软雅黑" w:hAnsi="微软雅黑" w:eastAsia="微软雅黑" w:cs="微软雅黑"/>
+                          <w:color w:val="auto"/>
+                          <w:sz w:val="44"/>
+                          <w:szCs w:val="44"/>
+                          <w:lang w:val="en-US" w:eastAsia="zh-CN"/>
+                        </w:rPr>
+                      </w:pPr>
+                      <w:r>
+                        <w:rPr>
+                          <w:rFonts w:hint="eastAsia" w:ascii="微软雅黑" w:hAnsi="微软雅黑" w:eastAsia="微软雅黑" w:cs="微软雅黑"/>
+                          <w:color w:val="auto"/>
+                          <w:sz w:val="44"/>
+                          <w:szCs w:val="44"/>
+                          <w:lang w:val="en-US" w:eastAsia="zh-CN"/>
+                        </w:rPr>
+                        <w:t>心</w:t>
+                      </w:r>
+                    </w:p>
+                  </w:txbxContent>
+                </v:textbox>
+              </v:shape>
+            </w:pict>
+          </mc:Fallback>
+        </mc:AlternateContent>
+      </w:r>
+      <w:r>
+        <w:rPr>
+          <w:sz w:val="21"/>
+        </w:rPr>
+        <mc:AlternateContent>
+          <mc:Choice Requires="wps">
+            <w:drawing>
+              <wp:anchor distT="0" distB="0" distL="114300" distR="114300" simplePos="0" relativeHeight="251699200" behindDoc="0" locked="0" layoutInCell="1" allowOverlap="1">
+                <wp:simplePos x="0" y="0"/>
+                <wp:positionH relativeFrom="page">
+                  <wp:posOffset>3301365</wp:posOffset>
+                </wp:positionH>
+                <wp:positionV relativeFrom="paragraph">
+                  <wp:posOffset>695325</wp:posOffset>
+                </wp:positionV>
+                <wp:extent cx="573405" cy="295910"/>
+                <wp:effectExtent l="0" t="0" r="0" b="0"/>
+                <wp:wrapNone/>
+                <wp:docPr id="68" name="文本框 68"/>
+                <wp:cNvGraphicFramePr/>
+                <a:graphic xmlns:a="http://schemas.openxmlformats.org/drawingml/2006/main">
+                  <a:graphicData uri="http://schemas.microsoft.com/office/word/2010/wordprocessingShape">
+                    <wps:wsp>
+                      <wps:cNvSpPr txBox="1"/>
+                      <wps:spPr>
+                        <a:xfrm>
+                          <a:off x="0" y="0"/>
+                          <a:ext cx="573405" cy="295910"/>
+                        </a:xfrm>
+                        <a:prstGeom prst="rect">
+                          <a:avLst/>
+                        </a:prstGeom>
+                        <a:noFill/>
+                        <a:ln w="6350">
+                          <a:noFill/>
+                        </a:ln>
+                      </wps:spPr>
+                      <wps:style>
+                        <a:lnRef idx="0">
+                          <a:schemeClr val="accent1"/>
+                        </a:lnRef>
+                        <a:fillRef idx="0">
+                          <a:schemeClr val="accent1"/>
+                        </a:fillRef>
+                        <a:effectRef idx="0">
+                          <a:schemeClr val="accent1"/>
+                        </a:effectRef>
+                        <a:fontRef idx="minor">
+                          <a:schemeClr val="dk1"/>
+                        </a:fontRef>
+                      </wps:style>
+                      <wps:txbx>
+                        <w:txbxContent>
+                          <w:p>
+                            <w:pPr>
+                              <w:keepNext w:val="0"/>
+                              <w:keepLines w:val="0"/>
+                              <w:pageBreakBefore w:val="0"/>
+                              <w:widowControl w:val="0"/>
+                              <w:kinsoku/>
+                              <w:wordWrap/>
+                              <w:overflowPunct/>
+                              <w:topLinePunct w:val="0"/>
+                              <w:bidi w:val="0"/>
+                              <w:adjustRightInd/>
+                              <w:snapToGrid/>
+                              <w:spacing w:line="0" w:lineRule="atLeast"/>
+                              <w:textAlignment w:val="auto"/>
+                              <w:rPr>
+                                <w:rFonts w:hint="eastAsia" w:asciiTheme="minorEastAsia" w:hAnsiTheme="minorEastAsia" w:eastAsiaTheme="minorEastAsia" w:cstheme="minorEastAsia"/>
+                                <w:sz w:val="28"/>
+                                <w:szCs w:val="28"/>
+                                <w:lang w:val="en-US" w:eastAsia="zh-CN"/>
+                              </w:rPr>
+                            </w:pPr>
+                            <w:r>
+                              <w:rPr>
+                                <w:rFonts w:hint="eastAsia" w:asciiTheme="minorEastAsia" w:hAnsiTheme="minorEastAsia" w:eastAsiaTheme="minorEastAsia" w:cstheme="minorEastAsia"/>
+                                <w:sz w:val="28"/>
+                                <w:szCs w:val="28"/>
+                                <w:lang w:val="en-US" w:eastAsia="zh-CN"/>
+                              </w:rPr>
+                              <w:t>大暑</w:t>
+                            </w:r>
+                          </w:p>
+                        </w:txbxContent>
+                      </wps:txbx>
+                      <wps:bodyPr rot="0" spcFirstLastPara="0" vertOverflow="overflow" horzOverflow="overflow" vert="horz" wrap="square" lIns="91440" tIns="45720" rIns="91440" bIns="45720" numCol="1" spcCol="0" rtlCol="0" fromWordArt="0" anchor="t" anchorCtr="0" forceAA="0" compatLnSpc="1">
+                        <a:noAutofit/>
+                      </wps:bodyPr>
+                    </wps:wsp>
+                  </a:graphicData>
+                </a:graphic>
+              </wp:anchor>
+            </w:drawing>
+          </mc:Choice>
+          <mc:Fallback>
+            <w:pict>
+              <v:shape id="_x0000_s1026" o:spid="_x0000_s1026" o:spt="202" type="#_x0000_t202" style="position:absolute;left:0pt;margin-left:259.95pt;margin-top:54.75pt;height:23.3pt;width:45.15pt;mso-position-horizontal-relative:page;z-index:251699200;mso-width-relative:page;mso-height-relative:page;" filled="f" stroked="f" coordsize="21600,21600" o:gfxdata="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">
+                <v:fill on="f" focussize="0,0"/>
+                <v:stroke on="f" weight="0.5pt"/>
+                <v:imagedata o:title=""/>
+                <o:lock v:ext="edit" aspectratio="f"/>
+                <v:textbox>
+                  <w:txbxContent>
+                    <w:p>
+                      <w:pPr>
+                        <w:keepNext w:val="0"/>
+                        <w:keepLines w:val="0"/>
+                        <w:pageBreakBefore w:val="0"/>
+                        <w:widowControl w:val="0"/>
+                        <w:kinsoku/>
+                        <w:wordWrap/>
+                        <w:overflowPunct/>
+                        <w:topLinePunct w:val="0"/>
+                        <w:bidi w:val="0"/>
+                        <w:adjustRightInd/>
+                        <w:snapToGrid/>
+                        <w:spacing w:line="0" w:lineRule="atLeast"/>
+                        <w:textAlignment w:val="auto"/>
+                        <w:rPr>
+                          <w:rFonts w:hint="eastAsia" w:asciiTheme="minorEastAsia" w:hAnsiTheme="minorEastAsia" w:eastAsiaTheme="minorEastAsia" w:cstheme="minorEastAsia"/>
+                          <w:sz w:val="28"/>
+                          <w:szCs w:val="28"/>
+                          <w:lang w:val="en-US" w:eastAsia="zh-CN"/>
+                        </w:rPr>
+                      </w:pPr>
+                      <w:r>
+                        <w:rPr>
+                          <w:rFonts w:hint="eastAsia" w:asciiTheme="minorEastAsia" w:hAnsiTheme="minorEastAsia" w:eastAsiaTheme="minorEastAsia" w:cstheme="minorEastAsia"/>
+                          <w:sz w:val="28"/>
+                          <w:szCs w:val="28"/>
+                          <w:lang w:val="en-US" w:eastAsia="zh-CN"/>
+                        </w:rPr>
+                        <w:t>大暑</w:t>
+                      </w:r>
+                    </w:p>
+                  </w:txbxContent>
+                </v:textbox>
+              </v:shape>
+            </w:pict>
+          </mc:Fallback>
+        </mc:AlternateContent>
+      </w:r>
+      <w:r>
+        <w:rPr>
+          <w:sz w:val="21"/>
+        </w:rPr>
+        <mc:AlternateContent>
+          <mc:Choice Requires="wps">
+            <w:drawing>
+              <wp:anchor distT="0" distB="0" distL="114300" distR="114300" simplePos="0" relativeHeight="251698176" behindDoc="0" locked="0" layoutInCell="1" allowOverlap="1">
+                <wp:simplePos x="0" y="0"/>
+                <wp:positionH relativeFrom="page">
+                  <wp:posOffset>2667635</wp:posOffset>
+                </wp:positionH>
+                <wp:positionV relativeFrom="paragraph">
+                  <wp:posOffset>58420</wp:posOffset>
+                </wp:positionV>
+                <wp:extent cx="557530" cy="295910"/>
+                <wp:effectExtent l="0" t="0" r="0" b="0"/>
+                <wp:wrapNone/>
+                <wp:docPr id="69" name="文本框 69"/>
+                <wp:cNvGraphicFramePr/>
+                <a:graphic xmlns:a="http://schemas.openxmlformats.org/drawingml/2006/main">
+                  <a:graphicData uri="http://schemas.microsoft.com/office/word/2010/wordprocessingShape">
+                    <wps:wsp>
+                      <wps:cNvSpPr txBox="1"/>
+                      <wps:spPr>
+                        <a:xfrm>
+                          <a:off x="0" y="0"/>
+                          <a:ext cx="557530" cy="295910"/>
+                        </a:xfrm>
+                        <a:prstGeom prst="rect">
+                          <a:avLst/>
+                        </a:prstGeom>
+                        <a:noFill/>
+                        <a:ln w="6350">
+                          <a:noFill/>
+                        </a:ln>
+                      </wps:spPr>
+                      <wps:style>
+                        <a:lnRef idx="0">
+                          <a:schemeClr val="accent1"/>
+                        </a:lnRef>
+                        <a:fillRef idx="0">
+                          <a:schemeClr val="accent1"/>
+                        </a:fillRef>
+                        <a:effectRef idx="0">
+                          <a:schemeClr val="accent1"/>
+                        </a:effectRef>
+                        <a:fontRef idx="minor">
+                          <a:schemeClr val="dk1"/>
+                        </a:fontRef>
+                      </wps:style>
+                      <wps:txbx>
+                        <w:txbxContent>
+                          <w:p>
+                            <w:pPr>
+                              <w:keepNext w:val="0"/>
+                              <w:keepLines w:val="0"/>
+                              <w:pageBreakBefore w:val="0"/>
+                              <w:widowControl w:val="0"/>
+                              <w:kinsoku/>
+                              <w:wordWrap/>
+                              <w:overflowPunct/>
+                              <w:topLinePunct w:val="0"/>
+                              <w:bidi w:val="0"/>
+                              <w:adjustRightInd/>
+                              <w:snapToGrid/>
+                              <w:spacing w:line="0" w:lineRule="atLeast"/>
+                              <w:textAlignment w:val="auto"/>
+                              <w:rPr>
+                                <w:rFonts w:hint="eastAsia" w:asciiTheme="minorEastAsia" w:hAnsiTheme="minorEastAsia" w:eastAsiaTheme="minorEastAsia" w:cstheme="minorEastAsia"/>
+                                <w:sz w:val="28"/>
+                                <w:szCs w:val="28"/>
+                                <w:lang w:val="en-US" w:eastAsia="zh-CN"/>
+                              </w:rPr>
+                            </w:pPr>
+                            <w:r>
+                              <w:rPr>
+                                <w:rFonts w:hint="eastAsia" w:asciiTheme="minorEastAsia" w:hAnsiTheme="minorEastAsia" w:eastAsiaTheme="minorEastAsia" w:cstheme="minorEastAsia"/>
+                                <w:sz w:val="28"/>
+                                <w:szCs w:val="28"/>
+                                <w:lang w:val="en-US" w:eastAsia="zh-CN"/>
+                              </w:rPr>
+                              <w:t>处暑</w:t>
+                            </w:r>
+                          </w:p>
+                        </w:txbxContent>
+                      </wps:txbx>
+                      <wps:bodyPr rot="0" spcFirstLastPara="0" vertOverflow="overflow" horzOverflow="overflow" vert="horz" wrap="square" lIns="91440" tIns="45720" rIns="91440" bIns="45720" numCol="1" spcCol="0" rtlCol="0" fromWordArt="0" anchor="t" anchorCtr="0" forceAA="0" compatLnSpc="1">
+                        <a:noAutofit/>
+                      </wps:bodyPr>
+                    </wps:wsp>
+                  </a:graphicData>
+                </a:graphic>
+              </wp:anchor>
+            </w:drawing>
+          </mc:Choice>
+          <mc:Fallback>
+            <w:pict>
+              <v:shape id="_x0000_s1026" o:spid="_x0000_s1026" o:spt="202" type="#_x0000_t202" style="position:absolute;left:0pt;margin-left:210.05pt;margin-top:4.6pt;height:23.3pt;width:43.9pt;mso-position-horizontal-relative:page;z-index:251698176;mso-width-relative:page;mso-height-relative:page;" filled="f" stroked="f" coordsize="21600,21600" o:gfxdata="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">
+                <v:fill on="f" focussize="0,0"/>
+                <v:stroke on="f" weight="0.5pt"/>
+                <v:imagedata o:title=""/>
+                <o:lock v:ext="edit" aspectratio="f"/>
+                <v:textbox>
+                  <w:txbxContent>
+                    <w:p>
+                      <w:pPr>
+                        <w:keepNext w:val="0"/>
+                        <w:keepLines w:val="0"/>
+                        <w:pageBreakBefore w:val="0"/>
+                        <w:widowControl w:val="0"/>
+                        <w:kinsoku/>
+                        <w:wordWrap/>
+                        <w:overflowPunct/>
+                        <w:topLinePunct w:val="0"/>
+                        <w:bidi w:val="0"/>
+                        <w:adjustRightInd/>
+                        <w:snapToGrid/>
+                        <w:spacing w:line="0" w:lineRule="atLeast"/>
+                        <w:textAlignment w:val="auto"/>
+                        <w:rPr>
+                          <w:rFonts w:hint="eastAsia" w:asciiTheme="minorEastAsia" w:hAnsiTheme="minorEastAsia" w:eastAsiaTheme="minorEastAsia" w:cstheme="minorEastAsia"/>
+                          <w:sz w:val="28"/>
+                          <w:szCs w:val="28"/>
+                          <w:lang w:val="en-US" w:eastAsia="zh-CN"/>
+                        </w:rPr>
+                      </w:pPr>
+                      <w:r>
+                        <w:rPr>
+                          <w:rFonts w:hint="eastAsia" w:asciiTheme="minorEastAsia" w:hAnsiTheme="minorEastAsia" w:eastAsiaTheme="minorEastAsia" w:cstheme="minorEastAsia"/>
+                          <w:sz w:val="28"/>
+                          <w:szCs w:val="28"/>
+                          <w:lang w:val="en-US" w:eastAsia="zh-CN"/>
+                        </w:rPr>
+                        <w:t>处暑</w:t>
+                      </w:r>
+                    </w:p>
+                  </w:txbxContent>
+                </v:textbox>
+              </v:shape>
+            </w:pict>
+          </mc:Fallback>
+        </mc:AlternateContent>
+      </w:r>
       <w:r>
         <w:rPr>
           <w:sz w:val="21"/>
@@ -4681,7 +6374,7 @@
           </mc:Choice>
           <mc:Fallback>
             <w:pict>
-              <v:shape id="_x0000_s1026" o:spid="_x0000_s1026" o:spt="202" type="#_x0000_t202" style="position:absolute;left:0pt;margin-left:477.05pt;margin-top:76.6pt;height:124.75pt;width:217.3pt;z-index:251671552;mso-width-relative:page;mso-height-relative:page;" fillcolor="#FFFFFF [3201]" filled="t" stroked="f" coordsize="21600,21600" o:gfxdata="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">
+              <v:shape id="_x0000_s1026" o:spid="_x0000_s1026" o:spt="202" type="#_x0000_t202" style="position:absolute;left:0pt;margin-left:477.05pt;margin-top:76.6pt;height:124.75pt;width:217.3pt;z-index:251671552;mso-width-relative:page;mso-height-relative:page;" fillcolor="#FFFFFF [3201]" filled="t" stroked="f" coordsize="21600,21600" o:gfxdata="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">
                 <v:fill on="t" focussize="0,0"/>
                 <v:stroke on="f" weight="0.5pt"/>
                 <v:imagedata o:title=""/>
@@ -4798,8 +6491,8 @@
                 <wp:positionV relativeFrom="paragraph">
                   <wp:posOffset>877570</wp:posOffset>
                 </wp:positionV>
-                <wp:extent cx="2759710" cy="1329690"/>
-                <wp:effectExtent l="0" t="0" r="2540" b="3810"/>
+                <wp:extent cx="2759710" cy="1598930"/>
+                <wp:effectExtent l="0" t="0" r="2540" b="1270"/>
                 <wp:wrapNone/>
                 <wp:docPr id="74" name="文本框 74"/>
                 <wp:cNvGraphicFramePr/>
@@ -4810,7 +6503,7 @@
                       <wps:spPr>
                         <a:xfrm>
                           <a:off x="0" y="0"/>
-                          <a:ext cx="2759710" cy="1329690"/>
+                          <a:ext cx="2759710" cy="1598930"/>
                         </a:xfrm>
                         <a:prstGeom prst="rect">
                           <a:avLst/>
@@ -4842,12 +6535,16 @@
                             <w:pPr>
                               <w:rPr>
                                 <w:rFonts w:hint="default" w:ascii="微软雅黑" w:hAnsi="微软雅黑" w:eastAsia="微软雅黑" w:cs="微软雅黑"/>
+                                <w:sz w:val="28"/>
+                                <w:szCs w:val="28"/>
                                 <w:lang w:val="en-US" w:eastAsia="zh-CN"/>
                               </w:rPr>
                             </w:pPr>
                             <w:r>
                               <w:rPr>
                                 <w:rFonts w:hint="eastAsia" w:ascii="微软雅黑" w:hAnsi="微软雅黑" w:eastAsia="微软雅黑" w:cs="微软雅黑"/>
+                                <w:sz w:val="28"/>
+                                <w:szCs w:val="28"/>
                                 <w:lang w:val="en-US" w:eastAsia="zh-CN"/>
                               </w:rPr>
                               <w:t>夏秋之间的长夏两周，即立秋前一周和后一周，是脾之王时，即脾气最旺的时候，此时是治病的最佳时机。</w:t>
@@ -4866,7 +6563,7 @@
           </mc:Choice>
           <mc:Fallback>
             <w:pict>
-              <v:shape id="_x0000_s1026" o:spid="_x0000_s1026" o:spt="202" type="#_x0000_t202" style="position:absolute;left:0pt;margin-left:-33pt;margin-top:69.1pt;height:104.7pt;width:217.3pt;z-index:251703296;mso-width-relative:page;mso-height-relative:page;" fillcolor="#FFFFFF [3201]" filled="t" stroked="f" coordsize="21600,21600" o:gfxdata="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">
+              <v:shape id="_x0000_s1026" o:spid="_x0000_s1026" o:spt="202" type="#_x0000_t202" style="position:absolute;left:0pt;margin-left:-33pt;margin-top:69.1pt;height:125.9pt;width:217.3pt;z-index:251703296;mso-width-relative:page;mso-height-relative:page;" fillcolor="#FFFFFF [3201]" filled="t" stroked="f" coordsize="21600,21600" o:gfxdata="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">
                 <v:fill on="t" focussize="0,0"/>
                 <v:stroke on="f" weight="0.5pt"/>
                 <v:imagedata o:title=""/>
@@ -4877,12 +6574,16 @@
                       <w:pPr>
                         <w:rPr>
                           <w:rFonts w:hint="default" w:ascii="微软雅黑" w:hAnsi="微软雅黑" w:eastAsia="微软雅黑" w:cs="微软雅黑"/>
+                          <w:sz w:val="28"/>
+                          <w:szCs w:val="28"/>
                           <w:lang w:val="en-US" w:eastAsia="zh-CN"/>
                         </w:rPr>
                       </w:pPr>
                       <w:r>
                         <w:rPr>
                           <w:rFonts w:hint="eastAsia" w:ascii="微软雅黑" w:hAnsi="微软雅黑" w:eastAsia="微软雅黑" w:cs="微软雅黑"/>
+                          <w:sz w:val="28"/>
+                          <w:szCs w:val="28"/>
                           <w:lang w:val="en-US" w:eastAsia="zh-CN"/>
                         </w:rPr>
                         <w:t>夏秋之间的长夏两周，即立秋前一周和后一周，是脾之王时，即脾气最旺的时候，此时是治病的最佳时机。</w:t>
@@ -4997,7 +6698,7 @@
           </mc:Choice>
           <mc:Fallback>
             <w:pict>
-              <v:shape id="_x0000_s1026" o:spid="_x0000_s1026" o:spt="202" type="#_x0000_t202" style="position:absolute;left:0pt;margin-left:143.2pt;margin-top:36.6pt;height:31.35pt;width:130.65pt;mso-position-horizontal-relative:page;z-index:251676672;mso-width-relative:page;mso-height-relative:page;" filled="f" stroked="f" coordsize="21600,21600" o:gfxdata="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">
+              <v:shape id="_x0000_s1026" o:spid="_x0000_s1026" o:spt="202" type="#_x0000_t202" style="position:absolute;left:0pt;margin-left:143.2pt;margin-top:36.6pt;height:31.35pt;width:130.65pt;mso-position-horizontal-relative:page;z-index:251676672;mso-width-relative:page;mso-height-relative:page;" filled="f" stroked="f" coordsize="21600,21600" o:gfxdata="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">
                 <v:fill on="f" focussize="0,0"/>
                 <v:stroke on="f" weight="0.5pt"/>
                 <v:imagedata o:title=""/>
@@ -5038,202 +6739,6 @@
                           <w:lang w:val="en-US" w:eastAsia="zh-CN"/>
                         </w:rPr>
                         <w:t>8月7、8  立秋</w:t>
-                      </w:r>
-                    </w:p>
-                  </w:txbxContent>
-                </v:textbox>
-              </v:shape>
-            </w:pict>
-          </mc:Fallback>
-        </mc:AlternateContent>
-      </w:r>
-      <w:r>
-        <w:rPr>
-          <w:sz w:val="21"/>
-        </w:rPr>
-        <mc:AlternateContent>
-          <mc:Choice Requires="wps">
-            <w:drawing>
-              <wp:anchor distT="0" distB="0" distL="114300" distR="114300" simplePos="0" relativeHeight="251682816" behindDoc="0" locked="0" layoutInCell="1" allowOverlap="1">
-                <wp:simplePos x="0" y="0"/>
-                <wp:positionH relativeFrom="page">
-                  <wp:posOffset>4648835</wp:posOffset>
-                </wp:positionH>
-                <wp:positionV relativeFrom="paragraph">
-                  <wp:posOffset>1787525</wp:posOffset>
-                </wp:positionV>
-                <wp:extent cx="891540" cy="501650"/>
-                <wp:effectExtent l="0" t="0" r="0" b="0"/>
-                <wp:wrapNone/>
-                <wp:docPr id="53" name="文本框 53"/>
-                <wp:cNvGraphicFramePr/>
-                <a:graphic xmlns:a="http://schemas.openxmlformats.org/drawingml/2006/main">
-                  <a:graphicData uri="http://schemas.microsoft.com/office/word/2010/wordprocessingShape">
-                    <wps:wsp>
-                      <wps:cNvSpPr txBox="1"/>
-                      <wps:spPr>
-                        <a:xfrm>
-                          <a:off x="0" y="0"/>
-                          <a:ext cx="891540" cy="501650"/>
-                        </a:xfrm>
-                        <a:prstGeom prst="rect">
-                          <a:avLst/>
-                        </a:prstGeom>
-                        <a:noFill/>
-                        <a:ln w="6350">
-                          <a:noFill/>
-                        </a:ln>
-                      </wps:spPr>
-                      <wps:style>
-                        <a:lnRef idx="0">
-                          <a:schemeClr val="accent1"/>
-                        </a:lnRef>
-                        <a:fillRef idx="0">
-                          <a:schemeClr val="accent1"/>
-                        </a:fillRef>
-                        <a:effectRef idx="0">
-                          <a:schemeClr val="accent1"/>
-                        </a:effectRef>
-                        <a:fontRef idx="minor">
-                          <a:schemeClr val="dk1"/>
-                        </a:fontRef>
-                      </wps:style>
-                      <wps:txbx>
-                        <w:txbxContent>
-                          <w:p>
-                            <w:pPr>
-                              <w:keepNext w:val="0"/>
-                              <w:keepLines w:val="0"/>
-                              <w:pageBreakBefore w:val="0"/>
-                              <w:widowControl w:val="0"/>
-                              <w:kinsoku/>
-                              <w:wordWrap/>
-                              <w:overflowPunct/>
-                              <w:topLinePunct w:val="0"/>
-                              <w:bidi w:val="0"/>
-                              <w:adjustRightInd/>
-                              <w:snapToGrid/>
-                              <w:spacing w:line="0" w:lineRule="atLeast"/>
-                              <w:jc w:val="center"/>
-                              <w:textAlignment w:val="auto"/>
-                              <w:rPr>
-                                <w:rFonts w:hint="eastAsia" w:ascii="微软雅黑" w:hAnsi="微软雅黑" w:eastAsia="微软雅黑" w:cs="微软雅黑"/>
-                                <w:lang w:val="en-US" w:eastAsia="zh-CN"/>
-                              </w:rPr>
-                            </w:pPr>
-                            <w:r>
-                              <w:rPr>
-                                <w:rFonts w:hint="eastAsia" w:ascii="微软雅黑" w:hAnsi="微软雅黑" w:eastAsia="微软雅黑" w:cs="微软雅黑"/>
-                                <w:lang w:val="en-US" w:eastAsia="zh-CN"/>
-                              </w:rPr>
-                              <w:t>夏至</w:t>
-                            </w:r>
-                          </w:p>
-                          <w:p>
-                            <w:pPr>
-                              <w:keepNext w:val="0"/>
-                              <w:keepLines w:val="0"/>
-                              <w:pageBreakBefore w:val="0"/>
-                              <w:widowControl w:val="0"/>
-                              <w:kinsoku/>
-                              <w:wordWrap/>
-                              <w:overflowPunct/>
-                              <w:topLinePunct w:val="0"/>
-                              <w:bidi w:val="0"/>
-                              <w:adjustRightInd/>
-                              <w:snapToGrid/>
-                              <w:spacing w:line="0" w:lineRule="atLeast"/>
-                              <w:jc w:val="center"/>
-                              <w:textAlignment w:val="auto"/>
-                              <w:rPr>
-                                <w:rFonts w:hint="default" w:ascii="微软雅黑" w:hAnsi="微软雅黑" w:eastAsia="微软雅黑" w:cs="微软雅黑"/>
-                                <w:lang w:val="en-US" w:eastAsia="zh-CN"/>
-                              </w:rPr>
-                            </w:pPr>
-                            <w:r>
-                              <w:rPr>
-                                <w:rFonts w:hint="eastAsia" w:ascii="微软雅黑" w:hAnsi="微软雅黑" w:eastAsia="微软雅黑" w:cs="微软雅黑"/>
-                                <w:lang w:val="en-US" w:eastAsia="zh-CN"/>
-                              </w:rPr>
-                              <w:t>6月21、22</w:t>
-                            </w:r>
-                          </w:p>
-                        </w:txbxContent>
-                      </wps:txbx>
-                      <wps:bodyPr rot="0" spcFirstLastPara="0" vertOverflow="overflow" horzOverflow="overflow" vert="horz" wrap="square" lIns="91440" tIns="45720" rIns="91440" bIns="45720" numCol="1" spcCol="0" rtlCol="0" fromWordArt="0" anchor="t" anchorCtr="0" forceAA="0" compatLnSpc="1">
-                        <a:noAutofit/>
-                      </wps:bodyPr>
-                    </wps:wsp>
-                  </a:graphicData>
-                </a:graphic>
-              </wp:anchor>
-            </w:drawing>
-          </mc:Choice>
-          <mc:Fallback>
-            <w:pict>
-              <v:shape id="_x0000_s1026" o:spid="_x0000_s1026" o:spt="202" type="#_x0000_t202" style="position:absolute;left:0pt;margin-left:366.05pt;margin-top:140.75pt;height:39.5pt;width:70.2pt;mso-position-horizontal-relative:page;z-index:251682816;mso-width-relative:page;mso-height-relative:page;" filled="f" stroked="f" coordsize="21600,21600" o:gfxdata="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">
-                <v:fill on="f" focussize="0,0"/>
-                <v:stroke on="f" weight="0.5pt"/>
-                <v:imagedata o:title=""/>
-                <o:lock v:ext="edit" aspectratio="f"/>
-                <v:textbox>
-                  <w:txbxContent>
-                    <w:p>
-                      <w:pPr>
-                        <w:keepNext w:val="0"/>
-                        <w:keepLines w:val="0"/>
-                        <w:pageBreakBefore w:val="0"/>
-                        <w:widowControl w:val="0"/>
-                        <w:kinsoku/>
-                        <w:wordWrap/>
-                        <w:overflowPunct/>
-                        <w:topLinePunct w:val="0"/>
-                        <w:bidi w:val="0"/>
-                        <w:adjustRightInd/>
-                        <w:snapToGrid/>
-                        <w:spacing w:line="0" w:lineRule="atLeast"/>
-                        <w:jc w:val="center"/>
-                        <w:textAlignment w:val="auto"/>
-                        <w:rPr>
-                          <w:rFonts w:hint="eastAsia" w:ascii="微软雅黑" w:hAnsi="微软雅黑" w:eastAsia="微软雅黑" w:cs="微软雅黑"/>
-                          <w:lang w:val="en-US" w:eastAsia="zh-CN"/>
-                        </w:rPr>
-                      </w:pPr>
-                      <w:r>
-                        <w:rPr>
-                          <w:rFonts w:hint="eastAsia" w:ascii="微软雅黑" w:hAnsi="微软雅黑" w:eastAsia="微软雅黑" w:cs="微软雅黑"/>
-                          <w:lang w:val="en-US" w:eastAsia="zh-CN"/>
-                        </w:rPr>
-                        <w:t>夏至</w:t>
-                      </w:r>
-                    </w:p>
-                    <w:p>
-                      <w:pPr>
-                        <w:keepNext w:val="0"/>
-                        <w:keepLines w:val="0"/>
-                        <w:pageBreakBefore w:val="0"/>
-                        <w:widowControl w:val="0"/>
-                        <w:kinsoku/>
-                        <w:wordWrap/>
-                        <w:overflowPunct/>
-                        <w:topLinePunct w:val="0"/>
-                        <w:bidi w:val="0"/>
-                        <w:adjustRightInd/>
-                        <w:snapToGrid/>
-                        <w:spacing w:line="0" w:lineRule="atLeast"/>
-                        <w:jc w:val="center"/>
-                        <w:textAlignment w:val="auto"/>
-                        <w:rPr>
-                          <w:rFonts w:hint="default" w:ascii="微软雅黑" w:hAnsi="微软雅黑" w:eastAsia="微软雅黑" w:cs="微软雅黑"/>
-                          <w:lang w:val="en-US" w:eastAsia="zh-CN"/>
-                        </w:rPr>
-                      </w:pPr>
-                      <w:r>
-                        <w:rPr>
-                          <w:rFonts w:hint="eastAsia" w:ascii="微软雅黑" w:hAnsi="微软雅黑" w:eastAsia="微软雅黑" w:cs="微软雅黑"/>
-                          <w:lang w:val="en-US" w:eastAsia="zh-CN"/>
-                        </w:rPr>
-                        <w:t>6月21、22</w:t>
                       </w:r>
                     </w:p>
                   </w:txbxContent>
@@ -5470,147 +6975,11 @@
           </mc:Choice>
           <mc:Fallback>
             <w:pict>
-              <v:shape id="_x0000_s1026" o:spid="_x0000_s1026" o:spt="3" type="#_x0000_t3" style="position:absolute;left:0pt;margin-left:193.95pt;margin-top:38.1pt;height:6.9pt;width:7.5pt;z-index:251679744;v-text-anchor:middle;mso-width-relative:page;mso-height-relative:page;" fillcolor="#4874CB [3204]" filled="t" stroked="t" coordsize="21600,21600" o:gfxdata="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">
+              <v:shape id="_x0000_s1026" o:spid="_x0000_s1026" o:spt="3" type="#_x0000_t3" style="position:absolute;left:0pt;margin-left:193.95pt;margin-top:38.1pt;height:6.9pt;width:7.5pt;z-index:251679744;v-text-anchor:middle;mso-width-relative:page;mso-height-relative:page;" fillcolor="#4874CB [3204]" filled="t" stroked="t" coordsize="21600,21600" o:gfxdata="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">
                 <v:fill on="t" focussize="0,0"/>
                 <v:stroke weight="1pt" color="#2E54A1 [2404]" miterlimit="8" joinstyle="miter"/>
                 <v:imagedata o:title=""/>
                 <o:lock v:ext="edit" aspectratio="f"/>
-              </v:shape>
-            </w:pict>
-          </mc:Fallback>
-        </mc:AlternateContent>
-      </w:r>
-      <w:r>
-        <w:rPr>
-          <w:sz w:val="21"/>
-        </w:rPr>
-        <mc:AlternateContent>
-          <mc:Choice Requires="wps">
-            <w:drawing>
-              <wp:anchor distT="0" distB="0" distL="114300" distR="114300" simplePos="0" relativeHeight="251698176" behindDoc="0" locked="0" layoutInCell="1" allowOverlap="1">
-                <wp:simplePos x="0" y="0"/>
-                <wp:positionH relativeFrom="page">
-                  <wp:posOffset>2730500</wp:posOffset>
-                </wp:positionH>
-                <wp:positionV relativeFrom="paragraph">
-                  <wp:posOffset>58420</wp:posOffset>
-                </wp:positionV>
-                <wp:extent cx="494665" cy="295910"/>
-                <wp:effectExtent l="0" t="0" r="0" b="0"/>
-                <wp:wrapNone/>
-                <wp:docPr id="69" name="文本框 69"/>
-                <wp:cNvGraphicFramePr/>
-                <a:graphic xmlns:a="http://schemas.openxmlformats.org/drawingml/2006/main">
-                  <a:graphicData uri="http://schemas.microsoft.com/office/word/2010/wordprocessingShape">
-                    <wps:wsp>
-                      <wps:cNvSpPr txBox="1"/>
-                      <wps:spPr>
-                        <a:xfrm>
-                          <a:off x="0" y="0"/>
-                          <a:ext cx="494665" cy="295910"/>
-                        </a:xfrm>
-                        <a:prstGeom prst="rect">
-                          <a:avLst/>
-                        </a:prstGeom>
-                        <a:noFill/>
-                        <a:ln w="6350">
-                          <a:noFill/>
-                        </a:ln>
-                      </wps:spPr>
-                      <wps:style>
-                        <a:lnRef idx="0">
-                          <a:schemeClr val="accent1"/>
-                        </a:lnRef>
-                        <a:fillRef idx="0">
-                          <a:schemeClr val="accent1"/>
-                        </a:fillRef>
-                        <a:effectRef idx="0">
-                          <a:schemeClr val="accent1"/>
-                        </a:effectRef>
-                        <a:fontRef idx="minor">
-                          <a:schemeClr val="dk1"/>
-                        </a:fontRef>
-                      </wps:style>
-                      <wps:txbx>
-                        <w:txbxContent>
-                          <w:p>
-                            <w:pPr>
-                              <w:keepNext w:val="0"/>
-                              <w:keepLines w:val="0"/>
-                              <w:pageBreakBefore w:val="0"/>
-                              <w:widowControl w:val="0"/>
-                              <w:kinsoku/>
-                              <w:wordWrap/>
-                              <w:overflowPunct/>
-                              <w:topLinePunct w:val="0"/>
-                              <w:bidi w:val="0"/>
-                              <w:adjustRightInd/>
-                              <w:snapToGrid/>
-                              <w:spacing w:line="0" w:lineRule="atLeast"/>
-                              <w:textAlignment w:val="auto"/>
-                              <w:rPr>
-                                <w:rFonts w:hint="default" w:ascii="微软雅黑" w:hAnsi="微软雅黑" w:eastAsia="微软雅黑" w:cs="微软雅黑"/>
-                                <w:lang w:val="en-US" w:eastAsia="zh-CN"/>
-                              </w:rPr>
-                            </w:pPr>
-                            <w:r>
-                              <w:rPr>
-                                <w:rFonts w:hint="eastAsia" w:ascii="微软雅黑" w:hAnsi="微软雅黑" w:eastAsia="微软雅黑" w:cs="微软雅黑"/>
-                                <w:lang w:val="en-US" w:eastAsia="zh-CN"/>
-                              </w:rPr>
-                              <w:t>处暑</w:t>
-                            </w:r>
-                          </w:p>
-                        </w:txbxContent>
-                      </wps:txbx>
-                      <wps:bodyPr rot="0" spcFirstLastPara="0" vertOverflow="overflow" horzOverflow="overflow" vert="horz" wrap="square" lIns="91440" tIns="45720" rIns="91440" bIns="45720" numCol="1" spcCol="0" rtlCol="0" fromWordArt="0" anchor="t" anchorCtr="0" forceAA="0" compatLnSpc="1">
-                        <a:noAutofit/>
-                      </wps:bodyPr>
-                    </wps:wsp>
-                  </a:graphicData>
-                </a:graphic>
-              </wp:anchor>
-            </w:drawing>
-          </mc:Choice>
-          <mc:Fallback>
-            <w:pict>
-              <v:shape id="_x0000_s1026" o:spid="_x0000_s1026" o:spt="202" type="#_x0000_t202" style="position:absolute;left:0pt;margin-left:215pt;margin-top:4.6pt;height:23.3pt;width:38.95pt;mso-position-horizontal-relative:page;z-index:251698176;mso-width-relative:page;mso-height-relative:page;" filled="f" stroked="f" coordsize="21600,21600" o:gfxdata="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">
-                <v:fill on="f" focussize="0,0"/>
-                <v:stroke on="f" weight="0.5pt"/>
-                <v:imagedata o:title=""/>
-                <o:lock v:ext="edit" aspectratio="f"/>
-                <v:textbox>
-                  <w:txbxContent>
-                    <w:p>
-                      <w:pPr>
-                        <w:keepNext w:val="0"/>
-                        <w:keepLines w:val="0"/>
-                        <w:pageBreakBefore w:val="0"/>
-                        <w:widowControl w:val="0"/>
-                        <w:kinsoku/>
-                        <w:wordWrap/>
-                        <w:overflowPunct/>
-                        <w:topLinePunct w:val="0"/>
-                        <w:bidi w:val="0"/>
-                        <w:adjustRightInd/>
-                        <w:snapToGrid/>
-                        <w:spacing w:line="0" w:lineRule="atLeast"/>
-                        <w:textAlignment w:val="auto"/>
-                        <w:rPr>
-                          <w:rFonts w:hint="default" w:ascii="微软雅黑" w:hAnsi="微软雅黑" w:eastAsia="微软雅黑" w:cs="微软雅黑"/>
-                          <w:lang w:val="en-US" w:eastAsia="zh-CN"/>
-                        </w:rPr>
-                      </w:pPr>
-                      <w:r>
-                        <w:rPr>
-                          <w:rFonts w:hint="eastAsia" w:ascii="微软雅黑" w:hAnsi="微软雅黑" w:eastAsia="微软雅黑" w:cs="微软雅黑"/>
-                          <w:lang w:val="en-US" w:eastAsia="zh-CN"/>
-                        </w:rPr>
-                        <w:t>处暑</w:t>
-                      </w:r>
-                    </w:p>
-                  </w:txbxContent>
-                </v:textbox>
               </v:shape>
             </w:pict>
           </mc:Fallback>
@@ -5652,15 +7021,6 @@
                         <a:ln w="6350">
                           <a:noFill/>
                         </a:ln>
-                        <a:extLst>
-                          <a:ext uri="{909E8E84-426E-40DD-AFC4-6F175D3DCCD1}">
-                            <a14:hiddenFill xmlns:a14="http://schemas.microsoft.com/office/drawing/2010/main">
-                              <a:solidFill>
-                                <a:schemeClr val="lt1"/>
-                              </a:solidFill>
-                            </a14:hiddenFill>
-                          </a:ext>
-                        </a:extLst>
                       </wps:spPr>
                       <wps:style>
                         <a:lnRef idx="0">
@@ -5727,7 +7087,7 @@
           </mc:Choice>
           <mc:Fallback>
             <w:pict>
-              <v:shape id="_x0000_s1026" o:spid="_x0000_s1026" o:spt="202" type="#_x0000_t202" style="position:absolute;left:0pt;margin-left:525.45pt;margin-top:37.7pt;height:32pt;width:132.7pt;mso-position-horizontal-relative:page;z-index:251675648;mso-width-relative:page;mso-height-relative:page;" filled="f" stroked="f" coordsize="21600,21600" o:gfxdata="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">
+              <v:shape id="_x0000_s1026" o:spid="_x0000_s1026" o:spt="202" type="#_x0000_t202" style="position:absolute;left:0pt;margin-left:525.45pt;margin-top:37.7pt;height:32pt;width:132.7pt;mso-position-horizontal-relative:page;z-index:251675648;mso-width-relative:page;mso-height-relative:page;" filled="f" stroked="f" coordsize="21600,21600" o:gfxdata="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">
                 <v:fill on="f" focussize="0,0"/>
                 <v:stroke on="f" weight="0.5pt"/>
                 <v:imagedata o:title=""/>
@@ -5768,278 +7128,6 @@
                           <w:lang w:val="en-US" w:eastAsia="zh-CN"/>
                         </w:rPr>
                         <w:t>立夏   5月4、5</w:t>
-                      </w:r>
-                    </w:p>
-                  </w:txbxContent>
-                </v:textbox>
-              </v:shape>
-            </w:pict>
-          </mc:Fallback>
-        </mc:AlternateContent>
-      </w:r>
-      <w:r>
-        <w:rPr>
-          <w:sz w:val="21"/>
-        </w:rPr>
-        <mc:AlternateContent>
-          <mc:Choice Requires="wps">
-            <w:drawing>
-              <wp:anchor distT="0" distB="0" distL="114300" distR="114300" simplePos="0" relativeHeight="251699200" behindDoc="0" locked="0" layoutInCell="1" allowOverlap="1">
-                <wp:simplePos x="0" y="0"/>
-                <wp:positionH relativeFrom="page">
-                  <wp:posOffset>3380105</wp:posOffset>
-                </wp:positionH>
-                <wp:positionV relativeFrom="paragraph">
-                  <wp:posOffset>695325</wp:posOffset>
-                </wp:positionV>
-                <wp:extent cx="494665" cy="295910"/>
-                <wp:effectExtent l="0" t="0" r="0" b="0"/>
-                <wp:wrapNone/>
-                <wp:docPr id="68" name="文本框 68"/>
-                <wp:cNvGraphicFramePr/>
-                <a:graphic xmlns:a="http://schemas.openxmlformats.org/drawingml/2006/main">
-                  <a:graphicData uri="http://schemas.microsoft.com/office/word/2010/wordprocessingShape">
-                    <wps:wsp>
-                      <wps:cNvSpPr txBox="1"/>
-                      <wps:spPr>
-                        <a:xfrm>
-                          <a:off x="0" y="0"/>
-                          <a:ext cx="494665" cy="295910"/>
-                        </a:xfrm>
-                        <a:prstGeom prst="rect">
-                          <a:avLst/>
-                        </a:prstGeom>
-                        <a:noFill/>
-                        <a:ln w="6350">
-                          <a:noFill/>
-                        </a:ln>
-                      </wps:spPr>
-                      <wps:style>
-                        <a:lnRef idx="0">
-                          <a:schemeClr val="accent1"/>
-                        </a:lnRef>
-                        <a:fillRef idx="0">
-                          <a:schemeClr val="accent1"/>
-                        </a:fillRef>
-                        <a:effectRef idx="0">
-                          <a:schemeClr val="accent1"/>
-                        </a:effectRef>
-                        <a:fontRef idx="minor">
-                          <a:schemeClr val="dk1"/>
-                        </a:fontRef>
-                      </wps:style>
-                      <wps:txbx>
-                        <w:txbxContent>
-                          <w:p>
-                            <w:pPr>
-                              <w:keepNext w:val="0"/>
-                              <w:keepLines w:val="0"/>
-                              <w:pageBreakBefore w:val="0"/>
-                              <w:widowControl w:val="0"/>
-                              <w:kinsoku/>
-                              <w:wordWrap/>
-                              <w:overflowPunct/>
-                              <w:topLinePunct w:val="0"/>
-                              <w:bidi w:val="0"/>
-                              <w:adjustRightInd/>
-                              <w:snapToGrid/>
-                              <w:spacing w:line="0" w:lineRule="atLeast"/>
-                              <w:textAlignment w:val="auto"/>
-                              <w:rPr>
-                                <w:rFonts w:hint="default" w:ascii="微软雅黑" w:hAnsi="微软雅黑" w:eastAsia="微软雅黑" w:cs="微软雅黑"/>
-                                <w:lang w:val="en-US" w:eastAsia="zh-CN"/>
-                              </w:rPr>
-                            </w:pPr>
-                            <w:r>
-                              <w:rPr>
-                                <w:rFonts w:hint="eastAsia" w:ascii="微软雅黑" w:hAnsi="微软雅黑" w:eastAsia="微软雅黑" w:cs="微软雅黑"/>
-                                <w:lang w:val="en-US" w:eastAsia="zh-CN"/>
-                              </w:rPr>
-                              <w:t>大暑</w:t>
-                            </w:r>
-                          </w:p>
-                        </w:txbxContent>
-                      </wps:txbx>
-                      <wps:bodyPr rot="0" spcFirstLastPara="0" vertOverflow="overflow" horzOverflow="overflow" vert="horz" wrap="square" lIns="91440" tIns="45720" rIns="91440" bIns="45720" numCol="1" spcCol="0" rtlCol="0" fromWordArt="0" anchor="t" anchorCtr="0" forceAA="0" compatLnSpc="1">
-                        <a:noAutofit/>
-                      </wps:bodyPr>
-                    </wps:wsp>
-                  </a:graphicData>
-                </a:graphic>
-              </wp:anchor>
-            </w:drawing>
-          </mc:Choice>
-          <mc:Fallback>
-            <w:pict>
-              <v:shape id="_x0000_s1026" o:spid="_x0000_s1026" o:spt="202" type="#_x0000_t202" style="position:absolute;left:0pt;margin-left:266.15pt;margin-top:54.75pt;height:23.3pt;width:38.95pt;mso-position-horizontal-relative:page;z-index:251699200;mso-width-relative:page;mso-height-relative:page;" filled="f" stroked="f" coordsize="21600,21600" o:gfxdata="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">
-                <v:fill on="f" focussize="0,0"/>
-                <v:stroke on="f" weight="0.5pt"/>
-                <v:imagedata o:title=""/>
-                <o:lock v:ext="edit" aspectratio="f"/>
-                <v:textbox>
-                  <w:txbxContent>
-                    <w:p>
-                      <w:pPr>
-                        <w:keepNext w:val="0"/>
-                        <w:keepLines w:val="0"/>
-                        <w:pageBreakBefore w:val="0"/>
-                        <w:widowControl w:val="0"/>
-                        <w:kinsoku/>
-                        <w:wordWrap/>
-                        <w:overflowPunct/>
-                        <w:topLinePunct w:val="0"/>
-                        <w:bidi w:val="0"/>
-                        <w:adjustRightInd/>
-                        <w:snapToGrid/>
-                        <w:spacing w:line="0" w:lineRule="atLeast"/>
-                        <w:textAlignment w:val="auto"/>
-                        <w:rPr>
-                          <w:rFonts w:hint="default" w:ascii="微软雅黑" w:hAnsi="微软雅黑" w:eastAsia="微软雅黑" w:cs="微软雅黑"/>
-                          <w:lang w:val="en-US" w:eastAsia="zh-CN"/>
-                        </w:rPr>
-                      </w:pPr>
-                      <w:r>
-                        <w:rPr>
-                          <w:rFonts w:hint="eastAsia" w:ascii="微软雅黑" w:hAnsi="微软雅黑" w:eastAsia="微软雅黑" w:cs="微软雅黑"/>
-                          <w:lang w:val="en-US" w:eastAsia="zh-CN"/>
-                        </w:rPr>
-                        <w:t>大暑</w:t>
-                      </w:r>
-                    </w:p>
-                  </w:txbxContent>
-                </v:textbox>
-              </v:shape>
-            </w:pict>
-          </mc:Fallback>
-        </mc:AlternateContent>
-      </w:r>
-      <w:r>
-        <w:rPr>
-          <w:sz w:val="21"/>
-        </w:rPr>
-        <mc:AlternateContent>
-          <mc:Choice Requires="wps">
-            <w:drawing>
-              <wp:anchor distT="0" distB="0" distL="114300" distR="114300" simplePos="0" relativeHeight="251702272" behindDoc="0" locked="0" layoutInCell="1" allowOverlap="1">
-                <wp:simplePos x="0" y="0"/>
-                <wp:positionH relativeFrom="page">
-                  <wp:posOffset>3884930</wp:posOffset>
-                </wp:positionH>
-                <wp:positionV relativeFrom="paragraph">
-                  <wp:posOffset>940435</wp:posOffset>
-                </wp:positionV>
-                <wp:extent cx="494665" cy="295910"/>
-                <wp:effectExtent l="0" t="0" r="0" b="0"/>
-                <wp:wrapNone/>
-                <wp:docPr id="67" name="文本框 67"/>
-                <wp:cNvGraphicFramePr/>
-                <a:graphic xmlns:a="http://schemas.openxmlformats.org/drawingml/2006/main">
-                  <a:graphicData uri="http://schemas.microsoft.com/office/word/2010/wordprocessingShape">
-                    <wps:wsp>
-                      <wps:cNvSpPr txBox="1"/>
-                      <wps:spPr>
-                        <a:xfrm>
-                          <a:off x="0" y="0"/>
-                          <a:ext cx="494665" cy="295910"/>
-                        </a:xfrm>
-                        <a:prstGeom prst="rect">
-                          <a:avLst/>
-                        </a:prstGeom>
-                        <a:noFill/>
-                        <a:ln w="6350">
-                          <a:noFill/>
-                        </a:ln>
-                      </wps:spPr>
-                      <wps:style>
-                        <a:lnRef idx="0">
-                          <a:schemeClr val="accent1"/>
-                        </a:lnRef>
-                        <a:fillRef idx="0">
-                          <a:schemeClr val="accent1"/>
-                        </a:fillRef>
-                        <a:effectRef idx="0">
-                          <a:schemeClr val="accent1"/>
-                        </a:effectRef>
-                        <a:fontRef idx="minor">
-                          <a:schemeClr val="dk1"/>
-                        </a:fontRef>
-                      </wps:style>
-                      <wps:txbx>
-                        <w:txbxContent>
-                          <w:p>
-                            <w:pPr>
-                              <w:keepNext w:val="0"/>
-                              <w:keepLines w:val="0"/>
-                              <w:pageBreakBefore w:val="0"/>
-                              <w:widowControl w:val="0"/>
-                              <w:kinsoku/>
-                              <w:wordWrap/>
-                              <w:overflowPunct/>
-                              <w:topLinePunct w:val="0"/>
-                              <w:bidi w:val="0"/>
-                              <w:adjustRightInd/>
-                              <w:snapToGrid/>
-                              <w:spacing w:line="0" w:lineRule="atLeast"/>
-                              <w:textAlignment w:val="auto"/>
-                              <w:rPr>
-                                <w:rFonts w:hint="default" w:ascii="微软雅黑" w:hAnsi="微软雅黑" w:eastAsia="微软雅黑" w:cs="微软雅黑"/>
-                                <w:lang w:val="en-US" w:eastAsia="zh-CN"/>
-                              </w:rPr>
-                            </w:pPr>
-                            <w:r>
-                              <w:rPr>
-                                <w:rFonts w:hint="eastAsia" w:ascii="微软雅黑" w:hAnsi="微软雅黑" w:eastAsia="微软雅黑" w:cs="微软雅黑"/>
-                                <w:lang w:val="en-US" w:eastAsia="zh-CN"/>
-                              </w:rPr>
-                              <w:t>小暑</w:t>
-                            </w:r>
-                          </w:p>
-                        </w:txbxContent>
-                      </wps:txbx>
-                      <wps:bodyPr rot="0" spcFirstLastPara="0" vertOverflow="overflow" horzOverflow="overflow" vert="horz" wrap="square" lIns="91440" tIns="45720" rIns="91440" bIns="45720" numCol="1" spcCol="0" rtlCol="0" fromWordArt="0" anchor="t" anchorCtr="0" forceAA="0" compatLnSpc="1">
-                        <a:noAutofit/>
-                      </wps:bodyPr>
-                    </wps:wsp>
-                  </a:graphicData>
-                </a:graphic>
-              </wp:anchor>
-            </w:drawing>
-          </mc:Choice>
-          <mc:Fallback>
-            <w:pict>
-              <v:shape id="_x0000_s1026" o:spid="_x0000_s1026" o:spt="202" type="#_x0000_t202" style="position:absolute;left:0pt;margin-left:305.9pt;margin-top:74.05pt;height:23.3pt;width:38.95pt;mso-position-horizontal-relative:page;z-index:251702272;mso-width-relative:page;mso-height-relative:page;" filled="f" stroked="f" coordsize="21600,21600" o:gfxdata="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">
-                <v:fill on="f" focussize="0,0"/>
-                <v:stroke on="f" weight="0.5pt"/>
-                <v:imagedata o:title=""/>
-                <o:lock v:ext="edit" aspectratio="f"/>
-                <v:textbox>
-                  <w:txbxContent>
-                    <w:p>
-                      <w:pPr>
-                        <w:keepNext w:val="0"/>
-                        <w:keepLines w:val="0"/>
-                        <w:pageBreakBefore w:val="0"/>
-                        <w:widowControl w:val="0"/>
-                        <w:kinsoku/>
-                        <w:wordWrap/>
-                        <w:overflowPunct/>
-                        <w:topLinePunct w:val="0"/>
-                        <w:bidi w:val="0"/>
-                        <w:adjustRightInd/>
-                        <w:snapToGrid/>
-                        <w:spacing w:line="0" w:lineRule="atLeast"/>
-                        <w:textAlignment w:val="auto"/>
-                        <w:rPr>
-                          <w:rFonts w:hint="default" w:ascii="微软雅黑" w:hAnsi="微软雅黑" w:eastAsia="微软雅黑" w:cs="微软雅黑"/>
-                          <w:lang w:val="en-US" w:eastAsia="zh-CN"/>
-                        </w:rPr>
-                      </w:pPr>
-                      <w:r>
-                        <w:rPr>
-                          <w:rFonts w:hint="eastAsia" w:ascii="微软雅黑" w:hAnsi="微软雅黑" w:eastAsia="微软雅黑" w:cs="微软雅黑"/>
-                          <w:lang w:val="en-US" w:eastAsia="zh-CN"/>
-                        </w:rPr>
-                        <w:t>小暑</w:t>
                       </w:r>
                     </w:p>
                   </w:txbxContent>
@@ -6064,7 +7152,7 @@
                 <wp:positionV relativeFrom="paragraph">
                   <wp:posOffset>937260</wp:posOffset>
                 </wp:positionV>
-                <wp:extent cx="471170" cy="328295"/>
+                <wp:extent cx="550545" cy="328295"/>
                 <wp:effectExtent l="0" t="0" r="0" b="0"/>
                 <wp:wrapNone/>
                 <wp:docPr id="66" name="文本框 66"/>
@@ -6076,7 +7164,7 @@
                       <wps:spPr>
                         <a:xfrm>
                           <a:off x="0" y="0"/>
-                          <a:ext cx="471170" cy="328295"/>
+                          <a:ext cx="550545" cy="328295"/>
                         </a:xfrm>
                         <a:prstGeom prst="rect">
                           <a:avLst/>
@@ -6118,13 +7206,17 @@
                               <w:spacing w:line="0" w:lineRule="atLeast"/>
                               <w:textAlignment w:val="auto"/>
                               <w:rPr>
-                                <w:rFonts w:hint="default" w:ascii="微软雅黑" w:hAnsi="微软雅黑" w:eastAsia="微软雅黑" w:cs="微软雅黑"/>
+                                <w:rFonts w:hint="eastAsia" w:asciiTheme="minorEastAsia" w:hAnsiTheme="minorEastAsia" w:eastAsiaTheme="minorEastAsia" w:cstheme="minorEastAsia"/>
+                                <w:sz w:val="28"/>
+                                <w:szCs w:val="28"/>
                                 <w:lang w:val="en-US" w:eastAsia="zh-CN"/>
                               </w:rPr>
                             </w:pPr>
                             <w:r>
                               <w:rPr>
-                                <w:rFonts w:hint="eastAsia" w:ascii="微软雅黑" w:hAnsi="微软雅黑" w:eastAsia="微软雅黑" w:cs="微软雅黑"/>
+                                <w:rFonts w:hint="eastAsia" w:asciiTheme="minorEastAsia" w:hAnsiTheme="minorEastAsia" w:eastAsiaTheme="minorEastAsia" w:cstheme="minorEastAsia"/>
+                                <w:sz w:val="28"/>
+                                <w:szCs w:val="28"/>
                                 <w:lang w:val="en-US" w:eastAsia="zh-CN"/>
                               </w:rPr>
                               <w:t>芒种</w:t>
@@ -6143,7 +7235,7 @@
           </mc:Choice>
           <mc:Fallback>
             <w:pict>
-              <v:shape id="_x0000_s1026" o:spid="_x0000_s1026" o:spt="202" type="#_x0000_t202" style="position:absolute;left:0pt;margin-left:457pt;margin-top:73.8pt;height:25.85pt;width:37.1pt;mso-position-horizontal-relative:page;z-index:251694080;mso-width-relative:page;mso-height-relative:page;" filled="f" stroked="f" coordsize="21600,21600" o:gfxdata="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">
+              <v:shape id="_x0000_s1026" o:spid="_x0000_s1026" o:spt="202" type="#_x0000_t202" style="position:absolute;left:0pt;margin-left:457pt;margin-top:73.8pt;height:25.85pt;width:43.35pt;mso-position-horizontal-relative:page;z-index:251694080;mso-width-relative:page;mso-height-relative:page;" filled="f" stroked="f" coordsize="21600,21600" o:gfxdata="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">
                 <v:fill on="f" focussize="0,0"/>
                 <v:stroke on="f" weight="0.5pt"/>
                 <v:imagedata o:title=""/>
@@ -6166,13 +7258,17 @@
                         <w:spacing w:line="0" w:lineRule="atLeast"/>
                         <w:textAlignment w:val="auto"/>
                         <w:rPr>
-                          <w:rFonts w:hint="default" w:ascii="微软雅黑" w:hAnsi="微软雅黑" w:eastAsia="微软雅黑" w:cs="微软雅黑"/>
+                          <w:rFonts w:hint="eastAsia" w:asciiTheme="minorEastAsia" w:hAnsiTheme="minorEastAsia" w:eastAsiaTheme="minorEastAsia" w:cstheme="minorEastAsia"/>
+                          <w:sz w:val="28"/>
+                          <w:szCs w:val="28"/>
                           <w:lang w:val="en-US" w:eastAsia="zh-CN"/>
                         </w:rPr>
                       </w:pPr>
                       <w:r>
                         <w:rPr>
-                          <w:rFonts w:hint="eastAsia" w:ascii="微软雅黑" w:hAnsi="微软雅黑" w:eastAsia="微软雅黑" w:cs="微软雅黑"/>
+                          <w:rFonts w:hint="eastAsia" w:asciiTheme="minorEastAsia" w:hAnsiTheme="minorEastAsia" w:eastAsiaTheme="minorEastAsia" w:cstheme="minorEastAsia"/>
+                          <w:sz w:val="28"/>
+                          <w:szCs w:val="28"/>
                           <w:lang w:val="en-US" w:eastAsia="zh-CN"/>
                         </w:rPr>
                         <w:t>芒种</w:t>
@@ -6200,7 +7296,7 @@
                 <wp:positionV relativeFrom="paragraph">
                   <wp:posOffset>696595</wp:posOffset>
                 </wp:positionV>
-                <wp:extent cx="494665" cy="295910"/>
+                <wp:extent cx="573405" cy="295910"/>
                 <wp:effectExtent l="0" t="0" r="0" b="0"/>
                 <wp:wrapNone/>
                 <wp:docPr id="65" name="文本框 65"/>
@@ -6212,7 +7308,7 @@
                       <wps:spPr>
                         <a:xfrm>
                           <a:off x="0" y="0"/>
-                          <a:ext cx="494665" cy="295910"/>
+                          <a:ext cx="573405" cy="295910"/>
                         </a:xfrm>
                         <a:prstGeom prst="rect">
                           <a:avLst/>
@@ -6254,13 +7350,17 @@
                               <w:spacing w:line="0" w:lineRule="atLeast"/>
                               <w:textAlignment w:val="auto"/>
                               <w:rPr>
-                                <w:rFonts w:hint="default" w:ascii="微软雅黑" w:hAnsi="微软雅黑" w:eastAsia="微软雅黑" w:cs="微软雅黑"/>
+                                <w:rFonts w:hint="eastAsia" w:asciiTheme="minorEastAsia" w:hAnsiTheme="minorEastAsia" w:eastAsiaTheme="minorEastAsia" w:cstheme="minorEastAsia"/>
+                                <w:sz w:val="28"/>
+                                <w:szCs w:val="28"/>
                                 <w:lang w:val="en-US" w:eastAsia="zh-CN"/>
                               </w:rPr>
                             </w:pPr>
                             <w:r>
                               <w:rPr>
-                                <w:rFonts w:hint="eastAsia" w:ascii="微软雅黑" w:hAnsi="微软雅黑" w:eastAsia="微软雅黑" w:cs="微软雅黑"/>
+                                <w:rFonts w:hint="eastAsia" w:asciiTheme="minorEastAsia" w:hAnsiTheme="minorEastAsia" w:eastAsiaTheme="minorEastAsia" w:cstheme="minorEastAsia"/>
+                                <w:sz w:val="28"/>
+                                <w:szCs w:val="28"/>
                                 <w:lang w:val="en-US" w:eastAsia="zh-CN"/>
                               </w:rPr>
                               <w:t>小满</w:t>
@@ -6279,7 +7379,7 @@
           </mc:Choice>
           <mc:Fallback>
             <w:pict>
-              <v:shape id="_x0000_s1026" o:spid="_x0000_s1026" o:spt="202" type="#_x0000_t202" style="position:absolute;left:0pt;margin-left:486.85pt;margin-top:54.85pt;height:23.3pt;width:38.95pt;mso-position-horizontal-relative:page;z-index:251697152;mso-width-relative:page;mso-height-relative:page;" filled="f" stroked="f" coordsize="21600,21600" o:gfxdata="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">
+              <v:shape id="_x0000_s1026" o:spid="_x0000_s1026" o:spt="202" type="#_x0000_t202" style="position:absolute;left:0pt;margin-left:486.85pt;margin-top:54.85pt;height:23.3pt;width:45.15pt;mso-position-horizontal-relative:page;z-index:251697152;mso-width-relative:page;mso-height-relative:page;" filled="f" stroked="f" coordsize="21600,21600" o:gfxdata="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">
                 <v:fill on="f" focussize="0,0"/>
                 <v:stroke on="f" weight="0.5pt"/>
                 <v:imagedata o:title=""/>
@@ -6302,13 +7402,17 @@
                         <w:spacing w:line="0" w:lineRule="atLeast"/>
                         <w:textAlignment w:val="auto"/>
                         <w:rPr>
-                          <w:rFonts w:hint="default" w:ascii="微软雅黑" w:hAnsi="微软雅黑" w:eastAsia="微软雅黑" w:cs="微软雅黑"/>
+                          <w:rFonts w:hint="eastAsia" w:asciiTheme="minorEastAsia" w:hAnsiTheme="minorEastAsia" w:eastAsiaTheme="minorEastAsia" w:cstheme="minorEastAsia"/>
+                          <w:sz w:val="28"/>
+                          <w:szCs w:val="28"/>
                           <w:lang w:val="en-US" w:eastAsia="zh-CN"/>
                         </w:rPr>
                       </w:pPr>
                       <w:r>
                         <w:rPr>
-                          <w:rFonts w:hint="eastAsia" w:ascii="微软雅黑" w:hAnsi="微软雅黑" w:eastAsia="微软雅黑" w:cs="微软雅黑"/>
+                          <w:rFonts w:hint="eastAsia" w:asciiTheme="minorEastAsia" w:hAnsiTheme="minorEastAsia" w:eastAsiaTheme="minorEastAsia" w:cstheme="minorEastAsia"/>
+                          <w:sz w:val="28"/>
+                          <w:szCs w:val="28"/>
                           <w:lang w:val="en-US" w:eastAsia="zh-CN"/>
                         </w:rPr>
                         <w:t>小满</w:t>
@@ -6336,7 +7440,7 @@
                 <wp:positionV relativeFrom="paragraph">
                   <wp:posOffset>18415</wp:posOffset>
                 </wp:positionV>
-                <wp:extent cx="494665" cy="295910"/>
+                <wp:extent cx="589915" cy="295910"/>
                 <wp:effectExtent l="0" t="0" r="0" b="0"/>
                 <wp:wrapNone/>
                 <wp:docPr id="64" name="文本框 64"/>
@@ -6348,7 +7452,7 @@
                       <wps:spPr>
                         <a:xfrm>
                           <a:off x="0" y="0"/>
-                          <a:ext cx="494665" cy="295910"/>
+                          <a:ext cx="589915" cy="295910"/>
                         </a:xfrm>
                         <a:prstGeom prst="rect">
                           <a:avLst/>
@@ -6390,13 +7494,17 @@
                               <w:spacing w:line="0" w:lineRule="atLeast"/>
                               <w:textAlignment w:val="auto"/>
                               <w:rPr>
-                                <w:rFonts w:hint="default" w:ascii="微软雅黑" w:hAnsi="微软雅黑" w:eastAsia="微软雅黑" w:cs="微软雅黑"/>
+                                <w:rFonts w:hint="eastAsia" w:asciiTheme="minorEastAsia" w:hAnsiTheme="minorEastAsia" w:eastAsiaTheme="minorEastAsia" w:cstheme="minorEastAsia"/>
+                                <w:sz w:val="28"/>
+                                <w:szCs w:val="28"/>
                                 <w:lang w:val="en-US" w:eastAsia="zh-CN"/>
                               </w:rPr>
                             </w:pPr>
                             <w:r>
                               <w:rPr>
-                                <w:rFonts w:hint="eastAsia" w:ascii="微软雅黑" w:hAnsi="微软雅黑" w:eastAsia="微软雅黑" w:cs="微软雅黑"/>
+                                <w:rFonts w:hint="eastAsia" w:asciiTheme="minorEastAsia" w:hAnsiTheme="minorEastAsia" w:eastAsiaTheme="minorEastAsia" w:cstheme="minorEastAsia"/>
+                                <w:sz w:val="28"/>
+                                <w:szCs w:val="28"/>
                                 <w:lang w:val="en-US" w:eastAsia="zh-CN"/>
                               </w:rPr>
                               <w:t>谷雨</w:t>
@@ -6415,7 +7523,7 @@
           </mc:Choice>
           <mc:Fallback>
             <w:pict>
-              <v:shape id="_x0000_s1026" o:spid="_x0000_s1026" o:spt="202" type="#_x0000_t202" style="position:absolute;left:0pt;margin-left:540.2pt;margin-top:1.45pt;height:23.3pt;width:38.95pt;mso-position-horizontal-relative:page;z-index:251695104;mso-width-relative:page;mso-height-relative:page;" filled="f" stroked="f" coordsize="21600,21600" o:gfxdata="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">
+              <v:shape id="_x0000_s1026" o:spid="_x0000_s1026" o:spt="202" type="#_x0000_t202" style="position:absolute;left:0pt;margin-left:540.2pt;margin-top:1.45pt;height:23.3pt;width:46.45pt;mso-position-horizontal-relative:page;z-index:251695104;mso-width-relative:page;mso-height-relative:page;" filled="f" stroked="f" coordsize="21600,21600" o:gfxdata="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">
                 <v:fill on="f" focussize="0,0"/>
                 <v:stroke on="f" weight="0.5pt"/>
                 <v:imagedata o:title=""/>
@@ -6438,13 +7546,17 @@
                         <w:spacing w:line="0" w:lineRule="atLeast"/>
                         <w:textAlignment w:val="auto"/>
                         <w:rPr>
-                          <w:rFonts w:hint="default" w:ascii="微软雅黑" w:hAnsi="微软雅黑" w:eastAsia="微软雅黑" w:cs="微软雅黑"/>
+                          <w:rFonts w:hint="eastAsia" w:asciiTheme="minorEastAsia" w:hAnsiTheme="minorEastAsia" w:eastAsiaTheme="minorEastAsia" w:cstheme="minorEastAsia"/>
+                          <w:sz w:val="28"/>
+                          <w:szCs w:val="28"/>
                           <w:lang w:val="en-US" w:eastAsia="zh-CN"/>
                         </w:rPr>
                       </w:pPr>
                       <w:r>
                         <w:rPr>
-                          <w:rFonts w:hint="eastAsia" w:ascii="微软雅黑" w:hAnsi="微软雅黑" w:eastAsia="微软雅黑" w:cs="微软雅黑"/>
+                          <w:rFonts w:hint="eastAsia" w:asciiTheme="minorEastAsia" w:hAnsiTheme="minorEastAsia" w:eastAsiaTheme="minorEastAsia" w:cstheme="minorEastAsia"/>
+                          <w:sz w:val="28"/>
+                          <w:szCs w:val="28"/>
                           <w:lang w:val="en-US" w:eastAsia="zh-CN"/>
                         </w:rPr>
                         <w:t>谷雨</w:t>
@@ -6522,128 +7634,6 @@
                 <v:stroke weight="1pt" color="#2E54A1 [2404]" miterlimit="8" joinstyle="miter"/>
                 <v:imagedata o:title=""/>
                 <o:lock v:ext="edit" aspectratio="f"/>
-              </v:shape>
-            </w:pict>
-          </mc:Fallback>
-        </mc:AlternateContent>
-      </w:r>
-      <w:r>
-        <w:rPr>
-          <w:sz w:val="21"/>
-        </w:rPr>
-        <mc:AlternateContent>
-          <mc:Choice Requires="wps">
-            <w:drawing>
-              <wp:anchor distT="0" distB="0" distL="114300" distR="114300" simplePos="0" relativeHeight="251666432" behindDoc="0" locked="0" layoutInCell="1" allowOverlap="1">
-                <wp:simplePos x="0" y="0"/>
-                <wp:positionH relativeFrom="column">
-                  <wp:posOffset>3935095</wp:posOffset>
-                </wp:positionH>
-                <wp:positionV relativeFrom="paragraph">
-                  <wp:posOffset>251460</wp:posOffset>
-                </wp:positionV>
-                <wp:extent cx="419100" cy="542290"/>
-                <wp:effectExtent l="0" t="0" r="0" b="0"/>
-                <wp:wrapNone/>
-                <wp:docPr id="3" name="文本框 3"/>
-                <wp:cNvGraphicFramePr/>
-                <a:graphic xmlns:a="http://schemas.openxmlformats.org/drawingml/2006/main">
-                  <a:graphicData uri="http://schemas.microsoft.com/office/word/2010/wordprocessingShape">
-                    <wps:wsp>
-                      <wps:cNvSpPr txBox="1"/>
-                      <wps:spPr>
-                        <a:xfrm>
-                          <a:off x="0" y="0"/>
-                          <a:ext cx="419100" cy="542290"/>
-                        </a:xfrm>
-                        <a:prstGeom prst="rect">
-                          <a:avLst/>
-                        </a:prstGeom>
-                        <a:noFill/>
-                        <a:ln w="6350">
-                          <a:noFill/>
-                        </a:ln>
-                      </wps:spPr>
-                      <wps:style>
-                        <a:lnRef idx="0">
-                          <a:schemeClr val="accent1"/>
-                        </a:lnRef>
-                        <a:fillRef idx="0">
-                          <a:schemeClr val="accent1"/>
-                        </a:fillRef>
-                        <a:effectRef idx="0">
-                          <a:schemeClr val="accent1"/>
-                        </a:effectRef>
-                        <a:fontRef idx="minor">
-                          <a:schemeClr val="dk1"/>
-                        </a:fontRef>
-                      </wps:style>
-                      <wps:txbx>
-                        <w:txbxContent>
-                          <w:p>
-                            <w:pPr>
-                              <w:rPr>
-                                <w:rFonts w:hint="default" w:ascii="微软雅黑" w:hAnsi="微软雅黑" w:eastAsia="微软雅黑" w:cs="微软雅黑"/>
-                                <w:color w:val="auto"/>
-                                <w:sz w:val="44"/>
-                                <w:szCs w:val="44"/>
-                                <w:lang w:val="en-US" w:eastAsia="zh-CN"/>
-                              </w:rPr>
-                            </w:pPr>
-                            <w:r>
-                              <w:rPr>
-                                <w:rFonts w:hint="eastAsia" w:ascii="微软雅黑" w:hAnsi="微软雅黑" w:eastAsia="微软雅黑" w:cs="微软雅黑"/>
-                                <w:color w:val="auto"/>
-                                <w:sz w:val="44"/>
-                                <w:szCs w:val="44"/>
-                                <w:lang w:val="en-US" w:eastAsia="zh-CN"/>
-                              </w:rPr>
-                              <w:t>南</w:t>
-                            </w:r>
-                          </w:p>
-                        </w:txbxContent>
-                      </wps:txbx>
-                      <wps:bodyPr rot="0" spcFirstLastPara="0" vertOverflow="overflow" horzOverflow="overflow" vert="horz" wrap="square" lIns="91440" tIns="45720" rIns="91440" bIns="45720" numCol="1" spcCol="0" rtlCol="0" fromWordArt="0" anchor="t" anchorCtr="0" forceAA="0" compatLnSpc="1">
-                        <a:noAutofit/>
-                      </wps:bodyPr>
-                    </wps:wsp>
-                  </a:graphicData>
-                </a:graphic>
-              </wp:anchor>
-            </w:drawing>
-          </mc:Choice>
-          <mc:Fallback>
-            <w:pict>
-              <v:shape id="_x0000_s1026" o:spid="_x0000_s1026" o:spt="202" type="#_x0000_t202" style="position:absolute;left:0pt;margin-left:309.85pt;margin-top:19.8pt;height:42.7pt;width:33pt;z-index:251666432;mso-width-relative:page;mso-height-relative:page;" filled="f" stroked="f" coordsize="21600,21600" o:gfxdata="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">
-                <v:fill on="f" focussize="0,0"/>
-                <v:stroke on="f" weight="0.5pt"/>
-                <v:imagedata o:title=""/>
-                <o:lock v:ext="edit" aspectratio="f"/>
-                <v:textbox>
-                  <w:txbxContent>
-                    <w:p>
-                      <w:pPr>
-                        <w:rPr>
-                          <w:rFonts w:hint="default" w:ascii="微软雅黑" w:hAnsi="微软雅黑" w:eastAsia="微软雅黑" w:cs="微软雅黑"/>
-                          <w:color w:val="auto"/>
-                          <w:sz w:val="44"/>
-                          <w:szCs w:val="44"/>
-                          <w:lang w:val="en-US" w:eastAsia="zh-CN"/>
-                        </w:rPr>
-                      </w:pPr>
-                      <w:r>
-                        <w:rPr>
-                          <w:rFonts w:hint="eastAsia" w:ascii="微软雅黑" w:hAnsi="微软雅黑" w:eastAsia="微软雅黑" w:cs="微软雅黑"/>
-                          <w:color w:val="auto"/>
-                          <w:sz w:val="44"/>
-                          <w:szCs w:val="44"/>
-                          <w:lang w:val="en-US" w:eastAsia="zh-CN"/>
-                        </w:rPr>
-                        <w:t>南</w:t>
-                      </w:r>
-                    </w:p>
-                  </w:txbxContent>
-                </v:textbox>
               </v:shape>
             </w:pict>
           </mc:Fallback>
@@ -6707,37 +7697,29 @@
                               <w:jc w:val="center"/>
                               <w:textAlignment w:val="auto"/>
                               <w:rPr>
+                                <w:rFonts w:hint="default" w:ascii="微软雅黑" w:hAnsi="微软雅黑" w:eastAsia="微软雅黑" w:cs="微软雅黑"/>
+                                <w:sz w:val="44"/>
+                                <w:szCs w:val="44"/>
+                                <w:lang w:val="en-US" w:eastAsia="zh-CN"/>
+                              </w:rPr>
+                            </w:pPr>
+                            <w:r>
+                              <w:rPr>
+                                <w:rFonts w:hint="eastAsia" w:ascii="微软雅黑" w:hAnsi="微软雅黑" w:eastAsia="微软雅黑" w:cs="微软雅黑"/>
+                                <w:sz w:val="52"/>
+                                <w:szCs w:val="52"/>
+                                <w:lang w:val="en-US" w:eastAsia="zh-CN"/>
+                              </w:rPr>
+                              <w:t xml:space="preserve">南 </w:t>
+                            </w:r>
+                            <w:r>
+                              <w:rPr>
                                 <w:rFonts w:hint="eastAsia" w:ascii="微软雅黑" w:hAnsi="微软雅黑" w:eastAsia="微软雅黑" w:cs="微软雅黑"/>
                                 <w:sz w:val="44"/>
                                 <w:szCs w:val="44"/>
                                 <w:lang w:val="en-US" w:eastAsia="zh-CN"/>
                               </w:rPr>
-                            </w:pPr>
-                            <w:r>
-                              <w:rPr>
-                                <w:rFonts w:hint="eastAsia" w:ascii="微软雅黑" w:hAnsi="微软雅黑" w:eastAsia="微软雅黑" w:cs="微软雅黑"/>
-                                <w:sz w:val="52"/>
-                                <w:szCs w:val="52"/>
-                                <w:lang w:val="en-US" w:eastAsia="zh-CN"/>
-                              </w:rPr>
-                              <w:t>心</w:t>
-                            </w:r>
-                            <w:r>
-                              <w:rPr>
-                                <w:rFonts w:hint="eastAsia" w:ascii="微软雅黑" w:hAnsi="微软雅黑" w:eastAsia="微软雅黑" w:cs="微软雅黑"/>
-                                <w:sz w:val="44"/>
-                                <w:szCs w:val="44"/>
-                              </w:rPr>
-                              <w:t xml:space="preserve"> </w:t>
-                            </w:r>
-                            <w:r>
-                              <w:rPr>
-                                <w:rFonts w:hint="eastAsia" w:ascii="微软雅黑" w:hAnsi="微软雅黑" w:eastAsia="微软雅黑" w:cs="微软雅黑"/>
-                                <w:sz w:val="44"/>
-                                <w:szCs w:val="44"/>
-                                <w:lang w:val="en-US" w:eastAsia="zh-CN"/>
-                              </w:rPr>
-                              <w:t>夏</w:t>
+                              <w:t>热</w:t>
                             </w:r>
                           </w:p>
                         </w:txbxContent>
@@ -6775,37 +7757,29 @@
                         <w:jc w:val="center"/>
                         <w:textAlignment w:val="auto"/>
                         <w:rPr>
+                          <w:rFonts w:hint="default" w:ascii="微软雅黑" w:hAnsi="微软雅黑" w:eastAsia="微软雅黑" w:cs="微软雅黑"/>
+                          <w:sz w:val="44"/>
+                          <w:szCs w:val="44"/>
+                          <w:lang w:val="en-US" w:eastAsia="zh-CN"/>
+                        </w:rPr>
+                      </w:pPr>
+                      <w:r>
+                        <w:rPr>
+                          <w:rFonts w:hint="eastAsia" w:ascii="微软雅黑" w:hAnsi="微软雅黑" w:eastAsia="微软雅黑" w:cs="微软雅黑"/>
+                          <w:sz w:val="52"/>
+                          <w:szCs w:val="52"/>
+                          <w:lang w:val="en-US" w:eastAsia="zh-CN"/>
+                        </w:rPr>
+                        <w:t xml:space="preserve">南 </w:t>
+                      </w:r>
+                      <w:r>
+                        <w:rPr>
                           <w:rFonts w:hint="eastAsia" w:ascii="微软雅黑" w:hAnsi="微软雅黑" w:eastAsia="微软雅黑" w:cs="微软雅黑"/>
                           <w:sz w:val="44"/>
                           <w:szCs w:val="44"/>
                           <w:lang w:val="en-US" w:eastAsia="zh-CN"/>
                         </w:rPr>
-                      </w:pPr>
-                      <w:r>
-                        <w:rPr>
-                          <w:rFonts w:hint="eastAsia" w:ascii="微软雅黑" w:hAnsi="微软雅黑" w:eastAsia="微软雅黑" w:cs="微软雅黑"/>
-                          <w:sz w:val="52"/>
-                          <w:szCs w:val="52"/>
-                          <w:lang w:val="en-US" w:eastAsia="zh-CN"/>
-                        </w:rPr>
-                        <w:t>心</w:t>
-                      </w:r>
-                      <w:r>
-                        <w:rPr>
-                          <w:rFonts w:hint="eastAsia" w:ascii="微软雅黑" w:hAnsi="微软雅黑" w:eastAsia="微软雅黑" w:cs="微软雅黑"/>
-                          <w:sz w:val="44"/>
-                          <w:szCs w:val="44"/>
-                        </w:rPr>
-                        <w:t xml:space="preserve"> </w:t>
-                      </w:r>
-                      <w:r>
-                        <w:rPr>
-                          <w:rFonts w:hint="eastAsia" w:ascii="微软雅黑" w:hAnsi="微软雅黑" w:eastAsia="微软雅黑" w:cs="微软雅黑"/>
-                          <w:sz w:val="44"/>
-                          <w:szCs w:val="44"/>
-                          <w:lang w:val="en-US" w:eastAsia="zh-CN"/>
-                        </w:rPr>
-                        <w:t>夏</w:t>
+                        <w:t>热</w:t>
                       </w:r>
                     </w:p>
                   </w:txbxContent>

--- a/docs/public/huangdi/suwen/四季四方五藏图.docx
+++ b/docs/public/huangdi/suwen/四季四方五藏图.docx
@@ -760,7 +760,7 @@
                                 <w:szCs w:val="28"/>
                                 <w:lang w:val="en-US" w:eastAsia="zh-CN"/>
                               </w:rPr>
-                              <w:t>中方黄色，类土，应长夏，对应脾</w:t>
+                              <w:t>中部黄色，类土，应长夏，对应脾</w:t>
                             </w:r>
                           </w:p>
                           <w:p>
@@ -847,7 +847,7 @@
                           <w:szCs w:val="28"/>
                           <w:lang w:val="en-US" w:eastAsia="zh-CN"/>
                         </w:rPr>
-                        <w:t>中方黄色，类土，应长夏，对应脾</w:t>
+                        <w:t>中部黄色，类土，应长夏，对应脾</w:t>
                       </w:r>
                     </w:p>
                     <w:p>
@@ -2295,6 +2295,8 @@
           </mc:Fallback>
         </mc:AlternateContent>
       </w:r>
+    </w:p>
+    <w:p>
       <w:r>
         <w:rPr>
           <w:sz w:val="21"/>
@@ -2305,13 +2307,13 @@
               <wp:anchor distT="0" distB="0" distL="114300" distR="114300" simplePos="0" relativeHeight="251678720" behindDoc="0" locked="0" layoutInCell="1" allowOverlap="1">
                 <wp:simplePos x="0" y="0"/>
                 <wp:positionH relativeFrom="page">
-                  <wp:posOffset>6721475</wp:posOffset>
+                  <wp:posOffset>6740525</wp:posOffset>
                 </wp:positionH>
                 <wp:positionV relativeFrom="paragraph">
-                  <wp:posOffset>160655</wp:posOffset>
+                  <wp:posOffset>29210</wp:posOffset>
                 </wp:positionV>
-                <wp:extent cx="1834515" cy="391160"/>
-                <wp:effectExtent l="0" t="0" r="0" b="0"/>
+                <wp:extent cx="2776220" cy="306705"/>
+                <wp:effectExtent l="4445" t="4445" r="19685" b="12700"/>
                 <wp:wrapNone/>
                 <wp:docPr id="45" name="文本框 45"/>
                 <wp:cNvGraphicFramePr/>
@@ -2322,14 +2324,24 @@
                       <wps:spPr>
                         <a:xfrm>
                           <a:off x="0" y="0"/>
-                          <a:ext cx="1834515" cy="391160"/>
+                          <a:ext cx="2776220" cy="306705"/>
                         </a:xfrm>
                         <a:prstGeom prst="rect">
                           <a:avLst/>
                         </a:prstGeom>
-                        <a:noFill/>
+                        <a:solidFill>
+                          <a:schemeClr val="accent4">
+                            <a:lumMod val="20000"/>
+                            <a:lumOff val="80000"/>
+                          </a:schemeClr>
+                        </a:solidFill>
                         <a:ln w="6350">
-                          <a:noFill/>
+                          <a:solidFill>
+                            <a:schemeClr val="accent4">
+                              <a:lumMod val="60000"/>
+                              <a:lumOff val="40000"/>
+                            </a:schemeClr>
+                          </a:solidFill>
                         </a:ln>
                       </wps:spPr>
                       <wps:style>
@@ -2381,12 +2393,12 @@
                                 <w:szCs w:val="28"/>
                                 <w:lang w:val="en-US" w:eastAsia="zh-CN"/>
                               </w:rPr>
-                              <w:t>立春  2月3、4</w:t>
+                              <w:t>立春  2月3、4  升发肝木之气</w:t>
                             </w:r>
                           </w:p>
                         </w:txbxContent>
                       </wps:txbx>
-                      <wps:bodyPr rot="0" spcFirstLastPara="0" vertOverflow="overflow" horzOverflow="overflow" vert="horz" wrap="square" lIns="91440" tIns="45720" rIns="91440" bIns="45720" numCol="1" spcCol="0" rtlCol="0" fromWordArt="0" anchor="t" anchorCtr="0" forceAA="0" compatLnSpc="1">
+                      <wps:bodyPr rot="0" spcFirstLastPara="0" vertOverflow="overflow" horzOverflow="overflow" vert="horz" wrap="square" lIns="36000" tIns="0" rIns="36000" bIns="0" numCol="1" spcCol="0" rtlCol="0" fromWordArt="0" anchor="t" anchorCtr="0" forceAA="0" compatLnSpc="1">
                         <a:noAutofit/>
                       </wps:bodyPr>
                     </wps:wsp>
@@ -2397,12 +2409,12 @@
           </mc:Choice>
           <mc:Fallback>
             <w:pict>
-              <v:shape id="_x0000_s1026" o:spid="_x0000_s1026" o:spt="202" type="#_x0000_t202" style="position:absolute;left:0pt;margin-left:529.25pt;margin-top:12.65pt;height:30.8pt;width:144.45pt;mso-position-horizontal-relative:page;z-index:251678720;mso-width-relative:page;mso-height-relative:page;" filled="f" stroked="f" coordsize="21600,21600" o:gfxdata="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">
-                <v:fill on="f" focussize="0,0"/>
-                <v:stroke on="f" weight="0.5pt"/>
+              <v:shape id="_x0000_s1026" o:spid="_x0000_s1026" o:spt="202" type="#_x0000_t202" style="position:absolute;left:0pt;margin-left:530.75pt;margin-top:2.3pt;height:24.15pt;width:218.6pt;mso-position-horizontal-relative:page;z-index:251678720;mso-width-relative:page;mso-height-relative:page;" fillcolor="#E3F2D9 [663]" filled="t" stroked="t" coordsize="21600,21600" o:gfxdata="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">
+                <v:fill on="t" focussize="0,0"/>
+                <v:stroke weight="0.5pt" color="#ACD78E [1943]" joinstyle="round"/>
                 <v:imagedata o:title=""/>
                 <o:lock v:ext="edit" aspectratio="f"/>
-                <v:textbox>
+                <v:textbox inset="1mm,0mm,1mm,0mm">
                   <w:txbxContent>
                     <w:p>
                       <w:pPr>
@@ -2437,7 +2449,7 @@
                           <w:szCs w:val="28"/>
                           <w:lang w:val="en-US" w:eastAsia="zh-CN"/>
                         </w:rPr>
-                        <w:t>立春  2月3、4</w:t>
+                        <w:t>立春  2月3、4  升发肝木之气</w:t>
                       </w:r>
                     </w:p>
                   </w:txbxContent>
@@ -2448,7 +2460,6 @@
         </mc:AlternateContent>
       </w:r>
     </w:p>
-    <w:p/>
     <w:p>
       <w:r>
         <w:rPr>
@@ -2602,13 +2613,13 @@
               <wp:anchor distT="0" distB="0" distL="114300" distR="114300" simplePos="0" relativeHeight="251701248" behindDoc="0" locked="0" layoutInCell="1" allowOverlap="1">
                 <wp:simplePos x="0" y="0"/>
                 <wp:positionH relativeFrom="page">
-                  <wp:posOffset>2615565</wp:posOffset>
+                  <wp:posOffset>292735</wp:posOffset>
                 </wp:positionH>
                 <wp:positionV relativeFrom="paragraph">
                   <wp:posOffset>97790</wp:posOffset>
                 </wp:positionV>
-                <wp:extent cx="565785" cy="295910"/>
-                <wp:effectExtent l="0" t="0" r="0" b="0"/>
+                <wp:extent cx="2718435" cy="229235"/>
+                <wp:effectExtent l="4445" t="4445" r="20320" b="13970"/>
                 <wp:wrapNone/>
                 <wp:docPr id="72" name="文本框 72"/>
                 <wp:cNvGraphicFramePr/>
@@ -2619,14 +2630,20 @@
                       <wps:spPr>
                         <a:xfrm>
                           <a:off x="0" y="0"/>
-                          <a:ext cx="565785" cy="295910"/>
+                          <a:ext cx="2718435" cy="229235"/>
                         </a:xfrm>
                         <a:prstGeom prst="rect">
                           <a:avLst/>
                         </a:prstGeom>
-                        <a:noFill/>
+                        <a:solidFill>
+                          <a:schemeClr val="bg1">
+                            <a:lumMod val="95000"/>
+                          </a:schemeClr>
+                        </a:solidFill>
                         <a:ln w="6350">
-                          <a:noFill/>
+                          <a:solidFill>
+                            <a:schemeClr val="tx1"/>
+                          </a:solidFill>
                         </a:ln>
                       </wps:spPr>
                       <wps:style>
@@ -2674,12 +2691,12 @@
                                 <w:szCs w:val="28"/>
                                 <w:lang w:val="en-US" w:eastAsia="zh-CN"/>
                               </w:rPr>
-                              <w:t>霜降</w:t>
+                              <w:t>10月23、24 升发肾水之气  霜降</w:t>
                             </w:r>
                           </w:p>
                         </w:txbxContent>
                       </wps:txbx>
-                      <wps:bodyPr rot="0" spcFirstLastPara="0" vertOverflow="overflow" horzOverflow="overflow" vert="horz" wrap="square" lIns="91440" tIns="45720" rIns="91440" bIns="45720" numCol="1" spcCol="0" rtlCol="0" fromWordArt="0" anchor="t" anchorCtr="0" forceAA="0" compatLnSpc="1">
+                      <wps:bodyPr rot="0" spcFirstLastPara="0" vertOverflow="overflow" horzOverflow="overflow" vert="horz" wrap="square" lIns="36000" tIns="0" rIns="36000" bIns="0" numCol="1" spcCol="0" rtlCol="0" fromWordArt="0" anchor="t" anchorCtr="0" forceAA="0" compatLnSpc="1">
                         <a:noAutofit/>
                       </wps:bodyPr>
                     </wps:wsp>
@@ -2690,12 +2707,12 @@
           </mc:Choice>
           <mc:Fallback>
             <w:pict>
-              <v:shape id="_x0000_s1026" o:spid="_x0000_s1026" o:spt="202" type="#_x0000_t202" style="position:absolute;left:0pt;margin-left:205.95pt;margin-top:7.7pt;height:23.3pt;width:44.55pt;mso-position-horizontal-relative:page;z-index:251701248;mso-width-relative:page;mso-height-relative:page;" filled="f" stroked="f" coordsize="21600,21600" o:gfxdata="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">
-                <v:fill on="f" focussize="0,0"/>
-                <v:stroke on="f" weight="0.5pt"/>
+              <v:shape id="_x0000_s1026" o:spid="_x0000_s1026" o:spt="202" type="#_x0000_t202" style="position:absolute;left:0pt;margin-left:23.05pt;margin-top:7.7pt;height:18.05pt;width:214.05pt;mso-position-horizontal-relative:page;z-index:251701248;mso-width-relative:page;mso-height-relative:page;" fillcolor="#F2F2F2 [3052]" filled="t" stroked="t" coordsize="21600,21600" o:gfxdata="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">
+                <v:fill on="t" focussize="0,0"/>
+                <v:stroke weight="0.5pt" color="#000000 [3213]" joinstyle="round"/>
                 <v:imagedata o:title=""/>
                 <o:lock v:ext="edit" aspectratio="f"/>
-                <v:textbox>
+                <v:textbox inset="1mm,0mm,1mm,0mm">
                   <w:txbxContent>
                     <w:p>
                       <w:pPr>
@@ -2726,7 +2743,7 @@
                           <w:szCs w:val="28"/>
                           <w:lang w:val="en-US" w:eastAsia="zh-CN"/>
                         </w:rPr>
-                        <w:t>霜降</w:t>
+                        <w:t>10月23、24 升发肾水之气  霜降</w:t>
                       </w:r>
                     </w:p>
                   </w:txbxContent>
@@ -4987,6 +5004,157 @@
         <mc:AlternateContent>
           <mc:Choice Requires="wps">
             <w:drawing>
+              <wp:anchor distT="0" distB="0" distL="114300" distR="114300" simplePos="0" relativeHeight="251693056" behindDoc="0" locked="0" layoutInCell="1" allowOverlap="1">
+                <wp:simplePos x="0" y="0"/>
+                <wp:positionH relativeFrom="page">
+                  <wp:posOffset>7176135</wp:posOffset>
+                </wp:positionH>
+                <wp:positionV relativeFrom="paragraph">
+                  <wp:posOffset>82550</wp:posOffset>
+                </wp:positionV>
+                <wp:extent cx="2639695" cy="220345"/>
+                <wp:effectExtent l="4445" t="4445" r="22860" b="22860"/>
+                <wp:wrapNone/>
+                <wp:docPr id="63" name="文本框 63"/>
+                <wp:cNvGraphicFramePr/>
+                <a:graphic xmlns:a="http://schemas.openxmlformats.org/drawingml/2006/main">
+                  <a:graphicData uri="http://schemas.microsoft.com/office/word/2010/wordprocessingShape">
+                    <wps:wsp>
+                      <wps:cNvSpPr txBox="1"/>
+                      <wps:spPr>
+                        <a:xfrm>
+                          <a:off x="0" y="0"/>
+                          <a:ext cx="2639695" cy="220345"/>
+                        </a:xfrm>
+                        <a:prstGeom prst="rect">
+                          <a:avLst/>
+                        </a:prstGeom>
+                        <a:solidFill>
+                          <a:schemeClr val="accent6">
+                            <a:lumMod val="40000"/>
+                            <a:lumOff val="60000"/>
+                          </a:schemeClr>
+                        </a:solidFill>
+                        <a:ln w="6350">
+                          <a:solidFill>
+                            <a:schemeClr val="accent6"/>
+                          </a:solidFill>
+                        </a:ln>
+                      </wps:spPr>
+                      <wps:style>
+                        <a:lnRef idx="0">
+                          <a:schemeClr val="accent1"/>
+                        </a:lnRef>
+                        <a:fillRef idx="0">
+                          <a:schemeClr val="accent1"/>
+                        </a:fillRef>
+                        <a:effectRef idx="0">
+                          <a:schemeClr val="accent1"/>
+                        </a:effectRef>
+                        <a:fontRef idx="minor">
+                          <a:schemeClr val="dk1"/>
+                        </a:fontRef>
+                      </wps:style>
+                      <wps:txbx>
+                        <w:txbxContent>
+                          <w:p>
+                            <w:pPr>
+                              <w:keepNext w:val="0"/>
+                              <w:keepLines w:val="0"/>
+                              <w:pageBreakBefore w:val="0"/>
+                              <w:widowControl w:val="0"/>
+                              <w:kinsoku/>
+                              <w:wordWrap/>
+                              <w:overflowPunct/>
+                              <w:topLinePunct w:val="0"/>
+                              <w:bidi w:val="0"/>
+                              <w:adjustRightInd/>
+                              <w:snapToGrid/>
+                              <w:spacing w:line="0" w:lineRule="atLeast"/>
+                              <w:textAlignment w:val="auto"/>
+                              <w:rPr>
+                                <w:rFonts w:hint="default" w:asciiTheme="minorEastAsia" w:hAnsiTheme="minorEastAsia" w:eastAsiaTheme="minorEastAsia" w:cstheme="minorEastAsia"/>
+                                <w:sz w:val="28"/>
+                                <w:szCs w:val="28"/>
+                                <w:lang w:val="en-US" w:eastAsia="zh-CN"/>
+                              </w:rPr>
+                            </w:pPr>
+                            <w:r>
+                              <w:rPr>
+                                <w:rFonts w:hint="eastAsia" w:asciiTheme="minorEastAsia" w:hAnsiTheme="minorEastAsia" w:eastAsiaTheme="minorEastAsia" w:cstheme="minorEastAsia"/>
+                                <w:sz w:val="28"/>
+                                <w:szCs w:val="28"/>
+                                <w:lang w:val="en-US" w:eastAsia="zh-CN"/>
+                              </w:rPr>
+                              <w:t>清明  升发心火之气  4月5、6</w:t>
+                            </w:r>
+                          </w:p>
+                        </w:txbxContent>
+                      </wps:txbx>
+                      <wps:bodyPr rot="0" spcFirstLastPara="0" vertOverflow="overflow" horzOverflow="overflow" vert="horz" wrap="square" lIns="36000" tIns="0" rIns="36000" bIns="0" numCol="1" spcCol="0" rtlCol="0" fromWordArt="0" anchor="t" anchorCtr="0" forceAA="0" compatLnSpc="1">
+                        <a:noAutofit/>
+                      </wps:bodyPr>
+                    </wps:wsp>
+                  </a:graphicData>
+                </a:graphic>
+              </wp:anchor>
+            </w:drawing>
+          </mc:Choice>
+          <mc:Fallback>
+            <w:pict>
+              <v:shape id="_x0000_s1026" o:spid="_x0000_s1026" o:spt="202" type="#_x0000_t202" style="position:absolute;left:0pt;margin-left:565.05pt;margin-top:6.5pt;height:17.35pt;width:207.85pt;mso-position-horizontal-relative:page;z-index:251693056;mso-width-relative:page;mso-height-relative:page;" fillcolor="#F5B7BF [1305]" filled="t" stroked="t" coordsize="21600,21600" o:gfxdata="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">
+                <v:fill on="t" focussize="0,0"/>
+                <v:stroke weight="0.5pt" color="#E54C5E [3209]" joinstyle="round"/>
+                <v:imagedata o:title=""/>
+                <o:lock v:ext="edit" aspectratio="f"/>
+                <v:textbox inset="1mm,0mm,1mm,0mm">
+                  <w:txbxContent>
+                    <w:p>
+                      <w:pPr>
+                        <w:keepNext w:val="0"/>
+                        <w:keepLines w:val="0"/>
+                        <w:pageBreakBefore w:val="0"/>
+                        <w:widowControl w:val="0"/>
+                        <w:kinsoku/>
+                        <w:wordWrap/>
+                        <w:overflowPunct/>
+                        <w:topLinePunct w:val="0"/>
+                        <w:bidi w:val="0"/>
+                        <w:adjustRightInd/>
+                        <w:snapToGrid/>
+                        <w:spacing w:line="0" w:lineRule="atLeast"/>
+                        <w:textAlignment w:val="auto"/>
+                        <w:rPr>
+                          <w:rFonts w:hint="default" w:asciiTheme="minorEastAsia" w:hAnsiTheme="minorEastAsia" w:eastAsiaTheme="minorEastAsia" w:cstheme="minorEastAsia"/>
+                          <w:sz w:val="28"/>
+                          <w:szCs w:val="28"/>
+                          <w:lang w:val="en-US" w:eastAsia="zh-CN"/>
+                        </w:rPr>
+                      </w:pPr>
+                      <w:r>
+                        <w:rPr>
+                          <w:rFonts w:hint="eastAsia" w:asciiTheme="minorEastAsia" w:hAnsiTheme="minorEastAsia" w:eastAsiaTheme="minorEastAsia" w:cstheme="minorEastAsia"/>
+                          <w:sz w:val="28"/>
+                          <w:szCs w:val="28"/>
+                          <w:lang w:val="en-US" w:eastAsia="zh-CN"/>
+                        </w:rPr>
+                        <w:t>清明  升发心火之气  4月5、6</w:t>
+                      </w:r>
+                    </w:p>
+                  </w:txbxContent>
+                </v:textbox>
+              </v:shape>
+            </w:pict>
+          </mc:Fallback>
+        </mc:AlternateContent>
+      </w:r>
+      <w:r>
+        <w:rPr>
+          <w:sz w:val="21"/>
+        </w:rPr>
+        <mc:AlternateContent>
+          <mc:Choice Requires="wps">
+            <w:drawing>
               <wp:anchor distT="0" distB="0" distL="114300" distR="114300" simplePos="0" relativeHeight="251696128" behindDoc="0" locked="0" layoutInCell="1" allowOverlap="1">
                 <wp:simplePos x="0" y="0"/>
                 <wp:positionH relativeFrom="page">
@@ -5124,6 +5292,12 @@
           </mc:Fallback>
         </mc:AlternateContent>
       </w:r>
+    </w:p>
+    <w:p/>
+    <w:p>
+      <w:pPr>
+        <w:ind w:left="0" w:leftChars="0" w:firstLine="0" w:firstLineChars="0"/>
+      </w:pPr>
       <w:r>
         <w:rPr>
           <w:sz w:val="21"/>
@@ -5131,18 +5305,18 @@
         <mc:AlternateContent>
           <mc:Choice Requires="wps">
             <w:drawing>
-              <wp:anchor distT="0" distB="0" distL="114300" distR="114300" simplePos="0" relativeHeight="251693056" behindDoc="0" locked="0" layoutInCell="1" allowOverlap="1">
+              <wp:anchor distT="0" distB="0" distL="114300" distR="114300" simplePos="0" relativeHeight="251671552" behindDoc="0" locked="0" layoutInCell="1" allowOverlap="1">
                 <wp:simplePos x="0" y="0"/>
-                <wp:positionH relativeFrom="page">
-                  <wp:posOffset>7080885</wp:posOffset>
+                <wp:positionH relativeFrom="column">
+                  <wp:posOffset>6382385</wp:posOffset>
                 </wp:positionH>
                 <wp:positionV relativeFrom="paragraph">
-                  <wp:posOffset>6350</wp:posOffset>
+                  <wp:posOffset>1106170</wp:posOffset>
                 </wp:positionV>
-                <wp:extent cx="582295" cy="295910"/>
-                <wp:effectExtent l="0" t="0" r="0" b="0"/>
+                <wp:extent cx="2759710" cy="1498600"/>
+                <wp:effectExtent l="0" t="0" r="2540" b="6350"/>
                 <wp:wrapNone/>
-                <wp:docPr id="63" name="文本框 63"/>
+                <wp:docPr id="12" name="文本框 12"/>
                 <wp:cNvGraphicFramePr/>
                 <a:graphic xmlns:a="http://schemas.openxmlformats.org/drawingml/2006/main">
                   <a:graphicData uri="http://schemas.microsoft.com/office/word/2010/wordprocessingShape">
@@ -5151,12 +5325,272 @@
                       <wps:spPr>
                         <a:xfrm>
                           <a:off x="0" y="0"/>
-                          <a:ext cx="582295" cy="295910"/>
+                          <a:ext cx="2759710" cy="1498600"/>
                         </a:xfrm>
                         <a:prstGeom prst="rect">
                           <a:avLst/>
                         </a:prstGeom>
-                        <a:noFill/>
+                        <a:solidFill>
+                          <a:schemeClr val="lt1"/>
+                        </a:solidFill>
+                        <a:ln w="6350">
+                          <a:noFill/>
+                        </a:ln>
+                      </wps:spPr>
+                      <wps:style>
+                        <a:lnRef idx="0">
+                          <a:schemeClr val="accent1"/>
+                        </a:lnRef>
+                        <a:fillRef idx="0">
+                          <a:schemeClr val="accent1"/>
+                        </a:fillRef>
+                        <a:effectRef idx="0">
+                          <a:schemeClr val="accent1"/>
+                        </a:effectRef>
+                        <a:fontRef idx="minor">
+                          <a:schemeClr val="dk1"/>
+                        </a:fontRef>
+                      </wps:style>
+                      <wps:txbx>
+                        <w:txbxContent>
+                          <w:p>
+                            <w:pPr>
+                              <w:keepNext w:val="0"/>
+                              <w:keepLines w:val="0"/>
+                              <w:pageBreakBefore w:val="0"/>
+                              <w:widowControl w:val="0"/>
+                              <w:kinsoku/>
+                              <w:wordWrap/>
+                              <w:overflowPunct/>
+                              <w:topLinePunct w:val="0"/>
+                              <w:bidi w:val="0"/>
+                              <w:adjustRightInd/>
+                              <w:snapToGrid/>
+                              <w:spacing w:line="0" w:lineRule="atLeast"/>
+                              <w:jc w:val="left"/>
+                              <w:textAlignment w:val="auto"/>
+                              <w:rPr>
+                                <w:rFonts w:hint="default" w:ascii="微软雅黑" w:hAnsi="微软雅黑" w:eastAsia="微软雅黑" w:cs="微软雅黑"/>
+                                <w:lang w:val="en-US" w:eastAsia="zh-CN"/>
+                              </w:rPr>
+                            </w:pPr>
+                            <w:r>
+                              <w:rPr>
+                                <w:rFonts w:hint="eastAsia" w:ascii="微软雅黑" w:hAnsi="微软雅黑" w:eastAsia="微软雅黑" w:cs="微软雅黑"/>
+                                <w:lang w:val="en-US" w:eastAsia="zh-CN"/>
+                              </w:rPr>
+                              <w:t>长夏的定义（内经）：</w:t>
+                            </w:r>
+                          </w:p>
+                          <w:p>
+                            <w:pPr>
+                              <w:keepNext w:val="0"/>
+                              <w:keepLines w:val="0"/>
+                              <w:pageBreakBefore w:val="0"/>
+                              <w:widowControl w:val="0"/>
+                              <w:kinsoku/>
+                              <w:wordWrap/>
+                              <w:overflowPunct/>
+                              <w:topLinePunct w:val="0"/>
+                              <w:bidi w:val="0"/>
+                              <w:adjustRightInd/>
+                              <w:snapToGrid/>
+                              <w:spacing w:line="0" w:lineRule="atLeast"/>
+                              <w:ind w:left="0" w:leftChars="0" w:hanging="10" w:firstLineChars="0"/>
+                              <w:jc w:val="left"/>
+                              <w:textAlignment w:val="auto"/>
+                              <w:rPr>
+                                <w:rFonts w:hint="default" w:ascii="微软雅黑" w:hAnsi="微软雅黑" w:eastAsia="微软雅黑" w:cs="微软雅黑"/>
+                                <w:lang w:val="en-US" w:eastAsia="zh-CN"/>
+                              </w:rPr>
+                            </w:pPr>
+                            <w:r>
+                              <w:rPr>
+                                <w:rFonts w:hint="eastAsia" w:ascii="微软雅黑" w:hAnsi="微软雅黑" w:eastAsia="微软雅黑" w:cs="微软雅黑"/>
+                                <w:lang w:val="en-US" w:eastAsia="zh-CN"/>
+                              </w:rPr>
+                              <w:t>春夏秋冬，每两个季节的交界日的前九天和后九天，合共十八天，为长夏。所以季节是慢慢转换的。为了更接近节气的定义，可以取前七和后七，合共十四日。</w:t>
+                            </w:r>
+                          </w:p>
+                          <w:p>
+                            <w:pPr>
+                              <w:keepNext w:val="0"/>
+                              <w:keepLines w:val="0"/>
+                              <w:pageBreakBefore w:val="0"/>
+                              <w:widowControl w:val="0"/>
+                              <w:kinsoku/>
+                              <w:wordWrap/>
+                              <w:overflowPunct/>
+                              <w:topLinePunct w:val="0"/>
+                              <w:bidi w:val="0"/>
+                              <w:adjustRightInd/>
+                              <w:snapToGrid/>
+                              <w:spacing w:line="0" w:lineRule="atLeast"/>
+                              <w:jc w:val="left"/>
+                              <w:textAlignment w:val="auto"/>
+                              <w:rPr>
+                                <w:rFonts w:hint="default" w:ascii="微软雅黑" w:hAnsi="微软雅黑" w:eastAsia="微软雅黑" w:cs="微软雅黑"/>
+                                <w:lang w:val="en-US" w:eastAsia="zh-CN"/>
+                              </w:rPr>
+                            </w:pPr>
+                            <w:r>
+                              <w:rPr>
+                                <w:rFonts w:hint="eastAsia" w:ascii="微软雅黑" w:hAnsi="微软雅黑" w:eastAsia="微软雅黑" w:cs="微软雅黑"/>
+                                <w:lang w:val="en-US" w:eastAsia="zh-CN"/>
+                              </w:rPr>
+                              <w:t>所以长夏在中间，对应中土，也对应脾。</w:t>
+                            </w:r>
+                          </w:p>
+                        </w:txbxContent>
+                      </wps:txbx>
+                      <wps:bodyPr rot="0" spcFirstLastPara="0" vertOverflow="overflow" horzOverflow="overflow" vert="horz" wrap="square" lIns="91440" tIns="45720" rIns="91440" bIns="45720" numCol="1" spcCol="0" rtlCol="0" fromWordArt="0" anchor="t" anchorCtr="0" forceAA="0" compatLnSpc="1">
+                        <a:noAutofit/>
+                      </wps:bodyPr>
+                    </wps:wsp>
+                  </a:graphicData>
+                </a:graphic>
+              </wp:anchor>
+            </w:drawing>
+          </mc:Choice>
+          <mc:Fallback>
+            <w:pict>
+              <v:shape id="_x0000_s1026" o:spid="_x0000_s1026" o:spt="202" type="#_x0000_t202" style="position:absolute;left:0pt;margin-left:502.55pt;margin-top:87.1pt;height:118pt;width:217.3pt;z-index:251671552;mso-width-relative:page;mso-height-relative:page;" fillcolor="#FFFFFF [3201]" filled="t" stroked="f" coordsize="21600,21600" o:gfxdata="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">
+                <v:fill on="t" focussize="0,0"/>
+                <v:stroke on="f" weight="0.5pt"/>
+                <v:imagedata o:title=""/>
+                <o:lock v:ext="edit" aspectratio="f"/>
+                <v:textbox>
+                  <w:txbxContent>
+                    <w:p>
+                      <w:pPr>
+                        <w:keepNext w:val="0"/>
+                        <w:keepLines w:val="0"/>
+                        <w:pageBreakBefore w:val="0"/>
+                        <w:widowControl w:val="0"/>
+                        <w:kinsoku/>
+                        <w:wordWrap/>
+                        <w:overflowPunct/>
+                        <w:topLinePunct w:val="0"/>
+                        <w:bidi w:val="0"/>
+                        <w:adjustRightInd/>
+                        <w:snapToGrid/>
+                        <w:spacing w:line="0" w:lineRule="atLeast"/>
+                        <w:jc w:val="left"/>
+                        <w:textAlignment w:val="auto"/>
+                        <w:rPr>
+                          <w:rFonts w:hint="default" w:ascii="微软雅黑" w:hAnsi="微软雅黑" w:eastAsia="微软雅黑" w:cs="微软雅黑"/>
+                          <w:lang w:val="en-US" w:eastAsia="zh-CN"/>
+                        </w:rPr>
+                      </w:pPr>
+                      <w:r>
+                        <w:rPr>
+                          <w:rFonts w:hint="eastAsia" w:ascii="微软雅黑" w:hAnsi="微软雅黑" w:eastAsia="微软雅黑" w:cs="微软雅黑"/>
+                          <w:lang w:val="en-US" w:eastAsia="zh-CN"/>
+                        </w:rPr>
+                        <w:t>长夏的定义（内经）：</w:t>
+                      </w:r>
+                    </w:p>
+                    <w:p>
+                      <w:pPr>
+                        <w:keepNext w:val="0"/>
+                        <w:keepLines w:val="0"/>
+                        <w:pageBreakBefore w:val="0"/>
+                        <w:widowControl w:val="0"/>
+                        <w:kinsoku/>
+                        <w:wordWrap/>
+                        <w:overflowPunct/>
+                        <w:topLinePunct w:val="0"/>
+                        <w:bidi w:val="0"/>
+                        <w:adjustRightInd/>
+                        <w:snapToGrid/>
+                        <w:spacing w:line="0" w:lineRule="atLeast"/>
+                        <w:ind w:left="0" w:leftChars="0" w:hanging="10" w:firstLineChars="0"/>
+                        <w:jc w:val="left"/>
+                        <w:textAlignment w:val="auto"/>
+                        <w:rPr>
+                          <w:rFonts w:hint="default" w:ascii="微软雅黑" w:hAnsi="微软雅黑" w:eastAsia="微软雅黑" w:cs="微软雅黑"/>
+                          <w:lang w:val="en-US" w:eastAsia="zh-CN"/>
+                        </w:rPr>
+                      </w:pPr>
+                      <w:r>
+                        <w:rPr>
+                          <w:rFonts w:hint="eastAsia" w:ascii="微软雅黑" w:hAnsi="微软雅黑" w:eastAsia="微软雅黑" w:cs="微软雅黑"/>
+                          <w:lang w:val="en-US" w:eastAsia="zh-CN"/>
+                        </w:rPr>
+                        <w:t>春夏秋冬，每两个季节的交界日的前九天和后九天，合共十八天，为长夏。所以季节是慢慢转换的。为了更接近节气的定义，可以取前七和后七，合共十四日。</w:t>
+                      </w:r>
+                    </w:p>
+                    <w:p>
+                      <w:pPr>
+                        <w:keepNext w:val="0"/>
+                        <w:keepLines w:val="0"/>
+                        <w:pageBreakBefore w:val="0"/>
+                        <w:widowControl w:val="0"/>
+                        <w:kinsoku/>
+                        <w:wordWrap/>
+                        <w:overflowPunct/>
+                        <w:topLinePunct w:val="0"/>
+                        <w:bidi w:val="0"/>
+                        <w:adjustRightInd/>
+                        <w:snapToGrid/>
+                        <w:spacing w:line="0" w:lineRule="atLeast"/>
+                        <w:jc w:val="left"/>
+                        <w:textAlignment w:val="auto"/>
+                        <w:rPr>
+                          <w:rFonts w:hint="default" w:ascii="微软雅黑" w:hAnsi="微软雅黑" w:eastAsia="微软雅黑" w:cs="微软雅黑"/>
+                          <w:lang w:val="en-US" w:eastAsia="zh-CN"/>
+                        </w:rPr>
+                      </w:pPr>
+                      <w:r>
+                        <w:rPr>
+                          <w:rFonts w:hint="eastAsia" w:ascii="微软雅黑" w:hAnsi="微软雅黑" w:eastAsia="微软雅黑" w:cs="微软雅黑"/>
+                          <w:lang w:val="en-US" w:eastAsia="zh-CN"/>
+                        </w:rPr>
+                        <w:t>所以长夏在中间，对应中土，也对应脾。</w:t>
+                      </w:r>
+                    </w:p>
+                  </w:txbxContent>
+                </v:textbox>
+              </v:shape>
+            </w:pict>
+          </mc:Fallback>
+        </mc:AlternateContent>
+      </w:r>
+      <w:r>
+        <w:rPr>
+          <w:sz w:val="21"/>
+        </w:rPr>
+        <mc:AlternateContent>
+          <mc:Choice Requires="wps">
+            <w:drawing>
+              <wp:anchor distT="0" distB="0" distL="114300" distR="114300" simplePos="0" relativeHeight="251699200" behindDoc="0" locked="0" layoutInCell="1" allowOverlap="1">
+                <wp:simplePos x="0" y="0"/>
+                <wp:positionH relativeFrom="page">
+                  <wp:posOffset>940435</wp:posOffset>
+                </wp:positionH>
+                <wp:positionV relativeFrom="paragraph">
+                  <wp:posOffset>809625</wp:posOffset>
+                </wp:positionV>
+                <wp:extent cx="2726690" cy="239395"/>
+                <wp:effectExtent l="0" t="0" r="16510" b="8255"/>
+                <wp:wrapNone/>
+                <wp:docPr id="68" name="文本框 68"/>
+                <wp:cNvGraphicFramePr/>
+                <a:graphic xmlns:a="http://schemas.openxmlformats.org/drawingml/2006/main">
+                  <a:graphicData uri="http://schemas.microsoft.com/office/word/2010/wordprocessingShape">
+                    <wps:wsp>
+                      <wps:cNvSpPr txBox="1"/>
+                      <wps:spPr>
+                        <a:xfrm>
+                          <a:off x="0" y="0"/>
+                          <a:ext cx="2726690" cy="239395"/>
+                        </a:xfrm>
+                        <a:prstGeom prst="rect">
+                          <a:avLst/>
+                        </a:prstGeom>
+                        <a:solidFill>
+                          <a:srgbClr val="FAF7D4"/>
+                        </a:solidFill>
                         <a:ln w="6350">
                           <a:noFill/>
                         </a:ln>
@@ -5206,7 +5640,155 @@
                                 <w:szCs w:val="28"/>
                                 <w:lang w:val="en-US" w:eastAsia="zh-CN"/>
                               </w:rPr>
-                              <w:t>清明</w:t>
+                              <w:t>7月22、24  升发肺金之气  大暑</w:t>
+                            </w:r>
+                          </w:p>
+                        </w:txbxContent>
+                      </wps:txbx>
+                      <wps:bodyPr rot="0" spcFirstLastPara="0" vertOverflow="overflow" horzOverflow="overflow" vert="horz" wrap="square" lIns="36000" tIns="0" rIns="36000" bIns="0" numCol="1" spcCol="0" rtlCol="0" fromWordArt="0" anchor="t" anchorCtr="0" forceAA="0" compatLnSpc="1">
+                        <a:noAutofit/>
+                      </wps:bodyPr>
+                    </wps:wsp>
+                  </a:graphicData>
+                </a:graphic>
+              </wp:anchor>
+            </w:drawing>
+          </mc:Choice>
+          <mc:Fallback>
+            <w:pict>
+              <v:shape id="_x0000_s1026" o:spid="_x0000_s1026" o:spt="202" type="#_x0000_t202" style="position:absolute;left:0pt;margin-left:74.05pt;margin-top:63.75pt;height:18.85pt;width:214.7pt;mso-position-horizontal-relative:page;z-index:251699200;mso-width-relative:page;mso-height-relative:page;" fillcolor="#FAF7D4" filled="t" stroked="f" coordsize="21600,21600" o:gfxdata="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">
+                <v:fill on="t" focussize="0,0"/>
+                <v:stroke on="f" weight="0.5pt"/>
+                <v:imagedata o:title=""/>
+                <o:lock v:ext="edit" aspectratio="f"/>
+                <v:textbox inset="1mm,0mm,1mm,0mm">
+                  <w:txbxContent>
+                    <w:p>
+                      <w:pPr>
+                        <w:keepNext w:val="0"/>
+                        <w:keepLines w:val="0"/>
+                        <w:pageBreakBefore w:val="0"/>
+                        <w:widowControl w:val="0"/>
+                        <w:kinsoku/>
+                        <w:wordWrap/>
+                        <w:overflowPunct/>
+                        <w:topLinePunct w:val="0"/>
+                        <w:bidi w:val="0"/>
+                        <w:adjustRightInd/>
+                        <w:snapToGrid/>
+                        <w:spacing w:line="0" w:lineRule="atLeast"/>
+                        <w:textAlignment w:val="auto"/>
+                        <w:rPr>
+                          <w:rFonts w:hint="eastAsia" w:asciiTheme="minorEastAsia" w:hAnsiTheme="minorEastAsia" w:eastAsiaTheme="minorEastAsia" w:cstheme="minorEastAsia"/>
+                          <w:sz w:val="28"/>
+                          <w:szCs w:val="28"/>
+                          <w:lang w:val="en-US" w:eastAsia="zh-CN"/>
+                        </w:rPr>
+                      </w:pPr>
+                      <w:r>
+                        <w:rPr>
+                          <w:rFonts w:hint="eastAsia" w:asciiTheme="minorEastAsia" w:hAnsiTheme="minorEastAsia" w:eastAsiaTheme="minorEastAsia" w:cstheme="minorEastAsia"/>
+                          <w:sz w:val="28"/>
+                          <w:szCs w:val="28"/>
+                          <w:lang w:val="en-US" w:eastAsia="zh-CN"/>
+                        </w:rPr>
+                        <w:t>7月22、24  升发肺金之气  大暑</w:t>
+                      </w:r>
+                    </w:p>
+                  </w:txbxContent>
+                </v:textbox>
+              </v:shape>
+            </w:pict>
+          </mc:Fallback>
+        </mc:AlternateContent>
+      </w:r>
+      <w:r>
+        <w:rPr>
+          <w:sz w:val="21"/>
+        </w:rPr>
+        <mc:AlternateContent>
+          <mc:Choice Requires="wps">
+            <w:drawing>
+              <wp:anchor distT="0" distB="0" distL="114300" distR="114300" simplePos="0" relativeHeight="251676672" behindDoc="0" locked="0" layoutInCell="1" allowOverlap="1">
+                <wp:simplePos x="0" y="0"/>
+                <wp:positionH relativeFrom="page">
+                  <wp:posOffset>1866265</wp:posOffset>
+                </wp:positionH>
+                <wp:positionV relativeFrom="paragraph">
+                  <wp:posOffset>369570</wp:posOffset>
+                </wp:positionV>
+                <wp:extent cx="1659255" cy="398145"/>
+                <wp:effectExtent l="0" t="0" r="0" b="0"/>
+                <wp:wrapNone/>
+                <wp:docPr id="43" name="文本框 43"/>
+                <wp:cNvGraphicFramePr/>
+                <a:graphic xmlns:a="http://schemas.openxmlformats.org/drawingml/2006/main">
+                  <a:graphicData uri="http://schemas.microsoft.com/office/word/2010/wordprocessingShape">
+                    <wps:wsp>
+                      <wps:cNvSpPr txBox="1"/>
+                      <wps:spPr>
+                        <a:xfrm>
+                          <a:off x="0" y="0"/>
+                          <a:ext cx="1659255" cy="398145"/>
+                        </a:xfrm>
+                        <a:prstGeom prst="rect">
+                          <a:avLst/>
+                        </a:prstGeom>
+                        <a:noFill/>
+                        <a:ln w="6350">
+                          <a:noFill/>
+                        </a:ln>
+                      </wps:spPr>
+                      <wps:style>
+                        <a:lnRef idx="0">
+                          <a:schemeClr val="accent1"/>
+                        </a:lnRef>
+                        <a:fillRef idx="0">
+                          <a:schemeClr val="accent1"/>
+                        </a:fillRef>
+                        <a:effectRef idx="0">
+                          <a:schemeClr val="accent1"/>
+                        </a:effectRef>
+                        <a:fontRef idx="minor">
+                          <a:schemeClr val="dk1"/>
+                        </a:fontRef>
+                      </wps:style>
+                      <wps:txbx>
+                        <w:txbxContent>
+                          <w:p>
+                            <w:pPr>
+                              <w:keepNext w:val="0"/>
+                              <w:keepLines w:val="0"/>
+                              <w:pageBreakBefore w:val="0"/>
+                              <w:widowControl w:val="0"/>
+                              <w:kinsoku/>
+                              <w:wordWrap/>
+                              <w:overflowPunct/>
+                              <w:topLinePunct w:val="0"/>
+                              <w:bidi w:val="0"/>
+                              <w:adjustRightInd/>
+                              <w:snapToGrid/>
+                              <w:spacing w:line="0" w:lineRule="atLeast"/>
+                              <w:textAlignment w:val="auto"/>
+                              <w:rPr>
+                                <w:rFonts w:hint="eastAsia" w:ascii="微软雅黑" w:hAnsi="微软雅黑" w:eastAsia="微软雅黑" w:cs="微软雅黑"/>
+                                <w:b/>
+                                <w:bCs/>
+                                <w:sz w:val="28"/>
+                                <w:szCs w:val="28"/>
+                                <w:lang w:val="en-US" w:eastAsia="zh-CN"/>
+                              </w:rPr>
+                            </w:pPr>
+                            <w:r>
+                              <w:rPr>
+                                <w:rFonts w:hint="eastAsia" w:ascii="微软雅黑" w:hAnsi="微软雅黑" w:eastAsia="微软雅黑" w:cs="微软雅黑"/>
+                                <w:b/>
+                                <w:bCs/>
+                                <w:sz w:val="28"/>
+                                <w:szCs w:val="28"/>
+                                <w:lang w:val="en-US" w:eastAsia="zh-CN"/>
+                              </w:rPr>
+                              <w:t>8月7、8  立秋</w:t>
                             </w:r>
                           </w:p>
                         </w:txbxContent>
@@ -5222,7 +5804,7 @@
           </mc:Choice>
           <mc:Fallback>
             <w:pict>
-              <v:shape id="_x0000_s1026" o:spid="_x0000_s1026" o:spt="202" type="#_x0000_t202" style="position:absolute;left:0pt;margin-left:557.55pt;margin-top:0.5pt;height:23.3pt;width:45.85pt;mso-position-horizontal-relative:page;z-index:251693056;mso-width-relative:page;mso-height-relative:page;" filled="f" stroked="f" coordsize="21600,21600" o:gfxdata="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">
+              <v:shape id="_x0000_s1026" o:spid="_x0000_s1026" o:spt="202" type="#_x0000_t202" style="position:absolute;left:0pt;margin-left:146.95pt;margin-top:29.1pt;height:31.35pt;width:130.65pt;mso-position-horizontal-relative:page;z-index:251676672;mso-width-relative:page;mso-height-relative:page;" filled="f" stroked="f" coordsize="21600,21600" o:gfxdata="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">
                 <v:fill on="f" focussize="0,0"/>
                 <v:stroke on="f" weight="0.5pt"/>
                 <v:imagedata o:title=""/>
@@ -5245,7 +5827,9 @@
                         <w:spacing w:line="0" w:lineRule="atLeast"/>
                         <w:textAlignment w:val="auto"/>
                         <w:rPr>
-                          <w:rFonts w:hint="eastAsia" w:asciiTheme="minorEastAsia" w:hAnsiTheme="minorEastAsia" w:eastAsiaTheme="minorEastAsia" w:cstheme="minorEastAsia"/>
+                          <w:rFonts w:hint="eastAsia" w:ascii="微软雅黑" w:hAnsi="微软雅黑" w:eastAsia="微软雅黑" w:cs="微软雅黑"/>
+                          <w:b/>
+                          <w:bCs/>
                           <w:sz w:val="28"/>
                           <w:szCs w:val="28"/>
                           <w:lang w:val="en-US" w:eastAsia="zh-CN"/>
@@ -5253,12 +5837,14 @@
                       </w:pPr>
                       <w:r>
                         <w:rPr>
-                          <w:rFonts w:hint="eastAsia" w:asciiTheme="minorEastAsia" w:hAnsiTheme="minorEastAsia" w:eastAsiaTheme="minorEastAsia" w:cstheme="minorEastAsia"/>
+                          <w:rFonts w:hint="eastAsia" w:ascii="微软雅黑" w:hAnsi="微软雅黑" w:eastAsia="微软雅黑" w:cs="微软雅黑"/>
+                          <w:b/>
+                          <w:bCs/>
                           <w:sz w:val="28"/>
                           <w:szCs w:val="28"/>
                           <w:lang w:val="en-US" w:eastAsia="zh-CN"/>
                         </w:rPr>
-                        <w:t>清明</w:t>
+                        <w:t>8月7、8  立秋</w:t>
                       </w:r>
                     </w:p>
                   </w:txbxContent>
@@ -5268,12 +5854,458 @@
           </mc:Fallback>
         </mc:AlternateContent>
       </w:r>
-    </w:p>
-    <w:p/>
-    <w:p>
-      <w:pPr>
-        <w:ind w:left="0" w:leftChars="0" w:firstLine="0" w:firstLineChars="0"/>
-      </w:pPr>
+      <w:r>
+        <w:rPr>
+          <w:sz w:val="21"/>
+        </w:rPr>
+        <mc:AlternateContent>
+          <mc:Choice Requires="wps">
+            <w:drawing>
+              <wp:anchor distT="0" distB="0" distL="114300" distR="114300" simplePos="0" relativeHeight="251703296" behindDoc="0" locked="0" layoutInCell="1" allowOverlap="1">
+                <wp:simplePos x="0" y="0"/>
+                <wp:positionH relativeFrom="column">
+                  <wp:posOffset>-419100</wp:posOffset>
+                </wp:positionH>
+                <wp:positionV relativeFrom="paragraph">
+                  <wp:posOffset>1258570</wp:posOffset>
+                </wp:positionV>
+                <wp:extent cx="2759710" cy="1294130"/>
+                <wp:effectExtent l="0" t="0" r="2540" b="1270"/>
+                <wp:wrapNone/>
+                <wp:docPr id="74" name="文本框 74"/>
+                <wp:cNvGraphicFramePr/>
+                <a:graphic xmlns:a="http://schemas.openxmlformats.org/drawingml/2006/main">
+                  <a:graphicData uri="http://schemas.microsoft.com/office/word/2010/wordprocessingShape">
+                    <wps:wsp>
+                      <wps:cNvSpPr txBox="1"/>
+                      <wps:spPr>
+                        <a:xfrm>
+                          <a:off x="0" y="0"/>
+                          <a:ext cx="2759710" cy="1294130"/>
+                        </a:xfrm>
+                        <a:prstGeom prst="rect">
+                          <a:avLst/>
+                        </a:prstGeom>
+                        <a:solidFill>
+                          <a:schemeClr val="lt1"/>
+                        </a:solidFill>
+                        <a:ln w="6350">
+                          <a:noFill/>
+                        </a:ln>
+                      </wps:spPr>
+                      <wps:style>
+                        <a:lnRef idx="0">
+                          <a:schemeClr val="accent1"/>
+                        </a:lnRef>
+                        <a:fillRef idx="0">
+                          <a:schemeClr val="accent1"/>
+                        </a:fillRef>
+                        <a:effectRef idx="0">
+                          <a:schemeClr val="accent1"/>
+                        </a:effectRef>
+                        <a:fontRef idx="minor">
+                          <a:schemeClr val="dk1"/>
+                        </a:fontRef>
+                      </wps:style>
+                      <wps:txbx>
+                        <w:txbxContent>
+                          <w:p>
+                            <w:pPr>
+                              <w:keepNext w:val="0"/>
+                              <w:keepLines w:val="0"/>
+                              <w:pageBreakBefore w:val="0"/>
+                              <w:widowControl w:val="0"/>
+                              <w:kinsoku/>
+                              <w:wordWrap/>
+                              <w:overflowPunct/>
+                              <w:topLinePunct w:val="0"/>
+                              <w:bidi w:val="0"/>
+                              <w:adjustRightInd/>
+                              <w:snapToGrid/>
+                              <w:spacing w:line="480" w:lineRule="exact"/>
+                              <w:textAlignment w:val="auto"/>
+                              <w:rPr>
+                                <w:rFonts w:hint="default" w:ascii="微软雅黑" w:hAnsi="微软雅黑" w:eastAsia="微软雅黑" w:cs="微软雅黑"/>
+                                <w:sz w:val="28"/>
+                                <w:szCs w:val="28"/>
+                                <w:lang w:val="en-US" w:eastAsia="zh-CN"/>
+                              </w:rPr>
+                            </w:pPr>
+                            <w:r>
+                              <w:rPr>
+                                <w:rFonts w:hint="eastAsia" w:ascii="微软雅黑" w:hAnsi="微软雅黑" w:eastAsia="微软雅黑" w:cs="微软雅黑"/>
+                                <w:sz w:val="28"/>
+                                <w:szCs w:val="28"/>
+                                <w:lang w:val="en-US" w:eastAsia="zh-CN"/>
+                              </w:rPr>
+                              <w:t>夏秋之间的长夏两周，即立秋前一周和后一周，是脾之王时，即脾气最旺的时候，此时是治病的最佳时机。</w:t>
+                            </w:r>
+                          </w:p>
+                        </w:txbxContent>
+                      </wps:txbx>
+                      <wps:bodyPr rot="0" spcFirstLastPara="0" vertOverflow="overflow" horzOverflow="overflow" vert="horz" wrap="square" lIns="90000" tIns="46800" rIns="90000" bIns="46800" numCol="1" spcCol="0" rtlCol="0" fromWordArt="0" anchor="t" anchorCtr="0" forceAA="0" compatLnSpc="1">
+                        <a:noAutofit/>
+                      </wps:bodyPr>
+                    </wps:wsp>
+                  </a:graphicData>
+                </a:graphic>
+              </wp:anchor>
+            </w:drawing>
+          </mc:Choice>
+          <mc:Fallback>
+            <w:pict>
+              <v:shape id="_x0000_s1026" o:spid="_x0000_s1026" o:spt="202" type="#_x0000_t202" style="position:absolute;left:0pt;margin-left:-33pt;margin-top:99.1pt;height:101.9pt;width:217.3pt;z-index:251703296;mso-width-relative:page;mso-height-relative:page;" fillcolor="#FFFFFF [3201]" filled="t" stroked="f" coordsize="21600,21600" o:gfxdata="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">
+                <v:fill on="t" focussize="0,0"/>
+                <v:stroke on="f" weight="0.5pt"/>
+                <v:imagedata o:title=""/>
+                <o:lock v:ext="edit" aspectratio="f"/>
+                <v:textbox inset="2.5mm,1.3mm,2.5mm,1.3mm">
+                  <w:txbxContent>
+                    <w:p>
+                      <w:pPr>
+                        <w:keepNext w:val="0"/>
+                        <w:keepLines w:val="0"/>
+                        <w:pageBreakBefore w:val="0"/>
+                        <w:widowControl w:val="0"/>
+                        <w:kinsoku/>
+                        <w:wordWrap/>
+                        <w:overflowPunct/>
+                        <w:topLinePunct w:val="0"/>
+                        <w:bidi w:val="0"/>
+                        <w:adjustRightInd/>
+                        <w:snapToGrid/>
+                        <w:spacing w:line="480" w:lineRule="exact"/>
+                        <w:textAlignment w:val="auto"/>
+                        <w:rPr>
+                          <w:rFonts w:hint="default" w:ascii="微软雅黑" w:hAnsi="微软雅黑" w:eastAsia="微软雅黑" w:cs="微软雅黑"/>
+                          <w:sz w:val="28"/>
+                          <w:szCs w:val="28"/>
+                          <w:lang w:val="en-US" w:eastAsia="zh-CN"/>
+                        </w:rPr>
+                      </w:pPr>
+                      <w:r>
+                        <w:rPr>
+                          <w:rFonts w:hint="eastAsia" w:ascii="微软雅黑" w:hAnsi="微软雅黑" w:eastAsia="微软雅黑" w:cs="微软雅黑"/>
+                          <w:sz w:val="28"/>
+                          <w:szCs w:val="28"/>
+                          <w:lang w:val="en-US" w:eastAsia="zh-CN"/>
+                        </w:rPr>
+                        <w:t>夏秋之间的长夏两周，即立秋前一周和后一周，是脾之王时，即脾气最旺的时候，此时是治病的最佳时机。</w:t>
+                      </w:r>
+                    </w:p>
+                  </w:txbxContent>
+                </v:textbox>
+              </v:shape>
+            </w:pict>
+          </mc:Fallback>
+        </mc:AlternateContent>
+      </w:r>
+      <w:r>
+        <w:rPr>
+          <w:sz w:val="21"/>
+        </w:rPr>
+        <mc:AlternateContent>
+          <mc:Choice Requires="wps">
+            <w:drawing>
+              <wp:anchor distT="0" distB="0" distL="114300" distR="114300" simplePos="0" relativeHeight="251697152" behindDoc="0" locked="0" layoutInCell="1" allowOverlap="1">
+                <wp:simplePos x="0" y="0"/>
+                <wp:positionH relativeFrom="page">
+                  <wp:posOffset>6325870</wp:posOffset>
+                </wp:positionH>
+                <wp:positionV relativeFrom="paragraph">
+                  <wp:posOffset>763270</wp:posOffset>
+                </wp:positionV>
+                <wp:extent cx="2745105" cy="220345"/>
+                <wp:effectExtent l="4445" t="4445" r="12700" b="22860"/>
+                <wp:wrapNone/>
+                <wp:docPr id="65" name="文本框 65"/>
+                <wp:cNvGraphicFramePr/>
+                <a:graphic xmlns:a="http://schemas.openxmlformats.org/drawingml/2006/main">
+                  <a:graphicData uri="http://schemas.microsoft.com/office/word/2010/wordprocessingShape">
+                    <wps:wsp>
+                      <wps:cNvSpPr txBox="1"/>
+                      <wps:spPr>
+                        <a:xfrm>
+                          <a:off x="0" y="0"/>
+                          <a:ext cx="2745105" cy="220345"/>
+                        </a:xfrm>
+                        <a:prstGeom prst="rect">
+                          <a:avLst/>
+                        </a:prstGeom>
+                        <a:solidFill>
+                          <a:schemeClr val="accent2">
+                            <a:lumMod val="40000"/>
+                            <a:lumOff val="60000"/>
+                          </a:schemeClr>
+                        </a:solidFill>
+                        <a:ln w="6350">
+                          <a:solidFill>
+                            <a:schemeClr val="accent2">
+                              <a:lumMod val="60000"/>
+                              <a:lumOff val="40000"/>
+                            </a:schemeClr>
+                          </a:solidFill>
+                        </a:ln>
+                      </wps:spPr>
+                      <wps:style>
+                        <a:lnRef idx="0">
+                          <a:schemeClr val="accent1"/>
+                        </a:lnRef>
+                        <a:fillRef idx="0">
+                          <a:schemeClr val="accent1"/>
+                        </a:fillRef>
+                        <a:effectRef idx="0">
+                          <a:schemeClr val="accent1"/>
+                        </a:effectRef>
+                        <a:fontRef idx="minor">
+                          <a:schemeClr val="dk1"/>
+                        </a:fontRef>
+                      </wps:style>
+                      <wps:txbx>
+                        <w:txbxContent>
+                          <w:p>
+                            <w:pPr>
+                              <w:keepNext w:val="0"/>
+                              <w:keepLines w:val="0"/>
+                              <w:pageBreakBefore w:val="0"/>
+                              <w:widowControl w:val="0"/>
+                              <w:kinsoku/>
+                              <w:wordWrap/>
+                              <w:overflowPunct/>
+                              <w:topLinePunct w:val="0"/>
+                              <w:bidi w:val="0"/>
+                              <w:adjustRightInd/>
+                              <w:snapToGrid/>
+                              <w:spacing w:line="0" w:lineRule="atLeast"/>
+                              <w:textAlignment w:val="auto"/>
+                              <w:rPr>
+                                <w:rFonts w:hint="default" w:asciiTheme="minorEastAsia" w:hAnsiTheme="minorEastAsia" w:eastAsiaTheme="minorEastAsia" w:cstheme="minorEastAsia"/>
+                                <w:sz w:val="28"/>
+                                <w:szCs w:val="28"/>
+                                <w:lang w:val="en-US" w:eastAsia="zh-CN"/>
+                              </w:rPr>
+                            </w:pPr>
+                            <w:r>
+                              <w:rPr>
+                                <w:rFonts w:hint="eastAsia" w:asciiTheme="minorEastAsia" w:hAnsiTheme="minorEastAsia" w:eastAsiaTheme="minorEastAsia" w:cstheme="minorEastAsia"/>
+                                <w:sz w:val="28"/>
+                                <w:szCs w:val="28"/>
+                                <w:lang w:val="en-US" w:eastAsia="zh-CN"/>
+                              </w:rPr>
+                              <w:t>小满  升发脾土之气 5月20、22</w:t>
+                            </w:r>
+                          </w:p>
+                        </w:txbxContent>
+                      </wps:txbx>
+                      <wps:bodyPr rot="0" spcFirstLastPara="0" vertOverflow="overflow" horzOverflow="overflow" vert="horz" wrap="square" lIns="36000" tIns="0" rIns="36000" bIns="0" numCol="1" spcCol="0" rtlCol="0" fromWordArt="0" anchor="t" anchorCtr="0" forceAA="0" compatLnSpc="1">
+                        <a:noAutofit/>
+                      </wps:bodyPr>
+                    </wps:wsp>
+                  </a:graphicData>
+                </a:graphic>
+              </wp:anchor>
+            </w:drawing>
+          </mc:Choice>
+          <mc:Fallback>
+            <w:pict>
+              <v:shape id="_x0000_s1026" o:spid="_x0000_s1026" o:spt="202" type="#_x0000_t202" style="position:absolute;left:0pt;margin-left:498.1pt;margin-top:60.1pt;height:17.35pt;width:216.15pt;mso-position-horizontal-relative:page;z-index:251697152;mso-width-relative:page;mso-height-relative:page;" fillcolor="#F8CDAC [1301]" filled="t" stroked="t" coordsize="21600,21600" o:gfxdata="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">
+                <v:fill on="t" focussize="0,0"/>
+                <v:stroke weight="0.5pt" color="#F5B482 [1941]" joinstyle="round"/>
+                <v:imagedata o:title=""/>
+                <o:lock v:ext="edit" aspectratio="f"/>
+                <v:textbox inset="1mm,0mm,1mm,0mm">
+                  <w:txbxContent>
+                    <w:p>
+                      <w:pPr>
+                        <w:keepNext w:val="0"/>
+                        <w:keepLines w:val="0"/>
+                        <w:pageBreakBefore w:val="0"/>
+                        <w:widowControl w:val="0"/>
+                        <w:kinsoku/>
+                        <w:wordWrap/>
+                        <w:overflowPunct/>
+                        <w:topLinePunct w:val="0"/>
+                        <w:bidi w:val="0"/>
+                        <w:adjustRightInd/>
+                        <w:snapToGrid/>
+                        <w:spacing w:line="0" w:lineRule="atLeast"/>
+                        <w:textAlignment w:val="auto"/>
+                        <w:rPr>
+                          <w:rFonts w:hint="default" w:asciiTheme="minorEastAsia" w:hAnsiTheme="minorEastAsia" w:eastAsiaTheme="minorEastAsia" w:cstheme="minorEastAsia"/>
+                          <w:sz w:val="28"/>
+                          <w:szCs w:val="28"/>
+                          <w:lang w:val="en-US" w:eastAsia="zh-CN"/>
+                        </w:rPr>
+                      </w:pPr>
+                      <w:r>
+                        <w:rPr>
+                          <w:rFonts w:hint="eastAsia" w:asciiTheme="minorEastAsia" w:hAnsiTheme="minorEastAsia" w:eastAsiaTheme="minorEastAsia" w:cstheme="minorEastAsia"/>
+                          <w:sz w:val="28"/>
+                          <w:szCs w:val="28"/>
+                          <w:lang w:val="en-US" w:eastAsia="zh-CN"/>
+                        </w:rPr>
+                        <w:t>小满  升发脾土之气 5月20、22</w:t>
+                      </w:r>
+                    </w:p>
+                  </w:txbxContent>
+                </v:textbox>
+              </v:shape>
+            </w:pict>
+          </mc:Fallback>
+        </mc:AlternateContent>
+      </w:r>
+      <w:r>
+        <w:rPr>
+          <w:sz w:val="21"/>
+        </w:rPr>
+        <mc:AlternateContent>
+          <mc:Choice Requires="wps">
+            <w:drawing>
+              <wp:anchor distT="0" distB="0" distL="114300" distR="114300" simplePos="0" relativeHeight="251675648" behindDoc="0" locked="0" layoutInCell="1" allowOverlap="1">
+                <wp:simplePos x="0" y="0"/>
+                <wp:positionH relativeFrom="page">
+                  <wp:posOffset>6711315</wp:posOffset>
+                </wp:positionH>
+                <wp:positionV relativeFrom="paragraph">
+                  <wp:posOffset>345440</wp:posOffset>
+                </wp:positionV>
+                <wp:extent cx="1685290" cy="406400"/>
+                <wp:effectExtent l="0" t="0" r="0" b="0"/>
+                <wp:wrapNone/>
+                <wp:docPr id="41" name="文本框 41"/>
+                <wp:cNvGraphicFramePr/>
+                <a:graphic xmlns:a="http://schemas.openxmlformats.org/drawingml/2006/main">
+                  <a:graphicData uri="http://schemas.microsoft.com/office/word/2010/wordprocessingShape">
+                    <wps:wsp>
+                      <wps:cNvSpPr txBox="1"/>
+                      <wps:spPr>
+                        <a:xfrm>
+                          <a:off x="6662420" y="5523865"/>
+                          <a:ext cx="1685290" cy="406400"/>
+                        </a:xfrm>
+                        <a:prstGeom prst="rect">
+                          <a:avLst/>
+                        </a:prstGeom>
+                        <a:noFill/>
+                        <a:ln w="6350">
+                          <a:noFill/>
+                        </a:ln>
+                      </wps:spPr>
+                      <wps:style>
+                        <a:lnRef idx="0">
+                          <a:schemeClr val="accent1"/>
+                        </a:lnRef>
+                        <a:fillRef idx="0">
+                          <a:schemeClr val="accent1"/>
+                        </a:fillRef>
+                        <a:effectRef idx="0">
+                          <a:schemeClr val="accent1"/>
+                        </a:effectRef>
+                        <a:fontRef idx="minor">
+                          <a:schemeClr val="dk1"/>
+                        </a:fontRef>
+                      </wps:style>
+                      <wps:txbx>
+                        <w:txbxContent>
+                          <w:p>
+                            <w:pPr>
+                              <w:keepNext w:val="0"/>
+                              <w:keepLines w:val="0"/>
+                              <w:pageBreakBefore w:val="0"/>
+                              <w:widowControl w:val="0"/>
+                              <w:kinsoku/>
+                              <w:wordWrap/>
+                              <w:overflowPunct/>
+                              <w:topLinePunct w:val="0"/>
+                              <w:bidi w:val="0"/>
+                              <w:adjustRightInd/>
+                              <w:snapToGrid/>
+                              <w:spacing w:line="0" w:lineRule="atLeast"/>
+                              <w:textAlignment w:val="auto"/>
+                              <w:rPr>
+                                <w:rFonts w:hint="default" w:ascii="微软雅黑" w:hAnsi="微软雅黑" w:eastAsia="微软雅黑" w:cs="微软雅黑"/>
+                                <w:b/>
+                                <w:bCs/>
+                                <w:sz w:val="28"/>
+                                <w:szCs w:val="28"/>
+                                <w:lang w:val="en-US" w:eastAsia="zh-CN"/>
+                              </w:rPr>
+                            </w:pPr>
+                            <w:r>
+                              <w:rPr>
+                                <w:rFonts w:hint="eastAsia" w:ascii="微软雅黑" w:hAnsi="微软雅黑" w:eastAsia="微软雅黑" w:cs="微软雅黑"/>
+                                <w:b/>
+                                <w:bCs/>
+                                <w:sz w:val="28"/>
+                                <w:szCs w:val="28"/>
+                                <w:lang w:val="en-US" w:eastAsia="zh-CN"/>
+                              </w:rPr>
+                              <w:t>立夏   5月4、5</w:t>
+                            </w:r>
+                          </w:p>
+                        </w:txbxContent>
+                      </wps:txbx>
+                      <wps:bodyPr rot="0" spcFirstLastPara="0" vertOverflow="overflow" horzOverflow="overflow" vert="horz" wrap="square" lIns="91440" tIns="45720" rIns="91440" bIns="45720" numCol="1" spcCol="0" rtlCol="0" fromWordArt="0" anchor="t" anchorCtr="0" forceAA="0" compatLnSpc="1">
+                        <a:noAutofit/>
+                      </wps:bodyPr>
+                    </wps:wsp>
+                  </a:graphicData>
+                </a:graphic>
+              </wp:anchor>
+            </w:drawing>
+          </mc:Choice>
+          <mc:Fallback>
+            <w:pict>
+              <v:shape id="_x0000_s1026" o:spid="_x0000_s1026" o:spt="202" type="#_x0000_t202" style="position:absolute;left:0pt;margin-left:528.45pt;margin-top:27.2pt;height:32pt;width:132.7pt;mso-position-horizontal-relative:page;z-index:251675648;mso-width-relative:page;mso-height-relative:page;" filled="f" stroked="f" coordsize="21600,21600" o:gfxdata="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">
+                <v:fill on="f" focussize="0,0"/>
+                <v:stroke on="f" weight="0.5pt"/>
+                <v:imagedata o:title=""/>
+                <o:lock v:ext="edit" aspectratio="f"/>
+                <v:textbox>
+                  <w:txbxContent>
+                    <w:p>
+                      <w:pPr>
+                        <w:keepNext w:val="0"/>
+                        <w:keepLines w:val="0"/>
+                        <w:pageBreakBefore w:val="0"/>
+                        <w:widowControl w:val="0"/>
+                        <w:kinsoku/>
+                        <w:wordWrap/>
+                        <w:overflowPunct/>
+                        <w:topLinePunct w:val="0"/>
+                        <w:bidi w:val="0"/>
+                        <w:adjustRightInd/>
+                        <w:snapToGrid/>
+                        <w:spacing w:line="0" w:lineRule="atLeast"/>
+                        <w:textAlignment w:val="auto"/>
+                        <w:rPr>
+                          <w:rFonts w:hint="default" w:ascii="微软雅黑" w:hAnsi="微软雅黑" w:eastAsia="微软雅黑" w:cs="微软雅黑"/>
+                          <w:b/>
+                          <w:bCs/>
+                          <w:sz w:val="28"/>
+                          <w:szCs w:val="28"/>
+                          <w:lang w:val="en-US" w:eastAsia="zh-CN"/>
+                        </w:rPr>
+                      </w:pPr>
+                      <w:r>
+                        <w:rPr>
+                          <w:rFonts w:hint="eastAsia" w:ascii="微软雅黑" w:hAnsi="微软雅黑" w:eastAsia="微软雅黑" w:cs="微软雅黑"/>
+                          <w:b/>
+                          <w:bCs/>
+                          <w:sz w:val="28"/>
+                          <w:szCs w:val="28"/>
+                          <w:lang w:val="en-US" w:eastAsia="zh-CN"/>
+                        </w:rPr>
+                        <w:t>立夏   5月4、5</w:t>
+                      </w:r>
+                    </w:p>
+                  </w:txbxContent>
+                </v:textbox>
+              </v:shape>
+            </w:pict>
+          </mc:Fallback>
+        </mc:AlternateContent>
+      </w:r>
       <w:r>
         <w:rPr>
           <w:sz w:val="21"/>
@@ -5937,150 +6969,6 @@
         <mc:AlternateContent>
           <mc:Choice Requires="wps">
             <w:drawing>
-              <wp:anchor distT="0" distB="0" distL="114300" distR="114300" simplePos="0" relativeHeight="251699200" behindDoc="0" locked="0" layoutInCell="1" allowOverlap="1">
-                <wp:simplePos x="0" y="0"/>
-                <wp:positionH relativeFrom="page">
-                  <wp:posOffset>3301365</wp:posOffset>
-                </wp:positionH>
-                <wp:positionV relativeFrom="paragraph">
-                  <wp:posOffset>695325</wp:posOffset>
-                </wp:positionV>
-                <wp:extent cx="573405" cy="295910"/>
-                <wp:effectExtent l="0" t="0" r="0" b="0"/>
-                <wp:wrapNone/>
-                <wp:docPr id="68" name="文本框 68"/>
-                <wp:cNvGraphicFramePr/>
-                <a:graphic xmlns:a="http://schemas.openxmlformats.org/drawingml/2006/main">
-                  <a:graphicData uri="http://schemas.microsoft.com/office/word/2010/wordprocessingShape">
-                    <wps:wsp>
-                      <wps:cNvSpPr txBox="1"/>
-                      <wps:spPr>
-                        <a:xfrm>
-                          <a:off x="0" y="0"/>
-                          <a:ext cx="573405" cy="295910"/>
-                        </a:xfrm>
-                        <a:prstGeom prst="rect">
-                          <a:avLst/>
-                        </a:prstGeom>
-                        <a:noFill/>
-                        <a:ln w="6350">
-                          <a:noFill/>
-                        </a:ln>
-                      </wps:spPr>
-                      <wps:style>
-                        <a:lnRef idx="0">
-                          <a:schemeClr val="accent1"/>
-                        </a:lnRef>
-                        <a:fillRef idx="0">
-                          <a:schemeClr val="accent1"/>
-                        </a:fillRef>
-                        <a:effectRef idx="0">
-                          <a:schemeClr val="accent1"/>
-                        </a:effectRef>
-                        <a:fontRef idx="minor">
-                          <a:schemeClr val="dk1"/>
-                        </a:fontRef>
-                      </wps:style>
-                      <wps:txbx>
-                        <w:txbxContent>
-                          <w:p>
-                            <w:pPr>
-                              <w:keepNext w:val="0"/>
-                              <w:keepLines w:val="0"/>
-                              <w:pageBreakBefore w:val="0"/>
-                              <w:widowControl w:val="0"/>
-                              <w:kinsoku/>
-                              <w:wordWrap/>
-                              <w:overflowPunct/>
-                              <w:topLinePunct w:val="0"/>
-                              <w:bidi w:val="0"/>
-                              <w:adjustRightInd/>
-                              <w:snapToGrid/>
-                              <w:spacing w:line="0" w:lineRule="atLeast"/>
-                              <w:textAlignment w:val="auto"/>
-                              <w:rPr>
-                                <w:rFonts w:hint="eastAsia" w:asciiTheme="minorEastAsia" w:hAnsiTheme="minorEastAsia" w:eastAsiaTheme="minorEastAsia" w:cstheme="minorEastAsia"/>
-                                <w:sz w:val="28"/>
-                                <w:szCs w:val="28"/>
-                                <w:lang w:val="en-US" w:eastAsia="zh-CN"/>
-                              </w:rPr>
-                            </w:pPr>
-                            <w:r>
-                              <w:rPr>
-                                <w:rFonts w:hint="eastAsia" w:asciiTheme="minorEastAsia" w:hAnsiTheme="minorEastAsia" w:eastAsiaTheme="minorEastAsia" w:cstheme="minorEastAsia"/>
-                                <w:sz w:val="28"/>
-                                <w:szCs w:val="28"/>
-                                <w:lang w:val="en-US" w:eastAsia="zh-CN"/>
-                              </w:rPr>
-                              <w:t>大暑</w:t>
-                            </w:r>
-                          </w:p>
-                        </w:txbxContent>
-                      </wps:txbx>
-                      <wps:bodyPr rot="0" spcFirstLastPara="0" vertOverflow="overflow" horzOverflow="overflow" vert="horz" wrap="square" lIns="91440" tIns="45720" rIns="91440" bIns="45720" numCol="1" spcCol="0" rtlCol="0" fromWordArt="0" anchor="t" anchorCtr="0" forceAA="0" compatLnSpc="1">
-                        <a:noAutofit/>
-                      </wps:bodyPr>
-                    </wps:wsp>
-                  </a:graphicData>
-                </a:graphic>
-              </wp:anchor>
-            </w:drawing>
-          </mc:Choice>
-          <mc:Fallback>
-            <w:pict>
-              <v:shape id="_x0000_s1026" o:spid="_x0000_s1026" o:spt="202" type="#_x0000_t202" style="position:absolute;left:0pt;margin-left:259.95pt;margin-top:54.75pt;height:23.3pt;width:45.15pt;mso-position-horizontal-relative:page;z-index:251699200;mso-width-relative:page;mso-height-relative:page;" filled="f" stroked="f" coordsize="21600,21600" o:gfxdata="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">
-                <v:fill on="f" focussize="0,0"/>
-                <v:stroke on="f" weight="0.5pt"/>
-                <v:imagedata o:title=""/>
-                <o:lock v:ext="edit" aspectratio="f"/>
-                <v:textbox>
-                  <w:txbxContent>
-                    <w:p>
-                      <w:pPr>
-                        <w:keepNext w:val="0"/>
-                        <w:keepLines w:val="0"/>
-                        <w:pageBreakBefore w:val="0"/>
-                        <w:widowControl w:val="0"/>
-                        <w:kinsoku/>
-                        <w:wordWrap/>
-                        <w:overflowPunct/>
-                        <w:topLinePunct w:val="0"/>
-                        <w:bidi w:val="0"/>
-                        <w:adjustRightInd/>
-                        <w:snapToGrid/>
-                        <w:spacing w:line="0" w:lineRule="atLeast"/>
-                        <w:textAlignment w:val="auto"/>
-                        <w:rPr>
-                          <w:rFonts w:hint="eastAsia" w:asciiTheme="minorEastAsia" w:hAnsiTheme="minorEastAsia" w:eastAsiaTheme="minorEastAsia" w:cstheme="minorEastAsia"/>
-                          <w:sz w:val="28"/>
-                          <w:szCs w:val="28"/>
-                          <w:lang w:val="en-US" w:eastAsia="zh-CN"/>
-                        </w:rPr>
-                      </w:pPr>
-                      <w:r>
-                        <w:rPr>
-                          <w:rFonts w:hint="eastAsia" w:asciiTheme="minorEastAsia" w:hAnsiTheme="minorEastAsia" w:eastAsiaTheme="minorEastAsia" w:cstheme="minorEastAsia"/>
-                          <w:sz w:val="28"/>
-                          <w:szCs w:val="28"/>
-                          <w:lang w:val="en-US" w:eastAsia="zh-CN"/>
-                        </w:rPr>
-                        <w:t>大暑</w:t>
-                      </w:r>
-                    </w:p>
-                  </w:txbxContent>
-                </v:textbox>
-              </v:shape>
-            </w:pict>
-          </mc:Fallback>
-        </mc:AlternateContent>
-      </w:r>
-      <w:r>
-        <w:rPr>
-          <w:sz w:val="21"/>
-        </w:rPr>
-        <mc:AlternateContent>
-          <mc:Choice Requires="wps">
-            <w:drawing>
               <wp:anchor distT="0" distB="0" distL="114300" distR="114300" simplePos="0" relativeHeight="251698176" behindDoc="0" locked="0" layoutInCell="1" allowOverlap="1">
                 <wp:simplePos x="0" y="0"/>
                 <wp:positionH relativeFrom="page">
@@ -6209,536 +7097,6 @@
                           <w:lang w:val="en-US" w:eastAsia="zh-CN"/>
                         </w:rPr>
                         <w:t>处暑</w:t>
-                      </w:r>
-                    </w:p>
-                  </w:txbxContent>
-                </v:textbox>
-              </v:shape>
-            </w:pict>
-          </mc:Fallback>
-        </mc:AlternateContent>
-      </w:r>
-      <w:r>
-        <w:rPr>
-          <w:sz w:val="21"/>
-        </w:rPr>
-        <mc:AlternateContent>
-          <mc:Choice Requires="wps">
-            <w:drawing>
-              <wp:anchor distT="0" distB="0" distL="114300" distR="114300" simplePos="0" relativeHeight="251671552" behindDoc="0" locked="0" layoutInCell="1" allowOverlap="1">
-                <wp:simplePos x="0" y="0"/>
-                <wp:positionH relativeFrom="column">
-                  <wp:posOffset>6058535</wp:posOffset>
-                </wp:positionH>
-                <wp:positionV relativeFrom="paragraph">
-                  <wp:posOffset>972820</wp:posOffset>
-                </wp:positionV>
-                <wp:extent cx="2759710" cy="1584325"/>
-                <wp:effectExtent l="0" t="0" r="2540" b="15875"/>
-                <wp:wrapNone/>
-                <wp:docPr id="12" name="文本框 12"/>
-                <wp:cNvGraphicFramePr/>
-                <a:graphic xmlns:a="http://schemas.openxmlformats.org/drawingml/2006/main">
-                  <a:graphicData uri="http://schemas.microsoft.com/office/word/2010/wordprocessingShape">
-                    <wps:wsp>
-                      <wps:cNvSpPr txBox="1"/>
-                      <wps:spPr>
-                        <a:xfrm>
-                          <a:off x="0" y="0"/>
-                          <a:ext cx="2759710" cy="1584325"/>
-                        </a:xfrm>
-                        <a:prstGeom prst="rect">
-                          <a:avLst/>
-                        </a:prstGeom>
-                        <a:solidFill>
-                          <a:schemeClr val="lt1"/>
-                        </a:solidFill>
-                        <a:ln w="6350">
-                          <a:noFill/>
-                        </a:ln>
-                      </wps:spPr>
-                      <wps:style>
-                        <a:lnRef idx="0">
-                          <a:schemeClr val="accent1"/>
-                        </a:lnRef>
-                        <a:fillRef idx="0">
-                          <a:schemeClr val="accent1"/>
-                        </a:fillRef>
-                        <a:effectRef idx="0">
-                          <a:schemeClr val="accent1"/>
-                        </a:effectRef>
-                        <a:fontRef idx="minor">
-                          <a:schemeClr val="dk1"/>
-                        </a:fontRef>
-                      </wps:style>
-                      <wps:txbx>
-                        <w:txbxContent>
-                          <w:p>
-                            <w:pPr>
-                              <w:keepNext w:val="0"/>
-                              <w:keepLines w:val="0"/>
-                              <w:pageBreakBefore w:val="0"/>
-                              <w:widowControl w:val="0"/>
-                              <w:kinsoku/>
-                              <w:wordWrap/>
-                              <w:overflowPunct/>
-                              <w:topLinePunct w:val="0"/>
-                              <w:bidi w:val="0"/>
-                              <w:adjustRightInd/>
-                              <w:snapToGrid/>
-                              <w:spacing w:line="0" w:lineRule="atLeast"/>
-                              <w:jc w:val="left"/>
-                              <w:textAlignment w:val="auto"/>
-                              <w:rPr>
-                                <w:rFonts w:hint="default" w:ascii="微软雅黑" w:hAnsi="微软雅黑" w:eastAsia="微软雅黑" w:cs="微软雅黑"/>
-                                <w:lang w:val="en-US" w:eastAsia="zh-CN"/>
-                              </w:rPr>
-                            </w:pPr>
-                            <w:r>
-                              <w:rPr>
-                                <w:rFonts w:hint="eastAsia" w:ascii="微软雅黑" w:hAnsi="微软雅黑" w:eastAsia="微软雅黑" w:cs="微软雅黑"/>
-                                <w:lang w:val="en-US" w:eastAsia="zh-CN"/>
-                              </w:rPr>
-                              <w:t>长夏的定义（内经）：</w:t>
-                            </w:r>
-                          </w:p>
-                          <w:p>
-                            <w:pPr>
-                              <w:keepNext w:val="0"/>
-                              <w:keepLines w:val="0"/>
-                              <w:pageBreakBefore w:val="0"/>
-                              <w:widowControl w:val="0"/>
-                              <w:kinsoku/>
-                              <w:wordWrap/>
-                              <w:overflowPunct/>
-                              <w:topLinePunct w:val="0"/>
-                              <w:bidi w:val="0"/>
-                              <w:adjustRightInd/>
-                              <w:snapToGrid/>
-                              <w:spacing w:line="0" w:lineRule="atLeast"/>
-                              <w:ind w:left="0" w:leftChars="0" w:hanging="10" w:firstLineChars="0"/>
-                              <w:jc w:val="left"/>
-                              <w:textAlignment w:val="auto"/>
-                              <w:rPr>
-                                <w:rFonts w:hint="default" w:ascii="微软雅黑" w:hAnsi="微软雅黑" w:eastAsia="微软雅黑" w:cs="微软雅黑"/>
-                                <w:lang w:val="en-US" w:eastAsia="zh-CN"/>
-                              </w:rPr>
-                            </w:pPr>
-                            <w:r>
-                              <w:rPr>
-                                <w:rFonts w:hint="eastAsia" w:ascii="微软雅黑" w:hAnsi="微软雅黑" w:eastAsia="微软雅黑" w:cs="微软雅黑"/>
-                                <w:lang w:val="en-US" w:eastAsia="zh-CN"/>
-                              </w:rPr>
-                              <w:t>春夏秋冬，每两个季节的交界日的前九天和后九天，合共十八天，为长夏。所以季节是慢慢转换的。为了更接近节气的定义，可以取前七和后七，合共十四日。</w:t>
-                            </w:r>
-                          </w:p>
-                          <w:p>
-                            <w:pPr>
-                              <w:keepNext w:val="0"/>
-                              <w:keepLines w:val="0"/>
-                              <w:pageBreakBefore w:val="0"/>
-                              <w:widowControl w:val="0"/>
-                              <w:kinsoku/>
-                              <w:wordWrap/>
-                              <w:overflowPunct/>
-                              <w:topLinePunct w:val="0"/>
-                              <w:bidi w:val="0"/>
-                              <w:adjustRightInd/>
-                              <w:snapToGrid/>
-                              <w:spacing w:line="0" w:lineRule="atLeast"/>
-                              <w:jc w:val="left"/>
-                              <w:textAlignment w:val="auto"/>
-                              <w:rPr>
-                                <w:rFonts w:hint="default" w:ascii="微软雅黑" w:hAnsi="微软雅黑" w:eastAsia="微软雅黑" w:cs="微软雅黑"/>
-                                <w:lang w:val="en-US" w:eastAsia="zh-CN"/>
-                              </w:rPr>
-                            </w:pPr>
-                            <w:r>
-                              <w:rPr>
-                                <w:rFonts w:hint="eastAsia" w:ascii="微软雅黑" w:hAnsi="微软雅黑" w:eastAsia="微软雅黑" w:cs="微软雅黑"/>
-                                <w:lang w:val="en-US" w:eastAsia="zh-CN"/>
-                              </w:rPr>
-                              <w:t>所以长夏在中间，对应中土，也对应脾。</w:t>
-                            </w:r>
-                          </w:p>
-                        </w:txbxContent>
-                      </wps:txbx>
-                      <wps:bodyPr rot="0" spcFirstLastPara="0" vertOverflow="overflow" horzOverflow="overflow" vert="horz" wrap="square" lIns="91440" tIns="45720" rIns="91440" bIns="45720" numCol="1" spcCol="0" rtlCol="0" fromWordArt="0" anchor="t" anchorCtr="0" forceAA="0" compatLnSpc="1">
-                        <a:noAutofit/>
-                      </wps:bodyPr>
-                    </wps:wsp>
-                  </a:graphicData>
-                </a:graphic>
-              </wp:anchor>
-            </w:drawing>
-          </mc:Choice>
-          <mc:Fallback>
-            <w:pict>
-              <v:shape id="_x0000_s1026" o:spid="_x0000_s1026" o:spt="202" type="#_x0000_t202" style="position:absolute;left:0pt;margin-left:477.05pt;margin-top:76.6pt;height:124.75pt;width:217.3pt;z-index:251671552;mso-width-relative:page;mso-height-relative:page;" fillcolor="#FFFFFF [3201]" filled="t" stroked="f" coordsize="21600,21600" o:gfxdata="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">
-                <v:fill on="t" focussize="0,0"/>
-                <v:stroke on="f" weight="0.5pt"/>
-                <v:imagedata o:title=""/>
-                <o:lock v:ext="edit" aspectratio="f"/>
-                <v:textbox>
-                  <w:txbxContent>
-                    <w:p>
-                      <w:pPr>
-                        <w:keepNext w:val="0"/>
-                        <w:keepLines w:val="0"/>
-                        <w:pageBreakBefore w:val="0"/>
-                        <w:widowControl w:val="0"/>
-                        <w:kinsoku/>
-                        <w:wordWrap/>
-                        <w:overflowPunct/>
-                        <w:topLinePunct w:val="0"/>
-                        <w:bidi w:val="0"/>
-                        <w:adjustRightInd/>
-                        <w:snapToGrid/>
-                        <w:spacing w:line="0" w:lineRule="atLeast"/>
-                        <w:jc w:val="left"/>
-                        <w:textAlignment w:val="auto"/>
-                        <w:rPr>
-                          <w:rFonts w:hint="default" w:ascii="微软雅黑" w:hAnsi="微软雅黑" w:eastAsia="微软雅黑" w:cs="微软雅黑"/>
-                          <w:lang w:val="en-US" w:eastAsia="zh-CN"/>
-                        </w:rPr>
-                      </w:pPr>
-                      <w:r>
-                        <w:rPr>
-                          <w:rFonts w:hint="eastAsia" w:ascii="微软雅黑" w:hAnsi="微软雅黑" w:eastAsia="微软雅黑" w:cs="微软雅黑"/>
-                          <w:lang w:val="en-US" w:eastAsia="zh-CN"/>
-                        </w:rPr>
-                        <w:t>长夏的定义（内经）：</w:t>
-                      </w:r>
-                    </w:p>
-                    <w:p>
-                      <w:pPr>
-                        <w:keepNext w:val="0"/>
-                        <w:keepLines w:val="0"/>
-                        <w:pageBreakBefore w:val="0"/>
-                        <w:widowControl w:val="0"/>
-                        <w:kinsoku/>
-                        <w:wordWrap/>
-                        <w:overflowPunct/>
-                        <w:topLinePunct w:val="0"/>
-                        <w:bidi w:val="0"/>
-                        <w:adjustRightInd/>
-                        <w:snapToGrid/>
-                        <w:spacing w:line="0" w:lineRule="atLeast"/>
-                        <w:ind w:left="0" w:leftChars="0" w:hanging="10" w:firstLineChars="0"/>
-                        <w:jc w:val="left"/>
-                        <w:textAlignment w:val="auto"/>
-                        <w:rPr>
-                          <w:rFonts w:hint="default" w:ascii="微软雅黑" w:hAnsi="微软雅黑" w:eastAsia="微软雅黑" w:cs="微软雅黑"/>
-                          <w:lang w:val="en-US" w:eastAsia="zh-CN"/>
-                        </w:rPr>
-                      </w:pPr>
-                      <w:r>
-                        <w:rPr>
-                          <w:rFonts w:hint="eastAsia" w:ascii="微软雅黑" w:hAnsi="微软雅黑" w:eastAsia="微软雅黑" w:cs="微软雅黑"/>
-                          <w:lang w:val="en-US" w:eastAsia="zh-CN"/>
-                        </w:rPr>
-                        <w:t>春夏秋冬，每两个季节的交界日的前九天和后九天，合共十八天，为长夏。所以季节是慢慢转换的。为了更接近节气的定义，可以取前七和后七，合共十四日。</w:t>
-                      </w:r>
-                    </w:p>
-                    <w:p>
-                      <w:pPr>
-                        <w:keepNext w:val="0"/>
-                        <w:keepLines w:val="0"/>
-                        <w:pageBreakBefore w:val="0"/>
-                        <w:widowControl w:val="0"/>
-                        <w:kinsoku/>
-                        <w:wordWrap/>
-                        <w:overflowPunct/>
-                        <w:topLinePunct w:val="0"/>
-                        <w:bidi w:val="0"/>
-                        <w:adjustRightInd/>
-                        <w:snapToGrid/>
-                        <w:spacing w:line="0" w:lineRule="atLeast"/>
-                        <w:jc w:val="left"/>
-                        <w:textAlignment w:val="auto"/>
-                        <w:rPr>
-                          <w:rFonts w:hint="default" w:ascii="微软雅黑" w:hAnsi="微软雅黑" w:eastAsia="微软雅黑" w:cs="微软雅黑"/>
-                          <w:lang w:val="en-US" w:eastAsia="zh-CN"/>
-                        </w:rPr>
-                      </w:pPr>
-                      <w:r>
-                        <w:rPr>
-                          <w:rFonts w:hint="eastAsia" w:ascii="微软雅黑" w:hAnsi="微软雅黑" w:eastAsia="微软雅黑" w:cs="微软雅黑"/>
-                          <w:lang w:val="en-US" w:eastAsia="zh-CN"/>
-                        </w:rPr>
-                        <w:t>所以长夏在中间，对应中土，也对应脾。</w:t>
-                      </w:r>
-                    </w:p>
-                  </w:txbxContent>
-                </v:textbox>
-              </v:shape>
-            </w:pict>
-          </mc:Fallback>
-        </mc:AlternateContent>
-      </w:r>
-      <w:r>
-        <w:rPr>
-          <w:sz w:val="21"/>
-        </w:rPr>
-        <mc:AlternateContent>
-          <mc:Choice Requires="wps">
-            <w:drawing>
-              <wp:anchor distT="0" distB="0" distL="114300" distR="114300" simplePos="0" relativeHeight="251703296" behindDoc="0" locked="0" layoutInCell="1" allowOverlap="1">
-                <wp:simplePos x="0" y="0"/>
-                <wp:positionH relativeFrom="column">
-                  <wp:posOffset>-419100</wp:posOffset>
-                </wp:positionH>
-                <wp:positionV relativeFrom="paragraph">
-                  <wp:posOffset>877570</wp:posOffset>
-                </wp:positionV>
-                <wp:extent cx="2759710" cy="1598930"/>
-                <wp:effectExtent l="0" t="0" r="2540" b="1270"/>
-                <wp:wrapNone/>
-                <wp:docPr id="74" name="文本框 74"/>
-                <wp:cNvGraphicFramePr/>
-                <a:graphic xmlns:a="http://schemas.openxmlformats.org/drawingml/2006/main">
-                  <a:graphicData uri="http://schemas.microsoft.com/office/word/2010/wordprocessingShape">
-                    <wps:wsp>
-                      <wps:cNvSpPr txBox="1"/>
-                      <wps:spPr>
-                        <a:xfrm>
-                          <a:off x="0" y="0"/>
-                          <a:ext cx="2759710" cy="1598930"/>
-                        </a:xfrm>
-                        <a:prstGeom prst="rect">
-                          <a:avLst/>
-                        </a:prstGeom>
-                        <a:solidFill>
-                          <a:schemeClr val="lt1"/>
-                        </a:solidFill>
-                        <a:ln w="6350">
-                          <a:noFill/>
-                        </a:ln>
-                      </wps:spPr>
-                      <wps:style>
-                        <a:lnRef idx="0">
-                          <a:schemeClr val="accent1"/>
-                        </a:lnRef>
-                        <a:fillRef idx="0">
-                          <a:schemeClr val="accent1"/>
-                        </a:fillRef>
-                        <a:effectRef idx="0">
-                          <a:schemeClr val="accent1"/>
-                        </a:effectRef>
-                        <a:fontRef idx="minor">
-                          <a:schemeClr val="dk1"/>
-                        </a:fontRef>
-                      </wps:style>
-                      <wps:txbx>
-                        <w:txbxContent>
-                          <w:p>
-                            <w:pPr>
-                              <w:rPr>
-                                <w:rFonts w:hint="default" w:ascii="微软雅黑" w:hAnsi="微软雅黑" w:eastAsia="微软雅黑" w:cs="微软雅黑"/>
-                                <w:sz w:val="28"/>
-                                <w:szCs w:val="28"/>
-                                <w:lang w:val="en-US" w:eastAsia="zh-CN"/>
-                              </w:rPr>
-                            </w:pPr>
-                            <w:r>
-                              <w:rPr>
-                                <w:rFonts w:hint="eastAsia" w:ascii="微软雅黑" w:hAnsi="微软雅黑" w:eastAsia="微软雅黑" w:cs="微软雅黑"/>
-                                <w:sz w:val="28"/>
-                                <w:szCs w:val="28"/>
-                                <w:lang w:val="en-US" w:eastAsia="zh-CN"/>
-                              </w:rPr>
-                              <w:t>夏秋之间的长夏两周，即立秋前一周和后一周，是脾之王时，即脾气最旺的时候，此时是治病的最佳时机。</w:t>
-                            </w:r>
-                          </w:p>
-                        </w:txbxContent>
-                      </wps:txbx>
-                      <wps:bodyPr rot="0" spcFirstLastPara="0" vertOverflow="overflow" horzOverflow="overflow" vert="horz" wrap="square" lIns="91440" tIns="45720" rIns="91440" bIns="45720" numCol="1" spcCol="0" rtlCol="0" fromWordArt="0" anchor="t" anchorCtr="0" forceAA="0" compatLnSpc="1">
-                        <a:noAutofit/>
-                      </wps:bodyPr>
-                    </wps:wsp>
-                  </a:graphicData>
-                </a:graphic>
-              </wp:anchor>
-            </w:drawing>
-          </mc:Choice>
-          <mc:Fallback>
-            <w:pict>
-              <v:shape id="_x0000_s1026" o:spid="_x0000_s1026" o:spt="202" type="#_x0000_t202" style="position:absolute;left:0pt;margin-left:-33pt;margin-top:69.1pt;height:125.9pt;width:217.3pt;z-index:251703296;mso-width-relative:page;mso-height-relative:page;" fillcolor="#FFFFFF [3201]" filled="t" stroked="f" coordsize="21600,21600" o:gfxdata="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">
-                <v:fill on="t" focussize="0,0"/>
-                <v:stroke on="f" weight="0.5pt"/>
-                <v:imagedata o:title=""/>
-                <o:lock v:ext="edit" aspectratio="f"/>
-                <v:textbox>
-                  <w:txbxContent>
-                    <w:p>
-                      <w:pPr>
-                        <w:rPr>
-                          <w:rFonts w:hint="default" w:ascii="微软雅黑" w:hAnsi="微软雅黑" w:eastAsia="微软雅黑" w:cs="微软雅黑"/>
-                          <w:sz w:val="28"/>
-                          <w:szCs w:val="28"/>
-                          <w:lang w:val="en-US" w:eastAsia="zh-CN"/>
-                        </w:rPr>
-                      </w:pPr>
-                      <w:r>
-                        <w:rPr>
-                          <w:rFonts w:hint="eastAsia" w:ascii="微软雅黑" w:hAnsi="微软雅黑" w:eastAsia="微软雅黑" w:cs="微软雅黑"/>
-                          <w:sz w:val="28"/>
-                          <w:szCs w:val="28"/>
-                          <w:lang w:val="en-US" w:eastAsia="zh-CN"/>
-                        </w:rPr>
-                        <w:t>夏秋之间的长夏两周，即立秋前一周和后一周，是脾之王时，即脾气最旺的时候，此时是治病的最佳时机。</w:t>
-                      </w:r>
-                    </w:p>
-                  </w:txbxContent>
-                </v:textbox>
-              </v:shape>
-            </w:pict>
-          </mc:Fallback>
-        </mc:AlternateContent>
-      </w:r>
-      <w:r>
-        <w:rPr>
-          <w:sz w:val="21"/>
-        </w:rPr>
-        <mc:AlternateContent>
-          <mc:Choice Requires="wps">
-            <w:drawing>
-              <wp:anchor distT="0" distB="0" distL="114300" distR="114300" simplePos="0" relativeHeight="251676672" behindDoc="0" locked="0" layoutInCell="1" allowOverlap="1">
-                <wp:simplePos x="0" y="0"/>
-                <wp:positionH relativeFrom="page">
-                  <wp:posOffset>1818640</wp:posOffset>
-                </wp:positionH>
-                <wp:positionV relativeFrom="paragraph">
-                  <wp:posOffset>464820</wp:posOffset>
-                </wp:positionV>
-                <wp:extent cx="1659255" cy="398145"/>
-                <wp:effectExtent l="0" t="0" r="0" b="0"/>
-                <wp:wrapNone/>
-                <wp:docPr id="43" name="文本框 43"/>
-                <wp:cNvGraphicFramePr/>
-                <a:graphic xmlns:a="http://schemas.openxmlformats.org/drawingml/2006/main">
-                  <a:graphicData uri="http://schemas.microsoft.com/office/word/2010/wordprocessingShape">
-                    <wps:wsp>
-                      <wps:cNvSpPr txBox="1"/>
-                      <wps:spPr>
-                        <a:xfrm>
-                          <a:off x="0" y="0"/>
-                          <a:ext cx="1659255" cy="398145"/>
-                        </a:xfrm>
-                        <a:prstGeom prst="rect">
-                          <a:avLst/>
-                        </a:prstGeom>
-                        <a:noFill/>
-                        <a:ln w="6350">
-                          <a:noFill/>
-                        </a:ln>
-                      </wps:spPr>
-                      <wps:style>
-                        <a:lnRef idx="0">
-                          <a:schemeClr val="accent1"/>
-                        </a:lnRef>
-                        <a:fillRef idx="0">
-                          <a:schemeClr val="accent1"/>
-                        </a:fillRef>
-                        <a:effectRef idx="0">
-                          <a:schemeClr val="accent1"/>
-                        </a:effectRef>
-                        <a:fontRef idx="minor">
-                          <a:schemeClr val="dk1"/>
-                        </a:fontRef>
-                      </wps:style>
-                      <wps:txbx>
-                        <w:txbxContent>
-                          <w:p>
-                            <w:pPr>
-                              <w:keepNext w:val="0"/>
-                              <w:keepLines w:val="0"/>
-                              <w:pageBreakBefore w:val="0"/>
-                              <w:widowControl w:val="0"/>
-                              <w:kinsoku/>
-                              <w:wordWrap/>
-                              <w:overflowPunct/>
-                              <w:topLinePunct w:val="0"/>
-                              <w:bidi w:val="0"/>
-                              <w:adjustRightInd/>
-                              <w:snapToGrid/>
-                              <w:spacing w:line="0" w:lineRule="atLeast"/>
-                              <w:textAlignment w:val="auto"/>
-                              <w:rPr>
-                                <w:rFonts w:hint="eastAsia" w:ascii="微软雅黑" w:hAnsi="微软雅黑" w:eastAsia="微软雅黑" w:cs="微软雅黑"/>
-                                <w:b/>
-                                <w:bCs/>
-                                <w:sz w:val="28"/>
-                                <w:szCs w:val="28"/>
-                                <w:lang w:val="en-US" w:eastAsia="zh-CN"/>
-                              </w:rPr>
-                            </w:pPr>
-                            <w:r>
-                              <w:rPr>
-                                <w:rFonts w:hint="eastAsia" w:ascii="微软雅黑" w:hAnsi="微软雅黑" w:eastAsia="微软雅黑" w:cs="微软雅黑"/>
-                                <w:b/>
-                                <w:bCs/>
-                                <w:sz w:val="28"/>
-                                <w:szCs w:val="28"/>
-                                <w:lang w:val="en-US" w:eastAsia="zh-CN"/>
-                              </w:rPr>
-                              <w:t>8月7、8  立秋</w:t>
-                            </w:r>
-                          </w:p>
-                        </w:txbxContent>
-                      </wps:txbx>
-                      <wps:bodyPr rot="0" spcFirstLastPara="0" vertOverflow="overflow" horzOverflow="overflow" vert="horz" wrap="square" lIns="91440" tIns="45720" rIns="91440" bIns="45720" numCol="1" spcCol="0" rtlCol="0" fromWordArt="0" anchor="t" anchorCtr="0" forceAA="0" compatLnSpc="1">
-                        <a:noAutofit/>
-                      </wps:bodyPr>
-                    </wps:wsp>
-                  </a:graphicData>
-                </a:graphic>
-              </wp:anchor>
-            </w:drawing>
-          </mc:Choice>
-          <mc:Fallback>
-            <w:pict>
-              <v:shape id="_x0000_s1026" o:spid="_x0000_s1026" o:spt="202" type="#_x0000_t202" style="position:absolute;left:0pt;margin-left:143.2pt;margin-top:36.6pt;height:31.35pt;width:130.65pt;mso-position-horizontal-relative:page;z-index:251676672;mso-width-relative:page;mso-height-relative:page;" filled="f" stroked="f" coordsize="21600,21600" o:gfxdata="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">
-                <v:fill on="f" focussize="0,0"/>
-                <v:stroke on="f" weight="0.5pt"/>
-                <v:imagedata o:title=""/>
-                <o:lock v:ext="edit" aspectratio="f"/>
-                <v:textbox>
-                  <w:txbxContent>
-                    <w:p>
-                      <w:pPr>
-                        <w:keepNext w:val="0"/>
-                        <w:keepLines w:val="0"/>
-                        <w:pageBreakBefore w:val="0"/>
-                        <w:widowControl w:val="0"/>
-                        <w:kinsoku/>
-                        <w:wordWrap/>
-                        <w:overflowPunct/>
-                        <w:topLinePunct w:val="0"/>
-                        <w:bidi w:val="0"/>
-                        <w:adjustRightInd/>
-                        <w:snapToGrid/>
-                        <w:spacing w:line="0" w:lineRule="atLeast"/>
-                        <w:textAlignment w:val="auto"/>
-                        <w:rPr>
-                          <w:rFonts w:hint="eastAsia" w:ascii="微软雅黑" w:hAnsi="微软雅黑" w:eastAsia="微软雅黑" w:cs="微软雅黑"/>
-                          <w:b/>
-                          <w:bCs/>
-                          <w:sz w:val="28"/>
-                          <w:szCs w:val="28"/>
-                          <w:lang w:val="en-US" w:eastAsia="zh-CN"/>
-                        </w:rPr>
-                      </w:pPr>
-                      <w:r>
-                        <w:rPr>
-                          <w:rFonts w:hint="eastAsia" w:ascii="微软雅黑" w:hAnsi="微软雅黑" w:eastAsia="微软雅黑" w:cs="微软雅黑"/>
-                          <w:b/>
-                          <w:bCs/>
-                          <w:sz w:val="28"/>
-                          <w:szCs w:val="28"/>
-                          <w:lang w:val="en-US" w:eastAsia="zh-CN"/>
-                        </w:rPr>
-                        <w:t>8月7、8  立秋</w:t>
                       </w:r>
                     </w:p>
                   </w:txbxContent>
@@ -6992,158 +7350,6 @@
         <mc:AlternateContent>
           <mc:Choice Requires="wps">
             <w:drawing>
-              <wp:anchor distT="0" distB="0" distL="114300" distR="114300" simplePos="0" relativeHeight="251675648" behindDoc="0" locked="0" layoutInCell="1" allowOverlap="1">
-                <wp:simplePos x="0" y="0"/>
-                <wp:positionH relativeFrom="page">
-                  <wp:posOffset>6673215</wp:posOffset>
-                </wp:positionH>
-                <wp:positionV relativeFrom="paragraph">
-                  <wp:posOffset>478790</wp:posOffset>
-                </wp:positionV>
-                <wp:extent cx="1685290" cy="406400"/>
-                <wp:effectExtent l="0" t="0" r="0" b="0"/>
-                <wp:wrapNone/>
-                <wp:docPr id="41" name="文本框 41"/>
-                <wp:cNvGraphicFramePr/>
-                <a:graphic xmlns:a="http://schemas.openxmlformats.org/drawingml/2006/main">
-                  <a:graphicData uri="http://schemas.microsoft.com/office/word/2010/wordprocessingShape">
-                    <wps:wsp>
-                      <wps:cNvSpPr txBox="1"/>
-                      <wps:spPr>
-                        <a:xfrm>
-                          <a:off x="6662420" y="5523865"/>
-                          <a:ext cx="1685290" cy="406400"/>
-                        </a:xfrm>
-                        <a:prstGeom prst="rect">
-                          <a:avLst/>
-                        </a:prstGeom>
-                        <a:noFill/>
-                        <a:ln w="6350">
-                          <a:noFill/>
-                        </a:ln>
-                      </wps:spPr>
-                      <wps:style>
-                        <a:lnRef idx="0">
-                          <a:schemeClr val="accent1"/>
-                        </a:lnRef>
-                        <a:fillRef idx="0">
-                          <a:schemeClr val="accent1"/>
-                        </a:fillRef>
-                        <a:effectRef idx="0">
-                          <a:schemeClr val="accent1"/>
-                        </a:effectRef>
-                        <a:fontRef idx="minor">
-                          <a:schemeClr val="dk1"/>
-                        </a:fontRef>
-                      </wps:style>
-                      <wps:txbx>
-                        <w:txbxContent>
-                          <w:p>
-                            <w:pPr>
-                              <w:keepNext w:val="0"/>
-                              <w:keepLines w:val="0"/>
-                              <w:pageBreakBefore w:val="0"/>
-                              <w:widowControl w:val="0"/>
-                              <w:kinsoku/>
-                              <w:wordWrap/>
-                              <w:overflowPunct/>
-                              <w:topLinePunct w:val="0"/>
-                              <w:bidi w:val="0"/>
-                              <w:adjustRightInd/>
-                              <w:snapToGrid/>
-                              <w:spacing w:line="0" w:lineRule="atLeast"/>
-                              <w:textAlignment w:val="auto"/>
-                              <w:rPr>
-                                <w:rFonts w:hint="default" w:ascii="微软雅黑" w:hAnsi="微软雅黑" w:eastAsia="微软雅黑" w:cs="微软雅黑"/>
-                                <w:b/>
-                                <w:bCs/>
-                                <w:sz w:val="28"/>
-                                <w:szCs w:val="28"/>
-                                <w:lang w:val="en-US" w:eastAsia="zh-CN"/>
-                              </w:rPr>
-                            </w:pPr>
-                            <w:r>
-                              <w:rPr>
-                                <w:rFonts w:hint="eastAsia" w:ascii="微软雅黑" w:hAnsi="微软雅黑" w:eastAsia="微软雅黑" w:cs="微软雅黑"/>
-                                <w:b/>
-                                <w:bCs/>
-                                <w:sz w:val="28"/>
-                                <w:szCs w:val="28"/>
-                                <w:lang w:val="en-US" w:eastAsia="zh-CN"/>
-                              </w:rPr>
-                              <w:t>立夏   5月4、5</w:t>
-                            </w:r>
-                          </w:p>
-                        </w:txbxContent>
-                      </wps:txbx>
-                      <wps:bodyPr rot="0" spcFirstLastPara="0" vertOverflow="overflow" horzOverflow="overflow" vert="horz" wrap="square" lIns="91440" tIns="45720" rIns="91440" bIns="45720" numCol="1" spcCol="0" rtlCol="0" fromWordArt="0" anchor="t" anchorCtr="0" forceAA="0" compatLnSpc="1">
-                        <a:noAutofit/>
-                      </wps:bodyPr>
-                    </wps:wsp>
-                  </a:graphicData>
-                </a:graphic>
-              </wp:anchor>
-            </w:drawing>
-          </mc:Choice>
-          <mc:Fallback>
-            <w:pict>
-              <v:shape id="_x0000_s1026" o:spid="_x0000_s1026" o:spt="202" type="#_x0000_t202" style="position:absolute;left:0pt;margin-left:525.45pt;margin-top:37.7pt;height:32pt;width:132.7pt;mso-position-horizontal-relative:page;z-index:251675648;mso-width-relative:page;mso-height-relative:page;" filled="f" stroked="f" coordsize="21600,21600" o:gfxdata="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">
-                <v:fill on="f" focussize="0,0"/>
-                <v:stroke on="f" weight="0.5pt"/>
-                <v:imagedata o:title=""/>
-                <o:lock v:ext="edit" aspectratio="f"/>
-                <v:textbox>
-                  <w:txbxContent>
-                    <w:p>
-                      <w:pPr>
-                        <w:keepNext w:val="0"/>
-                        <w:keepLines w:val="0"/>
-                        <w:pageBreakBefore w:val="0"/>
-                        <w:widowControl w:val="0"/>
-                        <w:kinsoku/>
-                        <w:wordWrap/>
-                        <w:overflowPunct/>
-                        <w:topLinePunct w:val="0"/>
-                        <w:bidi w:val="0"/>
-                        <w:adjustRightInd/>
-                        <w:snapToGrid/>
-                        <w:spacing w:line="0" w:lineRule="atLeast"/>
-                        <w:textAlignment w:val="auto"/>
-                        <w:rPr>
-                          <w:rFonts w:hint="default" w:ascii="微软雅黑" w:hAnsi="微软雅黑" w:eastAsia="微软雅黑" w:cs="微软雅黑"/>
-                          <w:b/>
-                          <w:bCs/>
-                          <w:sz w:val="28"/>
-                          <w:szCs w:val="28"/>
-                          <w:lang w:val="en-US" w:eastAsia="zh-CN"/>
-                        </w:rPr>
-                      </w:pPr>
-                      <w:r>
-                        <w:rPr>
-                          <w:rFonts w:hint="eastAsia" w:ascii="微软雅黑" w:hAnsi="微软雅黑" w:eastAsia="微软雅黑" w:cs="微软雅黑"/>
-                          <w:b/>
-                          <w:bCs/>
-                          <w:sz w:val="28"/>
-                          <w:szCs w:val="28"/>
-                          <w:lang w:val="en-US" w:eastAsia="zh-CN"/>
-                        </w:rPr>
-                        <w:t>立夏   5月4、5</w:t>
-                      </w:r>
-                    </w:p>
-                  </w:txbxContent>
-                </v:textbox>
-              </v:shape>
-            </w:pict>
-          </mc:Fallback>
-        </mc:AlternateContent>
-      </w:r>
-      <w:r>
-        <w:rPr>
-          <w:sz w:val="21"/>
-        </w:rPr>
-        <mc:AlternateContent>
-          <mc:Choice Requires="wps">
-            <w:drawing>
               <wp:anchor distT="0" distB="0" distL="114300" distR="114300" simplePos="0" relativeHeight="251694080" behindDoc="0" locked="0" layoutInCell="1" allowOverlap="1">
                 <wp:simplePos x="0" y="0"/>
                 <wp:positionH relativeFrom="page">
@@ -7272,150 +7478,6 @@
                           <w:lang w:val="en-US" w:eastAsia="zh-CN"/>
                         </w:rPr>
                         <w:t>芒种</w:t>
-                      </w:r>
-                    </w:p>
-                  </w:txbxContent>
-                </v:textbox>
-              </v:shape>
-            </w:pict>
-          </mc:Fallback>
-        </mc:AlternateContent>
-      </w:r>
-      <w:r>
-        <w:rPr>
-          <w:sz w:val="21"/>
-        </w:rPr>
-        <mc:AlternateContent>
-          <mc:Choice Requires="wps">
-            <w:drawing>
-              <wp:anchor distT="0" distB="0" distL="114300" distR="114300" simplePos="0" relativeHeight="251697152" behindDoc="0" locked="0" layoutInCell="1" allowOverlap="1">
-                <wp:simplePos x="0" y="0"/>
-                <wp:positionH relativeFrom="page">
-                  <wp:posOffset>6182995</wp:posOffset>
-                </wp:positionH>
-                <wp:positionV relativeFrom="paragraph">
-                  <wp:posOffset>696595</wp:posOffset>
-                </wp:positionV>
-                <wp:extent cx="573405" cy="295910"/>
-                <wp:effectExtent l="0" t="0" r="0" b="0"/>
-                <wp:wrapNone/>
-                <wp:docPr id="65" name="文本框 65"/>
-                <wp:cNvGraphicFramePr/>
-                <a:graphic xmlns:a="http://schemas.openxmlformats.org/drawingml/2006/main">
-                  <a:graphicData uri="http://schemas.microsoft.com/office/word/2010/wordprocessingShape">
-                    <wps:wsp>
-                      <wps:cNvSpPr txBox="1"/>
-                      <wps:spPr>
-                        <a:xfrm>
-                          <a:off x="0" y="0"/>
-                          <a:ext cx="573405" cy="295910"/>
-                        </a:xfrm>
-                        <a:prstGeom prst="rect">
-                          <a:avLst/>
-                        </a:prstGeom>
-                        <a:noFill/>
-                        <a:ln w="6350">
-                          <a:noFill/>
-                        </a:ln>
-                      </wps:spPr>
-                      <wps:style>
-                        <a:lnRef idx="0">
-                          <a:schemeClr val="accent1"/>
-                        </a:lnRef>
-                        <a:fillRef idx="0">
-                          <a:schemeClr val="accent1"/>
-                        </a:fillRef>
-                        <a:effectRef idx="0">
-                          <a:schemeClr val="accent1"/>
-                        </a:effectRef>
-                        <a:fontRef idx="minor">
-                          <a:schemeClr val="dk1"/>
-                        </a:fontRef>
-                      </wps:style>
-                      <wps:txbx>
-                        <w:txbxContent>
-                          <w:p>
-                            <w:pPr>
-                              <w:keepNext w:val="0"/>
-                              <w:keepLines w:val="0"/>
-                              <w:pageBreakBefore w:val="0"/>
-                              <w:widowControl w:val="0"/>
-                              <w:kinsoku/>
-                              <w:wordWrap/>
-                              <w:overflowPunct/>
-                              <w:topLinePunct w:val="0"/>
-                              <w:bidi w:val="0"/>
-                              <w:adjustRightInd/>
-                              <w:snapToGrid/>
-                              <w:spacing w:line="0" w:lineRule="atLeast"/>
-                              <w:textAlignment w:val="auto"/>
-                              <w:rPr>
-                                <w:rFonts w:hint="eastAsia" w:asciiTheme="minorEastAsia" w:hAnsiTheme="minorEastAsia" w:eastAsiaTheme="minorEastAsia" w:cstheme="minorEastAsia"/>
-                                <w:sz w:val="28"/>
-                                <w:szCs w:val="28"/>
-                                <w:lang w:val="en-US" w:eastAsia="zh-CN"/>
-                              </w:rPr>
-                            </w:pPr>
-                            <w:r>
-                              <w:rPr>
-                                <w:rFonts w:hint="eastAsia" w:asciiTheme="minorEastAsia" w:hAnsiTheme="minorEastAsia" w:eastAsiaTheme="minorEastAsia" w:cstheme="minorEastAsia"/>
-                                <w:sz w:val="28"/>
-                                <w:szCs w:val="28"/>
-                                <w:lang w:val="en-US" w:eastAsia="zh-CN"/>
-                              </w:rPr>
-                              <w:t>小满</w:t>
-                            </w:r>
-                          </w:p>
-                        </w:txbxContent>
-                      </wps:txbx>
-                      <wps:bodyPr rot="0" spcFirstLastPara="0" vertOverflow="overflow" horzOverflow="overflow" vert="horz" wrap="square" lIns="91440" tIns="45720" rIns="91440" bIns="45720" numCol="1" spcCol="0" rtlCol="0" fromWordArt="0" anchor="t" anchorCtr="0" forceAA="0" compatLnSpc="1">
-                        <a:noAutofit/>
-                      </wps:bodyPr>
-                    </wps:wsp>
-                  </a:graphicData>
-                </a:graphic>
-              </wp:anchor>
-            </w:drawing>
-          </mc:Choice>
-          <mc:Fallback>
-            <w:pict>
-              <v:shape id="_x0000_s1026" o:spid="_x0000_s1026" o:spt="202" type="#_x0000_t202" style="position:absolute;left:0pt;margin-left:486.85pt;margin-top:54.85pt;height:23.3pt;width:45.15pt;mso-position-horizontal-relative:page;z-index:251697152;mso-width-relative:page;mso-height-relative:page;" filled="f" stroked="f" coordsize="21600,21600" o:gfxdata="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">
-                <v:fill on="f" focussize="0,0"/>
-                <v:stroke on="f" weight="0.5pt"/>
-                <v:imagedata o:title=""/>
-                <o:lock v:ext="edit" aspectratio="f"/>
-                <v:textbox>
-                  <w:txbxContent>
-                    <w:p>
-                      <w:pPr>
-                        <w:keepNext w:val="0"/>
-                        <w:keepLines w:val="0"/>
-                        <w:pageBreakBefore w:val="0"/>
-                        <w:widowControl w:val="0"/>
-                        <w:kinsoku/>
-                        <w:wordWrap/>
-                        <w:overflowPunct/>
-                        <w:topLinePunct w:val="0"/>
-                        <w:bidi w:val="0"/>
-                        <w:adjustRightInd/>
-                        <w:snapToGrid/>
-                        <w:spacing w:line="0" w:lineRule="atLeast"/>
-                        <w:textAlignment w:val="auto"/>
-                        <w:rPr>
-                          <w:rFonts w:hint="eastAsia" w:asciiTheme="minorEastAsia" w:hAnsiTheme="minorEastAsia" w:eastAsiaTheme="minorEastAsia" w:cstheme="minorEastAsia"/>
-                          <w:sz w:val="28"/>
-                          <w:szCs w:val="28"/>
-                          <w:lang w:val="en-US" w:eastAsia="zh-CN"/>
-                        </w:rPr>
-                      </w:pPr>
-                      <w:r>
-                        <w:rPr>
-                          <w:rFonts w:hint="eastAsia" w:asciiTheme="minorEastAsia" w:hAnsiTheme="minorEastAsia" w:eastAsiaTheme="minorEastAsia" w:cstheme="minorEastAsia"/>
-                          <w:sz w:val="28"/>
-                          <w:szCs w:val="28"/>
-                          <w:lang w:val="en-US" w:eastAsia="zh-CN"/>
-                        </w:rPr>
-                        <w:t>小满</w:t>
                       </w:r>
                     </w:p>
                   </w:txbxContent>
